--- a/public/downloads/pmd-borradores/05210002_PMD_sabana-grande-de-palenque_Borrador_Tecnico_2025-2028.docx
+++ b/public/downloads/pmd-borradores/05210002_PMD_sabana-grande-de-palenque_Borrador_Tecnico_2025-2028.docx
@@ -73,7 +73,7 @@
     </w:p>
     <w:p>
       <w:pPr>
-        <w:spacing w:after="1100"/>
+        <w:spacing w:after="1400"/>
         <w:jc w:val="center"/>
       </w:pPr>
       <w:r>
@@ -82,26 +82,9 @@
           <w:b/>
           <w:i w:val="0"/>
           <w:color w:val="2F6CC6"/>
-          <w:sz w:val="26"/>
+          <w:sz w:val="32"/>
         </w:rPr>
-        <w:t>BORRADOR TÉCNICO 2025-2028</w:t>
-      </w:r>
-    </w:p>
-    <w:p>
-      <w:pPr>
-        <w:jc w:val="center"/>
-      </w:pPr>
-      <w:r>
-        <w:rPr>
-          <w:rFonts w:ascii="Calibri" w:hAnsi="Calibri" w:eastAsia="Calibri"/>
-          <w:b w:val="0"/>
-          <w:i/>
-          <w:color w:val="5E7076"/>
-          <w:sz w:val="20"/>
-        </w:rPr>
-        <w:t>Información General y Diagnóstico precompletados para revisión final</w:t>
-        <w:br/>
-        <w:t>FODA, Visión y Proyectos sujetos a validación de OMPP y CDM</w:t>
+        <w:t>2025-2028</w:t>
       </w:r>
     </w:p>
     <w:p>
@@ -117,7 +100,7 @@
           <w:color w:val="5E7076"/>
           <w:sz w:val="18"/>
         </w:rPr>
-        <w:t>Versión técnica · 28-07-2026</w:t>
+        <w:t>Código geográfico 05210002</w:t>
       </w:r>
     </w:p>
     <w:p>
@@ -130,146 +113,8 @@
         <w:pStyle w:val="Heading1"/>
       </w:pPr>
       <w:r>
-        <w:t>Estado y alcance del borrador</w:t>
+        <w:t>Contenido</w:t>
       </w:r>
-    </w:p>
-    <w:tbl>
-      <w:tblPr>
-        <w:tblW w:type="dxa" w:w="9360"/>
-        <w:jc w:val="center"/>
-        <w:tblLayout w:type="fixed"/>
-        <w:tblLook w:firstColumn="1" w:firstRow="1" w:lastColumn="0" w:lastRow="0" w:noHBand="0" w:noVBand="1" w:val="04A0"/>
-        <w:tblInd w:w="120" w:type="dxa"/>
-        <w:tblBorders>
-          <w:top w:val="single" w:sz="5" w:color="C9DCD7"/>
-          <w:left w:val="single" w:sz="5" w:color="C9DCD7"/>
-          <w:bottom w:val="single" w:sz="5" w:color="C9DCD7"/>
-          <w:right w:val="single" w:sz="5" w:color="C9DCD7"/>
-          <w:insideH w:val="single" w:sz="5" w:color="C9DCD7"/>
-          <w:insideV w:val="single" w:sz="5" w:color="C9DCD7"/>
-        </w:tblBorders>
-      </w:tblPr>
-      <w:tblGrid>
-        <w:gridCol w:w="9360"/>
-      </w:tblGrid>
-      <w:tr>
-        <w:tc>
-          <w:tcPr>
-            <w:tcW w:type="dxa" w:w="9360"/>
-            <w:tcMar>
-              <w:top w:w="150" w:type="dxa"/>
-              <w:start w:w="180" w:type="dxa"/>
-              <w:bottom w:w="150" w:type="dxa"/>
-              <w:end w:w="180" w:type="dxa"/>
-            </w:tcMar>
-            <w:shd w:fill="F3F7F6"/>
-          </w:tcPr>
-          <w:p>
-            <w:pPr>
-              <w:spacing w:after="60"/>
-            </w:pPr>
-            <w:r>
-              <w:rPr>
-                <w:rFonts w:ascii="Calibri" w:hAnsi="Calibri" w:eastAsia="Calibri"/>
-                <w:b/>
-                <w:i w:val="0"/>
-                <w:color w:val="14866D"/>
-                <w:sz w:val="21"/>
-              </w:rPr>
-              <w:t>Qué está listo para revisión final</w:t>
-            </w:r>
-          </w:p>
-          <w:p>
-            <w:pPr>
-              <w:spacing w:after="0"/>
-            </w:pPr>
-            <w:r>
-              <w:rPr>
-                <w:rFonts w:ascii="Calibri" w:hAnsi="Calibri" w:eastAsia="Calibri"/>
-                <w:b w:val="0"/>
-                <w:i w:val="0"/>
-                <w:color w:val="203740"/>
-                <w:sz w:val="19"/>
-              </w:rPr>
-              <w:t>La identificación territorial, la reseña histórica disponible, la línea base demográfica y el diagnóstico de servicios, educación, economía, salud y conectividad se presentan ya redactados. La OMPP debe comprobar cifras, nombres, alcance territorial y cualquier actualización posterior al año de cada fuente.</w:t>
-            </w:r>
-          </w:p>
-        </w:tc>
-      </w:tr>
-    </w:tbl>
-    <w:p>
-      <w:pPr>
-        <w:spacing w:after="0"/>
-      </w:pPr>
-    </w:p>
-    <w:tbl>
-      <w:tblPr>
-        <w:tblW w:type="dxa" w:w="9360"/>
-        <w:jc w:val="center"/>
-        <w:tblLayout w:type="fixed"/>
-        <w:tblLook w:firstColumn="1" w:firstRow="1" w:lastColumn="0" w:lastRow="0" w:noHBand="0" w:noVBand="1" w:val="04A0"/>
-        <w:tblInd w:w="120" w:type="dxa"/>
-        <w:tblBorders>
-          <w:top w:val="single" w:sz="5" w:color="E3D2B7"/>
-          <w:left w:val="single" w:sz="5" w:color="E3D2B7"/>
-          <w:bottom w:val="single" w:sz="5" w:color="E3D2B7"/>
-          <w:right w:val="single" w:sz="5" w:color="E3D2B7"/>
-          <w:insideH w:val="single" w:sz="5" w:color="E3D2B7"/>
-          <w:insideV w:val="single" w:sz="5" w:color="E3D2B7"/>
-        </w:tblBorders>
-      </w:tblPr>
-      <w:tblGrid>
-        <w:gridCol w:w="9360"/>
-      </w:tblGrid>
-      <w:tr>
-        <w:tc>
-          <w:tcPr>
-            <w:tcW w:type="dxa" w:w="9360"/>
-            <w:tcMar>
-              <w:top w:w="150" w:type="dxa"/>
-              <w:start w:w="180" w:type="dxa"/>
-              <w:bottom w:w="150" w:type="dxa"/>
-              <w:end w:w="180" w:type="dxa"/>
-            </w:tcMar>
-            <w:shd w:fill="FFF6E7"/>
-          </w:tcPr>
-          <w:p>
-            <w:pPr>
-              <w:spacing w:after="60"/>
-            </w:pPr>
-            <w:r>
-              <w:rPr>
-                <w:rFonts w:ascii="Calibri" w:hAnsi="Calibri" w:eastAsia="Calibri"/>
-                <w:b/>
-                <w:i w:val="0"/>
-                <w:color w:val="9A5A18"/>
-                <w:sz w:val="21"/>
-              </w:rPr>
-              <w:t>Qué no se considera aprobado</w:t>
-            </w:r>
-          </w:p>
-          <w:p>
-            <w:pPr>
-              <w:spacing w:after="0"/>
-            </w:pPr>
-            <w:r>
-              <w:rPr>
-                <w:rFonts w:ascii="Calibri" w:hAnsi="Calibri" w:eastAsia="Calibri"/>
-                <w:b w:val="0"/>
-                <w:i w:val="0"/>
-                <w:color w:val="203740"/>
-                <w:sz w:val="19"/>
-              </w:rPr>
-              <w:t>El documento no acredita consulta ciudadana, reuniones, acuerdos del CDM, aprobación del Concejo de Regidores, presupuestos, beneficiarios ni compromisos institucionales. FODA, visión y cartera de proyectos son propuestas para discusión y deben modificarse o eliminarse si no son ratificadas.</w:t>
-            </w:r>
-          </w:p>
-        </w:tc>
-      </w:tr>
-    </w:tbl>
-    <w:p>
-      <w:pPr>
-        <w:spacing w:after="0"/>
-      </w:pPr>
     </w:p>
     <w:tbl>
       <w:tblPr>
@@ -288,8 +133,8 @@
         </w:tblBorders>
       </w:tblPr>
       <w:tblGrid>
-        <w:gridCol w:w="2600"/>
-        <w:gridCol w:w="6760"/>
+        <w:gridCol w:w="900"/>
+        <w:gridCol w:w="8460"/>
       </w:tblGrid>
       <w:tr>
         <w:trPr>
@@ -297,7 +142,7 @@
         </w:trPr>
         <w:tc>
           <w:tcPr>
-            <w:tcW w:type="dxa" w:w="2600"/>
+            <w:tcW w:type="dxa" w:w="900"/>
             <w:tcMar>
               <w:top w:w="80" w:type="dxa"/>
               <w:start w:w="120" w:type="dxa"/>
@@ -319,13 +164,13 @@
                 <w:color w:val="FFFFFF"/>
                 <w:sz w:val="17"/>
               </w:rPr>
-              <w:t>Campo</w:t>
+              <w:t>Parte</w:t>
             </w:r>
           </w:p>
         </w:tc>
         <w:tc>
           <w:tcPr>
-            <w:tcW w:type="dxa" w:w="6760"/>
+            <w:tcW w:type="dxa" w:w="8460"/>
             <w:tcMar>
               <w:top w:w="80" w:type="dxa"/>
               <w:start w:w="120" w:type="dxa"/>
@@ -347,7 +192,7 @@
                 <w:color w:val="FFFFFF"/>
                 <w:sz w:val="17"/>
               </w:rPr>
-              <w:t>Valor</w:t>
+              <w:t>Contenido</w:t>
             </w:r>
           </w:p>
         </w:tc>
@@ -355,7 +200,7 @@
       <w:tr>
         <w:tc>
           <w:tcPr>
-            <w:tcW w:type="dxa" w:w="2600"/>
+            <w:tcW w:type="dxa" w:w="900"/>
             <w:vAlign w:val="top"/>
             <w:tcMar>
               <w:top w:w="80" w:type="dxa"/>
@@ -376,13 +221,13 @@
                 <w:color w:val="203740"/>
                 <w:sz w:val="17"/>
               </w:rPr>
-              <w:t>Estado</w:t>
+              <w:t>1</w:t>
             </w:r>
           </w:p>
         </w:tc>
         <w:tc>
           <w:tcPr>
-            <w:tcW w:type="dxa" w:w="6760"/>
+            <w:tcW w:type="dxa" w:w="8460"/>
             <w:vAlign w:val="top"/>
             <w:tcMar>
               <w:top w:w="80" w:type="dxa"/>
@@ -403,7 +248,7 @@
                 <w:color w:val="203740"/>
                 <w:sz w:val="17"/>
               </w:rPr>
-              <w:t>Borrador técnico no aprobado</w:t>
+              <w:t>Información general: equipo, introducción, identidad territorial, antecedentes, marco jurídico y metodología.</w:t>
             </w:r>
           </w:p>
         </w:tc>
@@ -411,7 +256,7 @@
       <w:tr>
         <w:tc>
           <w:tcPr>
-            <w:tcW w:type="dxa" w:w="2600"/>
+            <w:tcW w:type="dxa" w:w="900"/>
             <w:shd w:fill="F7F9F9"/>
             <w:vAlign w:val="top"/>
             <w:tcMar>
@@ -433,13 +278,13 @@
                 <w:color w:val="203740"/>
                 <w:sz w:val="17"/>
               </w:rPr>
-              <w:t>Municipio / provincia</w:t>
+              <w:t>2</w:t>
             </w:r>
           </w:p>
         </w:tc>
         <w:tc>
           <w:tcPr>
-            <w:tcW w:type="dxa" w:w="6760"/>
+            <w:tcW w:type="dxa" w:w="8460"/>
             <w:shd w:fill="F7F9F9"/>
             <w:vAlign w:val="top"/>
             <w:tcMar>
@@ -461,7 +306,7 @@
                 <w:color w:val="203740"/>
                 <w:sz w:val="17"/>
               </w:rPr>
-              <w:t>Sabana Grande de Palenque / San Cristóbal</w:t>
+              <w:t>Diagnóstico municipal: población, vivienda, servicios, educación, salud, economía y territorio.</w:t>
             </w:r>
           </w:p>
         </w:tc>
@@ -469,7 +314,7 @@
       <w:tr>
         <w:tc>
           <w:tcPr>
-            <w:tcW w:type="dxa" w:w="2600"/>
+            <w:tcW w:type="dxa" w:w="900"/>
             <w:vAlign w:val="top"/>
             <w:tcMar>
               <w:top w:w="80" w:type="dxa"/>
@@ -490,13 +335,13 @@
                 <w:color w:val="203740"/>
                 <w:sz w:val="17"/>
               </w:rPr>
-              <w:t>Región</w:t>
+              <w:t>3</w:t>
             </w:r>
           </w:p>
         </w:tc>
         <w:tc>
           <w:tcPr>
-            <w:tcW w:type="dxa" w:w="6760"/>
+            <w:tcW w:type="dxa" w:w="8460"/>
             <w:vAlign w:val="top"/>
             <w:tcMar>
               <w:top w:w="80" w:type="dxa"/>
@@ -517,7 +362,7 @@
                 <w:color w:val="203740"/>
                 <w:sz w:val="17"/>
               </w:rPr>
-              <w:t>Valdesia</w:t>
+              <w:t>Fortalezas y debilidades basadas en el diagnóstico; situaciones que el CDM deberá priorizar.</w:t>
             </w:r>
           </w:p>
         </w:tc>
@@ -525,7 +370,7 @@
       <w:tr>
         <w:tc>
           <w:tcPr>
-            <w:tcW w:type="dxa" w:w="2600"/>
+            <w:tcW w:type="dxa" w:w="900"/>
             <w:shd w:fill="F7F9F9"/>
             <w:vAlign w:val="top"/>
             <w:tcMar>
@@ -547,13 +392,13 @@
                 <w:color w:val="203740"/>
                 <w:sz w:val="17"/>
               </w:rPr>
-              <w:t>Período</w:t>
+              <w:t>4</w:t>
             </w:r>
           </w:p>
         </w:tc>
         <w:tc>
           <w:tcPr>
-            <w:tcW w:type="dxa" w:w="6760"/>
+            <w:tcW w:type="dxa" w:w="8460"/>
             <w:shd w:fill="F7F9F9"/>
             <w:vAlign w:val="top"/>
             <w:tcMar>
@@ -575,7 +420,7 @@
                 <w:color w:val="203740"/>
                 <w:sz w:val="17"/>
               </w:rPr>
-              <w:t>2025-2028</w:t>
+              <w:t>Visión Municipal: espacio de decisión del CDM con un ejemplo de formato.</w:t>
             </w:r>
           </w:p>
         </w:tc>
@@ -583,7 +428,7 @@
       <w:tr>
         <w:tc>
           <w:tcPr>
-            <w:tcW w:type="dxa" w:w="2600"/>
+            <w:tcW w:type="dxa" w:w="900"/>
             <w:vAlign w:val="top"/>
             <w:tcMar>
               <w:top w:w="80" w:type="dxa"/>
@@ -604,13 +449,13 @@
                 <w:color w:val="203740"/>
                 <w:sz w:val="17"/>
               </w:rPr>
-              <w:t>Código geográfico</w:t>
+              <w:t>5</w:t>
             </w:r>
           </w:p>
         </w:tc>
         <w:tc>
           <w:tcPr>
-            <w:tcW w:type="dxa" w:w="6760"/>
+            <w:tcW w:type="dxa" w:w="8460"/>
             <w:vAlign w:val="top"/>
             <w:tcMar>
               <w:top w:w="80" w:type="dxa"/>
@@ -631,7 +476,138 @@
                 <w:color w:val="203740"/>
                 <w:sz w:val="17"/>
               </w:rPr>
-              <w:t>05210002</w:t>
+              <w:t>Plan de acción: ejemplo de registro para convertir los acuerdos del CDM en acciones verificables.</w:t>
+            </w:r>
+          </w:p>
+        </w:tc>
+      </w:tr>
+    </w:tbl>
+    <w:p>
+      <w:pPr>
+        <w:spacing w:after="0"/>
+      </w:pPr>
+    </w:p>
+    <w:p>
+      <w:pPr>
+        <w:pStyle w:val="Heading1"/>
+      </w:pPr>
+      <w:r>
+        <w:t>Síntesis ejecutiva</w:t>
+      </w:r>
+    </w:p>
+    <w:p>
+      <w:r>
+        <w:t>Sabana Grande de Palenque, municipio de la provincia San Cristóbal, registró 18,304 habitantes en 2022. Entre 2010 y 2022 su población aumentó 18.4%. El 31.8% reside en área urbana y el 68.2% en área rural. Estas proporciones determinan la escala y la distribución territorial de los servicios municipales.</w:t>
+      </w:r>
+    </w:p>
+    <w:p>
+      <w:r>
+        <w:t>El diagnóstico registra 56.9% de hogares con agua del acueducto dentro de la vivienda, 95.6% con recogida municipal de residuos y 3.1% que los quema. El uso de internet alcanza 78.9%. Los capítulos siguientes presentan las cifras, sus fuentes y sus límites antes de la priorización del CDM.</w:t>
+      </w:r>
+    </w:p>
+    <w:p>
+      <w:r>
+        <w:br w:type="page"/>
+      </w:r>
+    </w:p>
+    <w:p>
+      <w:pPr>
+        <w:pStyle w:val="Heading1"/>
+      </w:pPr>
+      <w:r>
+        <w:t>1. Información general</w:t>
+      </w:r>
+    </w:p>
+    <w:p>
+      <w:pPr>
+        <w:pStyle w:val="Heading2"/>
+      </w:pPr>
+      <w:r>
+        <w:t>1.1 Equipo de elaboración y participación del CDM</w:t>
+      </w:r>
+    </w:p>
+    <w:p>
+      <w:r>
+        <w:t>La elaboración y gestión del PMD se organiza por responsabilidades institucionales. Esta forma de presentación mantiene claras las funciones durante todo el período del plan, aun cuando cambien las personas que ocupan los cargos. La representación comunitaria y sectorial se canaliza mediante el Consejo de Desarrollo Municipal (CDM), conforme a la Ley núm. 176-07.</w:t>
+      </w:r>
+    </w:p>
+    <w:tbl>
+      <w:tblPr>
+        <w:tblW w:type="dxa" w:w="9360"/>
+        <w:tblLayout w:type="fixed"/>
+        <w:tblLook w:firstColumn="1" w:firstRow="1" w:lastColumn="0" w:lastRow="0" w:noHBand="0" w:noVBand="1" w:val="04A0"/>
+        <w:jc w:val="center"/>
+        <w:tblInd w:w="120" w:type="dxa"/>
+        <w:tblBorders>
+          <w:top w:val="single" w:sz="5" w:color="D7E0E1"/>
+          <w:left w:val="single" w:sz="5" w:color="D7E0E1"/>
+          <w:bottom w:val="single" w:sz="5" w:color="D7E0E1"/>
+          <w:right w:val="single" w:sz="5" w:color="D7E0E1"/>
+          <w:insideH w:val="single" w:sz="5" w:color="D7E0E1"/>
+          <w:insideV w:val="single" w:sz="5" w:color="D7E0E1"/>
+        </w:tblBorders>
+      </w:tblPr>
+      <w:tblGrid>
+        <w:gridCol w:w="2900"/>
+        <w:gridCol w:w="6460"/>
+      </w:tblGrid>
+      <w:tr>
+        <w:trPr>
+          <w:tblHeader w:val="true"/>
+        </w:trPr>
+        <w:tc>
+          <w:tcPr>
+            <w:tcW w:type="dxa" w:w="2900"/>
+            <w:tcMar>
+              <w:top w:w="80" w:type="dxa"/>
+              <w:start w:w="120" w:type="dxa"/>
+              <w:bottom w:w="80" w:type="dxa"/>
+              <w:end w:w="120" w:type="dxa"/>
+            </w:tcMar>
+            <w:shd w:fill="203740"/>
+            <w:vAlign w:val="center"/>
+          </w:tcPr>
+          <w:p>
+            <w:pPr>
+              <w:spacing w:after="0"/>
+            </w:pPr>
+            <w:r>
+              <w:rPr>
+                <w:rFonts w:ascii="Calibri" w:hAnsi="Calibri" w:eastAsia="Calibri"/>
+                <w:b/>
+                <w:i w:val="0"/>
+                <w:color w:val="FFFFFF"/>
+                <w:sz w:val="17"/>
+              </w:rPr>
+              <w:t>Instancia</w:t>
+            </w:r>
+          </w:p>
+        </w:tc>
+        <w:tc>
+          <w:tcPr>
+            <w:tcW w:type="dxa" w:w="6460"/>
+            <w:tcMar>
+              <w:top w:w="80" w:type="dxa"/>
+              <w:start w:w="120" w:type="dxa"/>
+              <w:bottom w:w="80" w:type="dxa"/>
+              <w:end w:w="120" w:type="dxa"/>
+            </w:tcMar>
+            <w:shd w:fill="203740"/>
+            <w:vAlign w:val="center"/>
+          </w:tcPr>
+          <w:p>
+            <w:pPr>
+              <w:spacing w:after="0"/>
+            </w:pPr>
+            <w:r>
+              <w:rPr>
+                <w:rFonts w:ascii="Calibri" w:hAnsi="Calibri" w:eastAsia="Calibri"/>
+                <w:b/>
+                <w:i w:val="0"/>
+                <w:color w:val="FFFFFF"/>
+                <w:sz w:val="17"/>
+              </w:rPr>
+              <w:t>Responsabilidad en el PMD</w:t>
             </w:r>
           </w:p>
         </w:tc>
@@ -639,7 +615,63 @@
       <w:tr>
         <w:tc>
           <w:tcPr>
-            <w:tcW w:type="dxa" w:w="2600"/>
+            <w:tcW w:type="dxa" w:w="2900"/>
+            <w:vAlign w:val="top"/>
+            <w:tcMar>
+              <w:top w:w="80" w:type="dxa"/>
+              <w:start w:w="120" w:type="dxa"/>
+              <w:bottom w:w="80" w:type="dxa"/>
+              <w:end w:w="120" w:type="dxa"/>
+            </w:tcMar>
+          </w:tcPr>
+          <w:p>
+            <w:pPr>
+              <w:spacing w:after="0"/>
+            </w:pPr>
+            <w:r>
+              <w:rPr>
+                <w:rFonts w:ascii="Calibri" w:hAnsi="Calibri" w:eastAsia="Calibri"/>
+                <w:b w:val="0"/>
+                <w:i w:val="0"/>
+                <w:color w:val="203740"/>
+                <w:sz w:val="17"/>
+              </w:rPr>
+              <w:t>Alcaldía</w:t>
+            </w:r>
+          </w:p>
+        </w:tc>
+        <w:tc>
+          <w:tcPr>
+            <w:tcW w:type="dxa" w:w="6460"/>
+            <w:vAlign w:val="top"/>
+            <w:tcMar>
+              <w:top w:w="80" w:type="dxa"/>
+              <w:start w:w="120" w:type="dxa"/>
+              <w:bottom w:w="80" w:type="dxa"/>
+              <w:end w:w="120" w:type="dxa"/>
+            </w:tcMar>
+          </w:tcPr>
+          <w:p>
+            <w:pPr>
+              <w:spacing w:after="0"/>
+            </w:pPr>
+            <w:r>
+              <w:rPr>
+                <w:rFonts w:ascii="Calibri" w:hAnsi="Calibri" w:eastAsia="Calibri"/>
+                <w:b w:val="0"/>
+                <w:i w:val="0"/>
+                <w:color w:val="203740"/>
+                <w:sz w:val="17"/>
+              </w:rPr>
+              <w:t>Conducir políticamente el proceso, articular instituciones y presentar la programación anual vinculada al plan.</w:t>
+            </w:r>
+          </w:p>
+        </w:tc>
+      </w:tr>
+      <w:tr>
+        <w:tc>
+          <w:tcPr>
+            <w:tcW w:type="dxa" w:w="2900"/>
             <w:shd w:fill="F7F9F9"/>
             <w:vAlign w:val="top"/>
             <w:tcMar>
@@ -661,13 +693,13 @@
                 <w:color w:val="203740"/>
                 <w:sz w:val="17"/>
               </w:rPr>
-              <w:t>Dashboard</w:t>
+              <w:t>Concejo de Regidores</w:t>
             </w:r>
           </w:p>
         </w:tc>
         <w:tc>
           <w:tcPr>
-            <w:tcW w:type="dxa" w:w="6760"/>
+            <w:tcW w:type="dxa" w:w="6460"/>
             <w:shd w:fill="F7F9F9"/>
             <w:vAlign w:val="top"/>
             <w:tcMar>
@@ -689,7 +721,7 @@
                 <w:color w:val="203740"/>
                 <w:sz w:val="17"/>
               </w:rPr>
-              <w:t>Disponible</w:t>
+              <w:t>Conocer, deliberar, aprobar y fiscalizar los instrumentos, presupuestos y ordenanzas que correspondan.</w:t>
             </w:r>
           </w:p>
         </w:tc>
@@ -697,7 +729,7 @@
       <w:tr>
         <w:tc>
           <w:tcPr>
-            <w:tcW w:type="dxa" w:w="2600"/>
+            <w:tcW w:type="dxa" w:w="2900"/>
             <w:vAlign w:val="top"/>
             <w:tcMar>
               <w:top w:w="80" w:type="dxa"/>
@@ -718,13 +750,13 @@
                 <w:color w:val="203740"/>
                 <w:sz w:val="17"/>
               </w:rPr>
-              <w:t>Revisión mínima</w:t>
+              <w:t>Oficina Municipal de Planificación y Programación (OMPP)</w:t>
             </w:r>
           </w:p>
         </w:tc>
         <w:tc>
           <w:tcPr>
-            <w:tcW w:type="dxa" w:w="6760"/>
+            <w:tcW w:type="dxa" w:w="6460"/>
             <w:vAlign w:val="top"/>
             <w:tcMar>
               <w:top w:w="80" w:type="dxa"/>
@@ -745,7 +777,179 @@
                 <w:color w:val="203740"/>
                 <w:sz w:val="17"/>
               </w:rPr>
-              <w:t>OMPP: datos y redacción · CDM: prioridades y estrategia</w:t>
+              <w:t>Coordinar el diagnóstico, la formulación, la programación, los indicadores y los informes de avance.</w:t>
+            </w:r>
+          </w:p>
+        </w:tc>
+      </w:tr>
+      <w:tr>
+        <w:tc>
+          <w:tcPr>
+            <w:tcW w:type="dxa" w:w="2900"/>
+            <w:shd w:fill="F7F9F9"/>
+            <w:vAlign w:val="top"/>
+            <w:tcMar>
+              <w:top w:w="80" w:type="dxa"/>
+              <w:start w:w="120" w:type="dxa"/>
+              <w:bottom w:w="80" w:type="dxa"/>
+              <w:end w:w="120" w:type="dxa"/>
+            </w:tcMar>
+          </w:tcPr>
+          <w:p>
+            <w:pPr>
+              <w:spacing w:after="0"/>
+            </w:pPr>
+            <w:r>
+              <w:rPr>
+                <w:rFonts w:ascii="Calibri" w:hAnsi="Calibri" w:eastAsia="Calibri"/>
+                <w:b w:val="0"/>
+                <w:i w:val="0"/>
+                <w:color w:val="203740"/>
+                <w:sz w:val="17"/>
+              </w:rPr>
+              <w:t>Consejo de Desarrollo Municipal (CDM)</w:t>
+            </w:r>
+          </w:p>
+        </w:tc>
+        <w:tc>
+          <w:tcPr>
+            <w:tcW w:type="dxa" w:w="6460"/>
+            <w:shd w:fill="F7F9F9"/>
+            <w:vAlign w:val="top"/>
+            <w:tcMar>
+              <w:top w:w="80" w:type="dxa"/>
+              <w:start w:w="120" w:type="dxa"/>
+              <w:bottom w:w="80" w:type="dxa"/>
+              <w:end w:w="120" w:type="dxa"/>
+            </w:tcMar>
+          </w:tcPr>
+          <w:p>
+            <w:pPr>
+              <w:spacing w:after="0"/>
+            </w:pPr>
+            <w:r>
+              <w:rPr>
+                <w:rFonts w:ascii="Calibri" w:hAnsi="Calibri" w:eastAsia="Calibri"/>
+                <w:b w:val="0"/>
+                <w:i w:val="0"/>
+                <w:color w:val="203740"/>
+                <w:sz w:val="17"/>
+              </w:rPr>
+              <w:t>Participar en la elaboración, discusión y seguimiento del plan; canalizar prioridades territoriales y sectoriales.</w:t>
+            </w:r>
+          </w:p>
+        </w:tc>
+      </w:tr>
+      <w:tr>
+        <w:tc>
+          <w:tcPr>
+            <w:tcW w:type="dxa" w:w="2900"/>
+            <w:vAlign w:val="top"/>
+            <w:tcMar>
+              <w:top w:w="80" w:type="dxa"/>
+              <w:start w:w="120" w:type="dxa"/>
+              <w:bottom w:w="80" w:type="dxa"/>
+              <w:end w:w="120" w:type="dxa"/>
+            </w:tcMar>
+          </w:tcPr>
+          <w:p>
+            <w:pPr>
+              <w:spacing w:after="0"/>
+            </w:pPr>
+            <w:r>
+              <w:rPr>
+                <w:rFonts w:ascii="Calibri" w:hAnsi="Calibri" w:eastAsia="Calibri"/>
+                <w:b w:val="0"/>
+                <w:i w:val="0"/>
+                <w:color w:val="203740"/>
+                <w:sz w:val="17"/>
+              </w:rPr>
+              <w:t>Áreas técnicas municipales</w:t>
+            </w:r>
+          </w:p>
+        </w:tc>
+        <w:tc>
+          <w:tcPr>
+            <w:tcW w:type="dxa" w:w="6460"/>
+            <w:vAlign w:val="top"/>
+            <w:tcMar>
+              <w:top w:w="80" w:type="dxa"/>
+              <w:start w:w="120" w:type="dxa"/>
+              <w:bottom w:w="80" w:type="dxa"/>
+              <w:end w:w="120" w:type="dxa"/>
+            </w:tcMar>
+          </w:tcPr>
+          <w:p>
+            <w:pPr>
+              <w:spacing w:after="0"/>
+            </w:pPr>
+            <w:r>
+              <w:rPr>
+                <w:rFonts w:ascii="Calibri" w:hAnsi="Calibri" w:eastAsia="Calibri"/>
+                <w:b w:val="0"/>
+                <w:i w:val="0"/>
+                <w:color w:val="203740"/>
+                <w:sz w:val="17"/>
+              </w:rPr>
+              <w:t>Aportar información y ejecutar acciones dentro de sus competencias.</w:t>
+            </w:r>
+          </w:p>
+        </w:tc>
+      </w:tr>
+      <w:tr>
+        <w:tc>
+          <w:tcPr>
+            <w:tcW w:type="dxa" w:w="2900"/>
+            <w:shd w:fill="F7F9F9"/>
+            <w:vAlign w:val="top"/>
+            <w:tcMar>
+              <w:top w:w="80" w:type="dxa"/>
+              <w:start w:w="120" w:type="dxa"/>
+              <w:bottom w:w="80" w:type="dxa"/>
+              <w:end w:w="120" w:type="dxa"/>
+            </w:tcMar>
+          </w:tcPr>
+          <w:p>
+            <w:pPr>
+              <w:spacing w:after="0"/>
+            </w:pPr>
+            <w:r>
+              <w:rPr>
+                <w:rFonts w:ascii="Calibri" w:hAnsi="Calibri" w:eastAsia="Calibri"/>
+                <w:b w:val="0"/>
+                <w:i w:val="0"/>
+                <w:color w:val="203740"/>
+                <w:sz w:val="17"/>
+              </w:rPr>
+              <w:t>Representación social y económica</w:t>
+            </w:r>
+          </w:p>
+        </w:tc>
+        <w:tc>
+          <w:tcPr>
+            <w:tcW w:type="dxa" w:w="6460"/>
+            <w:shd w:fill="F7F9F9"/>
+            <w:vAlign w:val="top"/>
+            <w:tcMar>
+              <w:top w:w="80" w:type="dxa"/>
+              <w:start w:w="120" w:type="dxa"/>
+              <w:bottom w:w="80" w:type="dxa"/>
+              <w:end w:w="120" w:type="dxa"/>
+            </w:tcMar>
+          </w:tcPr>
+          <w:p>
+            <w:pPr>
+              <w:spacing w:after="0"/>
+            </w:pPr>
+            <w:r>
+              <w:rPr>
+                <w:rFonts w:ascii="Calibri" w:hAnsi="Calibri" w:eastAsia="Calibri"/>
+                <w:b w:val="0"/>
+                <w:i w:val="0"/>
+                <w:color w:val="203740"/>
+                <w:sz w:val="17"/>
+              </w:rPr>
+              <w:t>Aportar conocimiento local, contrastar prioridades y acompañar el seguimiento mediante el CDM.</w:t>
             </w:r>
           </w:p>
         </w:tc>
@@ -758,68 +962,63 @@
     </w:p>
     <w:p>
       <w:pPr>
-        <w:pStyle w:val="Heading2"/>
+        <w:pStyle w:val="SourceNote"/>
       </w:pPr>
       <w:r>
-        <w:t>Contenido</w:t>
+        <w:rPr>
+          <w:rFonts w:ascii="Calibri" w:hAnsi="Calibri" w:eastAsia="Calibri"/>
+          <w:b w:val="0"/>
+          <w:i w:val="0"/>
+          <w:color w:val="5E7076"/>
+          <w:sz w:val="17"/>
+        </w:rPr>
+        <w:t>Fuente: Ley núm. 176-07 del Distrito Nacional y los Municipios, arts. 123–125; MEPyD, Guía para la formulación de planes de desarrollo municipales, pp. 21–22.</w:t>
       </w:r>
     </w:p>
     <w:p>
       <w:pPr>
-        <w:pStyle w:val="ListNumber"/>
+        <w:pStyle w:val="Heading2"/>
       </w:pPr>
       <w:r>
-        <w:t>1. Información general: territorio, historia, demografía y antecedentes de planificación.</w:t>
+        <w:t>1.2 Introducción y ¿qué es un PMD?</w:t>
+      </w:r>
+    </w:p>
+    <w:p>
+      <w:r>
+        <w:t>El Plan Municipal de Desarrollo (PMD) es el instrumento que orienta las decisiones del ayuntamiento durante un período de cuatro años. Organiza una visión compartida del territorio, identifica sus condiciones y necesidades, define objetivos y convierte las prioridades en acciones que puedan relacionarse con el presupuesto, la gestión de servicios y la coordinación con el Gobierno central.</w:t>
+      </w:r>
+    </w:p>
+    <w:p>
+      <w:r>
+        <w:t>El PMD no sustituye el presupuesto ni los planes operativos anuales: los articula. Cuando una necesidad corresponde a agua potable, salud, educación, carreteras u otra institución sectorial, el plan puede incorporarla como agenda de gestión y coordinación, con resultados e indicadores verificables.</w:t>
       </w:r>
     </w:p>
     <w:p>
       <w:pPr>
-        <w:pStyle w:val="ListNumber"/>
+        <w:pStyle w:val="SourceNote"/>
       </w:pPr>
       <w:r>
-        <w:t>2. Diagnóstico municipal: cinco láminas del Dashboard y análisis narrativo.</w:t>
+        <w:rPr>
+          <w:rFonts w:ascii="Calibri" w:hAnsi="Calibri" w:eastAsia="Calibri"/>
+          <w:b w:val="0"/>
+          <w:i w:val="0"/>
+          <w:color w:val="5E7076"/>
+          <w:sz w:val="17"/>
+        </w:rPr>
+        <w:t>Fuente: MEPyD, Guía para la formulación de planes de desarrollo municipales, pp. 19–21 y 46–49; Ley núm. 176-07, arts. 122–125.</w:t>
       </w:r>
     </w:p>
     <w:p>
       <w:pPr>
-        <w:pStyle w:val="ListNumber"/>
+        <w:pStyle w:val="Heading2"/>
       </w:pPr>
       <w:r>
-        <w:t>3. Síntesis diagnóstica y FODA preliminar.</w:t>
-      </w:r>
-    </w:p>
-    <w:p>
-      <w:pPr>
-        <w:pStyle w:val="ListNumber"/>
-      </w:pPr>
-      <w:r>
-        <w:t>4. Marco estratégico y proyectos para validación.</w:t>
-      </w:r>
-    </w:p>
-    <w:p>
-      <w:pPr>
-        <w:pStyle w:val="ListNumber"/>
-      </w:pPr>
-      <w:r>
-        <w:t>5. Protocolo de revisión, fuentes y trazabilidad.</w:t>
+        <w:t>1.3 Identidad territorial, historia y configuración municipal</w:t>
       </w:r>
     </w:p>
     <w:p>
       <w:r>
-        <w:br w:type="page"/>
-      </w:r>
-    </w:p>
-    <w:p>
-      <w:pPr>
-        <w:pStyle w:val="Heading1"/>
-      </w:pPr>
-      <w:r>
-        <w:t>1. Información general</w:t>
-      </w:r>
-    </w:p>
-    <w:p>
-      <w:r>
-        <w:t>Sabana Grande de Palenque forma parte de la provincia San Cristóbal y se integra en la región de planificación Valdesia. El código geográfico utilizado en este borrador es 05210002. Esta identificación territorial sirve como clave de enlace entre el Portal de Planificación Municipal, el Dashboard de Diagnóstico Territorial y los documentos de planificación archivados. [GEO-01]</w:t>
+        <w:t>Sabana Grande de Palenque forma parte de la provincia San Cristóbal y de la región de planificación Valdesia. El código geográfico empleado es 05210002. La identificación territorial enlaza el clasificador geográfico, la cartografía, el Dashboard de Diagnóstico Territorial y las fuentes documentales. [GEO-01]</w:t>
       </w:r>
     </w:p>
     <w:tbl>
@@ -1265,7 +1464,7 @@
                 <w:color w:val="203740"/>
                 <w:sz w:val="17"/>
               </w:rPr>
-              <w:t>Clasificador DIGEPRES</w:t>
+              <w:t>Clasificador geográfico</w:t>
             </w:r>
           </w:p>
         </w:tc>
@@ -1446,93 +1645,31 @@
       </w:pPr>
     </w:p>
     <w:p>
-      <w:pPr>
-        <w:pStyle w:val="Heading2"/>
-      </w:pPr>
       <w:r>
-        <w:t>1.1 Origen y formación del municipio</w:t>
+        <w:t>El PMD anterior del período 2013-2016 recoge los siguientes antecedentes sobre la formación del territorio. La tradición recogida en el PMD 2013-2016 vincula el nombre Palenque con el tipo de empalizada utilizada en el período colonial, mientras que Sabana Grande se relaciona con una gran sabana cuyas casas se distribuían alrededor del espacio abierto. A fines del siglo XVIII y comienzos del XIX, la familia Tejeda instaló un nuevo hato en la quinta sabana de Sabana Grande de Palenque, asociado en el documento con el origen de la sección rural conocida como Juan Barón. El PMD también describe cambios ocurridos a comienzos del siglo XIX, entre ellos la transformación del sistema social hatero, el aumento de la población en la propiedad comunal y nuevas actividades como el corte de maderas, el cultivo de caña de azúcar y la agricultura comercial. [PMD-ANT, págs. 32-33]</w:t>
       </w:r>
     </w:p>
     <w:p>
+      <w:pPr>
+        <w:pStyle w:val="SourceNote"/>
+      </w:pPr>
       <w:r>
-        <w:t>El PMD anterior del período 2013-2016 recoge los siguientes antecedentes sobre la formación del municipio. de Sabana Grande de Palenque A u n q u e n o s e c u e nta co n información oficial respecto al origen del nombre del municipio, la tradición cuenta que el nombre de Palenque tiene su origen en el tipo de empalizada que usaban los Colónizadores para evitar la fuga de los esclavos; mientras que el nombre de Sabana Grande se origina en que era una gran sabana con todas sus casas alrededor y no existía ninguna calle que se pudiera llamar como tal. A fines del siglo XVIII y comienzos del XIX, la familia Tejeda instala un nuevo hato en la 5ta sabana de Sabana Grande de Palenque, siendo este el origen de la sección rural conocida hoy como Juan Barón. Cabe destacar que el apellido Tejeda es el más antiguo, y todavía numeroso, en el municipio de Sabana Grande de Palenque, incluyendo al actual Alcalde Municipal, Don Guillermo Aquino Tejeda. La invasión haitiana realizada por Toussaint Louverture en 1801 a nombre de Francia, declaró abolida la esclavitud y los hacendados tuvieron que asignarles una parte de sus tierras a los libertos. Esta nueva situación provocó la progresiva disolución del sistema social hatero, el aumento de la población en la propiedad comunal y nuevas formas de generación de riquezas como las del corte de maderas, los cultivos de la caña de azúcar y la agricultura comercial. [PMD-ANT, págs. 32-33]</w:t>
+        <w:rPr>
+          <w:rFonts w:ascii="Calibri" w:hAnsi="Calibri" w:eastAsia="Calibri"/>
+          <w:b w:val="0"/>
+          <w:i w:val="0"/>
+          <w:color w:val="5E7076"/>
+          <w:sz w:val="17"/>
+        </w:rPr>
+        <w:t>Fuente: Wikipedia se utiliza como apoyo secundario para historia y geografía. Los documentos anteriores se citan con período y páginas; para municipios nuevos, un plan del antiguo distrito no se presenta como PMD histórico del municipio actual.</w:t>
       </w:r>
-    </w:p>
-    <w:tbl>
-      <w:tblPr>
-        <w:tblW w:type="dxa" w:w="9360"/>
-        <w:jc w:val="center"/>
-        <w:tblLayout w:type="fixed"/>
-        <w:tblLook w:firstColumn="1" w:firstRow="1" w:lastColumn="0" w:lastRow="0" w:noHBand="0" w:noVBand="1" w:val="04A0"/>
-        <w:tblInd w:w="120" w:type="dxa"/>
-        <w:tblBorders>
-          <w:top w:val="single" w:sz="5" w:color="E3D2B7"/>
-          <w:left w:val="single" w:sz="5" w:color="E3D2B7"/>
-          <w:bottom w:val="single" w:sz="5" w:color="E3D2B7"/>
-          <w:right w:val="single" w:sz="5" w:color="E3D2B7"/>
-          <w:insideH w:val="single" w:sz="5" w:color="E3D2B7"/>
-          <w:insideV w:val="single" w:sz="5" w:color="E3D2B7"/>
-        </w:tblBorders>
-      </w:tblPr>
-      <w:tblGrid>
-        <w:gridCol w:w="9360"/>
-      </w:tblGrid>
-      <w:tr>
-        <w:tc>
-          <w:tcPr>
-            <w:tcW w:type="dxa" w:w="9360"/>
-            <w:tcMar>
-              <w:top w:w="150" w:type="dxa"/>
-              <w:start w:w="180" w:type="dxa"/>
-              <w:bottom w:w="150" w:type="dxa"/>
-              <w:end w:w="180" w:type="dxa"/>
-            </w:tcMar>
-            <w:shd w:fill="FFF6E7"/>
-          </w:tcPr>
-          <w:p>
-            <w:pPr>
-              <w:spacing w:after="60"/>
-            </w:pPr>
-            <w:r>
-              <w:rPr>
-                <w:rFonts w:ascii="Calibri" w:hAnsi="Calibri" w:eastAsia="Calibri"/>
-                <w:b/>
-                <w:i w:val="0"/>
-                <w:color w:val="9A5A18"/>
-                <w:sz w:val="21"/>
-              </w:rPr>
-              <w:t>Revisión final requerida</w:t>
-            </w:r>
-          </w:p>
-          <w:p>
-            <w:pPr>
-              <w:spacing w:after="0"/>
-            </w:pPr>
-            <w:r>
-              <w:rPr>
-                <w:rFonts w:ascii="Calibri" w:hAnsi="Calibri" w:eastAsia="Calibri"/>
-                <w:b w:val="0"/>
-                <w:i w:val="0"/>
-                <w:color w:val="203740"/>
-                <w:sz w:val="19"/>
-              </w:rPr>
-              <w:t>Confirmar nombres propios, fechas, cambios de categoría territorial y norma de creación. Wikipedia se usa solo como fuente secundaria; cuando existe PMD anterior, sus páginas se indican expresamente.</w:t>
-            </w:r>
-          </w:p>
-        </w:tc>
-      </w:tr>
-    </w:tbl>
-    <w:p>
-      <w:pPr>
-        <w:spacing w:after="0"/>
-      </w:pPr>
     </w:p>
     <w:p>
       <w:pPr>
         <w:pStyle w:val="Heading2"/>
       </w:pPr>
       <w:r>
-        <w:t>1.2 Perfil demográfico y del poblamiento</w:t>
+        <w:t>1.4 Perfil municipal en cifras</w:t>
       </w:r>
     </w:p>
     <w:p>
@@ -1555,7 +1692,7 @@
         <w:pStyle w:val="Heading2"/>
       </w:pPr>
       <w:r>
-        <w:t>1.3 Antecedentes de planificación</w:t>
+        <w:t>1.5 Antecedentes de planificación</w:t>
       </w:r>
     </w:p>
     <w:tbl>
@@ -1819,6 +1956,657 @@
       </w:r>
     </w:p>
     <w:p>
+      <w:r>
+        <w:br w:type="page"/>
+      </w:r>
+    </w:p>
+    <w:p>
+      <w:pPr>
+        <w:pStyle w:val="Heading2"/>
+      </w:pPr>
+      <w:r>
+        <w:t>1.6 Marco jurídico</w:t>
+      </w:r>
+    </w:p>
+    <w:p>
+      <w:r>
+        <w:t>El PMD se formula dentro del sistema jurídico dominicano de planificación y gestión territorial. Su aplicación exige coherencia entre el plan, el presupuesto municipal, los instrumentos de ordenamiento, las competencias sectoriales y los mecanismos de participación y control social.</w:t>
+      </w:r>
+    </w:p>
+    <w:tbl>
+      <w:tblPr>
+        <w:tblW w:type="dxa" w:w="9360"/>
+        <w:tblLayout w:type="fixed"/>
+        <w:tblLook w:firstColumn="1" w:firstRow="1" w:lastColumn="0" w:lastRow="0" w:noHBand="0" w:noVBand="1" w:val="04A0"/>
+        <w:jc w:val="center"/>
+        <w:tblInd w:w="120" w:type="dxa"/>
+        <w:tblBorders>
+          <w:top w:val="single" w:sz="5" w:color="D7E0E1"/>
+          <w:left w:val="single" w:sz="5" w:color="D7E0E1"/>
+          <w:bottom w:val="single" w:sz="5" w:color="D7E0E1"/>
+          <w:right w:val="single" w:sz="5" w:color="D7E0E1"/>
+          <w:insideH w:val="single" w:sz="5" w:color="D7E0E1"/>
+          <w:insideV w:val="single" w:sz="5" w:color="D7E0E1"/>
+        </w:tblBorders>
+      </w:tblPr>
+      <w:tblGrid>
+        <w:gridCol w:w="3100"/>
+        <w:gridCol w:w="6260"/>
+      </w:tblGrid>
+      <w:tr>
+        <w:trPr>
+          <w:tblHeader w:val="true"/>
+        </w:trPr>
+        <w:tc>
+          <w:tcPr>
+            <w:tcW w:type="dxa" w:w="3100"/>
+            <w:tcMar>
+              <w:top w:w="80" w:type="dxa"/>
+              <w:start w:w="120" w:type="dxa"/>
+              <w:bottom w:w="80" w:type="dxa"/>
+              <w:end w:w="120" w:type="dxa"/>
+            </w:tcMar>
+            <w:shd w:fill="203740"/>
+            <w:vAlign w:val="center"/>
+          </w:tcPr>
+          <w:p>
+            <w:pPr>
+              <w:spacing w:after="0"/>
+            </w:pPr>
+            <w:r>
+              <w:rPr>
+                <w:rFonts w:ascii="Calibri" w:hAnsi="Calibri" w:eastAsia="Calibri"/>
+                <w:b/>
+                <w:i w:val="0"/>
+                <w:color w:val="FFFFFF"/>
+                <w:sz w:val="17"/>
+              </w:rPr>
+              <w:t>Norma</w:t>
+            </w:r>
+          </w:p>
+        </w:tc>
+        <w:tc>
+          <w:tcPr>
+            <w:tcW w:type="dxa" w:w="6260"/>
+            <w:tcMar>
+              <w:top w:w="80" w:type="dxa"/>
+              <w:start w:w="120" w:type="dxa"/>
+              <w:bottom w:w="80" w:type="dxa"/>
+              <w:end w:w="120" w:type="dxa"/>
+            </w:tcMar>
+            <w:shd w:fill="203740"/>
+            <w:vAlign w:val="center"/>
+          </w:tcPr>
+          <w:p>
+            <w:pPr>
+              <w:spacing w:after="0"/>
+            </w:pPr>
+            <w:r>
+              <w:rPr>
+                <w:rFonts w:ascii="Calibri" w:hAnsi="Calibri" w:eastAsia="Calibri"/>
+                <w:b/>
+                <w:i w:val="0"/>
+                <w:color w:val="FFFFFF"/>
+                <w:sz w:val="17"/>
+              </w:rPr>
+              <w:t>Aplicación al Plan Municipal de Desarrollo</w:t>
+            </w:r>
+          </w:p>
+        </w:tc>
+      </w:tr>
+      <w:tr>
+        <w:tc>
+          <w:tcPr>
+            <w:tcW w:type="dxa" w:w="3100"/>
+            <w:vAlign w:val="top"/>
+            <w:tcMar>
+              <w:top w:w="80" w:type="dxa"/>
+              <w:start w:w="120" w:type="dxa"/>
+              <w:bottom w:w="80" w:type="dxa"/>
+              <w:end w:w="120" w:type="dxa"/>
+            </w:tcMar>
+          </w:tcPr>
+          <w:p>
+            <w:pPr>
+              <w:spacing w:after="0"/>
+            </w:pPr>
+            <w:r>
+              <w:rPr>
+                <w:rFonts w:ascii="Calibri" w:hAnsi="Calibri" w:eastAsia="Calibri"/>
+                <w:b w:val="0"/>
+                <w:i w:val="0"/>
+                <w:color w:val="203740"/>
+                <w:sz w:val="17"/>
+              </w:rPr>
+              <w:t>Constitución de la República Dominicana</w:t>
+            </w:r>
+          </w:p>
+        </w:tc>
+        <w:tc>
+          <w:tcPr>
+            <w:tcW w:type="dxa" w:w="6260"/>
+            <w:vAlign w:val="top"/>
+            <w:tcMar>
+              <w:top w:w="80" w:type="dxa"/>
+              <w:start w:w="120" w:type="dxa"/>
+              <w:bottom w:w="80" w:type="dxa"/>
+              <w:end w:w="120" w:type="dxa"/>
+            </w:tcMar>
+          </w:tcPr>
+          <w:p>
+            <w:pPr>
+              <w:spacing w:after="0"/>
+            </w:pPr>
+            <w:r>
+              <w:rPr>
+                <w:rFonts w:ascii="Calibri" w:hAnsi="Calibri" w:eastAsia="Calibri"/>
+                <w:b w:val="0"/>
+                <w:i w:val="0"/>
+                <w:color w:val="203740"/>
+                <w:sz w:val="17"/>
+              </w:rPr>
+              <w:t>Reconoce la autonomía municipal y la planificación del desarrollo económico y social.</w:t>
+            </w:r>
+          </w:p>
+        </w:tc>
+      </w:tr>
+      <w:tr>
+        <w:tc>
+          <w:tcPr>
+            <w:tcW w:type="dxa" w:w="3100"/>
+            <w:shd w:fill="F7F9F9"/>
+            <w:vAlign w:val="top"/>
+            <w:tcMar>
+              <w:top w:w="80" w:type="dxa"/>
+              <w:start w:w="120" w:type="dxa"/>
+              <w:bottom w:w="80" w:type="dxa"/>
+              <w:end w:w="120" w:type="dxa"/>
+            </w:tcMar>
+          </w:tcPr>
+          <w:p>
+            <w:pPr>
+              <w:spacing w:after="0"/>
+            </w:pPr>
+            <w:r>
+              <w:rPr>
+                <w:rFonts w:ascii="Calibri" w:hAnsi="Calibri" w:eastAsia="Calibri"/>
+                <w:b w:val="0"/>
+                <w:i w:val="0"/>
+                <w:color w:val="203740"/>
+                <w:sz w:val="17"/>
+              </w:rPr>
+              <w:t>Ley núm. 176-07 del Distrito Nacional y los Municipios</w:t>
+            </w:r>
+          </w:p>
+        </w:tc>
+        <w:tc>
+          <w:tcPr>
+            <w:tcW w:type="dxa" w:w="6260"/>
+            <w:shd w:fill="F7F9F9"/>
+            <w:vAlign w:val="top"/>
+            <w:tcMar>
+              <w:top w:w="80" w:type="dxa"/>
+              <w:start w:w="120" w:type="dxa"/>
+              <w:bottom w:w="80" w:type="dxa"/>
+              <w:end w:w="120" w:type="dxa"/>
+            </w:tcMar>
+          </w:tcPr>
+          <w:p>
+            <w:pPr>
+              <w:spacing w:after="0"/>
+            </w:pPr>
+            <w:r>
+              <w:rPr>
+                <w:rFonts w:ascii="Calibri" w:hAnsi="Calibri" w:eastAsia="Calibri"/>
+                <w:b w:val="0"/>
+                <w:i w:val="0"/>
+                <w:color w:val="203740"/>
+                <w:sz w:val="17"/>
+              </w:rPr>
+              <w:t>Define finalidad, elaboración, participación del CDM, coordinación de la OMPP, aprobación, vigencia y seguimiento del PMD.</w:t>
+            </w:r>
+          </w:p>
+        </w:tc>
+      </w:tr>
+      <w:tr>
+        <w:tc>
+          <w:tcPr>
+            <w:tcW w:type="dxa" w:w="3100"/>
+            <w:vAlign w:val="top"/>
+            <w:tcMar>
+              <w:top w:w="80" w:type="dxa"/>
+              <w:start w:w="120" w:type="dxa"/>
+              <w:bottom w:w="80" w:type="dxa"/>
+              <w:end w:w="120" w:type="dxa"/>
+            </w:tcMar>
+          </w:tcPr>
+          <w:p>
+            <w:pPr>
+              <w:spacing w:after="0"/>
+            </w:pPr>
+            <w:r>
+              <w:rPr>
+                <w:rFonts w:ascii="Calibri" w:hAnsi="Calibri" w:eastAsia="Calibri"/>
+                <w:b w:val="0"/>
+                <w:i w:val="0"/>
+                <w:color w:val="203740"/>
+                <w:sz w:val="17"/>
+              </w:rPr>
+              <w:t>Ley núm. 498-06 de Planificación e Inversión Pública</w:t>
+            </w:r>
+          </w:p>
+        </w:tc>
+        <w:tc>
+          <w:tcPr>
+            <w:tcW w:type="dxa" w:w="6260"/>
+            <w:vAlign w:val="top"/>
+            <w:tcMar>
+              <w:top w:w="80" w:type="dxa"/>
+              <w:start w:w="120" w:type="dxa"/>
+              <w:bottom w:w="80" w:type="dxa"/>
+              <w:end w:w="120" w:type="dxa"/>
+            </w:tcMar>
+          </w:tcPr>
+          <w:p>
+            <w:pPr>
+              <w:spacing w:after="0"/>
+            </w:pPr>
+            <w:r>
+              <w:rPr>
+                <w:rFonts w:ascii="Calibri" w:hAnsi="Calibri" w:eastAsia="Calibri"/>
+                <w:b w:val="0"/>
+                <w:i w:val="0"/>
+                <w:color w:val="203740"/>
+                <w:sz w:val="17"/>
+              </w:rPr>
+              <w:t>Articula planificación, programación institucional e inversión pública.</w:t>
+            </w:r>
+          </w:p>
+        </w:tc>
+      </w:tr>
+      <w:tr>
+        <w:tc>
+          <w:tcPr>
+            <w:tcW w:type="dxa" w:w="3100"/>
+            <w:shd w:fill="F7F9F9"/>
+            <w:vAlign w:val="top"/>
+            <w:tcMar>
+              <w:top w:w="80" w:type="dxa"/>
+              <w:start w:w="120" w:type="dxa"/>
+              <w:bottom w:w="80" w:type="dxa"/>
+              <w:end w:w="120" w:type="dxa"/>
+            </w:tcMar>
+          </w:tcPr>
+          <w:p>
+            <w:pPr>
+              <w:spacing w:after="0"/>
+            </w:pPr>
+            <w:r>
+              <w:rPr>
+                <w:rFonts w:ascii="Calibri" w:hAnsi="Calibri" w:eastAsia="Calibri"/>
+                <w:b w:val="0"/>
+                <w:i w:val="0"/>
+                <w:color w:val="203740"/>
+                <w:sz w:val="17"/>
+              </w:rPr>
+              <w:t>Ley núm. 1-12 de la Estrategia Nacional de Desarrollo 2030</w:t>
+            </w:r>
+          </w:p>
+        </w:tc>
+        <w:tc>
+          <w:tcPr>
+            <w:tcW w:type="dxa" w:w="6260"/>
+            <w:shd w:fill="F7F9F9"/>
+            <w:vAlign w:val="top"/>
+            <w:tcMar>
+              <w:top w:w="80" w:type="dxa"/>
+              <w:start w:w="120" w:type="dxa"/>
+              <w:bottom w:w="80" w:type="dxa"/>
+              <w:end w:w="120" w:type="dxa"/>
+            </w:tcMar>
+          </w:tcPr>
+          <w:p>
+            <w:pPr>
+              <w:spacing w:after="0"/>
+            </w:pPr>
+            <w:r>
+              <w:rPr>
+                <w:rFonts w:ascii="Calibri" w:hAnsi="Calibri" w:eastAsia="Calibri"/>
+                <w:b w:val="0"/>
+                <w:i w:val="0"/>
+                <w:color w:val="203740"/>
+                <w:sz w:val="17"/>
+              </w:rPr>
+              <w:t>Aporta objetivos nacionales de largo plazo para las políticas territoriales.</w:t>
+            </w:r>
+          </w:p>
+        </w:tc>
+      </w:tr>
+      <w:tr>
+        <w:tc>
+          <w:tcPr>
+            <w:tcW w:type="dxa" w:w="3100"/>
+            <w:vAlign w:val="top"/>
+            <w:tcMar>
+              <w:top w:w="80" w:type="dxa"/>
+              <w:start w:w="120" w:type="dxa"/>
+              <w:bottom w:w="80" w:type="dxa"/>
+              <w:end w:w="120" w:type="dxa"/>
+            </w:tcMar>
+          </w:tcPr>
+          <w:p>
+            <w:pPr>
+              <w:spacing w:after="0"/>
+            </w:pPr>
+            <w:r>
+              <w:rPr>
+                <w:rFonts w:ascii="Calibri" w:hAnsi="Calibri" w:eastAsia="Calibri"/>
+                <w:b w:val="0"/>
+                <w:i w:val="0"/>
+                <w:color w:val="203740"/>
+                <w:sz w:val="17"/>
+              </w:rPr>
+              <w:t>Ley núm. 368-22 de Ordenamiento Territorial, Uso de Suelo y Asentamientos Humanos</w:t>
+            </w:r>
+          </w:p>
+        </w:tc>
+        <w:tc>
+          <w:tcPr>
+            <w:tcW w:type="dxa" w:w="6260"/>
+            <w:vAlign w:val="top"/>
+            <w:tcMar>
+              <w:top w:w="80" w:type="dxa"/>
+              <w:start w:w="120" w:type="dxa"/>
+              <w:bottom w:w="80" w:type="dxa"/>
+              <w:end w:w="120" w:type="dxa"/>
+            </w:tcMar>
+          </w:tcPr>
+          <w:p>
+            <w:pPr>
+              <w:spacing w:after="0"/>
+            </w:pPr>
+            <w:r>
+              <w:rPr>
+                <w:rFonts w:ascii="Calibri" w:hAnsi="Calibri" w:eastAsia="Calibri"/>
+                <w:b w:val="0"/>
+                <w:i w:val="0"/>
+                <w:color w:val="203740"/>
+                <w:sz w:val="17"/>
+              </w:rPr>
+              <w:t>Vincula los instrumentos municipales con el marco nacional de ordenamiento territorial.</w:t>
+            </w:r>
+          </w:p>
+        </w:tc>
+      </w:tr>
+      <w:tr>
+        <w:tc>
+          <w:tcPr>
+            <w:tcW w:type="dxa" w:w="3100"/>
+            <w:shd w:fill="F7F9F9"/>
+            <w:vAlign w:val="top"/>
+            <w:tcMar>
+              <w:top w:w="80" w:type="dxa"/>
+              <w:start w:w="120" w:type="dxa"/>
+              <w:bottom w:w="80" w:type="dxa"/>
+              <w:end w:w="120" w:type="dxa"/>
+            </w:tcMar>
+          </w:tcPr>
+          <w:p>
+            <w:pPr>
+              <w:spacing w:after="0"/>
+            </w:pPr>
+            <w:r>
+              <w:rPr>
+                <w:rFonts w:ascii="Calibri" w:hAnsi="Calibri" w:eastAsia="Calibri"/>
+                <w:b w:val="0"/>
+                <w:i w:val="0"/>
+                <w:color w:val="203740"/>
+                <w:sz w:val="17"/>
+              </w:rPr>
+              <w:t>Ley núm. 64-00 de Medio Ambiente y Recursos Naturales</w:t>
+            </w:r>
+          </w:p>
+        </w:tc>
+        <w:tc>
+          <w:tcPr>
+            <w:tcW w:type="dxa" w:w="6260"/>
+            <w:shd w:fill="F7F9F9"/>
+            <w:vAlign w:val="top"/>
+            <w:tcMar>
+              <w:top w:w="80" w:type="dxa"/>
+              <w:start w:w="120" w:type="dxa"/>
+              <w:bottom w:w="80" w:type="dxa"/>
+              <w:end w:w="120" w:type="dxa"/>
+            </w:tcMar>
+          </w:tcPr>
+          <w:p>
+            <w:pPr>
+              <w:spacing w:after="0"/>
+            </w:pPr>
+            <w:r>
+              <w:rPr>
+                <w:rFonts w:ascii="Calibri" w:hAnsi="Calibri" w:eastAsia="Calibri"/>
+                <w:b w:val="0"/>
+                <w:i w:val="0"/>
+                <w:color w:val="203740"/>
+                <w:sz w:val="17"/>
+              </w:rPr>
+              <w:t>Sustenta la protección ambiental y la gestión de recursos naturales.</w:t>
+            </w:r>
+          </w:p>
+        </w:tc>
+      </w:tr>
+      <w:tr>
+        <w:tc>
+          <w:tcPr>
+            <w:tcW w:type="dxa" w:w="3100"/>
+            <w:vAlign w:val="top"/>
+            <w:tcMar>
+              <w:top w:w="80" w:type="dxa"/>
+              <w:start w:w="120" w:type="dxa"/>
+              <w:bottom w:w="80" w:type="dxa"/>
+              <w:end w:w="120" w:type="dxa"/>
+            </w:tcMar>
+          </w:tcPr>
+          <w:p>
+            <w:pPr>
+              <w:spacing w:after="0"/>
+            </w:pPr>
+            <w:r>
+              <w:rPr>
+                <w:rFonts w:ascii="Calibri" w:hAnsi="Calibri" w:eastAsia="Calibri"/>
+                <w:b w:val="0"/>
+                <w:i w:val="0"/>
+                <w:color w:val="203740"/>
+                <w:sz w:val="17"/>
+              </w:rPr>
+              <w:t>Ley núm. 147-02 sobre Gestión de Riesgos</w:t>
+            </w:r>
+          </w:p>
+        </w:tc>
+        <w:tc>
+          <w:tcPr>
+            <w:tcW w:type="dxa" w:w="6260"/>
+            <w:vAlign w:val="top"/>
+            <w:tcMar>
+              <w:top w:w="80" w:type="dxa"/>
+              <w:start w:w="120" w:type="dxa"/>
+              <w:bottom w:w="80" w:type="dxa"/>
+              <w:end w:w="120" w:type="dxa"/>
+            </w:tcMar>
+          </w:tcPr>
+          <w:p>
+            <w:pPr>
+              <w:spacing w:after="0"/>
+            </w:pPr>
+            <w:r>
+              <w:rPr>
+                <w:rFonts w:ascii="Calibri" w:hAnsi="Calibri" w:eastAsia="Calibri"/>
+                <w:b w:val="0"/>
+                <w:i w:val="0"/>
+                <w:color w:val="203740"/>
+                <w:sz w:val="17"/>
+              </w:rPr>
+              <w:t>Integra prevención, reducción de riesgos y preparación ante emergencias.</w:t>
+            </w:r>
+          </w:p>
+        </w:tc>
+      </w:tr>
+      <w:tr>
+        <w:tc>
+          <w:tcPr>
+            <w:tcW w:type="dxa" w:w="3100"/>
+            <w:shd w:fill="F7F9F9"/>
+            <w:vAlign w:val="top"/>
+            <w:tcMar>
+              <w:top w:w="80" w:type="dxa"/>
+              <w:start w:w="120" w:type="dxa"/>
+              <w:bottom w:w="80" w:type="dxa"/>
+              <w:end w:w="120" w:type="dxa"/>
+            </w:tcMar>
+          </w:tcPr>
+          <w:p>
+            <w:pPr>
+              <w:spacing w:after="0"/>
+            </w:pPr>
+            <w:r>
+              <w:rPr>
+                <w:rFonts w:ascii="Calibri" w:hAnsi="Calibri" w:eastAsia="Calibri"/>
+                <w:b w:val="0"/>
+                <w:i w:val="0"/>
+                <w:color w:val="203740"/>
+                <w:sz w:val="17"/>
+              </w:rPr>
+              <w:t>Ley núm. 225-20 de Gestión Integral y Coprocesamiento de Residuos Sólidos</w:t>
+            </w:r>
+          </w:p>
+        </w:tc>
+        <w:tc>
+          <w:tcPr>
+            <w:tcW w:type="dxa" w:w="6260"/>
+            <w:shd w:fill="F7F9F9"/>
+            <w:vAlign w:val="top"/>
+            <w:tcMar>
+              <w:top w:w="80" w:type="dxa"/>
+              <w:start w:w="120" w:type="dxa"/>
+              <w:bottom w:w="80" w:type="dxa"/>
+              <w:end w:w="120" w:type="dxa"/>
+            </w:tcMar>
+          </w:tcPr>
+          <w:p>
+            <w:pPr>
+              <w:spacing w:after="0"/>
+            </w:pPr>
+            <w:r>
+              <w:rPr>
+                <w:rFonts w:ascii="Calibri" w:hAnsi="Calibri" w:eastAsia="Calibri"/>
+                <w:b w:val="0"/>
+                <w:i w:val="0"/>
+                <w:color w:val="203740"/>
+                <w:sz w:val="17"/>
+              </w:rPr>
+              <w:t>Orienta prevención, recolección, aprovechamiento y disposición final de residuos.</w:t>
+            </w:r>
+          </w:p>
+        </w:tc>
+      </w:tr>
+    </w:tbl>
+    <w:p>
+      <w:pPr>
+        <w:spacing w:after="0"/>
+      </w:pPr>
+    </w:p>
+    <w:p>
+      <w:r>
+        <w:t>Conforme a los artículos 122 a 125 de la Ley núm. 176-07, la OMPP coordina la formulación y evaluación del PMD y el CDM participa en su elaboración, discusión y seguimiento.</w:t>
+      </w:r>
+    </w:p>
+    <w:p>
+      <w:pPr>
+        <w:pStyle w:val="SourceNote"/>
+      </w:pPr>
+      <w:r>
+        <w:rPr>
+          <w:rFonts w:ascii="Calibri" w:hAnsi="Calibri" w:eastAsia="Calibri"/>
+          <w:b w:val="0"/>
+          <w:i w:val="0"/>
+          <w:color w:val="5E7076"/>
+          <w:sz w:val="17"/>
+        </w:rPr>
+        <w:t>Fuente: Ley núm. 176-07, arts. 122–125; leyes núm. 498-06, 1-12, 368-22, 64-00, 147-02 y 225-20.</w:t>
+      </w:r>
+    </w:p>
+    <w:p>
+      <w:r>
+        <w:br w:type="page"/>
+      </w:r>
+    </w:p>
+    <w:p>
+      <w:pPr>
+        <w:pStyle w:val="Heading2"/>
+      </w:pPr>
+      <w:r>
+        <w:t>1.7 Metodología</w:t>
+      </w:r>
+    </w:p>
+    <w:p>
+      <w:r>
+        <w:t>La elaboración sigue la Guía para la formulación de planes de desarrollo municipales publicada por el Ministerio de Economía, Planificación y Desarrollo (MEPyD). La guía organiza el proceso en cuatro etapas enlazadas:</w:t>
+      </w:r>
+    </w:p>
+    <w:p>
+      <w:pPr>
+        <w:pStyle w:val="ListNumber"/>
+      </w:pPr>
+      <w:r>
+        <w:t>Organización del proceso. Se conforma el equipo, se acuerdan responsabilidades entre Alcaldía, Concejo de Regidores, OMPP, áreas técnicas y CDM, y se prepara el plan de trabajo.</w:t>
+      </w:r>
+    </w:p>
+    <w:p>
+      <w:pPr>
+        <w:pStyle w:val="ListNumber"/>
+      </w:pPr>
+      <w:r>
+        <w:t>Diagnóstico municipal. Se reúnen y analizan datos estadísticos, cartografía, documentos municipales y conocimiento local. La evidencia permite describir fortalezas y debilidades para revisión del CDM.</w:t>
+      </w:r>
+    </w:p>
+    <w:p>
+      <w:pPr>
+        <w:pStyle w:val="ListNumber"/>
+      </w:pPr>
+      <w:r>
+        <w:t>Formulación estratégica. Con la participación del CDM se acuerdan visión, objetivos, resultados, líneas de acción, proyectos e indicadores.</w:t>
+      </w:r>
+    </w:p>
+    <w:p>
+      <w:pPr>
+        <w:pStyle w:val="ListNumber"/>
+      </w:pPr>
+      <w:r>
+        <w:t>Gestión de los instrumentos. El PMD aprobado se vincula con programación, presupuesto, ejecución, seguimiento, evaluación y rendición de cuentas.</w:t>
+      </w:r>
+    </w:p>
+    <w:p>
+      <w:pPr>
+        <w:pStyle w:val="SourceNote"/>
+      </w:pPr>
+      <w:r>
+        <w:rPr>
+          <w:rFonts w:ascii="Calibri" w:hAnsi="Calibri" w:eastAsia="Calibri"/>
+          <w:b w:val="0"/>
+          <w:i w:val="0"/>
+          <w:color w:val="5E7076"/>
+          <w:sz w:val="17"/>
+        </w:rPr>
+        <w:t>Fuente: MEPyD, ¿Cómo elaborar un plan municipal de desarrollo? Guía para la formulación de planes de desarrollo municipales, pp. 19–49; Ley núm. 176-07, arts. 123–125.</w:t>
+      </w:r>
+    </w:p>
+    <w:p>
+      <w:r>
+        <w:br w:type="page"/>
+      </w:r>
+    </w:p>
+    <w:p>
       <w:pPr>
         <w:pStyle w:val="Heading1"/>
       </w:pPr>
@@ -1992,7 +2780,7 @@
                 <w:color w:val="203740"/>
                 <w:sz w:val="17"/>
               </w:rPr>
-              <w:t>Población, mapa, estructura por edad, hogares y viviendas</w:t>
+              <w:t>Población, mapa, pirámides 2010/2022, hogares y viviendas</w:t>
             </w:r>
           </w:p>
         </w:tc>
@@ -2019,7 +2807,7 @@
                 <w:color w:val="203740"/>
                 <w:sz w:val="17"/>
               </w:rPr>
-              <w:t>Escala y composición demográfica</w:t>
+              <w:t>Cambio y composición demográfica</w:t>
             </w:r>
           </w:p>
         </w:tc>
@@ -2692,7 +3480,7 @@
         <w:pStyle w:val="Heading1"/>
       </w:pPr>
       <w:r>
-        <w:t>Lectura narrativa del diagnóstico</w:t>
+        <w:t>2. Diagnóstico municipal: lectura e interpretación</w:t>
       </w:r>
     </w:p>
     <w:p>
@@ -2814,916 +3602,17 @@
       </w:r>
     </w:p>
     <w:p>
-      <w:r>
-        <w:br w:type="page"/>
-      </w:r>
-    </w:p>
-    <w:p>
       <w:pPr>
         <w:pStyle w:val="Heading1"/>
       </w:pPr>
       <w:r>
-        <w:t>3. Síntesis diagnóstica</w:t>
+        <w:t>3. Fortalezas y debilidades basadas en el diagnóstico</w:t>
       </w:r>
     </w:p>
     <w:p>
       <w:r>
-        <w:t>La síntesis organiza las principales señales cuantitativas para facilitar la revisión técnica. No constituye una priorización ciudadana ni sustituye la validación territorial.</w:t>
+        <w:t>La clasificación siguiente utiliza únicamente indicadores comparables del diagnóstico. Se considera diferencia relevante una separación de al menos dos puntos porcentuales frente al promedio nacional. El crecimiento poblacional, el número absoluto de establecimientos y otros datos sin denominador comparable no se clasifican automáticamente como fortalezas o debilidades.</w:t>
       </w:r>
-    </w:p>
-    <w:tbl>
-      <w:tblPr>
-        <w:tblW w:type="dxa" w:w="9360"/>
-        <w:tblLayout w:type="fixed"/>
-        <w:tblLook w:firstColumn="1" w:firstRow="1" w:lastColumn="0" w:lastRow="0" w:noHBand="0" w:noVBand="1" w:val="04A0"/>
-        <w:jc w:val="center"/>
-        <w:tblInd w:w="120" w:type="dxa"/>
-        <w:tblBorders>
-          <w:top w:val="single" w:sz="5" w:color="D7E0E1"/>
-          <w:left w:val="single" w:sz="5" w:color="D7E0E1"/>
-          <w:bottom w:val="single" w:sz="5" w:color="D7E0E1"/>
-          <w:right w:val="single" w:sz="5" w:color="D7E0E1"/>
-          <w:insideH w:val="single" w:sz="5" w:color="D7E0E1"/>
-          <w:insideV w:val="single" w:sz="5" w:color="D7E0E1"/>
-        </w:tblBorders>
-      </w:tblPr>
-      <w:tblGrid>
-        <w:gridCol w:w="1700"/>
-        <w:gridCol w:w="3000"/>
-        <w:gridCol w:w="3100"/>
-        <w:gridCol w:w="1560"/>
-      </w:tblGrid>
-      <w:tr>
-        <w:trPr>
-          <w:tblHeader w:val="true"/>
-        </w:trPr>
-        <w:tc>
-          <w:tcPr>
-            <w:tcW w:type="dxa" w:w="1700"/>
-            <w:tcMar>
-              <w:top w:w="80" w:type="dxa"/>
-              <w:start w:w="120" w:type="dxa"/>
-              <w:bottom w:w="80" w:type="dxa"/>
-              <w:end w:w="120" w:type="dxa"/>
-            </w:tcMar>
-            <w:shd w:fill="203740"/>
-            <w:vAlign w:val="center"/>
-          </w:tcPr>
-          <w:p>
-            <w:pPr>
-              <w:spacing w:after="0"/>
-            </w:pPr>
-            <w:r>
-              <w:rPr>
-                <w:rFonts w:ascii="Calibri" w:hAnsi="Calibri" w:eastAsia="Calibri"/>
-                <w:b/>
-                <w:i w:val="0"/>
-                <w:color w:val="FFFFFF"/>
-                <w:sz w:val="17"/>
-              </w:rPr>
-              <w:t>Tema</w:t>
-            </w:r>
-          </w:p>
-        </w:tc>
-        <w:tc>
-          <w:tcPr>
-            <w:tcW w:type="dxa" w:w="3000"/>
-            <w:tcMar>
-              <w:top w:w="80" w:type="dxa"/>
-              <w:start w:w="120" w:type="dxa"/>
-              <w:bottom w:w="80" w:type="dxa"/>
-              <w:end w:w="120" w:type="dxa"/>
-            </w:tcMar>
-            <w:shd w:fill="203740"/>
-            <w:vAlign w:val="center"/>
-          </w:tcPr>
-          <w:p>
-            <w:pPr>
-              <w:spacing w:after="0"/>
-            </w:pPr>
-            <w:r>
-              <w:rPr>
-                <w:rFonts w:ascii="Calibri" w:hAnsi="Calibri" w:eastAsia="Calibri"/>
-                <w:b/>
-                <w:i w:val="0"/>
-                <w:color w:val="FFFFFF"/>
-                <w:sz w:val="17"/>
-              </w:rPr>
-              <w:t>Hallazgo verificable</w:t>
-            </w:r>
-          </w:p>
-        </w:tc>
-        <w:tc>
-          <w:tcPr>
-            <w:tcW w:type="dxa" w:w="3100"/>
-            <w:tcMar>
-              <w:top w:w="80" w:type="dxa"/>
-              <w:start w:w="120" w:type="dxa"/>
-              <w:bottom w:w="80" w:type="dxa"/>
-              <w:end w:w="120" w:type="dxa"/>
-            </w:tcMar>
-            <w:shd w:fill="203740"/>
-            <w:vAlign w:val="center"/>
-          </w:tcPr>
-          <w:p>
-            <w:pPr>
-              <w:spacing w:after="0"/>
-            </w:pPr>
-            <w:r>
-              <w:rPr>
-                <w:rFonts w:ascii="Calibri" w:hAnsi="Calibri" w:eastAsia="Calibri"/>
-                <w:b/>
-                <w:i w:val="0"/>
-                <w:color w:val="FFFFFF"/>
-                <w:sz w:val="17"/>
-              </w:rPr>
-              <w:t>Implicación para revisar</w:t>
-            </w:r>
-          </w:p>
-        </w:tc>
-        <w:tc>
-          <w:tcPr>
-            <w:tcW w:type="dxa" w:w="1560"/>
-            <w:tcMar>
-              <w:top w:w="80" w:type="dxa"/>
-              <w:start w:w="120" w:type="dxa"/>
-              <w:bottom w:w="80" w:type="dxa"/>
-              <w:end w:w="120" w:type="dxa"/>
-            </w:tcMar>
-            <w:shd w:fill="203740"/>
-            <w:vAlign w:val="center"/>
-          </w:tcPr>
-          <w:p>
-            <w:pPr>
-              <w:spacing w:after="0"/>
-            </w:pPr>
-            <w:r>
-              <w:rPr>
-                <w:rFonts w:ascii="Calibri" w:hAnsi="Calibri" w:eastAsia="Calibri"/>
-                <w:b/>
-                <w:i w:val="0"/>
-                <w:color w:val="FFFFFF"/>
-                <w:sz w:val="17"/>
-              </w:rPr>
-              <w:t>Fuente</w:t>
-            </w:r>
-          </w:p>
-        </w:tc>
-      </w:tr>
-      <w:tr>
-        <w:tc>
-          <w:tcPr>
-            <w:tcW w:type="dxa" w:w="1700"/>
-            <w:vAlign w:val="top"/>
-            <w:tcMar>
-              <w:top w:w="80" w:type="dxa"/>
-              <w:start w:w="120" w:type="dxa"/>
-              <w:bottom w:w="80" w:type="dxa"/>
-              <w:end w:w="120" w:type="dxa"/>
-            </w:tcMar>
-          </w:tcPr>
-          <w:p>
-            <w:pPr>
-              <w:spacing w:after="0"/>
-            </w:pPr>
-            <w:r>
-              <w:rPr>
-                <w:rFonts w:ascii="Calibri" w:hAnsi="Calibri" w:eastAsia="Calibri"/>
-                <w:b w:val="0"/>
-                <w:i w:val="0"/>
-                <w:color w:val="203740"/>
-                <w:sz w:val="17"/>
-              </w:rPr>
-              <w:t>Población y territorio</w:t>
-            </w:r>
-          </w:p>
-        </w:tc>
-        <w:tc>
-          <w:tcPr>
-            <w:tcW w:type="dxa" w:w="3000"/>
-            <w:vAlign w:val="top"/>
-            <w:tcMar>
-              <w:top w:w="80" w:type="dxa"/>
-              <w:start w:w="120" w:type="dxa"/>
-              <w:bottom w:w="80" w:type="dxa"/>
-              <w:end w:w="120" w:type="dxa"/>
-            </w:tcMar>
-          </w:tcPr>
-          <w:p>
-            <w:pPr>
-              <w:spacing w:after="0"/>
-            </w:pPr>
-            <w:r>
-              <w:rPr>
-                <w:rFonts w:ascii="Calibri" w:hAnsi="Calibri" w:eastAsia="Calibri"/>
-                <w:b w:val="0"/>
-                <w:i w:val="0"/>
-                <w:color w:val="203740"/>
-                <w:sz w:val="17"/>
-              </w:rPr>
-              <w:t>Variación intercensal de 18.4%; urbanización de 31.8%.</w:t>
-            </w:r>
-          </w:p>
-        </w:tc>
-        <w:tc>
-          <w:tcPr>
-            <w:tcW w:type="dxa" w:w="3100"/>
-            <w:vAlign w:val="top"/>
-            <w:tcMar>
-              <w:top w:w="80" w:type="dxa"/>
-              <w:start w:w="120" w:type="dxa"/>
-              <w:bottom w:w="80" w:type="dxa"/>
-              <w:end w:w="120" w:type="dxa"/>
-            </w:tcMar>
-          </w:tcPr>
-          <w:p>
-            <w:pPr>
-              <w:spacing w:after="0"/>
-            </w:pPr>
-            <w:r>
-              <w:rPr>
-                <w:rFonts w:ascii="Calibri" w:hAnsi="Calibri" w:eastAsia="Calibri"/>
-                <w:b w:val="0"/>
-                <w:i w:val="0"/>
-                <w:color w:val="203740"/>
-                <w:sz w:val="17"/>
-              </w:rPr>
-              <w:t>Ajustar capacidad y distribución territorial de servicios.</w:t>
-            </w:r>
-          </w:p>
-        </w:tc>
-        <w:tc>
-          <w:tcPr>
-            <w:tcW w:type="dxa" w:w="1560"/>
-            <w:vAlign w:val="top"/>
-            <w:tcMar>
-              <w:top w:w="80" w:type="dxa"/>
-              <w:start w:w="120" w:type="dxa"/>
-              <w:bottom w:w="80" w:type="dxa"/>
-              <w:end w:w="120" w:type="dxa"/>
-            </w:tcMar>
-          </w:tcPr>
-          <w:p>
-            <w:pPr>
-              <w:spacing w:after="0"/>
-            </w:pPr>
-            <w:r>
-              <w:rPr>
-                <w:rFonts w:ascii="Calibri" w:hAnsi="Calibri" w:eastAsia="Calibri"/>
-                <w:b w:val="0"/>
-                <w:i w:val="0"/>
-                <w:color w:val="203740"/>
-                <w:sz w:val="17"/>
-              </w:rPr>
-              <w:t>DASH-BASE / DASH-URB</w:t>
-            </w:r>
-          </w:p>
-        </w:tc>
-      </w:tr>
-      <w:tr>
-        <w:tc>
-          <w:tcPr>
-            <w:tcW w:type="dxa" w:w="1700"/>
-            <w:shd w:fill="F7F9F9"/>
-            <w:vAlign w:val="top"/>
-            <w:tcMar>
-              <w:top w:w="80" w:type="dxa"/>
-              <w:start w:w="120" w:type="dxa"/>
-              <w:bottom w:w="80" w:type="dxa"/>
-              <w:end w:w="120" w:type="dxa"/>
-            </w:tcMar>
-          </w:tcPr>
-          <w:p>
-            <w:pPr>
-              <w:spacing w:after="0"/>
-            </w:pPr>
-            <w:r>
-              <w:rPr>
-                <w:rFonts w:ascii="Calibri" w:hAnsi="Calibri" w:eastAsia="Calibri"/>
-                <w:b w:val="0"/>
-                <w:i w:val="0"/>
-                <w:color w:val="203740"/>
-                <w:sz w:val="17"/>
-              </w:rPr>
-              <w:t>Agua y saneamiento</w:t>
-            </w:r>
-          </w:p>
-        </w:tc>
-        <w:tc>
-          <w:tcPr>
-            <w:tcW w:type="dxa" w:w="3000"/>
-            <w:shd w:fill="F7F9F9"/>
-            <w:vAlign w:val="top"/>
-            <w:tcMar>
-              <w:top w:w="80" w:type="dxa"/>
-              <w:start w:w="120" w:type="dxa"/>
-              <w:bottom w:w="80" w:type="dxa"/>
-              <w:end w:w="120" w:type="dxa"/>
-            </w:tcMar>
-          </w:tcPr>
-          <w:p>
-            <w:pPr>
-              <w:spacing w:after="0"/>
-            </w:pPr>
-            <w:r>
-              <w:rPr>
-                <w:rFonts w:ascii="Calibri" w:hAnsi="Calibri" w:eastAsia="Calibri"/>
-                <w:b w:val="0"/>
-                <w:i w:val="0"/>
-                <w:color w:val="203740"/>
-                <w:sz w:val="17"/>
-              </w:rPr>
-              <w:t>Agua de acueducto dentro: 56.9%; hogares sin sanitario: 4.4%.</w:t>
-            </w:r>
-          </w:p>
-        </w:tc>
-        <w:tc>
-          <w:tcPr>
-            <w:tcW w:type="dxa" w:w="3100"/>
-            <w:shd w:fill="F7F9F9"/>
-            <w:vAlign w:val="top"/>
-            <w:tcMar>
-              <w:top w:w="80" w:type="dxa"/>
-              <w:start w:w="120" w:type="dxa"/>
-              <w:bottom w:w="80" w:type="dxa"/>
-              <w:end w:w="120" w:type="dxa"/>
-            </w:tcMar>
-          </w:tcPr>
-          <w:p>
-            <w:pPr>
-              <w:spacing w:after="0"/>
-            </w:pPr>
-            <w:r>
-              <w:rPr>
-                <w:rFonts w:ascii="Calibri" w:hAnsi="Calibri" w:eastAsia="Calibri"/>
-                <w:b w:val="0"/>
-                <w:i w:val="0"/>
-                <w:color w:val="203740"/>
-                <w:sz w:val="17"/>
-              </w:rPr>
-              <w:t>Localizar brechas y validar continuidad/calidad.</w:t>
-            </w:r>
-          </w:p>
-        </w:tc>
-        <w:tc>
-          <w:tcPr>
-            <w:tcW w:type="dxa" w:w="1560"/>
-            <w:shd w:fill="F7F9F9"/>
-            <w:vAlign w:val="top"/>
-            <w:tcMar>
-              <w:top w:w="80" w:type="dxa"/>
-              <w:start w:w="120" w:type="dxa"/>
-              <w:bottom w:w="80" w:type="dxa"/>
-              <w:end w:w="120" w:type="dxa"/>
-            </w:tcMar>
-          </w:tcPr>
-          <w:p>
-            <w:pPr>
-              <w:spacing w:after="0"/>
-            </w:pPr>
-            <w:r>
-              <w:rPr>
-                <w:rFonts w:ascii="Calibri" w:hAnsi="Calibri" w:eastAsia="Calibri"/>
-                <w:b w:val="0"/>
-                <w:i w:val="0"/>
-                <w:color w:val="203740"/>
-                <w:sz w:val="17"/>
-              </w:rPr>
-              <w:t>DASH-VIDA</w:t>
-            </w:r>
-          </w:p>
-        </w:tc>
-      </w:tr>
-      <w:tr>
-        <w:tc>
-          <w:tcPr>
-            <w:tcW w:type="dxa" w:w="1700"/>
-            <w:vAlign w:val="top"/>
-            <w:tcMar>
-              <w:top w:w="80" w:type="dxa"/>
-              <w:start w:w="120" w:type="dxa"/>
-              <w:bottom w:w="80" w:type="dxa"/>
-              <w:end w:w="120" w:type="dxa"/>
-            </w:tcMar>
-          </w:tcPr>
-          <w:p>
-            <w:pPr>
-              <w:spacing w:after="0"/>
-            </w:pPr>
-            <w:r>
-              <w:rPr>
-                <w:rFonts w:ascii="Calibri" w:hAnsi="Calibri" w:eastAsia="Calibri"/>
-                <w:b w:val="0"/>
-                <w:i w:val="0"/>
-                <w:color w:val="203740"/>
-                <w:sz w:val="17"/>
-              </w:rPr>
-              <w:t>Residuos sólidos</w:t>
-            </w:r>
-          </w:p>
-        </w:tc>
-        <w:tc>
-          <w:tcPr>
-            <w:tcW w:type="dxa" w:w="3000"/>
-            <w:vAlign w:val="top"/>
-            <w:tcMar>
-              <w:top w:w="80" w:type="dxa"/>
-              <w:start w:w="120" w:type="dxa"/>
-              <w:bottom w:w="80" w:type="dxa"/>
-              <w:end w:w="120" w:type="dxa"/>
-            </w:tcMar>
-          </w:tcPr>
-          <w:p>
-            <w:pPr>
-              <w:spacing w:after="0"/>
-            </w:pPr>
-            <w:r>
-              <w:rPr>
-                <w:rFonts w:ascii="Calibri" w:hAnsi="Calibri" w:eastAsia="Calibri"/>
-                <w:b w:val="0"/>
-                <w:i w:val="0"/>
-                <w:color w:val="203740"/>
-                <w:sz w:val="17"/>
-              </w:rPr>
-              <w:t>Recogida municipal declarada: 95.6%; quema: 3.1%.</w:t>
-            </w:r>
-          </w:p>
-        </w:tc>
-        <w:tc>
-          <w:tcPr>
-            <w:tcW w:type="dxa" w:w="3100"/>
-            <w:vAlign w:val="top"/>
-            <w:tcMar>
-              <w:top w:w="80" w:type="dxa"/>
-              <w:start w:w="120" w:type="dxa"/>
-              <w:bottom w:w="80" w:type="dxa"/>
-              <w:end w:w="120" w:type="dxa"/>
-            </w:tcMar>
-          </w:tcPr>
-          <w:p>
-            <w:pPr>
-              <w:spacing w:after="0"/>
-            </w:pPr>
-            <w:r>
-              <w:rPr>
-                <w:rFonts w:ascii="Calibri" w:hAnsi="Calibri" w:eastAsia="Calibri"/>
-                <w:b w:val="0"/>
-                <w:i w:val="0"/>
-                <w:color w:val="203740"/>
-                <w:sz w:val="17"/>
-              </w:rPr>
-              <w:t>Revisar cobertura, frecuencia y disposición final.</w:t>
-            </w:r>
-          </w:p>
-        </w:tc>
-        <w:tc>
-          <w:tcPr>
-            <w:tcW w:type="dxa" w:w="1560"/>
-            <w:vAlign w:val="top"/>
-            <w:tcMar>
-              <w:top w:w="80" w:type="dxa"/>
-              <w:start w:w="120" w:type="dxa"/>
-              <w:bottom w:w="80" w:type="dxa"/>
-              <w:end w:w="120" w:type="dxa"/>
-            </w:tcMar>
-          </w:tcPr>
-          <w:p>
-            <w:pPr>
-              <w:spacing w:after="0"/>
-            </w:pPr>
-            <w:r>
-              <w:rPr>
-                <w:rFonts w:ascii="Calibri" w:hAnsi="Calibri" w:eastAsia="Calibri"/>
-                <w:b w:val="0"/>
-                <w:i w:val="0"/>
-                <w:color w:val="203740"/>
-                <w:sz w:val="17"/>
-              </w:rPr>
-              <w:t>DASH-VIDA</w:t>
-            </w:r>
-          </w:p>
-        </w:tc>
-      </w:tr>
-      <w:tr>
-        <w:tc>
-          <w:tcPr>
-            <w:tcW w:type="dxa" w:w="1700"/>
-            <w:shd w:fill="F7F9F9"/>
-            <w:vAlign w:val="top"/>
-            <w:tcMar>
-              <w:top w:w="80" w:type="dxa"/>
-              <w:start w:w="120" w:type="dxa"/>
-              <w:bottom w:w="80" w:type="dxa"/>
-              <w:end w:w="120" w:type="dxa"/>
-            </w:tcMar>
-          </w:tcPr>
-          <w:p>
-            <w:pPr>
-              <w:spacing w:after="0"/>
-            </w:pPr>
-            <w:r>
-              <w:rPr>
-                <w:rFonts w:ascii="Calibri" w:hAnsi="Calibri" w:eastAsia="Calibri"/>
-                <w:b w:val="0"/>
-                <w:i w:val="0"/>
-                <w:color w:val="203740"/>
-                <w:sz w:val="17"/>
-              </w:rPr>
-              <w:t>Educación</w:t>
-            </w:r>
-          </w:p>
-        </w:tc>
-        <w:tc>
-          <w:tcPr>
-            <w:tcW w:type="dxa" w:w="3000"/>
-            <w:shd w:fill="F7F9F9"/>
-            <w:vAlign w:val="top"/>
-            <w:tcMar>
-              <w:top w:w="80" w:type="dxa"/>
-              <w:start w:w="120" w:type="dxa"/>
-              <w:bottom w:w="80" w:type="dxa"/>
-              <w:end w:w="120" w:type="dxa"/>
-            </w:tcMar>
-          </w:tcPr>
-          <w:p>
-            <w:pPr>
-              <w:spacing w:after="0"/>
-            </w:pPr>
-            <w:r>
-              <w:rPr>
-                <w:rFonts w:ascii="Calibri" w:hAnsi="Calibri" w:eastAsia="Calibri"/>
-                <w:b w:val="0"/>
-                <w:i w:val="0"/>
-                <w:color w:val="203740"/>
-                <w:sz w:val="17"/>
-              </w:rPr>
-              <w:t>Abandono secundario del distrito asociado: 3.4%.</w:t>
-            </w:r>
-          </w:p>
-        </w:tc>
-        <w:tc>
-          <w:tcPr>
-            <w:tcW w:type="dxa" w:w="3100"/>
-            <w:shd w:fill="F7F9F9"/>
-            <w:vAlign w:val="top"/>
-            <w:tcMar>
-              <w:top w:w="80" w:type="dxa"/>
-              <w:start w:w="120" w:type="dxa"/>
-              <w:bottom w:w="80" w:type="dxa"/>
-              <w:end w:w="120" w:type="dxa"/>
-            </w:tcMar>
-          </w:tcPr>
-          <w:p>
-            <w:pPr>
-              <w:spacing w:after="0"/>
-            </w:pPr>
-            <w:r>
-              <w:rPr>
-                <w:rFonts w:ascii="Calibri" w:hAnsi="Calibri" w:eastAsia="Calibri"/>
-                <w:b w:val="0"/>
-                <w:i w:val="0"/>
-                <w:color w:val="203740"/>
-                <w:sz w:val="17"/>
-              </w:rPr>
-              <w:t>Validar alcance territorial y coordinar permanencia escolar.</w:t>
-            </w:r>
-          </w:p>
-        </w:tc>
-        <w:tc>
-          <w:tcPr>
-            <w:tcW w:type="dxa" w:w="1560"/>
-            <w:shd w:fill="F7F9F9"/>
-            <w:vAlign w:val="top"/>
-            <w:tcMar>
-              <w:top w:w="80" w:type="dxa"/>
-              <w:start w:w="120" w:type="dxa"/>
-              <w:bottom w:w="80" w:type="dxa"/>
-              <w:end w:w="120" w:type="dxa"/>
-            </w:tcMar>
-          </w:tcPr>
-          <w:p>
-            <w:pPr>
-              <w:spacing w:after="0"/>
-            </w:pPr>
-            <w:r>
-              <w:rPr>
-                <w:rFonts w:ascii="Calibri" w:hAnsi="Calibri" w:eastAsia="Calibri"/>
-                <w:b w:val="0"/>
-                <w:i w:val="0"/>
-                <w:color w:val="203740"/>
-                <w:sz w:val="17"/>
-              </w:rPr>
-              <w:t>DASH-EDU</w:t>
-            </w:r>
-          </w:p>
-        </w:tc>
-      </w:tr>
-      <w:tr>
-        <w:tc>
-          <w:tcPr>
-            <w:tcW w:type="dxa" w:w="1700"/>
-            <w:vAlign w:val="top"/>
-            <w:tcMar>
-              <w:top w:w="80" w:type="dxa"/>
-              <w:start w:w="120" w:type="dxa"/>
-              <w:bottom w:w="80" w:type="dxa"/>
-              <w:end w:w="120" w:type="dxa"/>
-            </w:tcMar>
-          </w:tcPr>
-          <w:p>
-            <w:pPr>
-              <w:spacing w:after="0"/>
-            </w:pPr>
-            <w:r>
-              <w:rPr>
-                <w:rFonts w:ascii="Calibri" w:hAnsi="Calibri" w:eastAsia="Calibri"/>
-                <w:b w:val="0"/>
-                <w:i w:val="0"/>
-                <w:color w:val="203740"/>
-                <w:sz w:val="17"/>
-              </w:rPr>
-              <w:t>Economía local</w:t>
-            </w:r>
-          </w:p>
-        </w:tc>
-        <w:tc>
-          <w:tcPr>
-            <w:tcW w:type="dxa" w:w="3000"/>
-            <w:vAlign w:val="top"/>
-            <w:tcMar>
-              <w:top w:w="80" w:type="dxa"/>
-              <w:start w:w="120" w:type="dxa"/>
-              <w:bottom w:w="80" w:type="dxa"/>
-              <w:end w:w="120" w:type="dxa"/>
-            </w:tcMar>
-          </w:tcPr>
-          <w:p>
-            <w:pPr>
-              <w:spacing w:after="0"/>
-            </w:pPr>
-            <w:r>
-              <w:rPr>
-                <w:rFonts w:ascii="Calibri" w:hAnsi="Calibri" w:eastAsia="Calibri"/>
-                <w:b w:val="0"/>
-                <w:i w:val="0"/>
-                <w:color w:val="203740"/>
-                <w:sz w:val="17"/>
-              </w:rPr>
-              <w:t>76.0% de los establecimientos observados son micro (1–10).</w:t>
-            </w:r>
-          </w:p>
-        </w:tc>
-        <w:tc>
-          <w:tcPr>
-            <w:tcW w:type="dxa" w:w="3100"/>
-            <w:vAlign w:val="top"/>
-            <w:tcMar>
-              <w:top w:w="80" w:type="dxa"/>
-              <w:start w:w="120" w:type="dxa"/>
-              <w:bottom w:w="80" w:type="dxa"/>
-              <w:end w:w="120" w:type="dxa"/>
-            </w:tcMar>
-          </w:tcPr>
-          <w:p>
-            <w:pPr>
-              <w:spacing w:after="0"/>
-            </w:pPr>
-            <w:r>
-              <w:rPr>
-                <w:rFonts w:ascii="Calibri" w:hAnsi="Calibri" w:eastAsia="Calibri"/>
-                <w:b w:val="0"/>
-                <w:i w:val="0"/>
-                <w:color w:val="203740"/>
-                <w:sz w:val="17"/>
-              </w:rPr>
-              <w:t>Diseñar apoyo empresarial acorde con la estructura local y confirmar informalidad.</w:t>
-            </w:r>
-          </w:p>
-        </w:tc>
-        <w:tc>
-          <w:tcPr>
-            <w:tcW w:type="dxa" w:w="1560"/>
-            <w:vAlign w:val="top"/>
-            <w:tcMar>
-              <w:top w:w="80" w:type="dxa"/>
-              <w:start w:w="120" w:type="dxa"/>
-              <w:bottom w:w="80" w:type="dxa"/>
-              <w:end w:w="120" w:type="dxa"/>
-            </w:tcMar>
-          </w:tcPr>
-          <w:p>
-            <w:pPr>
-              <w:spacing w:after="0"/>
-            </w:pPr>
-            <w:r>
-              <w:rPr>
-                <w:rFonts w:ascii="Calibri" w:hAnsi="Calibri" w:eastAsia="Calibri"/>
-                <w:b w:val="0"/>
-                <w:i w:val="0"/>
-                <w:color w:val="203740"/>
-                <w:sz w:val="17"/>
-              </w:rPr>
-              <w:t>DASH-ECO</w:t>
-            </w:r>
-          </w:p>
-        </w:tc>
-      </w:tr>
-      <w:tr>
-        <w:tc>
-          <w:tcPr>
-            <w:tcW w:type="dxa" w:w="1700"/>
-            <w:shd w:fill="F7F9F9"/>
-            <w:vAlign w:val="top"/>
-            <w:tcMar>
-              <w:top w:w="80" w:type="dxa"/>
-              <w:start w:w="120" w:type="dxa"/>
-              <w:bottom w:w="80" w:type="dxa"/>
-              <w:end w:w="120" w:type="dxa"/>
-            </w:tcMar>
-          </w:tcPr>
-          <w:p>
-            <w:pPr>
-              <w:spacing w:after="0"/>
-            </w:pPr>
-            <w:r>
-              <w:rPr>
-                <w:rFonts w:ascii="Calibri" w:hAnsi="Calibri" w:eastAsia="Calibri"/>
-                <w:b w:val="0"/>
-                <w:i w:val="0"/>
-                <w:color w:val="203740"/>
-                <w:sz w:val="17"/>
-              </w:rPr>
-              <w:t>Conectividad</w:t>
-            </w:r>
-          </w:p>
-        </w:tc>
-        <w:tc>
-          <w:tcPr>
-            <w:tcW w:type="dxa" w:w="3000"/>
-            <w:shd w:fill="F7F9F9"/>
-            <w:vAlign w:val="top"/>
-            <w:tcMar>
-              <w:top w:w="80" w:type="dxa"/>
-              <w:start w:w="120" w:type="dxa"/>
-              <w:bottom w:w="80" w:type="dxa"/>
-              <w:end w:w="120" w:type="dxa"/>
-            </w:tcMar>
-          </w:tcPr>
-          <w:p>
-            <w:pPr>
-              <w:spacing w:after="0"/>
-            </w:pPr>
-            <w:r>
-              <w:rPr>
-                <w:rFonts w:ascii="Calibri" w:hAnsi="Calibri" w:eastAsia="Calibri"/>
-                <w:b w:val="0"/>
-                <w:i w:val="0"/>
-                <w:color w:val="203740"/>
-                <w:sz w:val="17"/>
-              </w:rPr>
-              <w:t>Internet: 78.9%; computadora: 10.3%.</w:t>
-            </w:r>
-          </w:p>
-        </w:tc>
-        <w:tc>
-          <w:tcPr>
-            <w:tcW w:type="dxa" w:w="3100"/>
-            <w:shd w:fill="F7F9F9"/>
-            <w:vAlign w:val="top"/>
-            <w:tcMar>
-              <w:top w:w="80" w:type="dxa"/>
-              <w:start w:w="120" w:type="dxa"/>
-              <w:bottom w:w="80" w:type="dxa"/>
-              <w:end w:w="120" w:type="dxa"/>
-            </w:tcMar>
-          </w:tcPr>
-          <w:p>
-            <w:pPr>
-              <w:spacing w:after="0"/>
-            </w:pPr>
-            <w:r>
-              <w:rPr>
-                <w:rFonts w:ascii="Calibri" w:hAnsi="Calibri" w:eastAsia="Calibri"/>
-                <w:b w:val="0"/>
-                <w:i w:val="0"/>
-                <w:color w:val="203740"/>
-                <w:sz w:val="17"/>
-              </w:rPr>
-              <w:t>Precisar brechas por grupos y territorio.</w:t>
-            </w:r>
-          </w:p>
-        </w:tc>
-        <w:tc>
-          <w:tcPr>
-            <w:tcW w:type="dxa" w:w="1560"/>
-            <w:shd w:fill="F7F9F9"/>
-            <w:vAlign w:val="top"/>
-            <w:tcMar>
-              <w:top w:w="80" w:type="dxa"/>
-              <w:start w:w="120" w:type="dxa"/>
-              <w:bottom w:w="80" w:type="dxa"/>
-              <w:end w:w="120" w:type="dxa"/>
-            </w:tcMar>
-          </w:tcPr>
-          <w:p>
-            <w:pPr>
-              <w:spacing w:after="0"/>
-            </w:pPr>
-            <w:r>
-              <w:rPr>
-                <w:rFonts w:ascii="Calibri" w:hAnsi="Calibri" w:eastAsia="Calibri"/>
-                <w:b w:val="0"/>
-                <w:i w:val="0"/>
-                <w:color w:val="203740"/>
-                <w:sz w:val="17"/>
-              </w:rPr>
-              <w:t>DASH-TIC</w:t>
-            </w:r>
-          </w:p>
-        </w:tc>
-      </w:tr>
-    </w:tbl>
-    <w:p>
-      <w:pPr>
-        <w:spacing w:after="0"/>
-      </w:pPr>
-    </w:p>
-    <w:p>
-      <w:pPr>
-        <w:pStyle w:val="Heading2"/>
-      </w:pPr>
-      <w:r>
-        <w:t>3.1 FODA preliminar</w:t>
-      </w:r>
-    </w:p>
-    <w:tbl>
-      <w:tblPr>
-        <w:tblW w:type="dxa" w:w="9360"/>
-        <w:jc w:val="center"/>
-        <w:tblLayout w:type="fixed"/>
-        <w:tblLook w:firstColumn="1" w:firstRow="1" w:lastColumn="0" w:lastRow="0" w:noHBand="0" w:noVBand="1" w:val="04A0"/>
-        <w:tblInd w:w="120" w:type="dxa"/>
-        <w:tblBorders>
-          <w:top w:val="single" w:sz="5" w:color="E3D2B7"/>
-          <w:left w:val="single" w:sz="5" w:color="E3D2B7"/>
-          <w:bottom w:val="single" w:sz="5" w:color="E3D2B7"/>
-          <w:right w:val="single" w:sz="5" w:color="E3D2B7"/>
-          <w:insideH w:val="single" w:sz="5" w:color="E3D2B7"/>
-          <w:insideV w:val="single" w:sz="5" w:color="E3D2B7"/>
-        </w:tblBorders>
-      </w:tblPr>
-      <w:tblGrid>
-        <w:gridCol w:w="9360"/>
-      </w:tblGrid>
-      <w:tr>
-        <w:tc>
-          <w:tcPr>
-            <w:tcW w:type="dxa" w:w="9360"/>
-            <w:tcMar>
-              <w:top w:w="150" w:type="dxa"/>
-              <w:start w:w="180" w:type="dxa"/>
-              <w:bottom w:w="150" w:type="dxa"/>
-              <w:end w:w="180" w:type="dxa"/>
-            </w:tcMar>
-            <w:shd w:fill="FFF6E7"/>
-          </w:tcPr>
-          <w:p>
-            <w:pPr>
-              <w:spacing w:after="60"/>
-            </w:pPr>
-            <w:r>
-              <w:rPr>
-                <w:rFonts w:ascii="Calibri" w:hAnsi="Calibri" w:eastAsia="Calibri"/>
-                <w:b/>
-                <w:i w:val="0"/>
-                <w:color w:val="9A5A18"/>
-                <w:sz w:val="21"/>
-              </w:rPr>
-              <w:t>Condición de uso</w:t>
-            </w:r>
-          </w:p>
-          <w:p>
-            <w:pPr>
-              <w:spacing w:after="0"/>
-            </w:pPr>
-            <w:r>
-              <w:rPr>
-                <w:rFonts w:ascii="Calibri" w:hAnsi="Calibri" w:eastAsia="Calibri"/>
-                <w:b w:val="0"/>
-                <w:i w:val="0"/>
-                <w:color w:val="203740"/>
-                <w:sz w:val="19"/>
-              </w:rPr>
-              <w:t>Este FODA es una lectura técnica inicial. Solo debe pasar a la versión oficial después de que la OMPP verifique los datos y el CDM confirme fortalezas, debilidades, oportunidades y amenazas.</w:t>
-            </w:r>
-          </w:p>
-        </w:tc>
-      </w:tr>
-    </w:tbl>
-    <w:p>
-      <w:pPr>
-        <w:spacing w:after="0"/>
-      </w:pPr>
     </w:p>
     <w:tbl>
       <w:tblPr>
@@ -3830,9 +3719,9 @@
                 <w:color w:val="203740"/>
                 <w:sz w:val="17"/>
               </w:rPr>
-              <w:t>• Recogida de residuos por el ayuntamiento: 95.6% (país: 85.9%).</w:t>
+              <w:t>• Recogida de residuos por el ayuntamiento: 95.6%; promedio nacional: 85.9% (+9.7 puntos porcentuales).</w:t>
               <w:br/>
-              <w:t>• Base económica formal observable: 25 establecimientos en el DEE 2024.</w:t>
+              <w:t>• Hogares con inodoro: 89.2%; promedio nacional: 87.0% (+2.2 puntos porcentuales).</w:t>
             </w:r>
           </w:p>
         </w:tc>
@@ -3859,15 +3748,7 @@
                 <w:color w:val="203740"/>
                 <w:sz w:val="17"/>
               </w:rPr>
-              <w:t>• Acceso a agua del acueducto dentro de la vivienda: 56.9% (país: 62.7%).</w:t>
-              <w:br/>
-              <w:t>• Uso de internet: 78.9% (país: 79.0%).</w:t>
-              <w:br/>
-              <w:t>• Abandono secundario del distrito asociado: 3.4%.</w:t>
-              <w:br/>
-              <w:t>• Variación intercensal de 18.4%; urbanización de 31.8%.</w:t>
-              <w:br/>
-              <w:t>• Agua de acueducto dentro: 56.9%; hogares sin sanitario: 4.4%.</w:t>
+              <w:t>• Acceso a agua del acueducto dentro de la vivienda: 56.9%; promedio nacional: 62.7% (-5.8 puntos porcentuales).</w:t>
             </w:r>
           </w:p>
         </w:tc>
@@ -3877,6 +3758,34 @@
       <w:pPr>
         <w:spacing w:after="0"/>
       </w:pPr>
+    </w:p>
+    <w:p>
+      <w:pPr>
+        <w:pStyle w:val="SourceNote"/>
+      </w:pPr>
+      <w:r>
+        <w:rPr>
+          <w:rFonts w:ascii="Calibri" w:hAnsi="Calibri" w:eastAsia="Calibri"/>
+          <w:b w:val="0"/>
+          <w:i w:val="0"/>
+          <w:color w:val="5E7076"/>
+          <w:sz w:val="17"/>
+        </w:rPr>
+        <w:t>Fuente: ONE, X Censo Nacional de Población y Vivienda 2022; comparación con los agregados nacionales del Dashboard. La regla de ±2 puntos porcentuales se aplica de manera uniforme.</w:t>
+      </w:r>
+    </w:p>
+    <w:p>
+      <w:pPr>
+        <w:pStyle w:val="Heading2"/>
+      </w:pPr>
+      <w:r>
+        <w:t>3.1 Situaciones del diagnóstico para priorización</w:t>
+      </w:r>
+    </w:p>
+    <w:p>
+      <w:r>
+        <w:t>Los hallazgos siguientes resumen situaciones verificables. No se les asigna orden de prioridad; el CDM debe contrastarlos con la experiencia de barrios, comunidades y sectores.</w:t>
+      </w:r>
     </w:p>
     <w:tbl>
       <w:tblPr>
@@ -3895,8 +3804,9 @@
         </w:tblBorders>
       </w:tblPr>
       <w:tblGrid>
-        <w:gridCol w:w="4680"/>
-        <w:gridCol w:w="4680"/>
+        <w:gridCol w:w="2200"/>
+        <w:gridCol w:w="5100"/>
+        <w:gridCol w:w="2060"/>
       </w:tblGrid>
       <w:tr>
         <w:trPr>
@@ -3904,7 +3814,7 @@
         </w:trPr>
         <w:tc>
           <w:tcPr>
-            <w:tcW w:type="dxa" w:w="4680"/>
+            <w:tcW w:type="dxa" w:w="2200"/>
             <w:tcMar>
               <w:top w:w="80" w:type="dxa"/>
               <w:start w:w="120" w:type="dxa"/>
@@ -3926,13 +3836,13 @@
                 <w:color w:val="FFFFFF"/>
                 <w:sz w:val="17"/>
               </w:rPr>
-              <w:t>Oportunidades por validar</w:t>
+              <w:t>Tema</w:t>
             </w:r>
           </w:p>
         </w:tc>
         <w:tc>
           <w:tcPr>
-            <w:tcW w:type="dxa" w:w="4680"/>
+            <w:tcW w:type="dxa" w:w="5100"/>
             <w:tcMar>
               <w:top w:w="80" w:type="dxa"/>
               <w:start w:w="120" w:type="dxa"/>
@@ -3954,123 +3864,13 @@
                 <w:color w:val="FFFFFF"/>
                 <w:sz w:val="17"/>
               </w:rPr>
-              <w:t>Amenazas por validar</w:t>
-            </w:r>
-          </w:p>
-        </w:tc>
-      </w:tr>
-      <w:tr>
-        <w:tc>
-          <w:tcPr>
-            <w:tcW w:type="dxa" w:w="4680"/>
-            <w:vAlign w:val="top"/>
-            <w:tcMar>
-              <w:top w:w="80" w:type="dxa"/>
-              <w:start w:w="120" w:type="dxa"/>
-              <w:bottom w:w="80" w:type="dxa"/>
-              <w:end w:w="120" w:type="dxa"/>
-            </w:tcMar>
-          </w:tcPr>
-          <w:p>
-            <w:pPr>
-              <w:spacing w:after="0"/>
-            </w:pPr>
-            <w:r>
-              <w:rPr>
-                <w:rFonts w:ascii="Calibri" w:hAnsi="Calibri" w:eastAsia="Calibri"/>
-                <w:b w:val="0"/>
-                <w:i w:val="0"/>
-                <w:color w:val="203740"/>
-                <w:sz w:val="17"/>
-              </w:rPr>
-              <w:t>• Uso de la línea base del Dashboard para seguimiento anual y priorización territorial.</w:t>
-              <w:br/>
-              <w:t>• Coordinación con instituciones sectoriales cuando la competencia no sea exclusivamente municipal.</w:t>
+              <w:t>Situación observada</w:t>
             </w:r>
           </w:p>
         </w:tc>
         <w:tc>
           <w:tcPr>
-            <w:tcW w:type="dxa" w:w="4680"/>
-            <w:vAlign w:val="top"/>
-            <w:tcMar>
-              <w:top w:w="80" w:type="dxa"/>
-              <w:start w:w="120" w:type="dxa"/>
-              <w:bottom w:w="80" w:type="dxa"/>
-              <w:end w:w="120" w:type="dxa"/>
-            </w:tcMar>
-          </w:tcPr>
-          <w:p>
-            <w:pPr>
-              <w:spacing w:after="0"/>
-            </w:pPr>
-            <w:r>
-              <w:rPr>
-                <w:rFonts w:ascii="Calibri" w:hAnsi="Calibri" w:eastAsia="Calibri"/>
-                <w:b w:val="0"/>
-                <w:i w:val="0"/>
-                <w:color w:val="203740"/>
-                <w:sz w:val="17"/>
-              </w:rPr>
-              <w:t>• Decisiones basadas en promedios municipales que oculten diferencias entre barrios, secciones y parajes.</w:t>
-              <w:br/>
-              <w:t>• Desactualización de diagnósticos anteriores si no se verifican en campo y con registros administrativos.</w:t>
-            </w:r>
-          </w:p>
-        </w:tc>
-      </w:tr>
-    </w:tbl>
-    <w:p>
-      <w:pPr>
-        <w:spacing w:after="0"/>
-      </w:pPr>
-    </w:p>
-    <w:p>
-      <w:r>
-        <w:br w:type="page"/>
-      </w:r>
-    </w:p>
-    <w:p>
-      <w:pPr>
-        <w:pStyle w:val="Heading1"/>
-      </w:pPr>
-      <w:r>
-        <w:t>4. Marco estratégico para validación</w:t>
-      </w:r>
-    </w:p>
-    <w:p>
-      <w:r>
-        <w:t>La visión municipal no se completa automáticamente. Debe expresar una situación futura compartida y ser acordada por las instancias municipales correspondientes. Se propone la siguiente estructura de trabajo:</w:t>
-      </w:r>
-    </w:p>
-    <w:tbl>
-      <w:tblPr>
-        <w:tblW w:type="dxa" w:w="9360"/>
-        <w:tblLayout w:type="fixed"/>
-        <w:tblLook w:firstColumn="1" w:firstRow="1" w:lastColumn="0" w:lastRow="0" w:noHBand="0" w:noVBand="1" w:val="04A0"/>
-        <w:jc w:val="center"/>
-        <w:tblInd w:w="120" w:type="dxa"/>
-        <w:tblBorders>
-          <w:top w:val="single" w:sz="5" w:color="D7E0E1"/>
-          <w:left w:val="single" w:sz="5" w:color="D7E0E1"/>
-          <w:bottom w:val="single" w:sz="5" w:color="D7E0E1"/>
-          <w:right w:val="single" w:sz="5" w:color="D7E0E1"/>
-          <w:insideH w:val="single" w:sz="5" w:color="D7E0E1"/>
-          <w:insideV w:val="single" w:sz="5" w:color="D7E0E1"/>
-        </w:tblBorders>
-      </w:tblPr>
-      <w:tblGrid>
-        <w:gridCol w:w="2100"/>
-        <w:gridCol w:w="4700"/>
-        <w:gridCol w:w="2560"/>
-      </w:tblGrid>
-      <w:tr>
-        <w:trPr>
-          <w:tblHeader w:val="true"/>
-        </w:trPr>
-        <w:tc>
-          <w:tcPr>
-            <w:tcW w:type="dxa" w:w="2100"/>
+            <w:tcW w:type="dxa" w:w="2060"/>
             <w:tcMar>
               <w:top w:w="80" w:type="dxa"/>
               <w:start w:w="120" w:type="dxa"/>
@@ -4092,63 +3892,7 @@
                 <w:color w:val="FFFFFF"/>
                 <w:sz w:val="17"/>
               </w:rPr>
-              <w:t>Componente</w:t>
-            </w:r>
-          </w:p>
-        </w:tc>
-        <w:tc>
-          <w:tcPr>
-            <w:tcW w:type="dxa" w:w="4700"/>
-            <w:tcMar>
-              <w:top w:w="80" w:type="dxa"/>
-              <w:start w:w="120" w:type="dxa"/>
-              <w:bottom w:w="80" w:type="dxa"/>
-              <w:end w:w="120" w:type="dxa"/>
-            </w:tcMar>
-            <w:shd w:fill="203740"/>
-            <w:vAlign w:val="center"/>
-          </w:tcPr>
-          <w:p>
-            <w:pPr>
-              <w:spacing w:after="0"/>
-            </w:pPr>
-            <w:r>
-              <w:rPr>
-                <w:rFonts w:ascii="Calibri" w:hAnsi="Calibri" w:eastAsia="Calibri"/>
-                <w:b/>
-                <w:i w:val="0"/>
-                <w:color w:val="FFFFFF"/>
-                <w:sz w:val="17"/>
-              </w:rPr>
-              <w:t>Base propuesta</w:t>
-            </w:r>
-          </w:p>
-        </w:tc>
-        <w:tc>
-          <w:tcPr>
-            <w:tcW w:type="dxa" w:w="2560"/>
-            <w:tcMar>
-              <w:top w:w="80" w:type="dxa"/>
-              <w:start w:w="120" w:type="dxa"/>
-              <w:bottom w:w="80" w:type="dxa"/>
-              <w:end w:w="120" w:type="dxa"/>
-            </w:tcMar>
-            <w:shd w:fill="203740"/>
-            <w:vAlign w:val="center"/>
-          </w:tcPr>
-          <w:p>
-            <w:pPr>
-              <w:spacing w:after="0"/>
-            </w:pPr>
-            <w:r>
-              <w:rPr>
-                <w:rFonts w:ascii="Calibri" w:hAnsi="Calibri" w:eastAsia="Calibri"/>
-                <w:b/>
-                <w:i w:val="0"/>
-                <w:color w:val="FFFFFF"/>
-                <w:sz w:val="17"/>
-              </w:rPr>
-              <w:t>Decisión requerida</w:t>
+              <w:t>Fuente</w:t>
             </w:r>
           </w:p>
         </w:tc>
@@ -4156,7 +3900,7 @@
       <w:tr>
         <w:tc>
           <w:tcPr>
-            <w:tcW w:type="dxa" w:w="2100"/>
+            <w:tcW w:type="dxa" w:w="2200"/>
             <w:vAlign w:val="top"/>
             <w:tcMar>
               <w:top w:w="80" w:type="dxa"/>
@@ -4177,13 +3921,13 @@
                 <w:color w:val="203740"/>
                 <w:sz w:val="17"/>
               </w:rPr>
-              <w:t>Visión municipal</w:t>
+              <w:t>Población y territorio</w:t>
             </w:r>
           </w:p>
         </w:tc>
         <w:tc>
           <w:tcPr>
-            <w:tcW w:type="dxa" w:w="4700"/>
+            <w:tcW w:type="dxa" w:w="5100"/>
             <w:vAlign w:val="top"/>
             <w:tcMar>
               <w:top w:w="80" w:type="dxa"/>
@@ -4204,592 +3948,13 @@
                 <w:color w:val="203740"/>
                 <w:sz w:val="17"/>
               </w:rPr>
-              <w:t>Redactar en una frase el municipio deseado al cierre del período.</w:t>
+              <w:t>Variación intercensal de 18.4%; urbanización de 31.8%.</w:t>
             </w:r>
           </w:p>
         </w:tc>
         <w:tc>
           <w:tcPr>
-            <w:tcW w:type="dxa" w:w="2560"/>
-            <w:vAlign w:val="top"/>
-            <w:tcMar>
-              <w:top w:w="80" w:type="dxa"/>
-              <w:start w:w="120" w:type="dxa"/>
-              <w:bottom w:w="80" w:type="dxa"/>
-              <w:end w:w="120" w:type="dxa"/>
-            </w:tcMar>
-          </w:tcPr>
-          <w:p>
-            <w:pPr>
-              <w:spacing w:after="0"/>
-            </w:pPr>
-            <w:r>
-              <w:rPr>
-                <w:rFonts w:ascii="Calibri" w:hAnsi="Calibri" w:eastAsia="Calibri"/>
-                <w:b w:val="0"/>
-                <w:i w:val="0"/>
-                <w:color w:val="203740"/>
-                <w:sz w:val="17"/>
-              </w:rPr>
-              <w:t>CDM: acordar texto</w:t>
-            </w:r>
-          </w:p>
-        </w:tc>
-      </w:tr>
-      <w:tr>
-        <w:tc>
-          <w:tcPr>
-            <w:tcW w:type="dxa" w:w="2100"/>
-            <w:shd w:fill="F7F9F9"/>
-            <w:vAlign w:val="top"/>
-            <w:tcMar>
-              <w:top w:w="80" w:type="dxa"/>
-              <w:start w:w="120" w:type="dxa"/>
-              <w:bottom w:w="80" w:type="dxa"/>
-              <w:end w:w="120" w:type="dxa"/>
-            </w:tcMar>
-          </w:tcPr>
-          <w:p>
-            <w:pPr>
-              <w:spacing w:after="0"/>
-            </w:pPr>
-            <w:r>
-              <w:rPr>
-                <w:rFonts w:ascii="Calibri" w:hAnsi="Calibri" w:eastAsia="Calibri"/>
-                <w:b w:val="0"/>
-                <w:i w:val="0"/>
-                <w:color w:val="203740"/>
-                <w:sz w:val="17"/>
-              </w:rPr>
-              <w:t>Eje 1 · Gestión y territorio</w:t>
-            </w:r>
-          </w:p>
-        </w:tc>
-        <w:tc>
-          <w:tcPr>
-            <w:tcW w:type="dxa" w:w="4700"/>
-            <w:shd w:fill="F7F9F9"/>
-            <w:vAlign w:val="top"/>
-            <w:tcMar>
-              <w:top w:w="80" w:type="dxa"/>
-              <w:start w:w="120" w:type="dxa"/>
-              <w:bottom w:w="80" w:type="dxa"/>
-              <w:end w:w="120" w:type="dxa"/>
-            </w:tcMar>
-          </w:tcPr>
-          <w:p>
-            <w:pPr>
-              <w:spacing w:after="0"/>
-            </w:pPr>
-            <w:r>
-              <w:rPr>
-                <w:rFonts w:ascii="Calibri" w:hAnsi="Calibri" w:eastAsia="Calibri"/>
-                <w:b w:val="0"/>
-                <w:i w:val="0"/>
-                <w:color w:val="203740"/>
-                <w:sz w:val="17"/>
-              </w:rPr>
-              <w:t>Información, planificación, servicios y ordenamiento.</w:t>
-            </w:r>
-          </w:p>
-        </w:tc>
-        <w:tc>
-          <w:tcPr>
-            <w:tcW w:type="dxa" w:w="2560"/>
-            <w:shd w:fill="F7F9F9"/>
-            <w:vAlign w:val="top"/>
-            <w:tcMar>
-              <w:top w:w="80" w:type="dxa"/>
-              <w:start w:w="120" w:type="dxa"/>
-              <w:bottom w:w="80" w:type="dxa"/>
-              <w:end w:w="120" w:type="dxa"/>
-            </w:tcMar>
-          </w:tcPr>
-          <w:p>
-            <w:pPr>
-              <w:spacing w:after="0"/>
-            </w:pPr>
-            <w:r>
-              <w:rPr>
-                <w:rFonts w:ascii="Calibri" w:hAnsi="Calibri" w:eastAsia="Calibri"/>
-                <w:b w:val="0"/>
-                <w:i w:val="0"/>
-                <w:color w:val="203740"/>
-                <w:sz w:val="17"/>
-              </w:rPr>
-              <w:t>OMPP/CDM: confirmar</w:t>
-            </w:r>
-          </w:p>
-        </w:tc>
-      </w:tr>
-      <w:tr>
-        <w:tc>
-          <w:tcPr>
-            <w:tcW w:type="dxa" w:w="2100"/>
-            <w:vAlign w:val="top"/>
-            <w:tcMar>
-              <w:top w:w="80" w:type="dxa"/>
-              <w:start w:w="120" w:type="dxa"/>
-              <w:bottom w:w="80" w:type="dxa"/>
-              <w:end w:w="120" w:type="dxa"/>
-            </w:tcMar>
-          </w:tcPr>
-          <w:p>
-            <w:pPr>
-              <w:spacing w:after="0"/>
-            </w:pPr>
-            <w:r>
-              <w:rPr>
-                <w:rFonts w:ascii="Calibri" w:hAnsi="Calibri" w:eastAsia="Calibri"/>
-                <w:b w:val="0"/>
-                <w:i w:val="0"/>
-                <w:color w:val="203740"/>
-                <w:sz w:val="17"/>
-              </w:rPr>
-              <w:t>Eje 2 · Desarrollo social</w:t>
-            </w:r>
-          </w:p>
-        </w:tc>
-        <w:tc>
-          <w:tcPr>
-            <w:tcW w:type="dxa" w:w="4700"/>
-            <w:vAlign w:val="top"/>
-            <w:tcMar>
-              <w:top w:w="80" w:type="dxa"/>
-              <w:start w:w="120" w:type="dxa"/>
-              <w:bottom w:w="80" w:type="dxa"/>
-              <w:end w:w="120" w:type="dxa"/>
-            </w:tcMar>
-          </w:tcPr>
-          <w:p>
-            <w:pPr>
-              <w:spacing w:after="0"/>
-            </w:pPr>
-            <w:r>
-              <w:rPr>
-                <w:rFonts w:ascii="Calibri" w:hAnsi="Calibri" w:eastAsia="Calibri"/>
-                <w:b w:val="0"/>
-                <w:i w:val="0"/>
-                <w:color w:val="203740"/>
-                <w:sz w:val="17"/>
-              </w:rPr>
-              <w:t>Servicios básicos, educación, salud, inclusión y convivencia.</w:t>
-            </w:r>
-          </w:p>
-        </w:tc>
-        <w:tc>
-          <w:tcPr>
-            <w:tcW w:type="dxa" w:w="2560"/>
-            <w:vAlign w:val="top"/>
-            <w:tcMar>
-              <w:top w:w="80" w:type="dxa"/>
-              <w:start w:w="120" w:type="dxa"/>
-              <w:bottom w:w="80" w:type="dxa"/>
-              <w:end w:w="120" w:type="dxa"/>
-            </w:tcMar>
-          </w:tcPr>
-          <w:p>
-            <w:pPr>
-              <w:spacing w:after="0"/>
-            </w:pPr>
-            <w:r>
-              <w:rPr>
-                <w:rFonts w:ascii="Calibri" w:hAnsi="Calibri" w:eastAsia="Calibri"/>
-                <w:b w:val="0"/>
-                <w:i w:val="0"/>
-                <w:color w:val="203740"/>
-                <w:sz w:val="17"/>
-              </w:rPr>
-              <w:t>OMPP/CDM: confirmar</w:t>
-            </w:r>
-          </w:p>
-        </w:tc>
-      </w:tr>
-      <w:tr>
-        <w:tc>
-          <w:tcPr>
-            <w:tcW w:type="dxa" w:w="2100"/>
-            <w:shd w:fill="F7F9F9"/>
-            <w:vAlign w:val="top"/>
-            <w:tcMar>
-              <w:top w:w="80" w:type="dxa"/>
-              <w:start w:w="120" w:type="dxa"/>
-              <w:bottom w:w="80" w:type="dxa"/>
-              <w:end w:w="120" w:type="dxa"/>
-            </w:tcMar>
-          </w:tcPr>
-          <w:p>
-            <w:pPr>
-              <w:spacing w:after="0"/>
-            </w:pPr>
-            <w:r>
-              <w:rPr>
-                <w:rFonts w:ascii="Calibri" w:hAnsi="Calibri" w:eastAsia="Calibri"/>
-                <w:b w:val="0"/>
-                <w:i w:val="0"/>
-                <w:color w:val="203740"/>
-                <w:sz w:val="17"/>
-              </w:rPr>
-              <w:t>Eje 3 · Economía local</w:t>
-            </w:r>
-          </w:p>
-        </w:tc>
-        <w:tc>
-          <w:tcPr>
-            <w:tcW w:type="dxa" w:w="4700"/>
-            <w:shd w:fill="F7F9F9"/>
-            <w:vAlign w:val="top"/>
-            <w:tcMar>
-              <w:top w:w="80" w:type="dxa"/>
-              <w:start w:w="120" w:type="dxa"/>
-              <w:bottom w:w="80" w:type="dxa"/>
-              <w:end w:w="120" w:type="dxa"/>
-            </w:tcMar>
-          </w:tcPr>
-          <w:p>
-            <w:pPr>
-              <w:spacing w:after="0"/>
-            </w:pPr>
-            <w:r>
-              <w:rPr>
-                <w:rFonts w:ascii="Calibri" w:hAnsi="Calibri" w:eastAsia="Calibri"/>
-                <w:b w:val="0"/>
-                <w:i w:val="0"/>
-                <w:color w:val="203740"/>
-                <w:sz w:val="17"/>
-              </w:rPr>
-              <w:t>Empleo, microempresas, activos productivos y articulación sectorial.</w:t>
-            </w:r>
-          </w:p>
-        </w:tc>
-        <w:tc>
-          <w:tcPr>
-            <w:tcW w:type="dxa" w:w="2560"/>
-            <w:shd w:fill="F7F9F9"/>
-            <w:vAlign w:val="top"/>
-            <w:tcMar>
-              <w:top w:w="80" w:type="dxa"/>
-              <w:start w:w="120" w:type="dxa"/>
-              <w:bottom w:w="80" w:type="dxa"/>
-              <w:end w:w="120" w:type="dxa"/>
-            </w:tcMar>
-          </w:tcPr>
-          <w:p>
-            <w:pPr>
-              <w:spacing w:after="0"/>
-            </w:pPr>
-            <w:r>
-              <w:rPr>
-                <w:rFonts w:ascii="Calibri" w:hAnsi="Calibri" w:eastAsia="Calibri"/>
-                <w:b w:val="0"/>
-                <w:i w:val="0"/>
-                <w:color w:val="203740"/>
-                <w:sz w:val="17"/>
-              </w:rPr>
-              <w:t>OMPP/CDM: confirmar</w:t>
-            </w:r>
-          </w:p>
-        </w:tc>
-      </w:tr>
-      <w:tr>
-        <w:tc>
-          <w:tcPr>
-            <w:tcW w:type="dxa" w:w="2100"/>
-            <w:vAlign w:val="top"/>
-            <w:tcMar>
-              <w:top w:w="80" w:type="dxa"/>
-              <w:start w:w="120" w:type="dxa"/>
-              <w:bottom w:w="80" w:type="dxa"/>
-              <w:end w:w="120" w:type="dxa"/>
-            </w:tcMar>
-          </w:tcPr>
-          <w:p>
-            <w:pPr>
-              <w:spacing w:after="0"/>
-            </w:pPr>
-            <w:r>
-              <w:rPr>
-                <w:rFonts w:ascii="Calibri" w:hAnsi="Calibri" w:eastAsia="Calibri"/>
-                <w:b w:val="0"/>
-                <w:i w:val="0"/>
-                <w:color w:val="203740"/>
-                <w:sz w:val="17"/>
-              </w:rPr>
-              <w:t>Eje 4 · Ambiente y resiliencia</w:t>
-            </w:r>
-          </w:p>
-        </w:tc>
-        <w:tc>
-          <w:tcPr>
-            <w:tcW w:type="dxa" w:w="4700"/>
-            <w:vAlign w:val="top"/>
-            <w:tcMar>
-              <w:top w:w="80" w:type="dxa"/>
-              <w:start w:w="120" w:type="dxa"/>
-              <w:bottom w:w="80" w:type="dxa"/>
-              <w:end w:w="120" w:type="dxa"/>
-            </w:tcMar>
-          </w:tcPr>
-          <w:p>
-            <w:pPr>
-              <w:spacing w:after="0"/>
-            </w:pPr>
-            <w:r>
-              <w:rPr>
-                <w:rFonts w:ascii="Calibri" w:hAnsi="Calibri" w:eastAsia="Calibri"/>
-                <w:b w:val="0"/>
-                <w:i w:val="0"/>
-                <w:color w:val="203740"/>
-                <w:sz w:val="17"/>
-              </w:rPr>
-              <w:t>Riesgos, recursos naturales, residuos y adaptación.</w:t>
-            </w:r>
-          </w:p>
-        </w:tc>
-        <w:tc>
-          <w:tcPr>
-            <w:tcW w:type="dxa" w:w="2560"/>
-            <w:vAlign w:val="top"/>
-            <w:tcMar>
-              <w:top w:w="80" w:type="dxa"/>
-              <w:start w:w="120" w:type="dxa"/>
-              <w:bottom w:w="80" w:type="dxa"/>
-              <w:end w:w="120" w:type="dxa"/>
-            </w:tcMar>
-          </w:tcPr>
-          <w:p>
-            <w:pPr>
-              <w:spacing w:after="0"/>
-            </w:pPr>
-            <w:r>
-              <w:rPr>
-                <w:rFonts w:ascii="Calibri" w:hAnsi="Calibri" w:eastAsia="Calibri"/>
-                <w:b w:val="0"/>
-                <w:i w:val="0"/>
-                <w:color w:val="203740"/>
-                <w:sz w:val="17"/>
-              </w:rPr>
-              <w:t>OMPP/CDM: completar fuentes</w:t>
-            </w:r>
-          </w:p>
-        </w:tc>
-      </w:tr>
-    </w:tbl>
-    <w:p>
-      <w:pPr>
-        <w:spacing w:after="0"/>
-      </w:pPr>
-    </w:p>
-    <w:p>
-      <w:pPr>
-        <w:pStyle w:val="Heading2"/>
-      </w:pPr>
-      <w:r>
-        <w:t>4.1 Ideas iniciales de proyectos</w:t>
-      </w:r>
-    </w:p>
-    <w:p>
-      <w:r>
-        <w:t>Las ideas siguientes derivan de brechas del diagnóstico. No incluyen costo, beneficiarios, cronograma, aprobación ni fuente de financiamiento.</w:t>
-      </w:r>
-    </w:p>
-    <w:tbl>
-      <w:tblPr>
-        <w:tblW w:type="dxa" w:w="9360"/>
-        <w:tblLayout w:type="fixed"/>
-        <w:tblLook w:firstColumn="1" w:firstRow="1" w:lastColumn="0" w:lastRow="0" w:noHBand="0" w:noVBand="1" w:val="04A0"/>
-        <w:jc w:val="center"/>
-        <w:tblInd w:w="120" w:type="dxa"/>
-        <w:tblBorders>
-          <w:top w:val="single" w:sz="5" w:color="D7E0E1"/>
-          <w:left w:val="single" w:sz="5" w:color="D7E0E1"/>
-          <w:bottom w:val="single" w:sz="5" w:color="D7E0E1"/>
-          <w:right w:val="single" w:sz="5" w:color="D7E0E1"/>
-          <w:insideH w:val="single" w:sz="5" w:color="D7E0E1"/>
-          <w:insideV w:val="single" w:sz="5" w:color="D7E0E1"/>
-        </w:tblBorders>
-      </w:tblPr>
-      <w:tblGrid>
-        <w:gridCol w:w="2500"/>
-        <w:gridCol w:w="3900"/>
-        <w:gridCol w:w="1460"/>
-        <w:gridCol w:w="1500"/>
-      </w:tblGrid>
-      <w:tr>
-        <w:trPr>
-          <w:tblHeader w:val="true"/>
-        </w:trPr>
-        <w:tc>
-          <w:tcPr>
-            <w:tcW w:type="dxa" w:w="2500"/>
-            <w:tcMar>
-              <w:top w:w="80" w:type="dxa"/>
-              <w:start w:w="120" w:type="dxa"/>
-              <w:bottom w:w="80" w:type="dxa"/>
-              <w:end w:w="120" w:type="dxa"/>
-            </w:tcMar>
-            <w:shd w:fill="203740"/>
-            <w:vAlign w:val="center"/>
-          </w:tcPr>
-          <w:p>
-            <w:pPr>
-              <w:spacing w:after="0"/>
-            </w:pPr>
-            <w:r>
-              <w:rPr>
-                <w:rFonts w:ascii="Calibri" w:hAnsi="Calibri" w:eastAsia="Calibri"/>
-                <w:b/>
-                <w:i w:val="0"/>
-                <w:color w:val="FFFFFF"/>
-                <w:sz w:val="17"/>
-              </w:rPr>
-              <w:t>Idea</w:t>
-            </w:r>
-          </w:p>
-        </w:tc>
-        <w:tc>
-          <w:tcPr>
-            <w:tcW w:type="dxa" w:w="3900"/>
-            <w:tcMar>
-              <w:top w:w="80" w:type="dxa"/>
-              <w:start w:w="120" w:type="dxa"/>
-              <w:bottom w:w="80" w:type="dxa"/>
-              <w:end w:w="120" w:type="dxa"/>
-            </w:tcMar>
-            <w:shd w:fill="203740"/>
-            <w:vAlign w:val="center"/>
-          </w:tcPr>
-          <w:p>
-            <w:pPr>
-              <w:spacing w:after="0"/>
-            </w:pPr>
-            <w:r>
-              <w:rPr>
-                <w:rFonts w:ascii="Calibri" w:hAnsi="Calibri" w:eastAsia="Calibri"/>
-                <w:b/>
-                <w:i w:val="0"/>
-                <w:color w:val="FFFFFF"/>
-                <w:sz w:val="17"/>
-              </w:rPr>
-              <w:t>Alcance antes de formular</w:t>
-            </w:r>
-          </w:p>
-        </w:tc>
-        <w:tc>
-          <w:tcPr>
-            <w:tcW w:type="dxa" w:w="1460"/>
-            <w:tcMar>
-              <w:top w:w="80" w:type="dxa"/>
-              <w:start w:w="120" w:type="dxa"/>
-              <w:bottom w:w="80" w:type="dxa"/>
-              <w:end w:w="120" w:type="dxa"/>
-            </w:tcMar>
-            <w:shd w:fill="203740"/>
-            <w:vAlign w:val="center"/>
-          </w:tcPr>
-          <w:p>
-            <w:pPr>
-              <w:spacing w:after="0"/>
-            </w:pPr>
-            <w:r>
-              <w:rPr>
-                <w:rFonts w:ascii="Calibri" w:hAnsi="Calibri" w:eastAsia="Calibri"/>
-                <w:b/>
-                <w:i w:val="0"/>
-                <w:color w:val="FFFFFF"/>
-                <w:sz w:val="17"/>
-              </w:rPr>
-              <w:t>Evidencia inicial</w:t>
-            </w:r>
-          </w:p>
-        </w:tc>
-        <w:tc>
-          <w:tcPr>
-            <w:tcW w:type="dxa" w:w="1500"/>
-            <w:tcMar>
-              <w:top w:w="80" w:type="dxa"/>
-              <w:start w:w="120" w:type="dxa"/>
-              <w:bottom w:w="80" w:type="dxa"/>
-              <w:end w:w="120" w:type="dxa"/>
-            </w:tcMar>
-            <w:shd w:fill="203740"/>
-            <w:vAlign w:val="center"/>
-          </w:tcPr>
-          <w:p>
-            <w:pPr>
-              <w:spacing w:after="0"/>
-            </w:pPr>
-            <w:r>
-              <w:rPr>
-                <w:rFonts w:ascii="Calibri" w:hAnsi="Calibri" w:eastAsia="Calibri"/>
-                <w:b/>
-                <w:i w:val="0"/>
-                <w:color w:val="FFFFFF"/>
-                <w:sz w:val="17"/>
-              </w:rPr>
-              <w:t>Estado</w:t>
-            </w:r>
-          </w:p>
-        </w:tc>
-      </w:tr>
-      <w:tr>
-        <w:tc>
-          <w:tcPr>
-            <w:tcW w:type="dxa" w:w="2500"/>
-            <w:vAlign w:val="top"/>
-            <w:tcMar>
-              <w:top w:w="80" w:type="dxa"/>
-              <w:start w:w="120" w:type="dxa"/>
-              <w:bottom w:w="80" w:type="dxa"/>
-              <w:end w:w="120" w:type="dxa"/>
-            </w:tcMar>
-          </w:tcPr>
-          <w:p>
-            <w:pPr>
-              <w:spacing w:after="0"/>
-            </w:pPr>
-            <w:r>
-              <w:rPr>
-                <w:rFonts w:ascii="Calibri" w:hAnsi="Calibri" w:eastAsia="Calibri"/>
-                <w:b w:val="0"/>
-                <w:i w:val="0"/>
-                <w:color w:val="203740"/>
-                <w:sz w:val="17"/>
-              </w:rPr>
-              <w:t>Sistema municipal de información territorial</w:t>
-            </w:r>
-          </w:p>
-        </w:tc>
-        <w:tc>
-          <w:tcPr>
-            <w:tcW w:type="dxa" w:w="3900"/>
-            <w:vAlign w:val="top"/>
-            <w:tcMar>
-              <w:top w:w="80" w:type="dxa"/>
-              <w:start w:w="120" w:type="dxa"/>
-              <w:bottom w:w="80" w:type="dxa"/>
-              <w:end w:w="120" w:type="dxa"/>
-            </w:tcMar>
-          </w:tcPr>
-          <w:p>
-            <w:pPr>
-              <w:spacing w:after="0"/>
-            </w:pPr>
-            <w:r>
-              <w:rPr>
-                <w:rFonts w:ascii="Calibri" w:hAnsi="Calibri" w:eastAsia="Calibri"/>
-                <w:b w:val="0"/>
-                <w:i w:val="0"/>
-                <w:color w:val="203740"/>
-                <w:sz w:val="17"/>
-              </w:rPr>
-              <w:t>Desagregar indicadores por sectores y mantener línea base anual con fuente y responsable.</w:t>
-            </w:r>
-          </w:p>
-        </w:tc>
-        <w:tc>
-          <w:tcPr>
-            <w:tcW w:type="dxa" w:w="1460"/>
+            <w:tcW w:type="dxa" w:w="2060"/>
             <w:vAlign w:val="top"/>
             <w:tcMar>
               <w:top w:w="80" w:type="dxa"/>
@@ -4814,38 +3979,11 @@
             </w:r>
           </w:p>
         </w:tc>
-        <w:tc>
-          <w:tcPr>
-            <w:tcW w:type="dxa" w:w="1500"/>
-            <w:vAlign w:val="top"/>
-            <w:tcMar>
-              <w:top w:w="80" w:type="dxa"/>
-              <w:start w:w="120" w:type="dxa"/>
-              <w:bottom w:w="80" w:type="dxa"/>
-              <w:end w:w="120" w:type="dxa"/>
-            </w:tcMar>
-          </w:tcPr>
-          <w:p>
-            <w:pPr>
-              <w:spacing w:after="0"/>
-            </w:pPr>
-            <w:r>
-              <w:rPr>
-                <w:rFonts w:ascii="Calibri" w:hAnsi="Calibri" w:eastAsia="Calibri"/>
-                <w:b w:val="0"/>
-                <w:i w:val="0"/>
-                <w:color w:val="203740"/>
-                <w:sz w:val="17"/>
-              </w:rPr>
-              <w:t>Pendiente de validación</w:t>
-            </w:r>
-          </w:p>
-        </w:tc>
       </w:tr>
       <w:tr>
         <w:tc>
           <w:tcPr>
-            <w:tcW w:type="dxa" w:w="2500"/>
+            <w:tcW w:type="dxa" w:w="2200"/>
             <w:shd w:fill="F7F9F9"/>
             <w:vAlign w:val="top"/>
             <w:tcMar>
@@ -4867,13 +4005,13 @@
                 <w:color w:val="203740"/>
                 <w:sz w:val="17"/>
               </w:rPr>
-              <w:t>Actualización del diagnóstico operativo de agua y saneamiento</w:t>
+              <w:t>Agua y saneamiento</w:t>
             </w:r>
           </w:p>
         </w:tc>
         <w:tc>
           <w:tcPr>
-            <w:tcW w:type="dxa" w:w="3900"/>
+            <w:tcW w:type="dxa" w:w="5100"/>
             <w:shd w:fill="F7F9F9"/>
             <w:vAlign w:val="top"/>
             <w:tcMar>
@@ -4895,13 +4033,13 @@
                 <w:color w:val="203740"/>
                 <w:sz w:val="17"/>
               </w:rPr>
-              <w:t>Localizar continuidad, calidad, cobertura y hogares críticos; coordinar responsabilidades sectoriales.</w:t>
+              <w:t>Agua de acueducto dentro: 56.9%; hogares sin sanitario: 4.4%.</w:t>
             </w:r>
           </w:p>
         </w:tc>
         <w:tc>
           <w:tcPr>
-            <w:tcW w:type="dxa" w:w="1460"/>
+            <w:tcW w:type="dxa" w:w="2060"/>
             <w:shd w:fill="F7F9F9"/>
             <w:vAlign w:val="top"/>
             <w:tcMar>
@@ -4927,10 +4065,11 @@
             </w:r>
           </w:p>
         </w:tc>
+      </w:tr>
+      <w:tr>
         <w:tc>
           <w:tcPr>
-            <w:tcW w:type="dxa" w:w="1500"/>
-            <w:shd w:fill="F7F9F9"/>
+            <w:tcW w:type="dxa" w:w="2200"/>
             <w:vAlign w:val="top"/>
             <w:tcMar>
               <w:top w:w="80" w:type="dxa"/>
@@ -4951,15 +4090,13 @@
                 <w:color w:val="203740"/>
                 <w:sz w:val="17"/>
               </w:rPr>
-              <w:t>Pendiente de validación</w:t>
+              <w:t>Residuos sólidos</w:t>
             </w:r>
           </w:p>
         </w:tc>
-      </w:tr>
-      <w:tr>
         <w:tc>
           <w:tcPr>
-            <w:tcW w:type="dxa" w:w="2500"/>
+            <w:tcW w:type="dxa" w:w="5100"/>
             <w:vAlign w:val="top"/>
             <w:tcMar>
               <w:top w:w="80" w:type="dxa"/>
@@ -4980,40 +4117,13 @@
                 <w:color w:val="203740"/>
                 <w:sz w:val="17"/>
               </w:rPr>
-              <w:t>Optimización de rutas y control del manejo de residuos</w:t>
+              <w:t>Recogida municipal declarada: 95.6%; quema: 3.1%.</w:t>
             </w:r>
           </w:p>
         </w:tc>
         <w:tc>
           <w:tcPr>
-            <w:tcW w:type="dxa" w:w="3900"/>
-            <w:vAlign w:val="top"/>
-            <w:tcMar>
-              <w:top w:w="80" w:type="dxa"/>
-              <w:start w:w="120" w:type="dxa"/>
-              <w:bottom w:w="80" w:type="dxa"/>
-              <w:end w:w="120" w:type="dxa"/>
-            </w:tcMar>
-          </w:tcPr>
-          <w:p>
-            <w:pPr>
-              <w:spacing w:after="0"/>
-            </w:pPr>
-            <w:r>
-              <w:rPr>
-                <w:rFonts w:ascii="Calibri" w:hAnsi="Calibri" w:eastAsia="Calibri"/>
-                <w:b w:val="0"/>
-                <w:i w:val="0"/>
-                <w:color w:val="203740"/>
-                <w:sz w:val="17"/>
-              </w:rPr>
-              <w:t>Medir frecuencia, sectores no cubiertos, puntos críticos y disposición final.</w:t>
-            </w:r>
-          </w:p>
-        </w:tc>
-        <w:tc>
-          <w:tcPr>
-            <w:tcW w:type="dxa" w:w="1460"/>
+            <w:tcW w:type="dxa" w:w="2060"/>
             <w:vAlign w:val="top"/>
             <w:tcMar>
               <w:top w:w="80" w:type="dxa"/>
@@ -5038,38 +4148,11 @@
             </w:r>
           </w:p>
         </w:tc>
-        <w:tc>
-          <w:tcPr>
-            <w:tcW w:type="dxa" w:w="1500"/>
-            <w:vAlign w:val="top"/>
-            <w:tcMar>
-              <w:top w:w="80" w:type="dxa"/>
-              <w:start w:w="120" w:type="dxa"/>
-              <w:bottom w:w="80" w:type="dxa"/>
-              <w:end w:w="120" w:type="dxa"/>
-            </w:tcMar>
-          </w:tcPr>
-          <w:p>
-            <w:pPr>
-              <w:spacing w:after="0"/>
-            </w:pPr>
-            <w:r>
-              <w:rPr>
-                <w:rFonts w:ascii="Calibri" w:hAnsi="Calibri" w:eastAsia="Calibri"/>
-                <w:b w:val="0"/>
-                <w:i w:val="0"/>
-                <w:color w:val="203740"/>
-                <w:sz w:val="17"/>
-              </w:rPr>
-              <w:t>Pendiente de validación</w:t>
-            </w:r>
-          </w:p>
-        </w:tc>
       </w:tr>
       <w:tr>
         <w:tc>
           <w:tcPr>
-            <w:tcW w:type="dxa" w:w="2500"/>
+            <w:tcW w:type="dxa" w:w="2200"/>
             <w:shd w:fill="F7F9F9"/>
             <w:vAlign w:val="top"/>
             <w:tcMar>
@@ -5091,13 +4174,13 @@
                 <w:color w:val="203740"/>
                 <w:sz w:val="17"/>
               </w:rPr>
-              <w:t>Mecanismo local de coordinación para permanencia educativa</w:t>
+              <w:t>Educación</w:t>
             </w:r>
           </w:p>
         </w:tc>
         <w:tc>
           <w:tcPr>
-            <w:tcW w:type="dxa" w:w="3900"/>
+            <w:tcW w:type="dxa" w:w="5100"/>
             <w:shd w:fill="F7F9F9"/>
             <w:vAlign w:val="top"/>
             <w:tcMar>
@@ -5119,13 +4202,13 @@
                 <w:color w:val="203740"/>
                 <w:sz w:val="17"/>
               </w:rPr>
-              <w:t>Validar datos con el distrito educativo y focalizar factores de abandono dentro de las competencias locales.</w:t>
+              <w:t>Abandono secundario del distrito asociado: 3.4%.</w:t>
             </w:r>
           </w:p>
         </w:tc>
         <w:tc>
           <w:tcPr>
-            <w:tcW w:type="dxa" w:w="1460"/>
+            <w:tcW w:type="dxa" w:w="2060"/>
             <w:shd w:fill="F7F9F9"/>
             <w:vAlign w:val="top"/>
             <w:tcMar>
@@ -5151,10 +4234,11 @@
             </w:r>
           </w:p>
         </w:tc>
+      </w:tr>
+      <w:tr>
         <w:tc>
           <w:tcPr>
-            <w:tcW w:type="dxa" w:w="1500"/>
-            <w:shd w:fill="F7F9F9"/>
+            <w:tcW w:type="dxa" w:w="2200"/>
             <w:vAlign w:val="top"/>
             <w:tcMar>
               <w:top w:w="80" w:type="dxa"/>
@@ -5175,15 +4259,13 @@
                 <w:color w:val="203740"/>
                 <w:sz w:val="17"/>
               </w:rPr>
-              <w:t>Pendiente de validación</w:t>
+              <w:t>Economía local</w:t>
             </w:r>
           </w:p>
         </w:tc>
-      </w:tr>
-      <w:tr>
         <w:tc>
           <w:tcPr>
-            <w:tcW w:type="dxa" w:w="2500"/>
+            <w:tcW w:type="dxa" w:w="5100"/>
             <w:vAlign w:val="top"/>
             <w:tcMar>
               <w:top w:w="80" w:type="dxa"/>
@@ -5204,40 +4286,13 @@
                 <w:color w:val="203740"/>
                 <w:sz w:val="17"/>
               </w:rPr>
-              <w:t>Programa de información y servicios para microempresas</w:t>
+              <w:t>76.0% de los establecimientos observados son micro (1–10).</w:t>
             </w:r>
           </w:p>
         </w:tc>
         <w:tc>
           <w:tcPr>
-            <w:tcW w:type="dxa" w:w="3900"/>
-            <w:vAlign w:val="top"/>
-            <w:tcMar>
-              <w:top w:w="80" w:type="dxa"/>
-              <w:start w:w="120" w:type="dxa"/>
-              <w:bottom w:w="80" w:type="dxa"/>
-              <w:end w:w="120" w:type="dxa"/>
-            </w:tcMar>
-          </w:tcPr>
-          <w:p>
-            <w:pPr>
-              <w:spacing w:after="0"/>
-            </w:pPr>
-            <w:r>
-              <w:rPr>
-                <w:rFonts w:ascii="Calibri" w:hAnsi="Calibri" w:eastAsia="Calibri"/>
-                <w:b w:val="0"/>
-                <w:i w:val="0"/>
-                <w:color w:val="203740"/>
-                <w:sz w:val="17"/>
-              </w:rPr>
-              <w:t>Caracterizar necesidades reales, formalidad, acceso a capacitación y articulación con instituciones competentes.</w:t>
-            </w:r>
-          </w:p>
-        </w:tc>
-        <w:tc>
-          <w:tcPr>
-            <w:tcW w:type="dxa" w:w="1460"/>
+            <w:tcW w:type="dxa" w:w="2060"/>
             <w:vAlign w:val="top"/>
             <w:tcMar>
               <w:top w:w="80" w:type="dxa"/>
@@ -5262,38 +4317,11 @@
             </w:r>
           </w:p>
         </w:tc>
-        <w:tc>
-          <w:tcPr>
-            <w:tcW w:type="dxa" w:w="1500"/>
-            <w:vAlign w:val="top"/>
-            <w:tcMar>
-              <w:top w:w="80" w:type="dxa"/>
-              <w:start w:w="120" w:type="dxa"/>
-              <w:bottom w:w="80" w:type="dxa"/>
-              <w:end w:w="120" w:type="dxa"/>
-            </w:tcMar>
-          </w:tcPr>
-          <w:p>
-            <w:pPr>
-              <w:spacing w:after="0"/>
-            </w:pPr>
-            <w:r>
-              <w:rPr>
-                <w:rFonts w:ascii="Calibri" w:hAnsi="Calibri" w:eastAsia="Calibri"/>
-                <w:b w:val="0"/>
-                <w:i w:val="0"/>
-                <w:color w:val="203740"/>
-                <w:sz w:val="17"/>
-              </w:rPr>
-              <w:t>Pendiente de validación</w:t>
-            </w:r>
-          </w:p>
-        </w:tc>
       </w:tr>
       <w:tr>
         <w:tc>
           <w:tcPr>
-            <w:tcW w:type="dxa" w:w="2500"/>
+            <w:tcW w:type="dxa" w:w="2200"/>
             <w:shd w:fill="F7F9F9"/>
             <w:vAlign w:val="top"/>
             <w:tcMar>
@@ -5315,13 +4343,13 @@
                 <w:color w:val="203740"/>
                 <w:sz w:val="17"/>
               </w:rPr>
-              <w:t>Acceso y alfabetización digital municipal</w:t>
+              <w:t>Conectividad</w:t>
             </w:r>
           </w:p>
         </w:tc>
         <w:tc>
           <w:tcPr>
-            <w:tcW w:type="dxa" w:w="3900"/>
+            <w:tcW w:type="dxa" w:w="5100"/>
             <w:shd w:fill="F7F9F9"/>
             <w:vAlign w:val="top"/>
             <w:tcMar>
@@ -5343,13 +4371,13 @@
                 <w:color w:val="203740"/>
                 <w:sz w:val="17"/>
               </w:rPr>
-              <w:t>Identificar grupos con menor acceso y usar espacios municipales existentes antes de definir inversión.</w:t>
+              <w:t>Internet: 78.9%; computadora: 10.3%.</w:t>
             </w:r>
           </w:p>
         </w:tc>
         <w:tc>
           <w:tcPr>
-            <w:tcW w:type="dxa" w:w="1460"/>
+            <w:tcW w:type="dxa" w:w="2060"/>
             <w:shd w:fill="F7F9F9"/>
             <w:vAlign w:val="top"/>
             <w:tcMar>
@@ -5375,34 +4403,6 @@
             </w:r>
           </w:p>
         </w:tc>
-        <w:tc>
-          <w:tcPr>
-            <w:tcW w:type="dxa" w:w="1500"/>
-            <w:shd w:fill="F7F9F9"/>
-            <w:vAlign w:val="top"/>
-            <w:tcMar>
-              <w:top w:w="80" w:type="dxa"/>
-              <w:start w:w="120" w:type="dxa"/>
-              <w:bottom w:w="80" w:type="dxa"/>
-              <w:end w:w="120" w:type="dxa"/>
-            </w:tcMar>
-          </w:tcPr>
-          <w:p>
-            <w:pPr>
-              <w:spacing w:after="0"/>
-            </w:pPr>
-            <w:r>
-              <w:rPr>
-                <w:rFonts w:ascii="Calibri" w:hAnsi="Calibri" w:eastAsia="Calibri"/>
-                <w:b w:val="0"/>
-                <w:i w:val="0"/>
-                <w:color w:val="203740"/>
-                <w:sz w:val="17"/>
-              </w:rPr>
-              <w:t>Pendiente de validación</w:t>
-            </w:r>
-          </w:p>
-        </w:tc>
       </w:tr>
     </w:tbl>
     <w:p>
@@ -5412,10 +4412,23 @@
     </w:p>
     <w:p>
       <w:pPr>
+        <w:pStyle w:val="Heading1"/>
+      </w:pPr>
+      <w:r>
+        <w:t>4. Visión Municipal</w:t>
+      </w:r>
+    </w:p>
+    <w:p>
+      <w:r>
+        <w:t>La visión municipal, los objetivos y los resultados expresan acuerdos políticos y sociales. Deben surgir de la participación del CDM y ser aprobados mediante el procedimiento municipal correspondiente. La fila siguiente muestra únicamente el formato de registro.</w:t>
+      </w:r>
+    </w:p>
+    <w:p>
+      <w:pPr>
         <w:pStyle w:val="Heading2"/>
       </w:pPr>
       <w:r>
-        <w:t>4.2 Ficha para completar por proyecto</w:t>
+        <w:t>4.1 Ejemplo de registro de una visión y un objetivo</w:t>
       </w:r>
     </w:p>
     <w:tbl>
@@ -5435,8 +4448,9 @@
         </w:tblBorders>
       </w:tblPr>
       <w:tblGrid>
-        <w:gridCol w:w="2900"/>
-        <w:gridCol w:w="6460"/>
+        <w:gridCol w:w="2260"/>
+        <w:gridCol w:w="3740"/>
+        <w:gridCol w:w="3360"/>
       </w:tblGrid>
       <w:tr>
         <w:trPr>
@@ -5444,7 +4458,7 @@
         </w:trPr>
         <w:tc>
           <w:tcPr>
-            <w:tcW w:type="dxa" w:w="2900"/>
+            <w:tcW w:type="dxa" w:w="2260"/>
             <w:tcMar>
               <w:top w:w="80" w:type="dxa"/>
               <w:start w:w="120" w:type="dxa"/>
@@ -5466,13 +4480,13 @@
                 <w:color w:val="FFFFFF"/>
                 <w:sz w:val="17"/>
               </w:rPr>
-              <w:t>Campo</w:t>
+              <w:t>Carácter</w:t>
             </w:r>
           </w:p>
         </w:tc>
         <w:tc>
           <w:tcPr>
-            <w:tcW w:type="dxa" w:w="6460"/>
+            <w:tcW w:type="dxa" w:w="3740"/>
             <w:tcMar>
               <w:top w:w="80" w:type="dxa"/>
               <w:start w:w="120" w:type="dxa"/>
@@ -5494,457 +4508,13 @@
                 <w:color w:val="FFFFFF"/>
                 <w:sz w:val="17"/>
               </w:rPr>
-              <w:t>Registro municipal</w:t>
-            </w:r>
-          </w:p>
-        </w:tc>
-      </w:tr>
-      <w:tr>
-        <w:tc>
-          <w:tcPr>
-            <w:tcW w:type="dxa" w:w="2900"/>
-            <w:vAlign w:val="top"/>
-            <w:tcMar>
-              <w:top w:w="80" w:type="dxa"/>
-              <w:start w:w="120" w:type="dxa"/>
-              <w:bottom w:w="80" w:type="dxa"/>
-              <w:end w:w="120" w:type="dxa"/>
-            </w:tcMar>
-          </w:tcPr>
-          <w:p>
-            <w:pPr>
-              <w:spacing w:after="0"/>
-            </w:pPr>
-            <w:r>
-              <w:rPr>
-                <w:rFonts w:ascii="Calibri" w:hAnsi="Calibri" w:eastAsia="Calibri"/>
-                <w:b w:val="0"/>
-                <w:i w:val="0"/>
-                <w:color w:val="203740"/>
-                <w:sz w:val="17"/>
-              </w:rPr>
-              <w:t>Problema y evidencia</w:t>
+              <w:t>Visión / tema</w:t>
             </w:r>
           </w:p>
         </w:tc>
         <w:tc>
           <w:tcPr>
-            <w:tcW w:type="dxa" w:w="6460"/>
-            <w:vAlign w:val="top"/>
-            <w:tcMar>
-              <w:top w:w="80" w:type="dxa"/>
-              <w:start w:w="120" w:type="dxa"/>
-              <w:bottom w:w="80" w:type="dxa"/>
-              <w:end w:w="120" w:type="dxa"/>
-            </w:tcMar>
-          </w:tcPr>
-          <w:p>
-            <w:pPr>
-              <w:spacing w:after="0"/>
-            </w:pPr>
-            <w:r>
-              <w:rPr>
-                <w:rFonts w:ascii="Calibri" w:hAnsi="Calibri" w:eastAsia="Calibri"/>
-                <w:b w:val="0"/>
-                <w:i w:val="0"/>
-                <w:color w:val="203740"/>
-                <w:sz w:val="17"/>
-              </w:rPr>
-            </w:r>
-          </w:p>
-        </w:tc>
-      </w:tr>
-      <w:tr>
-        <w:tc>
-          <w:tcPr>
-            <w:tcW w:type="dxa" w:w="2900"/>
-            <w:shd w:fill="F7F9F9"/>
-            <w:vAlign w:val="top"/>
-            <w:tcMar>
-              <w:top w:w="80" w:type="dxa"/>
-              <w:start w:w="120" w:type="dxa"/>
-              <w:bottom w:w="80" w:type="dxa"/>
-              <w:end w:w="120" w:type="dxa"/>
-            </w:tcMar>
-          </w:tcPr>
-          <w:p>
-            <w:pPr>
-              <w:spacing w:after="0"/>
-            </w:pPr>
-            <w:r>
-              <w:rPr>
-                <w:rFonts w:ascii="Calibri" w:hAnsi="Calibri" w:eastAsia="Calibri"/>
-                <w:b w:val="0"/>
-                <w:i w:val="0"/>
-                <w:color w:val="203740"/>
-                <w:sz w:val="17"/>
-              </w:rPr>
-              <w:t>Objetivo, resultado y meta</w:t>
-            </w:r>
-          </w:p>
-        </w:tc>
-        <w:tc>
-          <w:tcPr>
-            <w:tcW w:type="dxa" w:w="6460"/>
-            <w:shd w:fill="F7F9F9"/>
-            <w:vAlign w:val="top"/>
-            <w:tcMar>
-              <w:top w:w="80" w:type="dxa"/>
-              <w:start w:w="120" w:type="dxa"/>
-              <w:bottom w:w="80" w:type="dxa"/>
-              <w:end w:w="120" w:type="dxa"/>
-            </w:tcMar>
-          </w:tcPr>
-          <w:p>
-            <w:pPr>
-              <w:spacing w:after="0"/>
-            </w:pPr>
-            <w:r>
-              <w:rPr>
-                <w:rFonts w:ascii="Calibri" w:hAnsi="Calibri" w:eastAsia="Calibri"/>
-                <w:b w:val="0"/>
-                <w:i w:val="0"/>
-                <w:color w:val="203740"/>
-                <w:sz w:val="17"/>
-              </w:rPr>
-            </w:r>
-          </w:p>
-        </w:tc>
-      </w:tr>
-      <w:tr>
-        <w:tc>
-          <w:tcPr>
-            <w:tcW w:type="dxa" w:w="2900"/>
-            <w:vAlign w:val="top"/>
-            <w:tcMar>
-              <w:top w:w="80" w:type="dxa"/>
-              <w:start w:w="120" w:type="dxa"/>
-              <w:bottom w:w="80" w:type="dxa"/>
-              <w:end w:w="120" w:type="dxa"/>
-            </w:tcMar>
-          </w:tcPr>
-          <w:p>
-            <w:pPr>
-              <w:spacing w:after="0"/>
-            </w:pPr>
-            <w:r>
-              <w:rPr>
-                <w:rFonts w:ascii="Calibri" w:hAnsi="Calibri" w:eastAsia="Calibri"/>
-                <w:b w:val="0"/>
-                <w:i w:val="0"/>
-                <w:color w:val="203740"/>
-                <w:sz w:val="17"/>
-              </w:rPr>
-              <w:t>Competencia legal</w:t>
-            </w:r>
-          </w:p>
-        </w:tc>
-        <w:tc>
-          <w:tcPr>
-            <w:tcW w:type="dxa" w:w="6460"/>
-            <w:vAlign w:val="top"/>
-            <w:tcMar>
-              <w:top w:w="80" w:type="dxa"/>
-              <w:start w:w="120" w:type="dxa"/>
-              <w:bottom w:w="80" w:type="dxa"/>
-              <w:end w:w="120" w:type="dxa"/>
-            </w:tcMar>
-          </w:tcPr>
-          <w:p>
-            <w:pPr>
-              <w:spacing w:after="0"/>
-            </w:pPr>
-            <w:r>
-              <w:rPr>
-                <w:rFonts w:ascii="Calibri" w:hAnsi="Calibri" w:eastAsia="Calibri"/>
-                <w:b w:val="0"/>
-                <w:i w:val="0"/>
-                <w:color w:val="203740"/>
-                <w:sz w:val="17"/>
-              </w:rPr>
-            </w:r>
-          </w:p>
-        </w:tc>
-      </w:tr>
-      <w:tr>
-        <w:tc>
-          <w:tcPr>
-            <w:tcW w:type="dxa" w:w="2900"/>
-            <w:shd w:fill="F7F9F9"/>
-            <w:vAlign w:val="top"/>
-            <w:tcMar>
-              <w:top w:w="80" w:type="dxa"/>
-              <w:start w:w="120" w:type="dxa"/>
-              <w:bottom w:w="80" w:type="dxa"/>
-              <w:end w:w="120" w:type="dxa"/>
-            </w:tcMar>
-          </w:tcPr>
-          <w:p>
-            <w:pPr>
-              <w:spacing w:after="0"/>
-            </w:pPr>
-            <w:r>
-              <w:rPr>
-                <w:rFonts w:ascii="Calibri" w:hAnsi="Calibri" w:eastAsia="Calibri"/>
-                <w:b w:val="0"/>
-                <w:i w:val="0"/>
-                <w:color w:val="203740"/>
-                <w:sz w:val="17"/>
-              </w:rPr>
-              <w:t>Responsable y aliados</w:t>
-            </w:r>
-          </w:p>
-        </w:tc>
-        <w:tc>
-          <w:tcPr>
-            <w:tcW w:type="dxa" w:w="6460"/>
-            <w:shd w:fill="F7F9F9"/>
-            <w:vAlign w:val="top"/>
-            <w:tcMar>
-              <w:top w:w="80" w:type="dxa"/>
-              <w:start w:w="120" w:type="dxa"/>
-              <w:bottom w:w="80" w:type="dxa"/>
-              <w:end w:w="120" w:type="dxa"/>
-            </w:tcMar>
-          </w:tcPr>
-          <w:p>
-            <w:pPr>
-              <w:spacing w:after="0"/>
-            </w:pPr>
-            <w:r>
-              <w:rPr>
-                <w:rFonts w:ascii="Calibri" w:hAnsi="Calibri" w:eastAsia="Calibri"/>
-                <w:b w:val="0"/>
-                <w:i w:val="0"/>
-                <w:color w:val="203740"/>
-                <w:sz w:val="17"/>
-              </w:rPr>
-            </w:r>
-          </w:p>
-        </w:tc>
-      </w:tr>
-      <w:tr>
-        <w:tc>
-          <w:tcPr>
-            <w:tcW w:type="dxa" w:w="2900"/>
-            <w:vAlign w:val="top"/>
-            <w:tcMar>
-              <w:top w:w="80" w:type="dxa"/>
-              <w:start w:w="120" w:type="dxa"/>
-              <w:bottom w:w="80" w:type="dxa"/>
-              <w:end w:w="120" w:type="dxa"/>
-            </w:tcMar>
-          </w:tcPr>
-          <w:p>
-            <w:pPr>
-              <w:spacing w:after="0"/>
-            </w:pPr>
-            <w:r>
-              <w:rPr>
-                <w:rFonts w:ascii="Calibri" w:hAnsi="Calibri" w:eastAsia="Calibri"/>
-                <w:b w:val="0"/>
-                <w:i w:val="0"/>
-                <w:color w:val="203740"/>
-                <w:sz w:val="17"/>
-              </w:rPr>
-              <w:t>Indicador y línea base</w:t>
-            </w:r>
-          </w:p>
-        </w:tc>
-        <w:tc>
-          <w:tcPr>
-            <w:tcW w:type="dxa" w:w="6460"/>
-            <w:vAlign w:val="top"/>
-            <w:tcMar>
-              <w:top w:w="80" w:type="dxa"/>
-              <w:start w:w="120" w:type="dxa"/>
-              <w:bottom w:w="80" w:type="dxa"/>
-              <w:end w:w="120" w:type="dxa"/>
-            </w:tcMar>
-          </w:tcPr>
-          <w:p>
-            <w:pPr>
-              <w:spacing w:after="0"/>
-            </w:pPr>
-            <w:r>
-              <w:rPr>
-                <w:rFonts w:ascii="Calibri" w:hAnsi="Calibri" w:eastAsia="Calibri"/>
-                <w:b w:val="0"/>
-                <w:i w:val="0"/>
-                <w:color w:val="203740"/>
-                <w:sz w:val="17"/>
-              </w:rPr>
-            </w:r>
-          </w:p>
-        </w:tc>
-      </w:tr>
-      <w:tr>
-        <w:tc>
-          <w:tcPr>
-            <w:tcW w:type="dxa" w:w="2900"/>
-            <w:shd w:fill="F7F9F9"/>
-            <w:vAlign w:val="top"/>
-            <w:tcMar>
-              <w:top w:w="80" w:type="dxa"/>
-              <w:start w:w="120" w:type="dxa"/>
-              <w:bottom w:w="80" w:type="dxa"/>
-              <w:end w:w="120" w:type="dxa"/>
-            </w:tcMar>
-          </w:tcPr>
-          <w:p>
-            <w:pPr>
-              <w:spacing w:after="0"/>
-            </w:pPr>
-            <w:r>
-              <w:rPr>
-                <w:rFonts w:ascii="Calibri" w:hAnsi="Calibri" w:eastAsia="Calibri"/>
-                <w:b w:val="0"/>
-                <w:i w:val="0"/>
-                <w:color w:val="203740"/>
-                <w:sz w:val="17"/>
-              </w:rPr>
-              <w:t>Costo y financiamiento</w:t>
-            </w:r>
-          </w:p>
-        </w:tc>
-        <w:tc>
-          <w:tcPr>
-            <w:tcW w:type="dxa" w:w="6460"/>
-            <w:shd w:fill="F7F9F9"/>
-            <w:vAlign w:val="top"/>
-            <w:tcMar>
-              <w:top w:w="80" w:type="dxa"/>
-              <w:start w:w="120" w:type="dxa"/>
-              <w:bottom w:w="80" w:type="dxa"/>
-              <w:end w:w="120" w:type="dxa"/>
-            </w:tcMar>
-          </w:tcPr>
-          <w:p>
-            <w:pPr>
-              <w:spacing w:after="0"/>
-            </w:pPr>
-            <w:r>
-              <w:rPr>
-                <w:rFonts w:ascii="Calibri" w:hAnsi="Calibri" w:eastAsia="Calibri"/>
-                <w:b w:val="0"/>
-                <w:i w:val="0"/>
-                <w:color w:val="203740"/>
-                <w:sz w:val="17"/>
-              </w:rPr>
-            </w:r>
-          </w:p>
-        </w:tc>
-      </w:tr>
-      <w:tr>
-        <w:tc>
-          <w:tcPr>
-            <w:tcW w:type="dxa" w:w="2900"/>
-            <w:vAlign w:val="top"/>
-            <w:tcMar>
-              <w:top w:w="80" w:type="dxa"/>
-              <w:start w:w="120" w:type="dxa"/>
-              <w:bottom w:w="80" w:type="dxa"/>
-              <w:end w:w="120" w:type="dxa"/>
-            </w:tcMar>
-          </w:tcPr>
-          <w:p>
-            <w:pPr>
-              <w:spacing w:after="0"/>
-            </w:pPr>
-            <w:r>
-              <w:rPr>
-                <w:rFonts w:ascii="Calibri" w:hAnsi="Calibri" w:eastAsia="Calibri"/>
-                <w:b w:val="0"/>
-                <w:i w:val="0"/>
-                <w:color w:val="203740"/>
-                <w:sz w:val="17"/>
-              </w:rPr>
-              <w:t>Validación OMPP / CDM</w:t>
-            </w:r>
-          </w:p>
-        </w:tc>
-        <w:tc>
-          <w:tcPr>
-            <w:tcW w:type="dxa" w:w="6460"/>
-            <w:vAlign w:val="top"/>
-            <w:tcMar>
-              <w:top w:w="80" w:type="dxa"/>
-              <w:start w:w="120" w:type="dxa"/>
-              <w:bottom w:w="80" w:type="dxa"/>
-              <w:end w:w="120" w:type="dxa"/>
-            </w:tcMar>
-          </w:tcPr>
-          <w:p>
-            <w:pPr>
-              <w:spacing w:after="0"/>
-            </w:pPr>
-            <w:r>
-              <w:rPr>
-                <w:rFonts w:ascii="Calibri" w:hAnsi="Calibri" w:eastAsia="Calibri"/>
-                <w:b w:val="0"/>
-                <w:i w:val="0"/>
-                <w:color w:val="203740"/>
-                <w:sz w:val="17"/>
-              </w:rPr>
-            </w:r>
-          </w:p>
-        </w:tc>
-      </w:tr>
-    </w:tbl>
-    <w:p>
-      <w:pPr>
-        <w:spacing w:after="0"/>
-      </w:pPr>
-    </w:p>
-    <w:p>
-      <w:r>
-        <w:br w:type="page"/>
-      </w:r>
-    </w:p>
-    <w:p>
-      <w:pPr>
-        <w:pStyle w:val="Heading1"/>
-      </w:pPr>
-      <w:r>
-        <w:t>5. Revisión, fuentes y trazabilidad</w:t>
-      </w:r>
-    </w:p>
-    <w:p>
-      <w:pPr>
-        <w:pStyle w:val="Heading2"/>
-      </w:pPr>
-      <w:r>
-        <w:t>5.1 Lista de control final</w:t>
-      </w:r>
-    </w:p>
-    <w:tbl>
-      <w:tblPr>
-        <w:tblW w:type="dxa" w:w="9360"/>
-        <w:tblLayout w:type="fixed"/>
-        <w:tblLook w:firstColumn="1" w:firstRow="1" w:lastColumn="0" w:lastRow="0" w:noHBand="0" w:noVBand="1" w:val="04A0"/>
-        <w:jc w:val="center"/>
-        <w:tblInd w:w="120" w:type="dxa"/>
-        <w:tblBorders>
-          <w:top w:val="single" w:sz="5" w:color="D7E0E1"/>
-          <w:left w:val="single" w:sz="5" w:color="D7E0E1"/>
-          <w:bottom w:val="single" w:sz="5" w:color="D7E0E1"/>
-          <w:right w:val="single" w:sz="5" w:color="D7E0E1"/>
-          <w:insideH w:val="single" w:sz="5" w:color="D7E0E1"/>
-          <w:insideV w:val="single" w:sz="5" w:color="D7E0E1"/>
-        </w:tblBorders>
-      </w:tblPr>
-      <w:tblGrid>
-        <w:gridCol w:w="3900"/>
-        <w:gridCol w:w="2400"/>
-        <w:gridCol w:w="3060"/>
-      </w:tblGrid>
-      <w:tr>
-        <w:trPr>
-          <w:tblHeader w:val="true"/>
-        </w:trPr>
-        <w:tc>
-          <w:tcPr>
-            <w:tcW w:type="dxa" w:w="3900"/>
+            <w:tcW w:type="dxa" w:w="3360"/>
             <w:tcMar>
               <w:top w:w="80" w:type="dxa"/>
               <w:start w:w="120" w:type="dxa"/>
@@ -5966,13 +4536,157 @@
                 <w:color w:val="FFFFFF"/>
                 <w:sz w:val="17"/>
               </w:rPr>
-              <w:t>Control</w:t>
+              <w:t>Objetivo / resultado</w:t>
+            </w:r>
+          </w:p>
+        </w:tc>
+      </w:tr>
+      <w:tr>
+        <w:tc>
+          <w:tcPr>
+            <w:tcW w:type="dxa" w:w="2260"/>
+            <w:vAlign w:val="top"/>
+            <w:tcMar>
+              <w:top w:w="80" w:type="dxa"/>
+              <w:start w:w="120" w:type="dxa"/>
+              <w:bottom w:w="80" w:type="dxa"/>
+              <w:end w:w="120" w:type="dxa"/>
+            </w:tcMar>
+          </w:tcPr>
+          <w:p>
+            <w:pPr>
+              <w:spacing w:after="0"/>
+            </w:pPr>
+            <w:r>
+              <w:rPr>
+                <w:rFonts w:ascii="Calibri" w:hAnsi="Calibri" w:eastAsia="Calibri"/>
+                <w:b w:val="0"/>
+                <w:i w:val="0"/>
+                <w:color w:val="203740"/>
+                <w:sz w:val="17"/>
+              </w:rPr>
+              <w:t>EJEMPLO DE FORMATO · NO APROBADO</w:t>
             </w:r>
           </w:p>
         </w:tc>
         <w:tc>
           <w:tcPr>
-            <w:tcW w:type="dxa" w:w="2400"/>
+            <w:tcW w:type="dxa" w:w="3740"/>
+            <w:vAlign w:val="top"/>
+            <w:tcMar>
+              <w:top w:w="80" w:type="dxa"/>
+              <w:start w:w="120" w:type="dxa"/>
+              <w:bottom w:w="80" w:type="dxa"/>
+              <w:end w:w="120" w:type="dxa"/>
+            </w:tcMar>
+          </w:tcPr>
+          <w:p>
+            <w:pPr>
+              <w:spacing w:after="0"/>
+            </w:pPr>
+            <w:r>
+              <w:rPr>
+                <w:rFonts w:ascii="Calibri" w:hAnsi="Calibri" w:eastAsia="Calibri"/>
+                <w:b w:val="0"/>
+                <w:i w:val="0"/>
+                <w:color w:val="203740"/>
+                <w:sz w:val="17"/>
+              </w:rPr>
+              <w:t>“En 2028, Sabana Grande de Palenque avanza como un municipio que mejora de manera equitativa sus servicios y protege los recursos de su territorio.”</w:t>
+            </w:r>
+          </w:p>
+        </w:tc>
+        <w:tc>
+          <w:tcPr>
+            <w:tcW w:type="dxa" w:w="3360"/>
+            <w:vAlign w:val="top"/>
+            <w:tcMar>
+              <w:top w:w="80" w:type="dxa"/>
+              <w:start w:w="120" w:type="dxa"/>
+              <w:bottom w:w="80" w:type="dxa"/>
+              <w:end w:w="120" w:type="dxa"/>
+            </w:tcMar>
+          </w:tcPr>
+          <w:p>
+            <w:pPr>
+              <w:spacing w:after="0"/>
+            </w:pPr>
+            <w:r>
+              <w:rPr>
+                <w:rFonts w:ascii="Calibri" w:hAnsi="Calibri" w:eastAsia="Calibri"/>
+                <w:b w:val="0"/>
+                <w:i w:val="0"/>
+                <w:color w:val="203740"/>
+                <w:sz w:val="17"/>
+              </w:rPr>
+              <w:t>Ejemplo: mejorar un servicio priorizado por el CDM, usando un indicador del diagnóstico para fijar la línea base y medir el resultado.</w:t>
+            </w:r>
+          </w:p>
+        </w:tc>
+      </w:tr>
+    </w:tbl>
+    <w:p>
+      <w:pPr>
+        <w:spacing w:after="0"/>
+      </w:pPr>
+    </w:p>
+    <w:p>
+      <w:pPr>
+        <w:pStyle w:val="SourceNote"/>
+      </w:pPr>
+      <w:r>
+        <w:rPr>
+          <w:rFonts w:ascii="Calibri" w:hAnsi="Calibri" w:eastAsia="Calibri"/>
+          <w:b w:val="0"/>
+          <w:i w:val="0"/>
+          <w:color w:val="5E7076"/>
+          <w:sz w:val="17"/>
+        </w:rPr>
+        <w:t>Fuente: MEPyD, Guía para la formulación de planes de desarrollo municipales, formulación estratégica, pp. 33–45.</w:t>
+      </w:r>
+    </w:p>
+    <w:p>
+      <w:pPr>
+        <w:pStyle w:val="Heading1"/>
+      </w:pPr>
+      <w:r>
+        <w:t>5. Plan de acción a acordar por el CDM</w:t>
+      </w:r>
+    </w:p>
+    <w:p>
+      <w:r>
+        <w:t>La fila siguiente sirve únicamente para mostrar cómo convertir un acuerdo futuro del CDM en una acción con línea base, indicador y decisiones verificables.</w:t>
+      </w:r>
+    </w:p>
+    <w:tbl>
+      <w:tblPr>
+        <w:tblW w:type="dxa" w:w="9360"/>
+        <w:tblLayout w:type="fixed"/>
+        <w:tblLook w:firstColumn="1" w:firstRow="1" w:lastColumn="0" w:lastRow="0" w:noHBand="0" w:noVBand="1" w:val="04A0"/>
+        <w:jc w:val="center"/>
+        <w:tblInd w:w="120" w:type="dxa"/>
+        <w:tblBorders>
+          <w:top w:val="single" w:sz="5" w:color="D7E0E1"/>
+          <w:left w:val="single" w:sz="5" w:color="D7E0E1"/>
+          <w:bottom w:val="single" w:sz="5" w:color="D7E0E1"/>
+          <w:right w:val="single" w:sz="5" w:color="D7E0E1"/>
+          <w:insideH w:val="single" w:sz="5" w:color="D7E0E1"/>
+          <w:insideV w:val="single" w:sz="5" w:color="D7E0E1"/>
+        </w:tblBorders>
+      </w:tblPr>
+      <w:tblGrid>
+        <w:gridCol w:w="1920"/>
+        <w:gridCol w:w="2320"/>
+        <w:gridCol w:w="2520"/>
+        <w:gridCol w:w="2600"/>
+      </w:tblGrid>
+      <w:tr>
+        <w:trPr>
+          <w:tblHeader w:val="true"/>
+        </w:trPr>
+        <w:tc>
+          <w:tcPr>
+            <w:tcW w:type="dxa" w:w="1920"/>
             <w:tcMar>
               <w:top w:w="80" w:type="dxa"/>
               <w:start w:w="120" w:type="dxa"/>
@@ -5994,13 +4708,13 @@
                 <w:color w:val="FFFFFF"/>
                 <w:sz w:val="17"/>
               </w:rPr>
-              <w:t>Responsable</w:t>
+              <w:t>Carácter</w:t>
             </w:r>
           </w:p>
         </w:tc>
         <w:tc>
           <w:tcPr>
-            <w:tcW w:type="dxa" w:w="3060"/>
+            <w:tcW w:type="dxa" w:w="2320"/>
             <w:tcMar>
               <w:top w:w="80" w:type="dxa"/>
               <w:start w:w="120" w:type="dxa"/>
@@ -6022,7 +4736,63 @@
                 <w:color w:val="FFFFFF"/>
                 <w:sz w:val="17"/>
               </w:rPr>
-              <w:t>Evidencia / corrección</w:t>
+              <w:t>Acción</w:t>
+            </w:r>
+          </w:p>
+        </w:tc>
+        <w:tc>
+          <w:tcPr>
+            <w:tcW w:type="dxa" w:w="2520"/>
+            <w:tcMar>
+              <w:top w:w="80" w:type="dxa"/>
+              <w:start w:w="120" w:type="dxa"/>
+              <w:bottom w:w="80" w:type="dxa"/>
+              <w:end w:w="120" w:type="dxa"/>
+            </w:tcMar>
+            <w:shd w:fill="203740"/>
+            <w:vAlign w:val="center"/>
+          </w:tcPr>
+          <w:p>
+            <w:pPr>
+              <w:spacing w:after="0"/>
+            </w:pPr>
+            <w:r>
+              <w:rPr>
+                <w:rFonts w:ascii="Calibri" w:hAnsi="Calibri" w:eastAsia="Calibri"/>
+                <w:b/>
+                <w:i w:val="0"/>
+                <w:color w:val="FFFFFF"/>
+                <w:sz w:val="17"/>
+              </w:rPr>
+              <w:t>Línea base e indicador</w:t>
+            </w:r>
+          </w:p>
+        </w:tc>
+        <w:tc>
+          <w:tcPr>
+            <w:tcW w:type="dxa" w:w="2600"/>
+            <w:tcMar>
+              <w:top w:w="80" w:type="dxa"/>
+              <w:start w:w="120" w:type="dxa"/>
+              <w:bottom w:w="80" w:type="dxa"/>
+              <w:end w:w="120" w:type="dxa"/>
+            </w:tcMar>
+            <w:shd w:fill="203740"/>
+            <w:vAlign w:val="center"/>
+          </w:tcPr>
+          <w:p>
+            <w:pPr>
+              <w:spacing w:after="0"/>
+            </w:pPr>
+            <w:r>
+              <w:rPr>
+                <w:rFonts w:ascii="Calibri" w:hAnsi="Calibri" w:eastAsia="Calibri"/>
+                <w:b/>
+                <w:i w:val="0"/>
+                <w:color w:val="FFFFFF"/>
+                <w:sz w:val="17"/>
+              </w:rPr>
+              <w:t>Decisiones que debe tomar el CDM</w:t>
             </w:r>
           </w:p>
         </w:tc>
@@ -6030,7 +4800,7 @@
       <w:tr>
         <w:tc>
           <w:tcPr>
-            <w:tcW w:type="dxa" w:w="3900"/>
+            <w:tcW w:type="dxa" w:w="1920"/>
             <w:vAlign w:val="top"/>
             <w:tcMar>
               <w:top w:w="80" w:type="dxa"/>
@@ -6051,13 +4821,13 @@
                 <w:color w:val="203740"/>
                 <w:sz w:val="17"/>
               </w:rPr>
-              <w:t>Confirmar historia, norma de creación y límites</w:t>
+              <w:t>EJEMPLO DE FORMATO · NO APROBADO</w:t>
             </w:r>
           </w:p>
         </w:tc>
         <w:tc>
           <w:tcPr>
-            <w:tcW w:type="dxa" w:w="2400"/>
+            <w:tcW w:type="dxa" w:w="2320"/>
             <w:vAlign w:val="top"/>
             <w:tcMar>
               <w:top w:w="80" w:type="dxa"/>
@@ -6078,13 +4848,13 @@
                 <w:color w:val="203740"/>
                 <w:sz w:val="17"/>
               </w:rPr>
-              <w:t>OMPP</w:t>
+              <w:t>Mejoramiento de la gestión integral de residuos.</w:t>
             </w:r>
           </w:p>
         </w:tc>
         <w:tc>
           <w:tcPr>
-            <w:tcW w:type="dxa" w:w="3060"/>
+            <w:tcW w:type="dxa" w:w="2520"/>
             <w:vAlign w:val="top"/>
             <w:tcMar>
               <w:top w:w="80" w:type="dxa"/>
@@ -6105,15 +4875,13 @@
                 <w:color w:val="203740"/>
                 <w:sz w:val="17"/>
               </w:rPr>
+              <w:t>Línea base 2022: 95.6% de hogares con recogida municipal y 3.1% que quema residuos.</w:t>
             </w:r>
           </w:p>
         </w:tc>
-      </w:tr>
-      <w:tr>
         <w:tc>
           <w:tcPr>
-            <w:tcW w:type="dxa" w:w="3900"/>
-            <w:shd w:fill="F7F9F9"/>
+            <w:tcW w:type="dxa" w:w="2600"/>
             <w:vAlign w:val="top"/>
             <w:tcMar>
               <w:top w:w="80" w:type="dxa"/>
@@ -6134,478 +4902,7 @@
                 <w:color w:val="203740"/>
                 <w:sz w:val="17"/>
               </w:rPr>
-              <w:t>Confirmar cifras, años, unidades y cobertura</w:t>
-            </w:r>
-          </w:p>
-        </w:tc>
-        <w:tc>
-          <w:tcPr>
-            <w:tcW w:type="dxa" w:w="2400"/>
-            <w:shd w:fill="F7F9F9"/>
-            <w:vAlign w:val="top"/>
-            <w:tcMar>
-              <w:top w:w="80" w:type="dxa"/>
-              <w:start w:w="120" w:type="dxa"/>
-              <w:bottom w:w="80" w:type="dxa"/>
-              <w:end w:w="120" w:type="dxa"/>
-            </w:tcMar>
-          </w:tcPr>
-          <w:p>
-            <w:pPr>
-              <w:spacing w:after="0"/>
-            </w:pPr>
-            <w:r>
-              <w:rPr>
-                <w:rFonts w:ascii="Calibri" w:hAnsi="Calibri" w:eastAsia="Calibri"/>
-                <w:b w:val="0"/>
-                <w:i w:val="0"/>
-                <w:color w:val="203740"/>
-                <w:sz w:val="17"/>
-              </w:rPr>
-              <w:t>OMPP / áreas técnicas</w:t>
-            </w:r>
-          </w:p>
-        </w:tc>
-        <w:tc>
-          <w:tcPr>
-            <w:tcW w:type="dxa" w:w="3060"/>
-            <w:shd w:fill="F7F9F9"/>
-            <w:vAlign w:val="top"/>
-            <w:tcMar>
-              <w:top w:w="80" w:type="dxa"/>
-              <w:start w:w="120" w:type="dxa"/>
-              <w:bottom w:w="80" w:type="dxa"/>
-              <w:end w:w="120" w:type="dxa"/>
-            </w:tcMar>
-          </w:tcPr>
-          <w:p>
-            <w:pPr>
-              <w:spacing w:after="0"/>
-            </w:pPr>
-            <w:r>
-              <w:rPr>
-                <w:rFonts w:ascii="Calibri" w:hAnsi="Calibri" w:eastAsia="Calibri"/>
-                <w:b w:val="0"/>
-                <w:i w:val="0"/>
-                <w:color w:val="203740"/>
-                <w:sz w:val="17"/>
-              </w:rPr>
-            </w:r>
-          </w:p>
-        </w:tc>
-      </w:tr>
-      <w:tr>
-        <w:tc>
-          <w:tcPr>
-            <w:tcW w:type="dxa" w:w="3900"/>
-            <w:vAlign w:val="top"/>
-            <w:tcMar>
-              <w:top w:w="80" w:type="dxa"/>
-              <w:start w:w="120" w:type="dxa"/>
-              <w:bottom w:w="80" w:type="dxa"/>
-              <w:end w:w="120" w:type="dxa"/>
-            </w:tcMar>
-          </w:tcPr>
-          <w:p>
-            <w:pPr>
-              <w:spacing w:after="0"/>
-            </w:pPr>
-            <w:r>
-              <w:rPr>
-                <w:rFonts w:ascii="Calibri" w:hAnsi="Calibri" w:eastAsia="Calibri"/>
-                <w:b w:val="0"/>
-                <w:i w:val="0"/>
-                <w:color w:val="203740"/>
-                <w:sz w:val="17"/>
-              </w:rPr>
-              <w:t>Localizar brechas por barrio, sección o paraje</w:t>
-            </w:r>
-          </w:p>
-        </w:tc>
-        <w:tc>
-          <w:tcPr>
-            <w:tcW w:type="dxa" w:w="2400"/>
-            <w:vAlign w:val="top"/>
-            <w:tcMar>
-              <w:top w:w="80" w:type="dxa"/>
-              <w:start w:w="120" w:type="dxa"/>
-              <w:bottom w:w="80" w:type="dxa"/>
-              <w:end w:w="120" w:type="dxa"/>
-            </w:tcMar>
-          </w:tcPr>
-          <w:p>
-            <w:pPr>
-              <w:spacing w:after="0"/>
-            </w:pPr>
-            <w:r>
-              <w:rPr>
-                <w:rFonts w:ascii="Calibri" w:hAnsi="Calibri" w:eastAsia="Calibri"/>
-                <w:b w:val="0"/>
-                <w:i w:val="0"/>
-                <w:color w:val="203740"/>
-                <w:sz w:val="17"/>
-              </w:rPr>
-              <w:t>OMPP</w:t>
-            </w:r>
-          </w:p>
-        </w:tc>
-        <w:tc>
-          <w:tcPr>
-            <w:tcW w:type="dxa" w:w="3060"/>
-            <w:vAlign w:val="top"/>
-            <w:tcMar>
-              <w:top w:w="80" w:type="dxa"/>
-              <w:start w:w="120" w:type="dxa"/>
-              <w:bottom w:w="80" w:type="dxa"/>
-              <w:end w:w="120" w:type="dxa"/>
-            </w:tcMar>
-          </w:tcPr>
-          <w:p>
-            <w:pPr>
-              <w:spacing w:after="0"/>
-            </w:pPr>
-            <w:r>
-              <w:rPr>
-                <w:rFonts w:ascii="Calibri" w:hAnsi="Calibri" w:eastAsia="Calibri"/>
-                <w:b w:val="0"/>
-                <w:i w:val="0"/>
-                <w:color w:val="203740"/>
-                <w:sz w:val="17"/>
-              </w:rPr>
-            </w:r>
-          </w:p>
-        </w:tc>
-      </w:tr>
-      <w:tr>
-        <w:tc>
-          <w:tcPr>
-            <w:tcW w:type="dxa" w:w="3900"/>
-            <w:shd w:fill="F7F9F9"/>
-            <w:vAlign w:val="top"/>
-            <w:tcMar>
-              <w:top w:w="80" w:type="dxa"/>
-              <w:start w:w="120" w:type="dxa"/>
-              <w:bottom w:w="80" w:type="dxa"/>
-              <w:end w:w="120" w:type="dxa"/>
-            </w:tcMar>
-          </w:tcPr>
-          <w:p>
-            <w:pPr>
-              <w:spacing w:after="0"/>
-            </w:pPr>
-            <w:r>
-              <w:rPr>
-                <w:rFonts w:ascii="Calibri" w:hAnsi="Calibri" w:eastAsia="Calibri"/>
-                <w:b w:val="0"/>
-                <w:i w:val="0"/>
-                <w:color w:val="203740"/>
-                <w:sz w:val="17"/>
-              </w:rPr>
-              <w:t>Revisar continuidad de PMD anteriores</w:t>
-            </w:r>
-          </w:p>
-        </w:tc>
-        <w:tc>
-          <w:tcPr>
-            <w:tcW w:type="dxa" w:w="2400"/>
-            <w:shd w:fill="F7F9F9"/>
-            <w:vAlign w:val="top"/>
-            <w:tcMar>
-              <w:top w:w="80" w:type="dxa"/>
-              <w:start w:w="120" w:type="dxa"/>
-              <w:bottom w:w="80" w:type="dxa"/>
-              <w:end w:w="120" w:type="dxa"/>
-            </w:tcMar>
-          </w:tcPr>
-          <w:p>
-            <w:pPr>
-              <w:spacing w:after="0"/>
-            </w:pPr>
-            <w:r>
-              <w:rPr>
-                <w:rFonts w:ascii="Calibri" w:hAnsi="Calibri" w:eastAsia="Calibri"/>
-                <w:b w:val="0"/>
-                <w:i w:val="0"/>
-                <w:color w:val="203740"/>
-                <w:sz w:val="17"/>
-              </w:rPr>
-              <w:t>OMPP</w:t>
-            </w:r>
-          </w:p>
-        </w:tc>
-        <w:tc>
-          <w:tcPr>
-            <w:tcW w:type="dxa" w:w="3060"/>
-            <w:shd w:fill="F7F9F9"/>
-            <w:vAlign w:val="top"/>
-            <w:tcMar>
-              <w:top w:w="80" w:type="dxa"/>
-              <w:start w:w="120" w:type="dxa"/>
-              <w:bottom w:w="80" w:type="dxa"/>
-              <w:end w:w="120" w:type="dxa"/>
-            </w:tcMar>
-          </w:tcPr>
-          <w:p>
-            <w:pPr>
-              <w:spacing w:after="0"/>
-            </w:pPr>
-            <w:r>
-              <w:rPr>
-                <w:rFonts w:ascii="Calibri" w:hAnsi="Calibri" w:eastAsia="Calibri"/>
-                <w:b w:val="0"/>
-                <w:i w:val="0"/>
-                <w:color w:val="203740"/>
-                <w:sz w:val="17"/>
-              </w:rPr>
-            </w:r>
-          </w:p>
-        </w:tc>
-      </w:tr>
-      <w:tr>
-        <w:tc>
-          <w:tcPr>
-            <w:tcW w:type="dxa" w:w="3900"/>
-            <w:vAlign w:val="top"/>
-            <w:tcMar>
-              <w:top w:w="80" w:type="dxa"/>
-              <w:start w:w="120" w:type="dxa"/>
-              <w:bottom w:w="80" w:type="dxa"/>
-              <w:end w:w="120" w:type="dxa"/>
-            </w:tcMar>
-          </w:tcPr>
-          <w:p>
-            <w:pPr>
-              <w:spacing w:after="0"/>
-            </w:pPr>
-            <w:r>
-              <w:rPr>
-                <w:rFonts w:ascii="Calibri" w:hAnsi="Calibri" w:eastAsia="Calibri"/>
-                <w:b w:val="0"/>
-                <w:i w:val="0"/>
-                <w:color w:val="203740"/>
-                <w:sz w:val="17"/>
-              </w:rPr>
-              <w:t>Validar síntesis y FODA</w:t>
-            </w:r>
-          </w:p>
-        </w:tc>
-        <w:tc>
-          <w:tcPr>
-            <w:tcW w:type="dxa" w:w="2400"/>
-            <w:vAlign w:val="top"/>
-            <w:tcMar>
-              <w:top w:w="80" w:type="dxa"/>
-              <w:start w:w="120" w:type="dxa"/>
-              <w:bottom w:w="80" w:type="dxa"/>
-              <w:end w:w="120" w:type="dxa"/>
-            </w:tcMar>
-          </w:tcPr>
-          <w:p>
-            <w:pPr>
-              <w:spacing w:after="0"/>
-            </w:pPr>
-            <w:r>
-              <w:rPr>
-                <w:rFonts w:ascii="Calibri" w:hAnsi="Calibri" w:eastAsia="Calibri"/>
-                <w:b w:val="0"/>
-                <w:i w:val="0"/>
-                <w:color w:val="203740"/>
-                <w:sz w:val="17"/>
-              </w:rPr>
-              <w:t>CDM</w:t>
-            </w:r>
-          </w:p>
-        </w:tc>
-        <w:tc>
-          <w:tcPr>
-            <w:tcW w:type="dxa" w:w="3060"/>
-            <w:vAlign w:val="top"/>
-            <w:tcMar>
-              <w:top w:w="80" w:type="dxa"/>
-              <w:start w:w="120" w:type="dxa"/>
-              <w:bottom w:w="80" w:type="dxa"/>
-              <w:end w:w="120" w:type="dxa"/>
-            </w:tcMar>
-          </w:tcPr>
-          <w:p>
-            <w:pPr>
-              <w:spacing w:after="0"/>
-            </w:pPr>
-            <w:r>
-              <w:rPr>
-                <w:rFonts w:ascii="Calibri" w:hAnsi="Calibri" w:eastAsia="Calibri"/>
-                <w:b w:val="0"/>
-                <w:i w:val="0"/>
-                <w:color w:val="203740"/>
-                <w:sz w:val="17"/>
-              </w:rPr>
-            </w:r>
-          </w:p>
-        </w:tc>
-      </w:tr>
-      <w:tr>
-        <w:tc>
-          <w:tcPr>
-            <w:tcW w:type="dxa" w:w="3900"/>
-            <w:shd w:fill="F7F9F9"/>
-            <w:vAlign w:val="top"/>
-            <w:tcMar>
-              <w:top w:w="80" w:type="dxa"/>
-              <w:start w:w="120" w:type="dxa"/>
-              <w:bottom w:w="80" w:type="dxa"/>
-              <w:end w:w="120" w:type="dxa"/>
-            </w:tcMar>
-          </w:tcPr>
-          <w:p>
-            <w:pPr>
-              <w:spacing w:after="0"/>
-            </w:pPr>
-            <w:r>
-              <w:rPr>
-                <w:rFonts w:ascii="Calibri" w:hAnsi="Calibri" w:eastAsia="Calibri"/>
-                <w:b w:val="0"/>
-                <w:i w:val="0"/>
-                <w:color w:val="203740"/>
-                <w:sz w:val="17"/>
-              </w:rPr>
-              <w:t>Acordar visión, objetivos y proyectos</w:t>
-            </w:r>
-          </w:p>
-        </w:tc>
-        <w:tc>
-          <w:tcPr>
-            <w:tcW w:type="dxa" w:w="2400"/>
-            <w:shd w:fill="F7F9F9"/>
-            <w:vAlign w:val="top"/>
-            <w:tcMar>
-              <w:top w:w="80" w:type="dxa"/>
-              <w:start w:w="120" w:type="dxa"/>
-              <w:bottom w:w="80" w:type="dxa"/>
-              <w:end w:w="120" w:type="dxa"/>
-            </w:tcMar>
-          </w:tcPr>
-          <w:p>
-            <w:pPr>
-              <w:spacing w:after="0"/>
-            </w:pPr>
-            <w:r>
-              <w:rPr>
-                <w:rFonts w:ascii="Calibri" w:hAnsi="Calibri" w:eastAsia="Calibri"/>
-                <w:b w:val="0"/>
-                <w:i w:val="0"/>
-                <w:color w:val="203740"/>
-                <w:sz w:val="17"/>
-              </w:rPr>
-              <w:t>CDM / Ayuntamiento</w:t>
-            </w:r>
-          </w:p>
-        </w:tc>
-        <w:tc>
-          <w:tcPr>
-            <w:tcW w:type="dxa" w:w="3060"/>
-            <w:shd w:fill="F7F9F9"/>
-            <w:vAlign w:val="top"/>
-            <w:tcMar>
-              <w:top w:w="80" w:type="dxa"/>
-              <w:start w:w="120" w:type="dxa"/>
-              <w:bottom w:w="80" w:type="dxa"/>
-              <w:end w:w="120" w:type="dxa"/>
-            </w:tcMar>
-          </w:tcPr>
-          <w:p>
-            <w:pPr>
-              <w:spacing w:after="0"/>
-            </w:pPr>
-            <w:r>
-              <w:rPr>
-                <w:rFonts w:ascii="Calibri" w:hAnsi="Calibri" w:eastAsia="Calibri"/>
-                <w:b w:val="0"/>
-                <w:i w:val="0"/>
-                <w:color w:val="203740"/>
-                <w:sz w:val="17"/>
-              </w:rPr>
-            </w:r>
-          </w:p>
-        </w:tc>
-      </w:tr>
-      <w:tr>
-        <w:tc>
-          <w:tcPr>
-            <w:tcW w:type="dxa" w:w="3900"/>
-            <w:vAlign w:val="top"/>
-            <w:tcMar>
-              <w:top w:w="80" w:type="dxa"/>
-              <w:start w:w="120" w:type="dxa"/>
-              <w:bottom w:w="80" w:type="dxa"/>
-              <w:end w:w="120" w:type="dxa"/>
-            </w:tcMar>
-          </w:tcPr>
-          <w:p>
-            <w:pPr>
-              <w:spacing w:after="0"/>
-            </w:pPr>
-            <w:r>
-              <w:rPr>
-                <w:rFonts w:ascii="Calibri" w:hAnsi="Calibri" w:eastAsia="Calibri"/>
-                <w:b w:val="0"/>
-                <w:i w:val="0"/>
-                <w:color w:val="203740"/>
-                <w:sz w:val="17"/>
-              </w:rPr>
-              <w:t>Documentar aprobación y publicación</w:t>
-            </w:r>
-          </w:p>
-        </w:tc>
-        <w:tc>
-          <w:tcPr>
-            <w:tcW w:type="dxa" w:w="2400"/>
-            <w:vAlign w:val="top"/>
-            <w:tcMar>
-              <w:top w:w="80" w:type="dxa"/>
-              <w:start w:w="120" w:type="dxa"/>
-              <w:bottom w:w="80" w:type="dxa"/>
-              <w:end w:w="120" w:type="dxa"/>
-            </w:tcMar>
-          </w:tcPr>
-          <w:p>
-            <w:pPr>
-              <w:spacing w:after="0"/>
-            </w:pPr>
-            <w:r>
-              <w:rPr>
-                <w:rFonts w:ascii="Calibri" w:hAnsi="Calibri" w:eastAsia="Calibri"/>
-                <w:b w:val="0"/>
-                <w:i w:val="0"/>
-                <w:color w:val="203740"/>
-                <w:sz w:val="17"/>
-              </w:rPr>
-              <w:t>Autoridad competente</w:t>
-            </w:r>
-          </w:p>
-        </w:tc>
-        <w:tc>
-          <w:tcPr>
-            <w:tcW w:type="dxa" w:w="3060"/>
-            <w:vAlign w:val="top"/>
-            <w:tcMar>
-              <w:top w:w="80" w:type="dxa"/>
-              <w:start w:w="120" w:type="dxa"/>
-              <w:bottom w:w="80" w:type="dxa"/>
-              <w:end w:w="120" w:type="dxa"/>
-            </w:tcMar>
-          </w:tcPr>
-          <w:p>
-            <w:pPr>
-              <w:spacing w:after="0"/>
-            </w:pPr>
-            <w:r>
-              <w:rPr>
-                <w:rFonts w:ascii="Calibri" w:hAnsi="Calibri" w:eastAsia="Calibri"/>
-                <w:b w:val="0"/>
-                <w:i w:val="0"/>
-                <w:color w:val="203740"/>
-                <w:sz w:val="17"/>
-              </w:rPr>
+              <w:t>Alcance territorial, resultado, meta, plazo, responsables, costo, financiamiento y coordinación institucional.</w:t>
             </w:r>
           </w:p>
         </w:tc>
@@ -6618,10 +4915,30 @@
     </w:p>
     <w:p>
       <w:pPr>
-        <w:pStyle w:val="Heading2"/>
+        <w:pStyle w:val="SourceNote"/>
       </w:pPr>
       <w:r>
-        <w:t>5.2 Fuentes utilizadas</w:t>
+        <w:rPr>
+          <w:rFonts w:ascii="Calibri" w:hAnsi="Calibri" w:eastAsia="Calibri"/>
+          <w:b w:val="0"/>
+          <w:i w:val="0"/>
+          <w:color w:val="5E7076"/>
+          <w:sz w:val="17"/>
+        </w:rPr>
+        <w:t>Fuente: ONE, Censo 2022 cuando existe ficha municipal; MEPyD, Guía para la formulación de planes de desarrollo municipales, pp. 33–49.</w:t>
+      </w:r>
+    </w:p>
+    <w:p>
+      <w:r>
+        <w:br w:type="page"/>
+      </w:r>
+    </w:p>
+    <w:p>
+      <w:pPr>
+        <w:pStyle w:val="Heading1"/>
+      </w:pPr>
+      <w:r>
+        <w:t>Fuentes y trazabilidad</w:t>
       </w:r>
     </w:p>
     <w:tbl>
@@ -6982,7 +5299,7 @@
                 <w:color w:val="203740"/>
                 <w:sz w:val="17"/>
               </w:rPr>
-              <w:t>X Censo Nacional de Población y Vivienda</w:t>
+              <w:t>IX y X Censos Nacionales de Población y Vivienda</w:t>
             </w:r>
           </w:p>
         </w:tc>
@@ -7010,7 +5327,7 @@
                 <w:color w:val="203740"/>
                 <w:sz w:val="17"/>
               </w:rPr>
-              <w:t>2022</w:t>
+              <w:t>2010 / 2022</w:t>
             </w:r>
           </w:p>
         </w:tc>
@@ -7122,7 +5439,7 @@
                 <w:color w:val="203740"/>
                 <w:sz w:val="17"/>
               </w:rPr>
-              <w:t>X Censo: edad y sexo</w:t>
+              <w:t>IX y X Censos: edad y sexo</w:t>
             </w:r>
           </w:p>
         </w:tc>
@@ -7149,7 +5466,7 @@
                 <w:color w:val="203740"/>
                 <w:sz w:val="17"/>
               </w:rPr>
-              <w:t>2022</w:t>
+              <w:t>2010 / 2022</w:t>
             </w:r>
           </w:p>
         </w:tc>
@@ -8621,809 +6938,8 @@
           <w:color w:val="5E7076"/>
           <w:sz w:val="17"/>
         </w:rPr>
-        <w:t>Fuente: Los datasets del Dashboard no tienen paginación. Cuando se usa texto de un PMD anterior, el rango de páginas se consigna en el párrafo correspondiente.</w:t>
+        <w:t>Fuente: Los datasets del Dashboard no tienen paginación. Cuando se usa texto de un documento anterior, el rango de páginas y su alcance territorial se consignan en el párrafo correspondiente.</w:t>
       </w:r>
-    </w:p>
-    <w:p>
-      <w:pPr>
-        <w:pStyle w:val="Heading2"/>
-      </w:pPr>
-      <w:r>
-        <w:t>5.3 Registro de correcciones</w:t>
-      </w:r>
-    </w:p>
-    <w:tbl>
-      <w:tblPr>
-        <w:tblW w:type="dxa" w:w="9360"/>
-        <w:tblLayout w:type="fixed"/>
-        <w:tblLook w:firstColumn="1" w:firstRow="1" w:lastColumn="0" w:lastRow="0" w:noHBand="0" w:noVBand="1" w:val="04A0"/>
-        <w:jc w:val="center"/>
-        <w:tblInd w:w="120" w:type="dxa"/>
-        <w:tblBorders>
-          <w:top w:val="single" w:sz="5" w:color="D7E0E1"/>
-          <w:left w:val="single" w:sz="5" w:color="D7E0E1"/>
-          <w:bottom w:val="single" w:sz="5" w:color="D7E0E1"/>
-          <w:right w:val="single" w:sz="5" w:color="D7E0E1"/>
-          <w:insideH w:val="single" w:sz="5" w:color="D7E0E1"/>
-          <w:insideV w:val="single" w:sz="5" w:color="D7E0E1"/>
-        </w:tblBorders>
-      </w:tblPr>
-      <w:tblGrid>
-        <w:gridCol w:w="1700"/>
-        <w:gridCol w:w="3300"/>
-        <w:gridCol w:w="2100"/>
-        <w:gridCol w:w="2260"/>
-      </w:tblGrid>
-      <w:tr>
-        <w:trPr>
-          <w:tblHeader w:val="true"/>
-        </w:trPr>
-        <w:tc>
-          <w:tcPr>
-            <w:tcW w:type="dxa" w:w="1700"/>
-            <w:tcMar>
-              <w:top w:w="80" w:type="dxa"/>
-              <w:start w:w="120" w:type="dxa"/>
-              <w:bottom w:w="80" w:type="dxa"/>
-              <w:end w:w="120" w:type="dxa"/>
-            </w:tcMar>
-            <w:shd w:fill="203740"/>
-            <w:vAlign w:val="center"/>
-          </w:tcPr>
-          <w:p>
-            <w:pPr>
-              <w:spacing w:after="0"/>
-            </w:pPr>
-            <w:r>
-              <w:rPr>
-                <w:rFonts w:ascii="Calibri" w:hAnsi="Calibri" w:eastAsia="Calibri"/>
-                <w:b/>
-                <w:i w:val="0"/>
-                <w:color w:val="FFFFFF"/>
-                <w:sz w:val="17"/>
-              </w:rPr>
-              <w:t>Sección</w:t>
-            </w:r>
-          </w:p>
-        </w:tc>
-        <w:tc>
-          <w:tcPr>
-            <w:tcW w:type="dxa" w:w="3300"/>
-            <w:tcMar>
-              <w:top w:w="80" w:type="dxa"/>
-              <w:start w:w="120" w:type="dxa"/>
-              <w:bottom w:w="80" w:type="dxa"/>
-              <w:end w:w="120" w:type="dxa"/>
-            </w:tcMar>
-            <w:shd w:fill="203740"/>
-            <w:vAlign w:val="center"/>
-          </w:tcPr>
-          <w:p>
-            <w:pPr>
-              <w:spacing w:after="0"/>
-            </w:pPr>
-            <w:r>
-              <w:rPr>
-                <w:rFonts w:ascii="Calibri" w:hAnsi="Calibri" w:eastAsia="Calibri"/>
-                <w:b/>
-                <w:i w:val="0"/>
-                <w:color w:val="FFFFFF"/>
-                <w:sz w:val="17"/>
-              </w:rPr>
-              <w:t>Corrección</w:t>
-            </w:r>
-          </w:p>
-        </w:tc>
-        <w:tc>
-          <w:tcPr>
-            <w:tcW w:type="dxa" w:w="2100"/>
-            <w:tcMar>
-              <w:top w:w="80" w:type="dxa"/>
-              <w:start w:w="120" w:type="dxa"/>
-              <w:bottom w:w="80" w:type="dxa"/>
-              <w:end w:w="120" w:type="dxa"/>
-            </w:tcMar>
-            <w:shd w:fill="203740"/>
-            <w:vAlign w:val="center"/>
-          </w:tcPr>
-          <w:p>
-            <w:pPr>
-              <w:spacing w:after="0"/>
-            </w:pPr>
-            <w:r>
-              <w:rPr>
-                <w:rFonts w:ascii="Calibri" w:hAnsi="Calibri" w:eastAsia="Calibri"/>
-                <w:b/>
-                <w:i w:val="0"/>
-                <w:color w:val="FFFFFF"/>
-                <w:sz w:val="17"/>
-              </w:rPr>
-              <w:t>Fuente / página</w:t>
-            </w:r>
-          </w:p>
-        </w:tc>
-        <w:tc>
-          <w:tcPr>
-            <w:tcW w:type="dxa" w:w="2260"/>
-            <w:tcMar>
-              <w:top w:w="80" w:type="dxa"/>
-              <w:start w:w="120" w:type="dxa"/>
-              <w:bottom w:w="80" w:type="dxa"/>
-              <w:end w:w="120" w:type="dxa"/>
-            </w:tcMar>
-            <w:shd w:fill="203740"/>
-            <w:vAlign w:val="center"/>
-          </w:tcPr>
-          <w:p>
-            <w:pPr>
-              <w:spacing w:after="0"/>
-            </w:pPr>
-            <w:r>
-              <w:rPr>
-                <w:rFonts w:ascii="Calibri" w:hAnsi="Calibri" w:eastAsia="Calibri"/>
-                <w:b/>
-                <w:i w:val="0"/>
-                <w:color w:val="FFFFFF"/>
-                <w:sz w:val="17"/>
-              </w:rPr>
-              <w:t>Responsable / fecha</w:t>
-            </w:r>
-          </w:p>
-        </w:tc>
-      </w:tr>
-      <w:tr>
-        <w:tc>
-          <w:tcPr>
-            <w:tcW w:type="dxa" w:w="1700"/>
-            <w:vAlign w:val="top"/>
-            <w:tcMar>
-              <w:top w:w="80" w:type="dxa"/>
-              <w:start w:w="120" w:type="dxa"/>
-              <w:bottom w:w="80" w:type="dxa"/>
-              <w:end w:w="120" w:type="dxa"/>
-            </w:tcMar>
-          </w:tcPr>
-          <w:p>
-            <w:pPr>
-              <w:spacing w:after="0"/>
-            </w:pPr>
-            <w:r>
-              <w:rPr>
-                <w:rFonts w:ascii="Calibri" w:hAnsi="Calibri" w:eastAsia="Calibri"/>
-                <w:b w:val="0"/>
-                <w:i w:val="0"/>
-                <w:color w:val="203740"/>
-                <w:sz w:val="17"/>
-              </w:rPr>
-            </w:r>
-          </w:p>
-        </w:tc>
-        <w:tc>
-          <w:tcPr>
-            <w:tcW w:type="dxa" w:w="3300"/>
-            <w:vAlign w:val="top"/>
-            <w:tcMar>
-              <w:top w:w="80" w:type="dxa"/>
-              <w:start w:w="120" w:type="dxa"/>
-              <w:bottom w:w="80" w:type="dxa"/>
-              <w:end w:w="120" w:type="dxa"/>
-            </w:tcMar>
-          </w:tcPr>
-          <w:p>
-            <w:pPr>
-              <w:spacing w:after="0"/>
-            </w:pPr>
-            <w:r>
-              <w:rPr>
-                <w:rFonts w:ascii="Calibri" w:hAnsi="Calibri" w:eastAsia="Calibri"/>
-                <w:b w:val="0"/>
-                <w:i w:val="0"/>
-                <w:color w:val="203740"/>
-                <w:sz w:val="17"/>
-              </w:rPr>
-            </w:r>
-          </w:p>
-        </w:tc>
-        <w:tc>
-          <w:tcPr>
-            <w:tcW w:type="dxa" w:w="2100"/>
-            <w:vAlign w:val="top"/>
-            <w:tcMar>
-              <w:top w:w="80" w:type="dxa"/>
-              <w:start w:w="120" w:type="dxa"/>
-              <w:bottom w:w="80" w:type="dxa"/>
-              <w:end w:w="120" w:type="dxa"/>
-            </w:tcMar>
-          </w:tcPr>
-          <w:p>
-            <w:pPr>
-              <w:spacing w:after="0"/>
-            </w:pPr>
-            <w:r>
-              <w:rPr>
-                <w:rFonts w:ascii="Calibri" w:hAnsi="Calibri" w:eastAsia="Calibri"/>
-                <w:b w:val="0"/>
-                <w:i w:val="0"/>
-                <w:color w:val="203740"/>
-                <w:sz w:val="17"/>
-              </w:rPr>
-            </w:r>
-          </w:p>
-        </w:tc>
-        <w:tc>
-          <w:tcPr>
-            <w:tcW w:type="dxa" w:w="2260"/>
-            <w:vAlign w:val="top"/>
-            <w:tcMar>
-              <w:top w:w="80" w:type="dxa"/>
-              <w:start w:w="120" w:type="dxa"/>
-              <w:bottom w:w="80" w:type="dxa"/>
-              <w:end w:w="120" w:type="dxa"/>
-            </w:tcMar>
-          </w:tcPr>
-          <w:p>
-            <w:pPr>
-              <w:spacing w:after="0"/>
-            </w:pPr>
-            <w:r>
-              <w:rPr>
-                <w:rFonts w:ascii="Calibri" w:hAnsi="Calibri" w:eastAsia="Calibri"/>
-                <w:b w:val="0"/>
-                <w:i w:val="0"/>
-                <w:color w:val="203740"/>
-                <w:sz w:val="17"/>
-              </w:rPr>
-            </w:r>
-          </w:p>
-        </w:tc>
-      </w:tr>
-      <w:tr>
-        <w:tc>
-          <w:tcPr>
-            <w:tcW w:type="dxa" w:w="1700"/>
-            <w:shd w:fill="F7F9F9"/>
-            <w:vAlign w:val="top"/>
-            <w:tcMar>
-              <w:top w:w="80" w:type="dxa"/>
-              <w:start w:w="120" w:type="dxa"/>
-              <w:bottom w:w="80" w:type="dxa"/>
-              <w:end w:w="120" w:type="dxa"/>
-            </w:tcMar>
-          </w:tcPr>
-          <w:p>
-            <w:pPr>
-              <w:spacing w:after="0"/>
-            </w:pPr>
-            <w:r>
-              <w:rPr>
-                <w:rFonts w:ascii="Calibri" w:hAnsi="Calibri" w:eastAsia="Calibri"/>
-                <w:b w:val="0"/>
-                <w:i w:val="0"/>
-                <w:color w:val="203740"/>
-                <w:sz w:val="17"/>
-              </w:rPr>
-            </w:r>
-          </w:p>
-        </w:tc>
-        <w:tc>
-          <w:tcPr>
-            <w:tcW w:type="dxa" w:w="3300"/>
-            <w:shd w:fill="F7F9F9"/>
-            <w:vAlign w:val="top"/>
-            <w:tcMar>
-              <w:top w:w="80" w:type="dxa"/>
-              <w:start w:w="120" w:type="dxa"/>
-              <w:bottom w:w="80" w:type="dxa"/>
-              <w:end w:w="120" w:type="dxa"/>
-            </w:tcMar>
-          </w:tcPr>
-          <w:p>
-            <w:pPr>
-              <w:spacing w:after="0"/>
-            </w:pPr>
-            <w:r>
-              <w:rPr>
-                <w:rFonts w:ascii="Calibri" w:hAnsi="Calibri" w:eastAsia="Calibri"/>
-                <w:b w:val="0"/>
-                <w:i w:val="0"/>
-                <w:color w:val="203740"/>
-                <w:sz w:val="17"/>
-              </w:rPr>
-            </w:r>
-          </w:p>
-        </w:tc>
-        <w:tc>
-          <w:tcPr>
-            <w:tcW w:type="dxa" w:w="2100"/>
-            <w:shd w:fill="F7F9F9"/>
-            <w:vAlign w:val="top"/>
-            <w:tcMar>
-              <w:top w:w="80" w:type="dxa"/>
-              <w:start w:w="120" w:type="dxa"/>
-              <w:bottom w:w="80" w:type="dxa"/>
-              <w:end w:w="120" w:type="dxa"/>
-            </w:tcMar>
-          </w:tcPr>
-          <w:p>
-            <w:pPr>
-              <w:spacing w:after="0"/>
-            </w:pPr>
-            <w:r>
-              <w:rPr>
-                <w:rFonts w:ascii="Calibri" w:hAnsi="Calibri" w:eastAsia="Calibri"/>
-                <w:b w:val="0"/>
-                <w:i w:val="0"/>
-                <w:color w:val="203740"/>
-                <w:sz w:val="17"/>
-              </w:rPr>
-            </w:r>
-          </w:p>
-        </w:tc>
-        <w:tc>
-          <w:tcPr>
-            <w:tcW w:type="dxa" w:w="2260"/>
-            <w:shd w:fill="F7F9F9"/>
-            <w:vAlign w:val="top"/>
-            <w:tcMar>
-              <w:top w:w="80" w:type="dxa"/>
-              <w:start w:w="120" w:type="dxa"/>
-              <w:bottom w:w="80" w:type="dxa"/>
-              <w:end w:w="120" w:type="dxa"/>
-            </w:tcMar>
-          </w:tcPr>
-          <w:p>
-            <w:pPr>
-              <w:spacing w:after="0"/>
-            </w:pPr>
-            <w:r>
-              <w:rPr>
-                <w:rFonts w:ascii="Calibri" w:hAnsi="Calibri" w:eastAsia="Calibri"/>
-                <w:b w:val="0"/>
-                <w:i w:val="0"/>
-                <w:color w:val="203740"/>
-                <w:sz w:val="17"/>
-              </w:rPr>
-            </w:r>
-          </w:p>
-        </w:tc>
-      </w:tr>
-      <w:tr>
-        <w:tc>
-          <w:tcPr>
-            <w:tcW w:type="dxa" w:w="1700"/>
-            <w:vAlign w:val="top"/>
-            <w:tcMar>
-              <w:top w:w="80" w:type="dxa"/>
-              <w:start w:w="120" w:type="dxa"/>
-              <w:bottom w:w="80" w:type="dxa"/>
-              <w:end w:w="120" w:type="dxa"/>
-            </w:tcMar>
-          </w:tcPr>
-          <w:p>
-            <w:pPr>
-              <w:spacing w:after="0"/>
-            </w:pPr>
-            <w:r>
-              <w:rPr>
-                <w:rFonts w:ascii="Calibri" w:hAnsi="Calibri" w:eastAsia="Calibri"/>
-                <w:b w:val="0"/>
-                <w:i w:val="0"/>
-                <w:color w:val="203740"/>
-                <w:sz w:val="17"/>
-              </w:rPr>
-            </w:r>
-          </w:p>
-        </w:tc>
-        <w:tc>
-          <w:tcPr>
-            <w:tcW w:type="dxa" w:w="3300"/>
-            <w:vAlign w:val="top"/>
-            <w:tcMar>
-              <w:top w:w="80" w:type="dxa"/>
-              <w:start w:w="120" w:type="dxa"/>
-              <w:bottom w:w="80" w:type="dxa"/>
-              <w:end w:w="120" w:type="dxa"/>
-            </w:tcMar>
-          </w:tcPr>
-          <w:p>
-            <w:pPr>
-              <w:spacing w:after="0"/>
-            </w:pPr>
-            <w:r>
-              <w:rPr>
-                <w:rFonts w:ascii="Calibri" w:hAnsi="Calibri" w:eastAsia="Calibri"/>
-                <w:b w:val="0"/>
-                <w:i w:val="0"/>
-                <w:color w:val="203740"/>
-                <w:sz w:val="17"/>
-              </w:rPr>
-            </w:r>
-          </w:p>
-        </w:tc>
-        <w:tc>
-          <w:tcPr>
-            <w:tcW w:type="dxa" w:w="2100"/>
-            <w:vAlign w:val="top"/>
-            <w:tcMar>
-              <w:top w:w="80" w:type="dxa"/>
-              <w:start w:w="120" w:type="dxa"/>
-              <w:bottom w:w="80" w:type="dxa"/>
-              <w:end w:w="120" w:type="dxa"/>
-            </w:tcMar>
-          </w:tcPr>
-          <w:p>
-            <w:pPr>
-              <w:spacing w:after="0"/>
-            </w:pPr>
-            <w:r>
-              <w:rPr>
-                <w:rFonts w:ascii="Calibri" w:hAnsi="Calibri" w:eastAsia="Calibri"/>
-                <w:b w:val="0"/>
-                <w:i w:val="0"/>
-                <w:color w:val="203740"/>
-                <w:sz w:val="17"/>
-              </w:rPr>
-            </w:r>
-          </w:p>
-        </w:tc>
-        <w:tc>
-          <w:tcPr>
-            <w:tcW w:type="dxa" w:w="2260"/>
-            <w:vAlign w:val="top"/>
-            <w:tcMar>
-              <w:top w:w="80" w:type="dxa"/>
-              <w:start w:w="120" w:type="dxa"/>
-              <w:bottom w:w="80" w:type="dxa"/>
-              <w:end w:w="120" w:type="dxa"/>
-            </w:tcMar>
-          </w:tcPr>
-          <w:p>
-            <w:pPr>
-              <w:spacing w:after="0"/>
-            </w:pPr>
-            <w:r>
-              <w:rPr>
-                <w:rFonts w:ascii="Calibri" w:hAnsi="Calibri" w:eastAsia="Calibri"/>
-                <w:b w:val="0"/>
-                <w:i w:val="0"/>
-                <w:color w:val="203740"/>
-                <w:sz w:val="17"/>
-              </w:rPr>
-            </w:r>
-          </w:p>
-        </w:tc>
-      </w:tr>
-      <w:tr>
-        <w:tc>
-          <w:tcPr>
-            <w:tcW w:type="dxa" w:w="1700"/>
-            <w:shd w:fill="F7F9F9"/>
-            <w:vAlign w:val="top"/>
-            <w:tcMar>
-              <w:top w:w="80" w:type="dxa"/>
-              <w:start w:w="120" w:type="dxa"/>
-              <w:bottom w:w="80" w:type="dxa"/>
-              <w:end w:w="120" w:type="dxa"/>
-            </w:tcMar>
-          </w:tcPr>
-          <w:p>
-            <w:pPr>
-              <w:spacing w:after="0"/>
-            </w:pPr>
-            <w:r>
-              <w:rPr>
-                <w:rFonts w:ascii="Calibri" w:hAnsi="Calibri" w:eastAsia="Calibri"/>
-                <w:b w:val="0"/>
-                <w:i w:val="0"/>
-                <w:color w:val="203740"/>
-                <w:sz w:val="17"/>
-              </w:rPr>
-            </w:r>
-          </w:p>
-        </w:tc>
-        <w:tc>
-          <w:tcPr>
-            <w:tcW w:type="dxa" w:w="3300"/>
-            <w:shd w:fill="F7F9F9"/>
-            <w:vAlign w:val="top"/>
-            <w:tcMar>
-              <w:top w:w="80" w:type="dxa"/>
-              <w:start w:w="120" w:type="dxa"/>
-              <w:bottom w:w="80" w:type="dxa"/>
-              <w:end w:w="120" w:type="dxa"/>
-            </w:tcMar>
-          </w:tcPr>
-          <w:p>
-            <w:pPr>
-              <w:spacing w:after="0"/>
-            </w:pPr>
-            <w:r>
-              <w:rPr>
-                <w:rFonts w:ascii="Calibri" w:hAnsi="Calibri" w:eastAsia="Calibri"/>
-                <w:b w:val="0"/>
-                <w:i w:val="0"/>
-                <w:color w:val="203740"/>
-                <w:sz w:val="17"/>
-              </w:rPr>
-            </w:r>
-          </w:p>
-        </w:tc>
-        <w:tc>
-          <w:tcPr>
-            <w:tcW w:type="dxa" w:w="2100"/>
-            <w:shd w:fill="F7F9F9"/>
-            <w:vAlign w:val="top"/>
-            <w:tcMar>
-              <w:top w:w="80" w:type="dxa"/>
-              <w:start w:w="120" w:type="dxa"/>
-              <w:bottom w:w="80" w:type="dxa"/>
-              <w:end w:w="120" w:type="dxa"/>
-            </w:tcMar>
-          </w:tcPr>
-          <w:p>
-            <w:pPr>
-              <w:spacing w:after="0"/>
-            </w:pPr>
-            <w:r>
-              <w:rPr>
-                <w:rFonts w:ascii="Calibri" w:hAnsi="Calibri" w:eastAsia="Calibri"/>
-                <w:b w:val="0"/>
-                <w:i w:val="0"/>
-                <w:color w:val="203740"/>
-                <w:sz w:val="17"/>
-              </w:rPr>
-            </w:r>
-          </w:p>
-        </w:tc>
-        <w:tc>
-          <w:tcPr>
-            <w:tcW w:type="dxa" w:w="2260"/>
-            <w:shd w:fill="F7F9F9"/>
-            <w:vAlign w:val="top"/>
-            <w:tcMar>
-              <w:top w:w="80" w:type="dxa"/>
-              <w:start w:w="120" w:type="dxa"/>
-              <w:bottom w:w="80" w:type="dxa"/>
-              <w:end w:w="120" w:type="dxa"/>
-            </w:tcMar>
-          </w:tcPr>
-          <w:p>
-            <w:pPr>
-              <w:spacing w:after="0"/>
-            </w:pPr>
-            <w:r>
-              <w:rPr>
-                <w:rFonts w:ascii="Calibri" w:hAnsi="Calibri" w:eastAsia="Calibri"/>
-                <w:b w:val="0"/>
-                <w:i w:val="0"/>
-                <w:color w:val="203740"/>
-                <w:sz w:val="17"/>
-              </w:rPr>
-            </w:r>
-          </w:p>
-        </w:tc>
-      </w:tr>
-      <w:tr>
-        <w:tc>
-          <w:tcPr>
-            <w:tcW w:type="dxa" w:w="1700"/>
-            <w:vAlign w:val="top"/>
-            <w:tcMar>
-              <w:top w:w="80" w:type="dxa"/>
-              <w:start w:w="120" w:type="dxa"/>
-              <w:bottom w:w="80" w:type="dxa"/>
-              <w:end w:w="120" w:type="dxa"/>
-            </w:tcMar>
-          </w:tcPr>
-          <w:p>
-            <w:pPr>
-              <w:spacing w:after="0"/>
-            </w:pPr>
-            <w:r>
-              <w:rPr>
-                <w:rFonts w:ascii="Calibri" w:hAnsi="Calibri" w:eastAsia="Calibri"/>
-                <w:b w:val="0"/>
-                <w:i w:val="0"/>
-                <w:color w:val="203740"/>
-                <w:sz w:val="17"/>
-              </w:rPr>
-            </w:r>
-          </w:p>
-        </w:tc>
-        <w:tc>
-          <w:tcPr>
-            <w:tcW w:type="dxa" w:w="3300"/>
-            <w:vAlign w:val="top"/>
-            <w:tcMar>
-              <w:top w:w="80" w:type="dxa"/>
-              <w:start w:w="120" w:type="dxa"/>
-              <w:bottom w:w="80" w:type="dxa"/>
-              <w:end w:w="120" w:type="dxa"/>
-            </w:tcMar>
-          </w:tcPr>
-          <w:p>
-            <w:pPr>
-              <w:spacing w:after="0"/>
-            </w:pPr>
-            <w:r>
-              <w:rPr>
-                <w:rFonts w:ascii="Calibri" w:hAnsi="Calibri" w:eastAsia="Calibri"/>
-                <w:b w:val="0"/>
-                <w:i w:val="0"/>
-                <w:color w:val="203740"/>
-                <w:sz w:val="17"/>
-              </w:rPr>
-            </w:r>
-          </w:p>
-        </w:tc>
-        <w:tc>
-          <w:tcPr>
-            <w:tcW w:type="dxa" w:w="2100"/>
-            <w:vAlign w:val="top"/>
-            <w:tcMar>
-              <w:top w:w="80" w:type="dxa"/>
-              <w:start w:w="120" w:type="dxa"/>
-              <w:bottom w:w="80" w:type="dxa"/>
-              <w:end w:w="120" w:type="dxa"/>
-            </w:tcMar>
-          </w:tcPr>
-          <w:p>
-            <w:pPr>
-              <w:spacing w:after="0"/>
-            </w:pPr>
-            <w:r>
-              <w:rPr>
-                <w:rFonts w:ascii="Calibri" w:hAnsi="Calibri" w:eastAsia="Calibri"/>
-                <w:b w:val="0"/>
-                <w:i w:val="0"/>
-                <w:color w:val="203740"/>
-                <w:sz w:val="17"/>
-              </w:rPr>
-            </w:r>
-          </w:p>
-        </w:tc>
-        <w:tc>
-          <w:tcPr>
-            <w:tcW w:type="dxa" w:w="2260"/>
-            <w:vAlign w:val="top"/>
-            <w:tcMar>
-              <w:top w:w="80" w:type="dxa"/>
-              <w:start w:w="120" w:type="dxa"/>
-              <w:bottom w:w="80" w:type="dxa"/>
-              <w:end w:w="120" w:type="dxa"/>
-            </w:tcMar>
-          </w:tcPr>
-          <w:p>
-            <w:pPr>
-              <w:spacing w:after="0"/>
-            </w:pPr>
-            <w:r>
-              <w:rPr>
-                <w:rFonts w:ascii="Calibri" w:hAnsi="Calibri" w:eastAsia="Calibri"/>
-                <w:b w:val="0"/>
-                <w:i w:val="0"/>
-                <w:color w:val="203740"/>
-                <w:sz w:val="17"/>
-              </w:rPr>
-            </w:r>
-          </w:p>
-        </w:tc>
-      </w:tr>
-      <w:tr>
-        <w:tc>
-          <w:tcPr>
-            <w:tcW w:type="dxa" w:w="1700"/>
-            <w:shd w:fill="F7F9F9"/>
-            <w:vAlign w:val="top"/>
-            <w:tcMar>
-              <w:top w:w="80" w:type="dxa"/>
-              <w:start w:w="120" w:type="dxa"/>
-              <w:bottom w:w="80" w:type="dxa"/>
-              <w:end w:w="120" w:type="dxa"/>
-            </w:tcMar>
-          </w:tcPr>
-          <w:p>
-            <w:pPr>
-              <w:spacing w:after="0"/>
-            </w:pPr>
-            <w:r>
-              <w:rPr>
-                <w:rFonts w:ascii="Calibri" w:hAnsi="Calibri" w:eastAsia="Calibri"/>
-                <w:b w:val="0"/>
-                <w:i w:val="0"/>
-                <w:color w:val="203740"/>
-                <w:sz w:val="17"/>
-              </w:rPr>
-            </w:r>
-          </w:p>
-        </w:tc>
-        <w:tc>
-          <w:tcPr>
-            <w:tcW w:type="dxa" w:w="3300"/>
-            <w:shd w:fill="F7F9F9"/>
-            <w:vAlign w:val="top"/>
-            <w:tcMar>
-              <w:top w:w="80" w:type="dxa"/>
-              <w:start w:w="120" w:type="dxa"/>
-              <w:bottom w:w="80" w:type="dxa"/>
-              <w:end w:w="120" w:type="dxa"/>
-            </w:tcMar>
-          </w:tcPr>
-          <w:p>
-            <w:pPr>
-              <w:spacing w:after="0"/>
-            </w:pPr>
-            <w:r>
-              <w:rPr>
-                <w:rFonts w:ascii="Calibri" w:hAnsi="Calibri" w:eastAsia="Calibri"/>
-                <w:b w:val="0"/>
-                <w:i w:val="0"/>
-                <w:color w:val="203740"/>
-                <w:sz w:val="17"/>
-              </w:rPr>
-            </w:r>
-          </w:p>
-        </w:tc>
-        <w:tc>
-          <w:tcPr>
-            <w:tcW w:type="dxa" w:w="2100"/>
-            <w:shd w:fill="F7F9F9"/>
-            <w:vAlign w:val="top"/>
-            <w:tcMar>
-              <w:top w:w="80" w:type="dxa"/>
-              <w:start w:w="120" w:type="dxa"/>
-              <w:bottom w:w="80" w:type="dxa"/>
-              <w:end w:w="120" w:type="dxa"/>
-            </w:tcMar>
-          </w:tcPr>
-          <w:p>
-            <w:pPr>
-              <w:spacing w:after="0"/>
-            </w:pPr>
-            <w:r>
-              <w:rPr>
-                <w:rFonts w:ascii="Calibri" w:hAnsi="Calibri" w:eastAsia="Calibri"/>
-                <w:b w:val="0"/>
-                <w:i w:val="0"/>
-                <w:color w:val="203740"/>
-                <w:sz w:val="17"/>
-              </w:rPr>
-            </w:r>
-          </w:p>
-        </w:tc>
-        <w:tc>
-          <w:tcPr>
-            <w:tcW w:type="dxa" w:w="2260"/>
-            <w:shd w:fill="F7F9F9"/>
-            <w:vAlign w:val="top"/>
-            <w:tcMar>
-              <w:top w:w="80" w:type="dxa"/>
-              <w:start w:w="120" w:type="dxa"/>
-              <w:bottom w:w="80" w:type="dxa"/>
-              <w:end w:w="120" w:type="dxa"/>
-            </w:tcMar>
-          </w:tcPr>
-          <w:p>
-            <w:pPr>
-              <w:spacing w:after="0"/>
-            </w:pPr>
-            <w:r>
-              <w:rPr>
-                <w:rFonts w:ascii="Calibri" w:hAnsi="Calibri" w:eastAsia="Calibri"/>
-                <w:b w:val="0"/>
-                <w:i w:val="0"/>
-                <w:color w:val="203740"/>
-                <w:sz w:val="17"/>
-              </w:rPr>
-            </w:r>
-          </w:p>
-        </w:tc>
-      </w:tr>
-    </w:tbl>
-    <w:p>
-      <w:pPr>
-        <w:spacing w:after="0"/>
-      </w:pPr>
     </w:p>
     <w:sectPr>
       <w:headerReference w:type="default" r:id="rId9"/>
@@ -9453,26 +6969,6 @@
         <w:sz w:val="15"/>
       </w:rPr>
       <w:t xml:space="preserve">Sabana Grande de Palenque, San Cristóbal · PMD 2025-2028 · </w:t>
-    </w:r>
-    <w:r>
-      <w:rPr>
-        <w:rFonts w:ascii="Calibri" w:hAnsi="Calibri" w:eastAsia="Calibri"/>
-        <w:b/>
-        <w:i w:val="0"/>
-        <w:color w:val="9A5A18"/>
-        <w:sz w:val="15"/>
-      </w:rPr>
-      <w:t>Borrador no aprobado</w:t>
-    </w:r>
-    <w:r>
-      <w:rPr>
-        <w:rFonts w:ascii="Calibri" w:hAnsi="Calibri" w:eastAsia="Calibri"/>
-        <w:b w:val="0"/>
-        <w:i w:val="0"/>
-        <w:color w:val="5E7076"/>
-        <w:sz w:val="15"/>
-      </w:rPr>
-      <w:t xml:space="preserve"> · </w:t>
     </w:r>
     <w:fldSimple w:instr="PAGE"/>
   </w:p>
@@ -9518,7 +7014,7 @@
               <w:color w:val="14866D"/>
               <w:sz w:val="15"/>
             </w:rPr>
-            <w:t>PLAN MUNICIPAL DE DESARROLLO · BORRADOR TÉCNICO</w:t>
+            <w:t>PLAN MUNICIPAL DE DESARROLLO</w:t>
           </w:r>
         </w:p>
       </w:tc>

--- a/public/downloads/pmd-borradores/05210002_PMD_sabana-grande-de-palenque_Borrador_Tecnico_2025-2028.docx
+++ b/public/downloads/pmd-borradores/05210002_PMD_sabana-grande-de-palenque_Borrador_Tecnico_2025-2028.docx
@@ -456,6 +456,64 @@
         <w:tc>
           <w:tcPr>
             <w:tcW w:type="dxa" w:w="8460"/>
+            <w:vAlign w:val="top"/>
+            <w:tcMar>
+              <w:top w:w="80" w:type="dxa"/>
+              <w:start w:w="120" w:type="dxa"/>
+              <w:bottom w:w="80" w:type="dxa"/>
+              <w:end w:w="120" w:type="dxa"/>
+            </w:tcMar>
+          </w:tcPr>
+          <w:p>
+            <w:pPr>
+              <w:spacing w:after="0"/>
+            </w:pPr>
+            <w:r>
+              <w:rPr>
+                <w:rFonts w:ascii="Calibri" w:hAnsi="Calibri" w:eastAsia="Calibri"/>
+                <w:b w:val="0"/>
+                <w:i w:val="0"/>
+                <w:color w:val="203740"/>
+                <w:sz w:val="17"/>
+              </w:rPr>
+              <w:t>Inversión pública: proyectos en ejecución o reprogramados identificados específicamente para el municipio en MapaInversiones.</w:t>
+            </w:r>
+          </w:p>
+        </w:tc>
+      </w:tr>
+      <w:tr>
+        <w:tc>
+          <w:tcPr>
+            <w:tcW w:type="dxa" w:w="900"/>
+            <w:shd w:fill="F7F9F9"/>
+            <w:vAlign w:val="top"/>
+            <w:tcMar>
+              <w:top w:w="80" w:type="dxa"/>
+              <w:start w:w="120" w:type="dxa"/>
+              <w:bottom w:w="80" w:type="dxa"/>
+              <w:end w:w="120" w:type="dxa"/>
+            </w:tcMar>
+          </w:tcPr>
+          <w:p>
+            <w:pPr>
+              <w:spacing w:after="0"/>
+            </w:pPr>
+            <w:r>
+              <w:rPr>
+                <w:rFonts w:ascii="Calibri" w:hAnsi="Calibri" w:eastAsia="Calibri"/>
+                <w:b w:val="0"/>
+                <w:i w:val="0"/>
+                <w:color w:val="203740"/>
+                <w:sz w:val="17"/>
+              </w:rPr>
+              <w:t>6</w:t>
+            </w:r>
+          </w:p>
+        </w:tc>
+        <w:tc>
+          <w:tcPr>
+            <w:tcW w:type="dxa" w:w="8460"/>
+            <w:shd w:fill="F7F9F9"/>
             <w:vAlign w:val="top"/>
             <w:tcMar>
               <w:top w:w="80" w:type="dxa"/>
@@ -2616,7 +2674,7 @@
     </w:p>
     <w:p>
       <w:r>
-        <w:t>Las cinco láminas siguientes reproducen en Word la lógica de impresión del Dashboard de Diagnóstico Territorial. Presentan la línea base estadística antes de su interpretación narrativa. Los datos corresponden al territorio seleccionado y conservan el año y la fuente; una ausencia se muestra como «No disponible» y no se sustituye por estimaciones.</w:t>
+        <w:t>Las 8 páginas siguientes reproducen la exportación vigente del Dashboard Territorial. Presentan la línea base estadística antes de su interpretación narrativa e incorporan los indicadores demográficos, sociales, económicos, institucionales, ambientales y de inversión disponibles. Los datos conservan el año, la fuente y el ámbito territorial; cuando la fuente solo publica un total provincial, la página lo identifica como «Provincia completa» y no lo atribuye al municipio.</w:t>
       </w:r>
     </w:p>
     <w:tbl>
@@ -2668,7 +2726,7 @@
                 <w:color w:val="FFFFFF"/>
                 <w:sz w:val="17"/>
               </w:rPr>
-              <w:t>Lámina</w:t>
+              <w:t>Bloque</w:t>
             </w:r>
           </w:p>
         </w:tc>
@@ -2753,7 +2811,7 @@
                 <w:color w:val="203740"/>
                 <w:sz w:val="17"/>
               </w:rPr>
-              <w:t>1</w:t>
+              <w:t>Demografía</w:t>
             </w:r>
           </w:p>
         </w:tc>
@@ -2837,7 +2895,7 @@
                 <w:color w:val="203740"/>
                 <w:sz w:val="17"/>
               </w:rPr>
-              <w:t>2</w:t>
+              <w:t>Condiciones de vida</w:t>
             </w:r>
           </w:p>
         </w:tc>
@@ -2865,7 +2923,7 @@
                 <w:color w:val="203740"/>
                 <w:sz w:val="17"/>
               </w:rPr>
-              <w:t>Agua, saneamiento, alumbrado, combustible y residuos</w:t>
+              <w:t>Agua, saneamiento, energía, residuos, educación, salud y conectividad</w:t>
             </w:r>
           </w:p>
         </w:tc>
@@ -2893,7 +2951,7 @@
                 <w:color w:val="203740"/>
                 <w:sz w:val="17"/>
               </w:rPr>
-              <w:t>Coberturas declaradas por hogares</w:t>
+              <w:t>Coberturas y brechas observadas</w:t>
             </w:r>
           </w:p>
         </w:tc>
@@ -2922,7 +2980,7 @@
                 <w:color w:val="203740"/>
                 <w:sz w:val="17"/>
               </w:rPr>
-              <w:t>3</w:t>
+              <w:t>Resultados y riesgos</w:t>
             </w:r>
           </w:p>
         </w:tc>
@@ -2949,7 +3007,7 @@
                 <w:color w:val="203740"/>
                 <w:sz w:val="17"/>
               </w:rPr>
-              <w:t>Oferta, nivel de instrucción, infraestructura y eficiencia educativa</w:t>
+              <w:t>Seguridad, movilidad, incendios, inclusión, primera infancia y deporte</w:t>
             </w:r>
           </w:p>
         </w:tc>
@@ -2976,7 +3034,7 @@
                 <w:color w:val="203740"/>
                 <w:sz w:val="17"/>
               </w:rPr>
-              <w:t>Capacidades y alertas educativas</w:t>
+              <w:t>Dato municipal o contexto provincial, según la fuente</w:t>
             </w:r>
           </w:p>
         </w:tc>
@@ -3006,7 +3064,7 @@
                 <w:color w:val="203740"/>
                 <w:sz w:val="17"/>
               </w:rPr>
-              <w:t>4</w:t>
+              <w:t>Gestión e inversión</w:t>
             </w:r>
           </w:p>
         </w:tc>
@@ -3034,7 +3092,7 @@
                 <w:color w:val="203740"/>
                 <w:sz w:val="17"/>
               </w:rPr>
-              <w:t>Establecimientos, empleo, tamaño empresarial y sectores CIIU</w:t>
+              <w:t>Inversión territorial, SISMAP, obras viales y licencias</w:t>
             </w:r>
           </w:p>
         </w:tc>
@@ -3062,7 +3120,7 @@
                 <w:color w:val="203740"/>
                 <w:sz w:val="17"/>
               </w:rPr>
-              <w:t>Estructura económica formal observada</w:t>
+              <w:t>Magnitud, ejecución y capacidad institucional</w:t>
             </w:r>
           </w:p>
         </w:tc>
@@ -3091,7 +3149,7 @@
                 <w:color w:val="203740"/>
                 <w:sz w:val="17"/>
               </w:rPr>
-              <w:t>5</w:t>
+              <w:t>Comparación</w:t>
             </w:r>
           </w:p>
         </w:tc>
@@ -3118,7 +3176,7 @@
                 <w:color w:val="203740"/>
                 <w:sz w:val="17"/>
               </w:rPr>
-              <w:t>Establecimientos de salud y comparación nacional</w:t>
+              <w:t>Municipio, provincia, región y país</w:t>
             </w:r>
           </w:p>
         </w:tc>
@@ -3145,7 +3203,7 @@
                 <w:color w:val="203740"/>
                 <w:sz w:val="17"/>
               </w:rPr>
-              <w:t>Presencia física y brechas relativas</w:t>
+              <w:t>Posición relativa sin convertirla automáticamente en prioridad</w:t>
             </w:r>
           </w:p>
         </w:tc>
@@ -3239,7 +3297,7 @@
       <w:r>
         <w:drawing>
           <wp:inline xmlns:a="http://schemas.openxmlformats.org/drawingml/2006/main" xmlns:pic="http://schemas.openxmlformats.org/drawingml/2006/picture">
-            <wp:extent cx="5943600" cy="7135215"/>
+            <wp:extent cx="5943600" cy="7691718"/>
             <wp:docPr id="1" name="Picture 1"/>
             <wp:cNvGraphicFramePr>
               <a:graphicFrameLocks noChangeAspect="1"/>
@@ -3248,7 +3306,7 @@
               <a:graphicData uri="http://schemas.openxmlformats.org/drawingml/2006/picture">
                 <pic:pic>
                   <pic:nvPicPr>
-                    <pic:cNvPr id="0" name="diagnostico-1.png"/>
+                    <pic:cNvPr id="0" name="dashboard-pdf-page-1.jpg"/>
                     <pic:cNvPicPr/>
                   </pic:nvPicPr>
                   <pic:blipFill>
@@ -3260,7 +3318,7 @@
                   <pic:spPr>
                     <a:xfrm>
                       <a:off x="0" y="0"/>
-                      <a:ext cx="5943600" cy="7135215"/>
+                      <a:ext cx="5943600" cy="7691718"/>
                     </a:xfrm>
                     <a:prstGeom prst="rect"/>
                   </pic:spPr>
@@ -3285,7 +3343,7 @@
       <w:r>
         <w:drawing>
           <wp:inline xmlns:a="http://schemas.openxmlformats.org/drawingml/2006/main" xmlns:pic="http://schemas.openxmlformats.org/drawingml/2006/picture">
-            <wp:extent cx="5943600" cy="7135215"/>
+            <wp:extent cx="5943600" cy="7691718"/>
             <wp:docPr id="2" name="Picture 2"/>
             <wp:cNvGraphicFramePr>
               <a:graphicFrameLocks noChangeAspect="1"/>
@@ -3294,7 +3352,7 @@
               <a:graphicData uri="http://schemas.openxmlformats.org/drawingml/2006/picture">
                 <pic:pic>
                   <pic:nvPicPr>
-                    <pic:cNvPr id="0" name="diagnostico-2.png"/>
+                    <pic:cNvPr id="0" name="dashboard-pdf-page-2.jpg"/>
                     <pic:cNvPicPr/>
                   </pic:nvPicPr>
                   <pic:blipFill>
@@ -3306,7 +3364,7 @@
                   <pic:spPr>
                     <a:xfrm>
                       <a:off x="0" y="0"/>
-                      <a:ext cx="5943600" cy="7135215"/>
+                      <a:ext cx="5943600" cy="7691718"/>
                     </a:xfrm>
                     <a:prstGeom prst="rect"/>
                   </pic:spPr>
@@ -3331,7 +3389,7 @@
       <w:r>
         <w:drawing>
           <wp:inline xmlns:a="http://schemas.openxmlformats.org/drawingml/2006/main" xmlns:pic="http://schemas.openxmlformats.org/drawingml/2006/picture">
-            <wp:extent cx="5943600" cy="7135215"/>
+            <wp:extent cx="5943600" cy="7691718"/>
             <wp:docPr id="3" name="Picture 3"/>
             <wp:cNvGraphicFramePr>
               <a:graphicFrameLocks noChangeAspect="1"/>
@@ -3340,7 +3398,7 @@
               <a:graphicData uri="http://schemas.openxmlformats.org/drawingml/2006/picture">
                 <pic:pic>
                   <pic:nvPicPr>
-                    <pic:cNvPr id="0" name="diagnostico-3.png"/>
+                    <pic:cNvPr id="0" name="dashboard-pdf-page-3.jpg"/>
                     <pic:cNvPicPr/>
                   </pic:nvPicPr>
                   <pic:blipFill>
@@ -3352,7 +3410,7 @@
                   <pic:spPr>
                     <a:xfrm>
                       <a:off x="0" y="0"/>
-                      <a:ext cx="5943600" cy="7135215"/>
+                      <a:ext cx="5943600" cy="7691718"/>
                     </a:xfrm>
                     <a:prstGeom prst="rect"/>
                   </pic:spPr>
@@ -3377,7 +3435,7 @@
       <w:r>
         <w:drawing>
           <wp:inline xmlns:a="http://schemas.openxmlformats.org/drawingml/2006/main" xmlns:pic="http://schemas.openxmlformats.org/drawingml/2006/picture">
-            <wp:extent cx="5943600" cy="7135215"/>
+            <wp:extent cx="5943600" cy="7691718"/>
             <wp:docPr id="4" name="Picture 4"/>
             <wp:cNvGraphicFramePr>
               <a:graphicFrameLocks noChangeAspect="1"/>
@@ -3386,7 +3444,7 @@
               <a:graphicData uri="http://schemas.openxmlformats.org/drawingml/2006/picture">
                 <pic:pic>
                   <pic:nvPicPr>
-                    <pic:cNvPr id="0" name="diagnostico-4.png"/>
+                    <pic:cNvPr id="0" name="dashboard-pdf-page-4.jpg"/>
                     <pic:cNvPicPr/>
                   </pic:nvPicPr>
                   <pic:blipFill>
@@ -3398,7 +3456,7 @@
                   <pic:spPr>
                     <a:xfrm>
                       <a:off x="0" y="0"/>
-                      <a:ext cx="5943600" cy="7135215"/>
+                      <a:ext cx="5943600" cy="7691718"/>
                     </a:xfrm>
                     <a:prstGeom prst="rect"/>
                   </pic:spPr>
@@ -3423,7 +3481,7 @@
       <w:r>
         <w:drawing>
           <wp:inline xmlns:a="http://schemas.openxmlformats.org/drawingml/2006/main" xmlns:pic="http://schemas.openxmlformats.org/drawingml/2006/picture">
-            <wp:extent cx="5943600" cy="7135215"/>
+            <wp:extent cx="5943600" cy="7691718"/>
             <wp:docPr id="5" name="Picture 5"/>
             <wp:cNvGraphicFramePr>
               <a:graphicFrameLocks noChangeAspect="1"/>
@@ -3432,7 +3490,7 @@
               <a:graphicData uri="http://schemas.openxmlformats.org/drawingml/2006/picture">
                 <pic:pic>
                   <pic:nvPicPr>
-                    <pic:cNvPr id="0" name="diagnostico-5.png"/>
+                    <pic:cNvPr id="0" name="dashboard-pdf-page-5.jpg"/>
                     <pic:cNvPicPr/>
                   </pic:nvPicPr>
                   <pic:blipFill>
@@ -3444,7 +3502,145 @@
                   <pic:spPr>
                     <a:xfrm>
                       <a:off x="0" y="0"/>
-                      <a:ext cx="5943600" cy="7135215"/>
+                      <a:ext cx="5943600" cy="7691718"/>
+                    </a:xfrm>
+                    <a:prstGeom prst="rect"/>
+                  </pic:spPr>
+                </pic:pic>
+              </a:graphicData>
+            </a:graphic>
+          </wp:inline>
+        </w:drawing>
+      </w:r>
+    </w:p>
+    <w:p>
+      <w:r>
+        <w:br w:type="page"/>
+      </w:r>
+    </w:p>
+    <w:p>
+      <w:pPr>
+        <w:keepLines/>
+        <w:spacing w:after="0"/>
+        <w:jc w:val="center"/>
+      </w:pPr>
+      <w:r>
+        <w:drawing>
+          <wp:inline xmlns:a="http://schemas.openxmlformats.org/drawingml/2006/main" xmlns:pic="http://schemas.openxmlformats.org/drawingml/2006/picture">
+            <wp:extent cx="5943600" cy="7691718"/>
+            <wp:docPr id="6" name="Picture 6"/>
+            <wp:cNvGraphicFramePr>
+              <a:graphicFrameLocks noChangeAspect="1"/>
+            </wp:cNvGraphicFramePr>
+            <a:graphic>
+              <a:graphicData uri="http://schemas.openxmlformats.org/drawingml/2006/picture">
+                <pic:pic>
+                  <pic:nvPicPr>
+                    <pic:cNvPr id="0" name="dashboard-pdf-page-6.jpg"/>
+                    <pic:cNvPicPr/>
+                  </pic:nvPicPr>
+                  <pic:blipFill>
+                    <a:blip r:embed="rId16"/>
+                    <a:stretch>
+                      <a:fillRect/>
+                    </a:stretch>
+                  </pic:blipFill>
+                  <pic:spPr>
+                    <a:xfrm>
+                      <a:off x="0" y="0"/>
+                      <a:ext cx="5943600" cy="7691718"/>
+                    </a:xfrm>
+                    <a:prstGeom prst="rect"/>
+                  </pic:spPr>
+                </pic:pic>
+              </a:graphicData>
+            </a:graphic>
+          </wp:inline>
+        </w:drawing>
+      </w:r>
+    </w:p>
+    <w:p>
+      <w:r>
+        <w:br w:type="page"/>
+      </w:r>
+    </w:p>
+    <w:p>
+      <w:pPr>
+        <w:keepLines/>
+        <w:spacing w:after="0"/>
+        <w:jc w:val="center"/>
+      </w:pPr>
+      <w:r>
+        <w:drawing>
+          <wp:inline xmlns:a="http://schemas.openxmlformats.org/drawingml/2006/main" xmlns:pic="http://schemas.openxmlformats.org/drawingml/2006/picture">
+            <wp:extent cx="5943600" cy="7691718"/>
+            <wp:docPr id="7" name="Picture 7"/>
+            <wp:cNvGraphicFramePr>
+              <a:graphicFrameLocks noChangeAspect="1"/>
+            </wp:cNvGraphicFramePr>
+            <a:graphic>
+              <a:graphicData uri="http://schemas.openxmlformats.org/drawingml/2006/picture">
+                <pic:pic>
+                  <pic:nvPicPr>
+                    <pic:cNvPr id="0" name="dashboard-pdf-page-7.jpg"/>
+                    <pic:cNvPicPr/>
+                  </pic:nvPicPr>
+                  <pic:blipFill>
+                    <a:blip r:embed="rId17"/>
+                    <a:stretch>
+                      <a:fillRect/>
+                    </a:stretch>
+                  </pic:blipFill>
+                  <pic:spPr>
+                    <a:xfrm>
+                      <a:off x="0" y="0"/>
+                      <a:ext cx="5943600" cy="7691718"/>
+                    </a:xfrm>
+                    <a:prstGeom prst="rect"/>
+                  </pic:spPr>
+                </pic:pic>
+              </a:graphicData>
+            </a:graphic>
+          </wp:inline>
+        </w:drawing>
+      </w:r>
+    </w:p>
+    <w:p>
+      <w:r>
+        <w:br w:type="page"/>
+      </w:r>
+    </w:p>
+    <w:p>
+      <w:pPr>
+        <w:keepLines/>
+        <w:spacing w:after="0"/>
+        <w:jc w:val="center"/>
+      </w:pPr>
+      <w:r>
+        <w:drawing>
+          <wp:inline xmlns:a="http://schemas.openxmlformats.org/drawingml/2006/main" xmlns:pic="http://schemas.openxmlformats.org/drawingml/2006/picture">
+            <wp:extent cx="5943600" cy="7691718"/>
+            <wp:docPr id="8" name="Picture 8"/>
+            <wp:cNvGraphicFramePr>
+              <a:graphicFrameLocks noChangeAspect="1"/>
+            </wp:cNvGraphicFramePr>
+            <a:graphic>
+              <a:graphicData uri="http://schemas.openxmlformats.org/drawingml/2006/picture">
+                <pic:pic>
+                  <pic:nvPicPr>
+                    <pic:cNvPr id="0" name="dashboard-pdf-page-8.jpg"/>
+                    <pic:cNvPicPr/>
+                  </pic:nvPicPr>
+                  <pic:blipFill>
+                    <a:blip r:embed="rId18"/>
+                    <a:stretch>
+                      <a:fillRect/>
+                    </a:stretch>
+                  </pic:blipFill>
+                  <pic:spPr>
+                    <a:xfrm>
+                      <a:off x="0" y="0"/>
+                      <a:ext cx="5943600" cy="7691718"/>
                     </a:xfrm>
                     <a:prstGeom prst="rect"/>
                   </pic:spPr>
@@ -3467,7 +3663,7 @@
           <w:color w:val="5E7076"/>
           <w:sz w:val="17"/>
         </w:rPr>
-        <w:t>Fuente: Dashboard de Diagnóstico Territorial, ficha de Sabana Grande de Palenque. Láminas generadas el 2026-07-28.</w:t>
+        <w:t>Fuente: DDPT, Dashboard Territorial, ficha de Sabana Grande de Palenque. Exportación generada el 2026-08-02.</w:t>
       </w:r>
     </w:p>
     <w:p>
@@ -3599,6 +3795,1740 @@
     <w:p>
       <w:r>
         <w:t>El PMD anterior aporta antecedentes históricos y territoriales útiles para comprender la formación del municipio. Sin embargo, sus descripciones de infraestructura, ambiente, economía o gestión corresponden a otro período. Antes de reutilizarlas, la OMPP debe clasificarlas como vigentes, modificadas o superadas y registrar la evidencia actual. [PMD-ANT]</w:t>
+      </w:r>
+    </w:p>
+    <w:p>
+      <w:pPr>
+        <w:pStyle w:val="Heading2"/>
+      </w:pPr>
+      <w:r>
+        <w:t>2.7 Indicadores territoriales adicionales</w:t>
+      </w:r>
+    </w:p>
+    <w:p>
+      <w:r>
+        <w:t>El Dashboard Territorial amplía la línea base con registros administrativos recientes. La columna de ámbito es parte del dato: los valores provinciales sirven como contexto y no describen por sí solos la situación exclusiva del municipio.</w:t>
+      </w:r>
+    </w:p>
+    <w:tbl>
+      <w:tblPr>
+        <w:tblW w:type="dxa" w:w="9360"/>
+        <w:tblLayout w:type="fixed"/>
+        <w:tblLook w:firstColumn="1" w:firstRow="1" w:lastColumn="0" w:lastRow="0" w:noHBand="0" w:noVBand="1" w:val="04A0"/>
+        <w:jc w:val="center"/>
+        <w:tblInd w:w="120" w:type="dxa"/>
+        <w:tblBorders>
+          <w:top w:val="single" w:sz="5" w:color="D7E0E1"/>
+          <w:left w:val="single" w:sz="5" w:color="D7E0E1"/>
+          <w:bottom w:val="single" w:sz="5" w:color="D7E0E1"/>
+          <w:right w:val="single" w:sz="5" w:color="D7E0E1"/>
+          <w:insideH w:val="single" w:sz="5" w:color="D7E0E1"/>
+          <w:insideV w:val="single" w:sz="5" w:color="D7E0E1"/>
+        </w:tblBorders>
+      </w:tblPr>
+      <w:tblGrid>
+        <w:gridCol w:w="2200"/>
+        <w:gridCol w:w="2200"/>
+        <w:gridCol w:w="2020"/>
+        <w:gridCol w:w="1300"/>
+        <w:gridCol w:w="1640"/>
+      </w:tblGrid>
+      <w:tr>
+        <w:trPr>
+          <w:tblHeader w:val="true"/>
+        </w:trPr>
+        <w:tc>
+          <w:tcPr>
+            <w:tcW w:type="dxa" w:w="2200"/>
+            <w:tcMar>
+              <w:top w:w="80" w:type="dxa"/>
+              <w:start w:w="120" w:type="dxa"/>
+              <w:bottom w:w="80" w:type="dxa"/>
+              <w:end w:w="120" w:type="dxa"/>
+            </w:tcMar>
+            <w:shd w:fill="203740"/>
+            <w:vAlign w:val="center"/>
+          </w:tcPr>
+          <w:p>
+            <w:pPr>
+              <w:spacing w:after="0"/>
+            </w:pPr>
+            <w:r>
+              <w:rPr>
+                <w:rFonts w:ascii="Calibri" w:hAnsi="Calibri" w:eastAsia="Calibri"/>
+                <w:b/>
+                <w:i w:val="0"/>
+                <w:color w:val="FFFFFF"/>
+                <w:sz w:val="17"/>
+              </w:rPr>
+              <w:t>Indicador</w:t>
+            </w:r>
+          </w:p>
+        </w:tc>
+        <w:tc>
+          <w:tcPr>
+            <w:tcW w:type="dxa" w:w="2200"/>
+            <w:tcMar>
+              <w:top w:w="80" w:type="dxa"/>
+              <w:start w:w="120" w:type="dxa"/>
+              <w:bottom w:w="80" w:type="dxa"/>
+              <w:end w:w="120" w:type="dxa"/>
+            </w:tcMar>
+            <w:shd w:fill="203740"/>
+            <w:vAlign w:val="center"/>
+          </w:tcPr>
+          <w:p>
+            <w:pPr>
+              <w:spacing w:after="0"/>
+            </w:pPr>
+            <w:r>
+              <w:rPr>
+                <w:rFonts w:ascii="Calibri" w:hAnsi="Calibri" w:eastAsia="Calibri"/>
+                <w:b/>
+                <w:i w:val="0"/>
+                <w:color w:val="FFFFFF"/>
+                <w:sz w:val="17"/>
+              </w:rPr>
+              <w:t>Valor publicado</w:t>
+            </w:r>
+          </w:p>
+        </w:tc>
+        <w:tc>
+          <w:tcPr>
+            <w:tcW w:type="dxa" w:w="2020"/>
+            <w:tcMar>
+              <w:top w:w="80" w:type="dxa"/>
+              <w:start w:w="120" w:type="dxa"/>
+              <w:bottom w:w="80" w:type="dxa"/>
+              <w:end w:w="120" w:type="dxa"/>
+            </w:tcMar>
+            <w:shd w:fill="203740"/>
+            <w:vAlign w:val="center"/>
+          </w:tcPr>
+          <w:p>
+            <w:pPr>
+              <w:spacing w:after="0"/>
+            </w:pPr>
+            <w:r>
+              <w:rPr>
+                <w:rFonts w:ascii="Calibri" w:hAnsi="Calibri" w:eastAsia="Calibri"/>
+                <w:b/>
+                <w:i w:val="0"/>
+                <w:color w:val="FFFFFF"/>
+                <w:sz w:val="17"/>
+              </w:rPr>
+              <w:t>Ámbito</w:t>
+            </w:r>
+          </w:p>
+        </w:tc>
+        <w:tc>
+          <w:tcPr>
+            <w:tcW w:type="dxa" w:w="1300"/>
+            <w:tcMar>
+              <w:top w:w="80" w:type="dxa"/>
+              <w:start w:w="120" w:type="dxa"/>
+              <w:bottom w:w="80" w:type="dxa"/>
+              <w:end w:w="120" w:type="dxa"/>
+            </w:tcMar>
+            <w:shd w:fill="203740"/>
+            <w:vAlign w:val="center"/>
+          </w:tcPr>
+          <w:p>
+            <w:pPr>
+              <w:spacing w:after="0"/>
+            </w:pPr>
+            <w:r>
+              <w:rPr>
+                <w:rFonts w:ascii="Calibri" w:hAnsi="Calibri" w:eastAsia="Calibri"/>
+                <w:b/>
+                <w:i w:val="0"/>
+                <w:color w:val="FFFFFF"/>
+                <w:sz w:val="17"/>
+              </w:rPr>
+              <w:t>Período</w:t>
+            </w:r>
+          </w:p>
+        </w:tc>
+        <w:tc>
+          <w:tcPr>
+            <w:tcW w:type="dxa" w:w="1640"/>
+            <w:tcMar>
+              <w:top w:w="80" w:type="dxa"/>
+              <w:start w:w="120" w:type="dxa"/>
+              <w:bottom w:w="80" w:type="dxa"/>
+              <w:end w:w="120" w:type="dxa"/>
+            </w:tcMar>
+            <w:shd w:fill="203740"/>
+            <w:vAlign w:val="center"/>
+          </w:tcPr>
+          <w:p>
+            <w:pPr>
+              <w:spacing w:after="0"/>
+            </w:pPr>
+            <w:r>
+              <w:rPr>
+                <w:rFonts w:ascii="Calibri" w:hAnsi="Calibri" w:eastAsia="Calibri"/>
+                <w:b/>
+                <w:i w:val="0"/>
+                <w:color w:val="FFFFFF"/>
+                <w:sz w:val="17"/>
+              </w:rPr>
+              <w:t>Fuente</w:t>
+            </w:r>
+          </w:p>
+        </w:tc>
+      </w:tr>
+      <w:tr>
+        <w:tc>
+          <w:tcPr>
+            <w:tcW w:type="dxa" w:w="2200"/>
+            <w:vAlign w:val="top"/>
+            <w:tcMar>
+              <w:top w:w="80" w:type="dxa"/>
+              <w:start w:w="120" w:type="dxa"/>
+              <w:bottom w:w="80" w:type="dxa"/>
+              <w:end w:w="120" w:type="dxa"/>
+            </w:tcMar>
+          </w:tcPr>
+          <w:p>
+            <w:pPr>
+              <w:spacing w:after="0"/>
+            </w:pPr>
+            <w:r>
+              <w:rPr>
+                <w:rFonts w:ascii="Calibri" w:hAnsi="Calibri" w:eastAsia="Calibri"/>
+                <w:b w:val="0"/>
+                <w:i w:val="0"/>
+                <w:color w:val="203740"/>
+                <w:sz w:val="17"/>
+              </w:rPr>
+              <w:t>Instalaciones deportivas registradas</w:t>
+            </w:r>
+          </w:p>
+        </w:tc>
+        <w:tc>
+          <w:tcPr>
+            <w:tcW w:type="dxa" w:w="2200"/>
+            <w:vAlign w:val="top"/>
+            <w:tcMar>
+              <w:top w:w="80" w:type="dxa"/>
+              <w:start w:w="120" w:type="dxa"/>
+              <w:bottom w:w="80" w:type="dxa"/>
+              <w:end w:w="120" w:type="dxa"/>
+            </w:tcMar>
+          </w:tcPr>
+          <w:p>
+            <w:pPr>
+              <w:spacing w:after="0"/>
+            </w:pPr>
+            <w:r>
+              <w:rPr>
+                <w:rFonts w:ascii="Calibri" w:hAnsi="Calibri" w:eastAsia="Calibri"/>
+                <w:b w:val="0"/>
+                <w:i w:val="0"/>
+                <w:color w:val="203740"/>
+                <w:sz w:val="17"/>
+              </w:rPr>
+              <w:t>7 instalaciones; 3.8 por 10 mil habitantes</w:t>
+            </w:r>
+          </w:p>
+        </w:tc>
+        <w:tc>
+          <w:tcPr>
+            <w:tcW w:type="dxa" w:w="2020"/>
+            <w:vAlign w:val="top"/>
+            <w:tcMar>
+              <w:top w:w="80" w:type="dxa"/>
+              <w:start w:w="120" w:type="dxa"/>
+              <w:bottom w:w="80" w:type="dxa"/>
+              <w:end w:w="120" w:type="dxa"/>
+            </w:tcMar>
+          </w:tcPr>
+          <w:p>
+            <w:pPr>
+              <w:spacing w:after="0"/>
+            </w:pPr>
+            <w:r>
+              <w:rPr>
+                <w:rFonts w:ascii="Calibri" w:hAnsi="Calibri" w:eastAsia="Calibri"/>
+                <w:b w:val="0"/>
+                <w:i w:val="0"/>
+                <w:color w:val="203740"/>
+                <w:sz w:val="17"/>
+              </w:rPr>
+              <w:t>Municipio de Sabana Grande de Palenque</w:t>
+            </w:r>
+          </w:p>
+        </w:tc>
+        <w:tc>
+          <w:tcPr>
+            <w:tcW w:type="dxa" w:w="1300"/>
+            <w:vAlign w:val="top"/>
+            <w:tcMar>
+              <w:top w:w="80" w:type="dxa"/>
+              <w:start w:w="120" w:type="dxa"/>
+              <w:bottom w:w="80" w:type="dxa"/>
+              <w:end w:w="120" w:type="dxa"/>
+            </w:tcMar>
+          </w:tcPr>
+          <w:p>
+            <w:pPr>
+              <w:spacing w:after="0"/>
+            </w:pPr>
+            <w:r>
+              <w:rPr>
+                <w:rFonts w:ascii="Calibri" w:hAnsi="Calibri" w:eastAsia="Calibri"/>
+                <w:b w:val="0"/>
+                <w:i w:val="0"/>
+                <w:color w:val="203740"/>
+                <w:sz w:val="17"/>
+              </w:rPr>
+              <w:t>2025</w:t>
+            </w:r>
+          </w:p>
+        </w:tc>
+        <w:tc>
+          <w:tcPr>
+            <w:tcW w:type="dxa" w:w="1640"/>
+            <w:vAlign w:val="top"/>
+            <w:tcMar>
+              <w:top w:w="80" w:type="dxa"/>
+              <w:start w:w="120" w:type="dxa"/>
+              <w:bottom w:w="80" w:type="dxa"/>
+              <w:end w:w="120" w:type="dxa"/>
+            </w:tcMar>
+          </w:tcPr>
+          <w:p>
+            <w:pPr>
+              <w:spacing w:after="0"/>
+            </w:pPr>
+            <w:r>
+              <w:rPr>
+                <w:rFonts w:ascii="Calibri" w:hAnsi="Calibri" w:eastAsia="Calibri"/>
+                <w:b w:val="0"/>
+                <w:i w:val="0"/>
+                <w:color w:val="203740"/>
+                <w:sz w:val="17"/>
+              </w:rPr>
+              <w:t>Datos abiertos · instalaciones deportivas</w:t>
+            </w:r>
+          </w:p>
+        </w:tc>
+      </w:tr>
+      <w:tr>
+        <w:tc>
+          <w:tcPr>
+            <w:tcW w:type="dxa" w:w="2200"/>
+            <w:shd w:fill="F7F9F9"/>
+            <w:vAlign w:val="top"/>
+            <w:tcMar>
+              <w:top w:w="80" w:type="dxa"/>
+              <w:start w:w="120" w:type="dxa"/>
+              <w:bottom w:w="80" w:type="dxa"/>
+              <w:end w:w="120" w:type="dxa"/>
+            </w:tcMar>
+          </w:tcPr>
+          <w:p>
+            <w:pPr>
+              <w:spacing w:after="0"/>
+            </w:pPr>
+            <w:r>
+              <w:rPr>
+                <w:rFonts w:ascii="Calibri" w:hAnsi="Calibri" w:eastAsia="Calibri"/>
+                <w:b w:val="0"/>
+                <w:i w:val="0"/>
+                <w:color w:val="203740"/>
+                <w:sz w:val="17"/>
+              </w:rPr>
+              <w:t>Inversión pública territorial</w:t>
+            </w:r>
+          </w:p>
+        </w:tc>
+        <w:tc>
+          <w:tcPr>
+            <w:tcW w:type="dxa" w:w="2200"/>
+            <w:shd w:fill="F7F9F9"/>
+            <w:vAlign w:val="top"/>
+            <w:tcMar>
+              <w:top w:w="80" w:type="dxa"/>
+              <w:start w:w="120" w:type="dxa"/>
+              <w:bottom w:w="80" w:type="dxa"/>
+              <w:end w:w="120" w:type="dxa"/>
+            </w:tcMar>
+          </w:tcPr>
+          <w:p>
+            <w:pPr>
+              <w:spacing w:after="0"/>
+            </w:pPr>
+            <w:r>
+              <w:rPr>
+                <w:rFonts w:ascii="Calibri" w:hAnsi="Calibri" w:eastAsia="Calibri"/>
+                <w:b w:val="0"/>
+                <w:i w:val="0"/>
+                <w:color w:val="203740"/>
+                <w:sz w:val="17"/>
+              </w:rPr>
+              <w:t>Presupuesto RD$ 36,324,728; ejecutado RD$ 29,993,000; ejecución 82.6%</w:t>
+            </w:r>
+          </w:p>
+        </w:tc>
+        <w:tc>
+          <w:tcPr>
+            <w:tcW w:type="dxa" w:w="2020"/>
+            <w:shd w:fill="F7F9F9"/>
+            <w:vAlign w:val="top"/>
+            <w:tcMar>
+              <w:top w:w="80" w:type="dxa"/>
+              <w:start w:w="120" w:type="dxa"/>
+              <w:bottom w:w="80" w:type="dxa"/>
+              <w:end w:w="120" w:type="dxa"/>
+            </w:tcMar>
+          </w:tcPr>
+          <w:p>
+            <w:pPr>
+              <w:spacing w:after="0"/>
+            </w:pPr>
+            <w:r>
+              <w:rPr>
+                <w:rFonts w:ascii="Calibri" w:hAnsi="Calibri" w:eastAsia="Calibri"/>
+                <w:b w:val="0"/>
+                <w:i w:val="0"/>
+                <w:color w:val="203740"/>
+                <w:sz w:val="17"/>
+              </w:rPr>
+              <w:t>Municipio de Sabana Grande de Palenque</w:t>
+            </w:r>
+          </w:p>
+        </w:tc>
+        <w:tc>
+          <w:tcPr>
+            <w:tcW w:type="dxa" w:w="1300"/>
+            <w:shd w:fill="F7F9F9"/>
+            <w:vAlign w:val="top"/>
+            <w:tcMar>
+              <w:top w:w="80" w:type="dxa"/>
+              <w:start w:w="120" w:type="dxa"/>
+              <w:bottom w:w="80" w:type="dxa"/>
+              <w:end w:w="120" w:type="dxa"/>
+            </w:tcMar>
+          </w:tcPr>
+          <w:p>
+            <w:pPr>
+              <w:spacing w:after="0"/>
+            </w:pPr>
+            <w:r>
+              <w:rPr>
+                <w:rFonts w:ascii="Calibri" w:hAnsi="Calibri" w:eastAsia="Calibri"/>
+                <w:b w:val="0"/>
+                <w:i w:val="0"/>
+                <w:color w:val="203740"/>
+                <w:sz w:val="17"/>
+              </w:rPr>
+              <w:t>2025</w:t>
+            </w:r>
+          </w:p>
+        </w:tc>
+        <w:tc>
+          <w:tcPr>
+            <w:tcW w:type="dxa" w:w="1640"/>
+            <w:shd w:fill="F7F9F9"/>
+            <w:vAlign w:val="top"/>
+            <w:tcMar>
+              <w:top w:w="80" w:type="dxa"/>
+              <w:start w:w="120" w:type="dxa"/>
+              <w:bottom w:w="80" w:type="dxa"/>
+              <w:end w:w="120" w:type="dxa"/>
+            </w:tcMar>
+          </w:tcPr>
+          <w:p>
+            <w:pPr>
+              <w:spacing w:after="0"/>
+            </w:pPr>
+            <w:r>
+              <w:rPr>
+                <w:rFonts w:ascii="Calibri" w:hAnsi="Calibri" w:eastAsia="Calibri"/>
+                <w:b w:val="0"/>
+                <w:i w:val="0"/>
+                <w:color w:val="203740"/>
+                <w:sz w:val="17"/>
+              </w:rPr>
+              <w:t>Datos abiertos · estadísticas de proyectos de inversión</w:t>
+            </w:r>
+          </w:p>
+        </w:tc>
+      </w:tr>
+      <w:tr>
+        <w:tc>
+          <w:tcPr>
+            <w:tcW w:type="dxa" w:w="2200"/>
+            <w:vAlign w:val="top"/>
+            <w:tcMar>
+              <w:top w:w="80" w:type="dxa"/>
+              <w:start w:w="120" w:type="dxa"/>
+              <w:bottom w:w="80" w:type="dxa"/>
+              <w:end w:w="120" w:type="dxa"/>
+            </w:tcMar>
+          </w:tcPr>
+          <w:p>
+            <w:pPr>
+              <w:spacing w:after="0"/>
+            </w:pPr>
+            <w:r>
+              <w:rPr>
+                <w:rFonts w:ascii="Calibri" w:hAnsi="Calibri" w:eastAsia="Calibri"/>
+                <w:b w:val="0"/>
+                <w:i w:val="0"/>
+                <w:color w:val="203740"/>
+                <w:sz w:val="17"/>
+              </w:rPr>
+              <w:t>Puntuación SISMAP Municipal</w:t>
+            </w:r>
+          </w:p>
+        </w:tc>
+        <w:tc>
+          <w:tcPr>
+            <w:tcW w:type="dxa" w:w="2200"/>
+            <w:vAlign w:val="top"/>
+            <w:tcMar>
+              <w:top w:w="80" w:type="dxa"/>
+              <w:start w:w="120" w:type="dxa"/>
+              <w:bottom w:w="80" w:type="dxa"/>
+              <w:end w:w="120" w:type="dxa"/>
+            </w:tcMar>
+          </w:tcPr>
+          <w:p>
+            <w:pPr>
+              <w:spacing w:after="0"/>
+            </w:pPr>
+            <w:r>
+              <w:rPr>
+                <w:rFonts w:ascii="Calibri" w:hAnsi="Calibri" w:eastAsia="Calibri"/>
+                <w:b w:val="0"/>
+                <w:i w:val="0"/>
+                <w:color w:val="203740"/>
+                <w:sz w:val="17"/>
+              </w:rPr>
+              <w:t>34.3 / 100</w:t>
+            </w:r>
+          </w:p>
+        </w:tc>
+        <w:tc>
+          <w:tcPr>
+            <w:tcW w:type="dxa" w:w="2020"/>
+            <w:vAlign w:val="top"/>
+            <w:tcMar>
+              <w:top w:w="80" w:type="dxa"/>
+              <w:start w:w="120" w:type="dxa"/>
+              <w:bottom w:w="80" w:type="dxa"/>
+              <w:end w:w="120" w:type="dxa"/>
+            </w:tcMar>
+          </w:tcPr>
+          <w:p>
+            <w:pPr>
+              <w:spacing w:after="0"/>
+            </w:pPr>
+            <w:r>
+              <w:rPr>
+                <w:rFonts w:ascii="Calibri" w:hAnsi="Calibri" w:eastAsia="Calibri"/>
+                <w:b w:val="0"/>
+                <w:i w:val="0"/>
+                <w:color w:val="203740"/>
+                <w:sz w:val="17"/>
+              </w:rPr>
+              <w:t>Municipio de Sabana Grande de Palenque</w:t>
+            </w:r>
+          </w:p>
+        </w:tc>
+        <w:tc>
+          <w:tcPr>
+            <w:tcW w:type="dxa" w:w="1300"/>
+            <w:vAlign w:val="top"/>
+            <w:tcMar>
+              <w:top w:w="80" w:type="dxa"/>
+              <w:start w:w="120" w:type="dxa"/>
+              <w:bottom w:w="80" w:type="dxa"/>
+              <w:end w:w="120" w:type="dxa"/>
+            </w:tcMar>
+          </w:tcPr>
+          <w:p>
+            <w:pPr>
+              <w:spacing w:after="0"/>
+            </w:pPr>
+            <w:r>
+              <w:rPr>
+                <w:rFonts w:ascii="Calibri" w:hAnsi="Calibri" w:eastAsia="Calibri"/>
+                <w:b w:val="0"/>
+                <w:i w:val="0"/>
+                <w:color w:val="203740"/>
+                <w:sz w:val="17"/>
+              </w:rPr>
+              <w:t>2026-07-31</w:t>
+            </w:r>
+          </w:p>
+        </w:tc>
+        <w:tc>
+          <w:tcPr>
+            <w:tcW w:type="dxa" w:w="1640"/>
+            <w:vAlign w:val="top"/>
+            <w:tcMar>
+              <w:top w:w="80" w:type="dxa"/>
+              <w:start w:w="120" w:type="dxa"/>
+              <w:bottom w:w="80" w:type="dxa"/>
+              <w:end w:w="120" w:type="dxa"/>
+            </w:tcMar>
+          </w:tcPr>
+          <w:p>
+            <w:pPr>
+              <w:spacing w:after="0"/>
+            </w:pPr>
+            <w:r>
+              <w:rPr>
+                <w:rFonts w:ascii="Calibri" w:hAnsi="Calibri" w:eastAsia="Calibri"/>
+                <w:b w:val="0"/>
+                <w:i w:val="0"/>
+                <w:color w:val="203740"/>
+                <w:sz w:val="17"/>
+              </w:rPr>
+              <w:t>SISMAP Municipal</w:t>
+            </w:r>
+          </w:p>
+        </w:tc>
+      </w:tr>
+      <w:tr>
+        <w:tc>
+          <w:tcPr>
+            <w:tcW w:type="dxa" w:w="2200"/>
+            <w:shd w:fill="F7F9F9"/>
+            <w:vAlign w:val="top"/>
+            <w:tcMar>
+              <w:top w:w="80" w:type="dxa"/>
+              <w:start w:w="120" w:type="dxa"/>
+              <w:bottom w:w="80" w:type="dxa"/>
+              <w:end w:w="120" w:type="dxa"/>
+            </w:tcMar>
+          </w:tcPr>
+          <w:p>
+            <w:pPr>
+              <w:spacing w:after="0"/>
+            </w:pPr>
+            <w:r>
+              <w:rPr>
+                <w:rFonts w:ascii="Calibri" w:hAnsi="Calibri" w:eastAsia="Calibri"/>
+                <w:b w:val="0"/>
+                <w:i w:val="0"/>
+                <w:color w:val="203740"/>
+                <w:sz w:val="17"/>
+              </w:rPr>
+              <w:t>Trabajos viales registrados</w:t>
+            </w:r>
+          </w:p>
+        </w:tc>
+        <w:tc>
+          <w:tcPr>
+            <w:tcW w:type="dxa" w:w="2200"/>
+            <w:shd w:fill="F7F9F9"/>
+            <w:vAlign w:val="top"/>
+            <w:tcMar>
+              <w:top w:w="80" w:type="dxa"/>
+              <w:start w:w="120" w:type="dxa"/>
+              <w:bottom w:w="80" w:type="dxa"/>
+              <w:end w:w="120" w:type="dxa"/>
+            </w:tcMar>
+          </w:tcPr>
+          <w:p>
+            <w:pPr>
+              <w:spacing w:after="0"/>
+            </w:pPr>
+            <w:r>
+              <w:rPr>
+                <w:rFonts w:ascii="Calibri" w:hAnsi="Calibri" w:eastAsia="Calibri"/>
+                <w:b w:val="0"/>
+                <w:i w:val="0"/>
+                <w:color w:val="203740"/>
+                <w:sz w:val="17"/>
+              </w:rPr>
+              <w:t>19 registros; 3.1 km</w:t>
+            </w:r>
+          </w:p>
+        </w:tc>
+        <w:tc>
+          <w:tcPr>
+            <w:tcW w:type="dxa" w:w="2020"/>
+            <w:shd w:fill="F7F9F9"/>
+            <w:vAlign w:val="top"/>
+            <w:tcMar>
+              <w:top w:w="80" w:type="dxa"/>
+              <w:start w:w="120" w:type="dxa"/>
+              <w:bottom w:w="80" w:type="dxa"/>
+              <w:end w:w="120" w:type="dxa"/>
+            </w:tcMar>
+          </w:tcPr>
+          <w:p>
+            <w:pPr>
+              <w:spacing w:after="0"/>
+            </w:pPr>
+            <w:r>
+              <w:rPr>
+                <w:rFonts w:ascii="Calibri" w:hAnsi="Calibri" w:eastAsia="Calibri"/>
+                <w:b w:val="0"/>
+                <w:i w:val="0"/>
+                <w:color w:val="203740"/>
+                <w:sz w:val="17"/>
+              </w:rPr>
+              <w:t>Municipio de Sabana Grande de Palenque</w:t>
+            </w:r>
+          </w:p>
+        </w:tc>
+        <w:tc>
+          <w:tcPr>
+            <w:tcW w:type="dxa" w:w="1300"/>
+            <w:shd w:fill="F7F9F9"/>
+            <w:vAlign w:val="top"/>
+            <w:tcMar>
+              <w:top w:w="80" w:type="dxa"/>
+              <w:start w:w="120" w:type="dxa"/>
+              <w:bottom w:w="80" w:type="dxa"/>
+              <w:end w:w="120" w:type="dxa"/>
+            </w:tcMar>
+          </w:tcPr>
+          <w:p>
+            <w:pPr>
+              <w:spacing w:after="0"/>
+            </w:pPr>
+            <w:r>
+              <w:rPr>
+                <w:rFonts w:ascii="Calibri" w:hAnsi="Calibri" w:eastAsia="Calibri"/>
+                <w:b w:val="0"/>
+                <w:i w:val="0"/>
+                <w:color w:val="203740"/>
+                <w:sz w:val="17"/>
+              </w:rPr>
+              <w:t>Octubre de 2025–marzo de 2026</w:t>
+            </w:r>
+          </w:p>
+        </w:tc>
+        <w:tc>
+          <w:tcPr>
+            <w:tcW w:type="dxa" w:w="1640"/>
+            <w:shd w:fill="F7F9F9"/>
+            <w:vAlign w:val="top"/>
+            <w:tcMar>
+              <w:top w:w="80" w:type="dxa"/>
+              <w:start w:w="120" w:type="dxa"/>
+              <w:bottom w:w="80" w:type="dxa"/>
+              <w:end w:w="120" w:type="dxa"/>
+            </w:tcMar>
+          </w:tcPr>
+          <w:p>
+            <w:pPr>
+              <w:spacing w:after="0"/>
+            </w:pPr>
+            <w:r>
+              <w:rPr>
+                <w:rFonts w:ascii="Calibri" w:hAnsi="Calibri" w:eastAsia="Calibri"/>
+                <w:b w:val="0"/>
+                <w:i w:val="0"/>
+                <w:color w:val="203740"/>
+                <w:sz w:val="17"/>
+              </w:rPr>
+              <w:t>Datos abiertos · infraestructura vial</w:t>
+            </w:r>
+          </w:p>
+        </w:tc>
+      </w:tr>
+      <w:tr>
+        <w:tc>
+          <w:tcPr>
+            <w:tcW w:type="dxa" w:w="2200"/>
+            <w:vAlign w:val="top"/>
+            <w:tcMar>
+              <w:top w:w="80" w:type="dxa"/>
+              <w:start w:w="120" w:type="dxa"/>
+              <w:bottom w:w="80" w:type="dxa"/>
+              <w:end w:w="120" w:type="dxa"/>
+            </w:tcMar>
+          </w:tcPr>
+          <w:p>
+            <w:pPr>
+              <w:spacing w:after="0"/>
+            </w:pPr>
+            <w:r>
+              <w:rPr>
+                <w:rFonts w:ascii="Calibri" w:hAnsi="Calibri" w:eastAsia="Calibri"/>
+                <w:b w:val="0"/>
+                <w:i w:val="0"/>
+                <w:color w:val="203740"/>
+                <w:sz w:val="17"/>
+              </w:rPr>
+              <w:t>Licencias de construcción</w:t>
+            </w:r>
+          </w:p>
+        </w:tc>
+        <w:tc>
+          <w:tcPr>
+            <w:tcW w:type="dxa" w:w="2200"/>
+            <w:vAlign w:val="top"/>
+            <w:tcMar>
+              <w:top w:w="80" w:type="dxa"/>
+              <w:start w:w="120" w:type="dxa"/>
+              <w:bottom w:w="80" w:type="dxa"/>
+              <w:end w:w="120" w:type="dxa"/>
+            </w:tcMar>
+          </w:tcPr>
+          <w:p>
+            <w:pPr>
+              <w:spacing w:after="0"/>
+            </w:pPr>
+            <w:r>
+              <w:rPr>
+                <w:rFonts w:ascii="Calibri" w:hAnsi="Calibri" w:eastAsia="Calibri"/>
+                <w:b w:val="0"/>
+                <w:i w:val="0"/>
+                <w:color w:val="203740"/>
+                <w:sz w:val="17"/>
+              </w:rPr>
+              <w:t>1 licencias; 12,244 m²; inversión RD$ 754,226,704</w:t>
+            </w:r>
+          </w:p>
+        </w:tc>
+        <w:tc>
+          <w:tcPr>
+            <w:tcW w:type="dxa" w:w="2020"/>
+            <w:vAlign w:val="top"/>
+            <w:tcMar>
+              <w:top w:w="80" w:type="dxa"/>
+              <w:start w:w="120" w:type="dxa"/>
+              <w:bottom w:w="80" w:type="dxa"/>
+              <w:end w:w="120" w:type="dxa"/>
+            </w:tcMar>
+          </w:tcPr>
+          <w:p>
+            <w:pPr>
+              <w:spacing w:after="0"/>
+            </w:pPr>
+            <w:r>
+              <w:rPr>
+                <w:rFonts w:ascii="Calibri" w:hAnsi="Calibri" w:eastAsia="Calibri"/>
+                <w:b w:val="0"/>
+                <w:i w:val="0"/>
+                <w:color w:val="203740"/>
+                <w:sz w:val="17"/>
+              </w:rPr>
+              <w:t>Municipio de Sabana Grande de Palenque</w:t>
+            </w:r>
+          </w:p>
+        </w:tc>
+        <w:tc>
+          <w:tcPr>
+            <w:tcW w:type="dxa" w:w="1300"/>
+            <w:vAlign w:val="top"/>
+            <w:tcMar>
+              <w:top w:w="80" w:type="dxa"/>
+              <w:start w:w="120" w:type="dxa"/>
+              <w:bottom w:w="80" w:type="dxa"/>
+              <w:end w:w="120" w:type="dxa"/>
+            </w:tcMar>
+          </w:tcPr>
+          <w:p>
+            <w:pPr>
+              <w:spacing w:after="0"/>
+            </w:pPr>
+            <w:r>
+              <w:rPr>
+                <w:rFonts w:ascii="Calibri" w:hAnsi="Calibri" w:eastAsia="Calibri"/>
+                <w:b w:val="0"/>
+                <w:i w:val="0"/>
+                <w:color w:val="203740"/>
+                <w:sz w:val="17"/>
+              </w:rPr>
+              <w:t>2023</w:t>
+            </w:r>
+          </w:p>
+        </w:tc>
+        <w:tc>
+          <w:tcPr>
+            <w:tcW w:type="dxa" w:w="1640"/>
+            <w:vAlign w:val="top"/>
+            <w:tcMar>
+              <w:top w:w="80" w:type="dxa"/>
+              <w:start w:w="120" w:type="dxa"/>
+              <w:bottom w:w="80" w:type="dxa"/>
+              <w:end w:w="120" w:type="dxa"/>
+            </w:tcMar>
+          </w:tcPr>
+          <w:p>
+            <w:pPr>
+              <w:spacing w:after="0"/>
+            </w:pPr>
+            <w:r>
+              <w:rPr>
+                <w:rFonts w:ascii="Calibri" w:hAnsi="Calibri" w:eastAsia="Calibri"/>
+                <w:b w:val="0"/>
+                <w:i w:val="0"/>
+                <w:color w:val="203740"/>
+                <w:sz w:val="17"/>
+              </w:rPr>
+              <w:t>Datos abiertos · licencias emitidas</w:t>
+            </w:r>
+          </w:p>
+        </w:tc>
+      </w:tr>
+      <w:tr>
+        <w:tc>
+          <w:tcPr>
+            <w:tcW w:type="dxa" w:w="2200"/>
+            <w:shd w:fill="F7F9F9"/>
+            <w:vAlign w:val="top"/>
+            <w:tcMar>
+              <w:top w:w="80" w:type="dxa"/>
+              <w:start w:w="120" w:type="dxa"/>
+              <w:bottom w:w="80" w:type="dxa"/>
+              <w:end w:w="120" w:type="dxa"/>
+            </w:tcMar>
+          </w:tcPr>
+          <w:p>
+            <w:pPr>
+              <w:spacing w:after="0"/>
+            </w:pPr>
+            <w:r>
+              <w:rPr>
+                <w:rFonts w:ascii="Calibri" w:hAnsi="Calibri" w:eastAsia="Calibri"/>
+                <w:b w:val="0"/>
+                <w:i w:val="0"/>
+                <w:color w:val="203740"/>
+                <w:sz w:val="17"/>
+              </w:rPr>
+              <w:t>Robos reportados</w:t>
+            </w:r>
+          </w:p>
+        </w:tc>
+        <w:tc>
+          <w:tcPr>
+            <w:tcW w:type="dxa" w:w="2200"/>
+            <w:shd w:fill="F7F9F9"/>
+            <w:vAlign w:val="top"/>
+            <w:tcMar>
+              <w:top w:w="80" w:type="dxa"/>
+              <w:start w:w="120" w:type="dxa"/>
+              <w:bottom w:w="80" w:type="dxa"/>
+              <w:end w:w="120" w:type="dxa"/>
+            </w:tcMar>
+          </w:tcPr>
+          <w:p>
+            <w:pPr>
+              <w:spacing w:after="0"/>
+            </w:pPr>
+            <w:r>
+              <w:rPr>
+                <w:rFonts w:ascii="Calibri" w:hAnsi="Calibri" w:eastAsia="Calibri"/>
+                <w:b w:val="0"/>
+                <w:i w:val="0"/>
+                <w:color w:val="203740"/>
+                <w:sz w:val="17"/>
+              </w:rPr>
+              <w:t>1,019 casos; 147.9 por 100 mil habitantes</w:t>
+            </w:r>
+          </w:p>
+        </w:tc>
+        <w:tc>
+          <w:tcPr>
+            <w:tcW w:type="dxa" w:w="2020"/>
+            <w:shd w:fill="F7F9F9"/>
+            <w:vAlign w:val="top"/>
+            <w:tcMar>
+              <w:top w:w="80" w:type="dxa"/>
+              <w:start w:w="120" w:type="dxa"/>
+              <w:bottom w:w="80" w:type="dxa"/>
+              <w:end w:w="120" w:type="dxa"/>
+            </w:tcMar>
+          </w:tcPr>
+          <w:p>
+            <w:pPr>
+              <w:spacing w:after="0"/>
+            </w:pPr>
+            <w:r>
+              <w:rPr>
+                <w:rFonts w:ascii="Calibri" w:hAnsi="Calibri" w:eastAsia="Calibri"/>
+                <w:b w:val="0"/>
+                <w:i w:val="0"/>
+                <w:color w:val="203740"/>
+                <w:sz w:val="17"/>
+              </w:rPr>
+              <w:t>Provincia completa de San Cristóbal; no es valor municipal</w:t>
+            </w:r>
+          </w:p>
+        </w:tc>
+        <w:tc>
+          <w:tcPr>
+            <w:tcW w:type="dxa" w:w="1300"/>
+            <w:shd w:fill="F7F9F9"/>
+            <w:vAlign w:val="top"/>
+            <w:tcMar>
+              <w:top w:w="80" w:type="dxa"/>
+              <w:start w:w="120" w:type="dxa"/>
+              <w:bottom w:w="80" w:type="dxa"/>
+              <w:end w:w="120" w:type="dxa"/>
+            </w:tcMar>
+          </w:tcPr>
+          <w:p>
+            <w:pPr>
+              <w:spacing w:after="0"/>
+            </w:pPr>
+            <w:r>
+              <w:rPr>
+                <w:rFonts w:ascii="Calibri" w:hAnsi="Calibri" w:eastAsia="Calibri"/>
+                <w:b w:val="0"/>
+                <w:i w:val="0"/>
+                <w:color w:val="203740"/>
+                <w:sz w:val="17"/>
+              </w:rPr>
+              <w:t>Enero–junio de 2026</w:t>
+            </w:r>
+          </w:p>
+        </w:tc>
+        <w:tc>
+          <w:tcPr>
+            <w:tcW w:type="dxa" w:w="1640"/>
+            <w:shd w:fill="F7F9F9"/>
+            <w:vAlign w:val="top"/>
+            <w:tcMar>
+              <w:top w:w="80" w:type="dxa"/>
+              <w:start w:w="120" w:type="dxa"/>
+              <w:bottom w:w="80" w:type="dxa"/>
+              <w:end w:w="120" w:type="dxa"/>
+            </w:tcMar>
+          </w:tcPr>
+          <w:p>
+            <w:pPr>
+              <w:spacing w:after="0"/>
+            </w:pPr>
+            <w:r>
+              <w:rPr>
+                <w:rFonts w:ascii="Calibri" w:hAnsi="Calibri" w:eastAsia="Calibri"/>
+                <w:b w:val="0"/>
+                <w:i w:val="0"/>
+                <w:color w:val="203740"/>
+                <w:sz w:val="17"/>
+              </w:rPr>
+              <w:t>Datos abiertos · robos reportados</w:t>
+            </w:r>
+          </w:p>
+        </w:tc>
+      </w:tr>
+      <w:tr>
+        <w:tc>
+          <w:tcPr>
+            <w:tcW w:type="dxa" w:w="2200"/>
+            <w:vAlign w:val="top"/>
+            <w:tcMar>
+              <w:top w:w="80" w:type="dxa"/>
+              <w:start w:w="120" w:type="dxa"/>
+              <w:bottom w:w="80" w:type="dxa"/>
+              <w:end w:w="120" w:type="dxa"/>
+            </w:tcMar>
+          </w:tcPr>
+          <w:p>
+            <w:pPr>
+              <w:spacing w:after="0"/>
+            </w:pPr>
+            <w:r>
+              <w:rPr>
+                <w:rFonts w:ascii="Calibri" w:hAnsi="Calibri" w:eastAsia="Calibri"/>
+                <w:b w:val="0"/>
+                <w:i w:val="0"/>
+                <w:color w:val="203740"/>
+                <w:sz w:val="17"/>
+              </w:rPr>
+              <w:t>Homicidios intencionales</w:t>
+            </w:r>
+          </w:p>
+        </w:tc>
+        <w:tc>
+          <w:tcPr>
+            <w:tcW w:type="dxa" w:w="2200"/>
+            <w:vAlign w:val="top"/>
+            <w:tcMar>
+              <w:top w:w="80" w:type="dxa"/>
+              <w:start w:w="120" w:type="dxa"/>
+              <w:bottom w:w="80" w:type="dxa"/>
+              <w:end w:w="120" w:type="dxa"/>
+            </w:tcMar>
+          </w:tcPr>
+          <w:p>
+            <w:pPr>
+              <w:spacing w:after="0"/>
+            </w:pPr>
+            <w:r>
+              <w:rPr>
+                <w:rFonts w:ascii="Calibri" w:hAnsi="Calibri" w:eastAsia="Calibri"/>
+                <w:b w:val="0"/>
+                <w:i w:val="0"/>
+                <w:color w:val="203740"/>
+                <w:sz w:val="17"/>
+              </w:rPr>
+              <w:t>85 casos; 12.3 por 100 mil habitantes</w:t>
+            </w:r>
+          </w:p>
+        </w:tc>
+        <w:tc>
+          <w:tcPr>
+            <w:tcW w:type="dxa" w:w="2020"/>
+            <w:vAlign w:val="top"/>
+            <w:tcMar>
+              <w:top w:w="80" w:type="dxa"/>
+              <w:start w:w="120" w:type="dxa"/>
+              <w:bottom w:w="80" w:type="dxa"/>
+              <w:end w:w="120" w:type="dxa"/>
+            </w:tcMar>
+          </w:tcPr>
+          <w:p>
+            <w:pPr>
+              <w:spacing w:after="0"/>
+            </w:pPr>
+            <w:r>
+              <w:rPr>
+                <w:rFonts w:ascii="Calibri" w:hAnsi="Calibri" w:eastAsia="Calibri"/>
+                <w:b w:val="0"/>
+                <w:i w:val="0"/>
+                <w:color w:val="203740"/>
+                <w:sz w:val="17"/>
+              </w:rPr>
+              <w:t>Provincia completa de San Cristóbal; no es valor municipal</w:t>
+            </w:r>
+          </w:p>
+        </w:tc>
+        <w:tc>
+          <w:tcPr>
+            <w:tcW w:type="dxa" w:w="1300"/>
+            <w:vAlign w:val="top"/>
+            <w:tcMar>
+              <w:top w:w="80" w:type="dxa"/>
+              <w:start w:w="120" w:type="dxa"/>
+              <w:bottom w:w="80" w:type="dxa"/>
+              <w:end w:w="120" w:type="dxa"/>
+            </w:tcMar>
+          </w:tcPr>
+          <w:p>
+            <w:pPr>
+              <w:spacing w:after="0"/>
+            </w:pPr>
+            <w:r>
+              <w:rPr>
+                <w:rFonts w:ascii="Calibri" w:hAnsi="Calibri" w:eastAsia="Calibri"/>
+                <w:b w:val="0"/>
+                <w:i w:val="0"/>
+                <w:color w:val="203740"/>
+                <w:sz w:val="17"/>
+              </w:rPr>
+              <w:t>2024</w:t>
+            </w:r>
+          </w:p>
+        </w:tc>
+        <w:tc>
+          <w:tcPr>
+            <w:tcW w:type="dxa" w:w="1640"/>
+            <w:vAlign w:val="top"/>
+            <w:tcMar>
+              <w:top w:w="80" w:type="dxa"/>
+              <w:start w:w="120" w:type="dxa"/>
+              <w:bottom w:w="80" w:type="dxa"/>
+              <w:end w:w="120" w:type="dxa"/>
+            </w:tcMar>
+          </w:tcPr>
+          <w:p>
+            <w:pPr>
+              <w:spacing w:after="0"/>
+            </w:pPr>
+            <w:r>
+              <w:rPr>
+                <w:rFonts w:ascii="Calibri" w:hAnsi="Calibri" w:eastAsia="Calibri"/>
+                <w:b w:val="0"/>
+                <w:i w:val="0"/>
+                <w:color w:val="203740"/>
+                <w:sz w:val="17"/>
+              </w:rPr>
+              <w:t>ONE · muertes accidentales y violentas</w:t>
+            </w:r>
+          </w:p>
+        </w:tc>
+      </w:tr>
+      <w:tr>
+        <w:tc>
+          <w:tcPr>
+            <w:tcW w:type="dxa" w:w="2200"/>
+            <w:shd w:fill="F7F9F9"/>
+            <w:vAlign w:val="top"/>
+            <w:tcMar>
+              <w:top w:w="80" w:type="dxa"/>
+              <w:start w:w="120" w:type="dxa"/>
+              <w:bottom w:w="80" w:type="dxa"/>
+              <w:end w:w="120" w:type="dxa"/>
+            </w:tcMar>
+          </w:tcPr>
+          <w:p>
+            <w:pPr>
+              <w:spacing w:after="0"/>
+            </w:pPr>
+            <w:r>
+              <w:rPr>
+                <w:rFonts w:ascii="Calibri" w:hAnsi="Calibri" w:eastAsia="Calibri"/>
+                <w:b w:val="0"/>
+                <w:i w:val="0"/>
+                <w:color w:val="203740"/>
+                <w:sz w:val="17"/>
+              </w:rPr>
+              <w:t>Fallecimientos de tránsito</w:t>
+            </w:r>
+          </w:p>
+        </w:tc>
+        <w:tc>
+          <w:tcPr>
+            <w:tcW w:type="dxa" w:w="2200"/>
+            <w:shd w:fill="F7F9F9"/>
+            <w:vAlign w:val="top"/>
+            <w:tcMar>
+              <w:top w:w="80" w:type="dxa"/>
+              <w:start w:w="120" w:type="dxa"/>
+              <w:bottom w:w="80" w:type="dxa"/>
+              <w:end w:w="120" w:type="dxa"/>
+            </w:tcMar>
+          </w:tcPr>
+          <w:p>
+            <w:pPr>
+              <w:spacing w:after="0"/>
+            </w:pPr>
+            <w:r>
+              <w:rPr>
+                <w:rFonts w:ascii="Calibri" w:hAnsi="Calibri" w:eastAsia="Calibri"/>
+                <w:b w:val="0"/>
+                <w:i w:val="0"/>
+                <w:color w:val="203740"/>
+                <w:sz w:val="17"/>
+              </w:rPr>
+              <w:t>101 personas; 14.7 por 100 mil habitantes</w:t>
+            </w:r>
+          </w:p>
+        </w:tc>
+        <w:tc>
+          <w:tcPr>
+            <w:tcW w:type="dxa" w:w="2020"/>
+            <w:shd w:fill="F7F9F9"/>
+            <w:vAlign w:val="top"/>
+            <w:tcMar>
+              <w:top w:w="80" w:type="dxa"/>
+              <w:start w:w="120" w:type="dxa"/>
+              <w:bottom w:w="80" w:type="dxa"/>
+              <w:end w:w="120" w:type="dxa"/>
+            </w:tcMar>
+          </w:tcPr>
+          <w:p>
+            <w:pPr>
+              <w:spacing w:after="0"/>
+            </w:pPr>
+            <w:r>
+              <w:rPr>
+                <w:rFonts w:ascii="Calibri" w:hAnsi="Calibri" w:eastAsia="Calibri"/>
+                <w:b w:val="0"/>
+                <w:i w:val="0"/>
+                <w:color w:val="203740"/>
+                <w:sz w:val="17"/>
+              </w:rPr>
+              <w:t>Provincia completa de San Cristóbal; no es valor municipal</w:t>
+            </w:r>
+          </w:p>
+        </w:tc>
+        <w:tc>
+          <w:tcPr>
+            <w:tcW w:type="dxa" w:w="1300"/>
+            <w:shd w:fill="F7F9F9"/>
+            <w:vAlign w:val="top"/>
+            <w:tcMar>
+              <w:top w:w="80" w:type="dxa"/>
+              <w:start w:w="120" w:type="dxa"/>
+              <w:bottom w:w="80" w:type="dxa"/>
+              <w:end w:w="120" w:type="dxa"/>
+            </w:tcMar>
+          </w:tcPr>
+          <w:p>
+            <w:pPr>
+              <w:spacing w:after="0"/>
+            </w:pPr>
+            <w:r>
+              <w:rPr>
+                <w:rFonts w:ascii="Calibri" w:hAnsi="Calibri" w:eastAsia="Calibri"/>
+                <w:b w:val="0"/>
+                <w:i w:val="0"/>
+                <w:color w:val="203740"/>
+                <w:sz w:val="17"/>
+              </w:rPr>
+              <w:t>Enero–junio de 2026</w:t>
+            </w:r>
+          </w:p>
+        </w:tc>
+        <w:tc>
+          <w:tcPr>
+            <w:tcW w:type="dxa" w:w="1640"/>
+            <w:shd w:fill="F7F9F9"/>
+            <w:vAlign w:val="top"/>
+            <w:tcMar>
+              <w:top w:w="80" w:type="dxa"/>
+              <w:start w:w="120" w:type="dxa"/>
+              <w:bottom w:w="80" w:type="dxa"/>
+              <w:end w:w="120" w:type="dxa"/>
+            </w:tcMar>
+          </w:tcPr>
+          <w:p>
+            <w:pPr>
+              <w:spacing w:after="0"/>
+            </w:pPr>
+            <w:r>
+              <w:rPr>
+                <w:rFonts w:ascii="Calibri" w:hAnsi="Calibri" w:eastAsia="Calibri"/>
+                <w:b w:val="0"/>
+                <w:i w:val="0"/>
+                <w:color w:val="203740"/>
+                <w:sz w:val="17"/>
+              </w:rPr>
+              <w:t>Datos abiertos · fallecimientos de tránsito</w:t>
+            </w:r>
+          </w:p>
+        </w:tc>
+      </w:tr>
+      <w:tr>
+        <w:tc>
+          <w:tcPr>
+            <w:tcW w:type="dxa" w:w="2200"/>
+            <w:vAlign w:val="top"/>
+            <w:tcMar>
+              <w:top w:w="80" w:type="dxa"/>
+              <w:start w:w="120" w:type="dxa"/>
+              <w:bottom w:w="80" w:type="dxa"/>
+              <w:end w:w="120" w:type="dxa"/>
+            </w:tcMar>
+          </w:tcPr>
+          <w:p>
+            <w:pPr>
+              <w:spacing w:after="0"/>
+            </w:pPr>
+            <w:r>
+              <w:rPr>
+                <w:rFonts w:ascii="Calibri" w:hAnsi="Calibri" w:eastAsia="Calibri"/>
+                <w:b w:val="0"/>
+                <w:i w:val="0"/>
+                <w:color w:val="203740"/>
+                <w:sz w:val="17"/>
+              </w:rPr>
+              <w:t>Hacinamiento extremo o moderado</w:t>
+            </w:r>
+          </w:p>
+        </w:tc>
+        <w:tc>
+          <w:tcPr>
+            <w:tcW w:type="dxa" w:w="2200"/>
+            <w:vAlign w:val="top"/>
+            <w:tcMar>
+              <w:top w:w="80" w:type="dxa"/>
+              <w:start w:w="120" w:type="dxa"/>
+              <w:bottom w:w="80" w:type="dxa"/>
+              <w:end w:w="120" w:type="dxa"/>
+            </w:tcMar>
+          </w:tcPr>
+          <w:p>
+            <w:pPr>
+              <w:spacing w:after="0"/>
+            </w:pPr>
+            <w:r>
+              <w:rPr>
+                <w:rFonts w:ascii="Calibri" w:hAnsi="Calibri" w:eastAsia="Calibri"/>
+                <w:b w:val="0"/>
+                <w:i w:val="0"/>
+                <w:color w:val="203740"/>
+                <w:sz w:val="17"/>
+              </w:rPr>
+              <w:t>22.5%</w:t>
+            </w:r>
+          </w:p>
+        </w:tc>
+        <w:tc>
+          <w:tcPr>
+            <w:tcW w:type="dxa" w:w="2020"/>
+            <w:vAlign w:val="top"/>
+            <w:tcMar>
+              <w:top w:w="80" w:type="dxa"/>
+              <w:start w:w="120" w:type="dxa"/>
+              <w:bottom w:w="80" w:type="dxa"/>
+              <w:end w:w="120" w:type="dxa"/>
+            </w:tcMar>
+          </w:tcPr>
+          <w:p>
+            <w:pPr>
+              <w:spacing w:after="0"/>
+            </w:pPr>
+            <w:r>
+              <w:rPr>
+                <w:rFonts w:ascii="Calibri" w:hAnsi="Calibri" w:eastAsia="Calibri"/>
+                <w:b w:val="0"/>
+                <w:i w:val="0"/>
+                <w:color w:val="203740"/>
+                <w:sz w:val="17"/>
+              </w:rPr>
+              <w:t>Provincia completa de San Cristóbal; no es valor municipal</w:t>
+            </w:r>
+          </w:p>
+        </w:tc>
+        <w:tc>
+          <w:tcPr>
+            <w:tcW w:type="dxa" w:w="1300"/>
+            <w:vAlign w:val="top"/>
+            <w:tcMar>
+              <w:top w:w="80" w:type="dxa"/>
+              <w:start w:w="120" w:type="dxa"/>
+              <w:bottom w:w="80" w:type="dxa"/>
+              <w:end w:w="120" w:type="dxa"/>
+            </w:tcMar>
+          </w:tcPr>
+          <w:p>
+            <w:pPr>
+              <w:spacing w:after="0"/>
+            </w:pPr>
+            <w:r>
+              <w:rPr>
+                <w:rFonts w:ascii="Calibri" w:hAnsi="Calibri" w:eastAsia="Calibri"/>
+                <w:b w:val="0"/>
+                <w:i w:val="0"/>
+                <w:color w:val="203740"/>
+                <w:sz w:val="17"/>
+              </w:rPr>
+              <w:t>2026</w:t>
+            </w:r>
+          </w:p>
+        </w:tc>
+        <w:tc>
+          <w:tcPr>
+            <w:tcW w:type="dxa" w:w="1640"/>
+            <w:vAlign w:val="top"/>
+            <w:tcMar>
+              <w:top w:w="80" w:type="dxa"/>
+              <w:start w:w="120" w:type="dxa"/>
+              <w:bottom w:w="80" w:type="dxa"/>
+              <w:end w:w="120" w:type="dxa"/>
+            </w:tcMar>
+          </w:tcPr>
+          <w:p>
+            <w:pPr>
+              <w:spacing w:after="0"/>
+            </w:pPr>
+            <w:r>
+              <w:rPr>
+                <w:rFonts w:ascii="Calibri" w:hAnsi="Calibri" w:eastAsia="Calibri"/>
+                <w:b w:val="0"/>
+                <w:i w:val="0"/>
+                <w:color w:val="203740"/>
+                <w:sz w:val="17"/>
+              </w:rPr>
+              <w:t>Datos abiertos · hacinamiento</w:t>
+            </w:r>
+          </w:p>
+        </w:tc>
+      </w:tr>
+      <w:tr>
+        <w:tc>
+          <w:tcPr>
+            <w:tcW w:type="dxa" w:w="2200"/>
+            <w:shd w:fill="F7F9F9"/>
+            <w:vAlign w:val="top"/>
+            <w:tcMar>
+              <w:top w:w="80" w:type="dxa"/>
+              <w:start w:w="120" w:type="dxa"/>
+              <w:bottom w:w="80" w:type="dxa"/>
+              <w:end w:w="120" w:type="dxa"/>
+            </w:tcMar>
+          </w:tcPr>
+          <w:p>
+            <w:pPr>
+              <w:spacing w:after="0"/>
+            </w:pPr>
+            <w:r>
+              <w:rPr>
+                <w:rFonts w:ascii="Calibri" w:hAnsi="Calibri" w:eastAsia="Calibri"/>
+                <w:b w:val="0"/>
+                <w:i w:val="0"/>
+                <w:color w:val="203740"/>
+                <w:sz w:val="17"/>
+              </w:rPr>
+              <w:t>Personas con discapacidad en ICV-1 o ICV-2</w:t>
+            </w:r>
+          </w:p>
+        </w:tc>
+        <w:tc>
+          <w:tcPr>
+            <w:tcW w:type="dxa" w:w="2200"/>
+            <w:shd w:fill="F7F9F9"/>
+            <w:vAlign w:val="top"/>
+            <w:tcMar>
+              <w:top w:w="80" w:type="dxa"/>
+              <w:start w:w="120" w:type="dxa"/>
+              <w:bottom w:w="80" w:type="dxa"/>
+              <w:end w:w="120" w:type="dxa"/>
+            </w:tcMar>
+          </w:tcPr>
+          <w:p>
+            <w:pPr>
+              <w:spacing w:after="0"/>
+            </w:pPr>
+            <w:r>
+              <w:rPr>
+                <w:rFonts w:ascii="Calibri" w:hAnsi="Calibri" w:eastAsia="Calibri"/>
+                <w:b w:val="0"/>
+                <w:i w:val="0"/>
+                <w:color w:val="203740"/>
+                <w:sz w:val="17"/>
+              </w:rPr>
+              <w:t>44.7%</w:t>
+            </w:r>
+          </w:p>
+        </w:tc>
+        <w:tc>
+          <w:tcPr>
+            <w:tcW w:type="dxa" w:w="2020"/>
+            <w:shd w:fill="F7F9F9"/>
+            <w:vAlign w:val="top"/>
+            <w:tcMar>
+              <w:top w:w="80" w:type="dxa"/>
+              <w:start w:w="120" w:type="dxa"/>
+              <w:bottom w:w="80" w:type="dxa"/>
+              <w:end w:w="120" w:type="dxa"/>
+            </w:tcMar>
+          </w:tcPr>
+          <w:p>
+            <w:pPr>
+              <w:spacing w:after="0"/>
+            </w:pPr>
+            <w:r>
+              <w:rPr>
+                <w:rFonts w:ascii="Calibri" w:hAnsi="Calibri" w:eastAsia="Calibri"/>
+                <w:b w:val="0"/>
+                <w:i w:val="0"/>
+                <w:color w:val="203740"/>
+                <w:sz w:val="17"/>
+              </w:rPr>
+              <w:t>Provincia completa de San Cristóbal; no es valor municipal</w:t>
+            </w:r>
+          </w:p>
+        </w:tc>
+        <w:tc>
+          <w:tcPr>
+            <w:tcW w:type="dxa" w:w="1300"/>
+            <w:shd w:fill="F7F9F9"/>
+            <w:vAlign w:val="top"/>
+            <w:tcMar>
+              <w:top w:w="80" w:type="dxa"/>
+              <w:start w:w="120" w:type="dxa"/>
+              <w:bottom w:w="80" w:type="dxa"/>
+              <w:end w:w="120" w:type="dxa"/>
+            </w:tcMar>
+          </w:tcPr>
+          <w:p>
+            <w:pPr>
+              <w:spacing w:after="0"/>
+            </w:pPr>
+            <w:r>
+              <w:rPr>
+                <w:rFonts w:ascii="Calibri" w:hAnsi="Calibri" w:eastAsia="Calibri"/>
+                <w:b w:val="0"/>
+                <w:i w:val="0"/>
+                <w:color w:val="203740"/>
+                <w:sz w:val="17"/>
+              </w:rPr>
+              <w:t>2026</w:t>
+            </w:r>
+          </w:p>
+        </w:tc>
+        <w:tc>
+          <w:tcPr>
+            <w:tcW w:type="dxa" w:w="1640"/>
+            <w:shd w:fill="F7F9F9"/>
+            <w:vAlign w:val="top"/>
+            <w:tcMar>
+              <w:top w:w="80" w:type="dxa"/>
+              <w:start w:w="120" w:type="dxa"/>
+              <w:bottom w:w="80" w:type="dxa"/>
+              <w:end w:w="120" w:type="dxa"/>
+            </w:tcMar>
+          </w:tcPr>
+          <w:p>
+            <w:pPr>
+              <w:spacing w:after="0"/>
+            </w:pPr>
+            <w:r>
+              <w:rPr>
+                <w:rFonts w:ascii="Calibri" w:hAnsi="Calibri" w:eastAsia="Calibri"/>
+                <w:b w:val="0"/>
+                <w:i w:val="0"/>
+                <w:color w:val="203740"/>
+                <w:sz w:val="17"/>
+              </w:rPr>
+              <w:t>Datos abiertos · discapacidad por provincia</w:t>
+            </w:r>
+          </w:p>
+        </w:tc>
+      </w:tr>
+      <w:tr>
+        <w:tc>
+          <w:tcPr>
+            <w:tcW w:type="dxa" w:w="2200"/>
+            <w:vAlign w:val="top"/>
+            <w:tcMar>
+              <w:top w:w="80" w:type="dxa"/>
+              <w:start w:w="120" w:type="dxa"/>
+              <w:bottom w:w="80" w:type="dxa"/>
+              <w:end w:w="120" w:type="dxa"/>
+            </w:tcMar>
+          </w:tcPr>
+          <w:p>
+            <w:pPr>
+              <w:spacing w:after="0"/>
+            </w:pPr>
+            <w:r>
+              <w:rPr>
+                <w:rFonts w:ascii="Calibri" w:hAnsi="Calibri" w:eastAsia="Calibri"/>
+                <w:b w:val="0"/>
+                <w:i w:val="0"/>
+                <w:color w:val="203740"/>
+                <w:sz w:val="17"/>
+              </w:rPr>
+              <w:t>Registros de nacimiento</w:t>
+            </w:r>
+          </w:p>
+        </w:tc>
+        <w:tc>
+          <w:tcPr>
+            <w:tcW w:type="dxa" w:w="2200"/>
+            <w:vAlign w:val="top"/>
+            <w:tcMar>
+              <w:top w:w="80" w:type="dxa"/>
+              <w:start w:w="120" w:type="dxa"/>
+              <w:bottom w:w="80" w:type="dxa"/>
+              <w:end w:w="120" w:type="dxa"/>
+            </w:tcMar>
+          </w:tcPr>
+          <w:p>
+            <w:pPr>
+              <w:spacing w:after="0"/>
+            </w:pPr>
+            <w:r>
+              <w:rPr>
+                <w:rFonts w:ascii="Calibri" w:hAnsi="Calibri" w:eastAsia="Calibri"/>
+                <w:b w:val="0"/>
+                <w:i w:val="0"/>
+                <w:color w:val="203740"/>
+                <w:sz w:val="17"/>
+              </w:rPr>
+              <w:t>10,312 registros; 15.0 por mil habitantes</w:t>
+            </w:r>
+          </w:p>
+        </w:tc>
+        <w:tc>
+          <w:tcPr>
+            <w:tcW w:type="dxa" w:w="2020"/>
+            <w:vAlign w:val="top"/>
+            <w:tcMar>
+              <w:top w:w="80" w:type="dxa"/>
+              <w:start w:w="120" w:type="dxa"/>
+              <w:bottom w:w="80" w:type="dxa"/>
+              <w:end w:w="120" w:type="dxa"/>
+            </w:tcMar>
+          </w:tcPr>
+          <w:p>
+            <w:pPr>
+              <w:spacing w:after="0"/>
+            </w:pPr>
+            <w:r>
+              <w:rPr>
+                <w:rFonts w:ascii="Calibri" w:hAnsi="Calibri" w:eastAsia="Calibri"/>
+                <w:b w:val="0"/>
+                <w:i w:val="0"/>
+                <w:color w:val="203740"/>
+                <w:sz w:val="17"/>
+              </w:rPr>
+              <w:t>Provincia completa de San Cristóbal; no es valor municipal</w:t>
+            </w:r>
+          </w:p>
+        </w:tc>
+        <w:tc>
+          <w:tcPr>
+            <w:tcW w:type="dxa" w:w="1300"/>
+            <w:vAlign w:val="top"/>
+            <w:tcMar>
+              <w:top w:w="80" w:type="dxa"/>
+              <w:start w:w="120" w:type="dxa"/>
+              <w:bottom w:w="80" w:type="dxa"/>
+              <w:end w:w="120" w:type="dxa"/>
+            </w:tcMar>
+          </w:tcPr>
+          <w:p>
+            <w:pPr>
+              <w:spacing w:after="0"/>
+            </w:pPr>
+            <w:r>
+              <w:rPr>
+                <w:rFonts w:ascii="Calibri" w:hAnsi="Calibri" w:eastAsia="Calibri"/>
+                <w:b w:val="0"/>
+                <w:i w:val="0"/>
+                <w:color w:val="203740"/>
+                <w:sz w:val="17"/>
+              </w:rPr>
+              <w:t>2024</w:t>
+            </w:r>
+          </w:p>
+        </w:tc>
+        <w:tc>
+          <w:tcPr>
+            <w:tcW w:type="dxa" w:w="1640"/>
+            <w:vAlign w:val="top"/>
+            <w:tcMar>
+              <w:top w:w="80" w:type="dxa"/>
+              <w:start w:w="120" w:type="dxa"/>
+              <w:bottom w:w="80" w:type="dxa"/>
+              <w:end w:w="120" w:type="dxa"/>
+            </w:tcMar>
+          </w:tcPr>
+          <w:p>
+            <w:pPr>
+              <w:spacing w:after="0"/>
+            </w:pPr>
+            <w:r>
+              <w:rPr>
+                <w:rFonts w:ascii="Calibri" w:hAnsi="Calibri" w:eastAsia="Calibri"/>
+                <w:b w:val="0"/>
+                <w:i w:val="0"/>
+                <w:color w:val="203740"/>
+                <w:sz w:val="17"/>
+              </w:rPr>
+              <w:t>Datos abiertos · provincia de registro</w:t>
+            </w:r>
+          </w:p>
+        </w:tc>
+      </w:tr>
+    </w:tbl>
+    <w:p>
+      <w:pPr>
+        <w:spacing w:after="0"/>
+      </w:pPr>
+    </w:p>
+    <w:p>
+      <w:pPr>
+        <w:pStyle w:val="SourceNote"/>
+      </w:pPr>
+      <w:r>
+        <w:rPr>
+          <w:rFonts w:ascii="Calibri" w:hAnsi="Calibri" w:eastAsia="Calibri"/>
+          <w:b w:val="0"/>
+          <w:i w:val="0"/>
+          <w:color w:val="5E7076"/>
+          <w:sz w:val="17"/>
+        </w:rPr>
+        <w:t>Fuente: DDPT, Dashboard Territorial, dataset generado el 2026-08-01T15:52:35.655Z. La ausencia de registros no se interpreta automáticamente como cero.</w:t>
       </w:r>
     </w:p>
     <w:p>
@@ -4646,11 +6576,1091 @@
       </w:r>
     </w:p>
     <w:p>
+      <w:r>
+        <w:br w:type="page"/>
+      </w:r>
+    </w:p>
+    <w:p>
       <w:pPr>
         <w:pStyle w:val="Heading1"/>
       </w:pPr>
       <w:r>
-        <w:t>5. Plan de acción a acordar por el CDM</w:t>
+        <w:t>5. Inversión pública</w:t>
+      </w:r>
+    </w:p>
+    <w:p>
+      <w:r>
+        <w:t>Con corte al 2026-08-02, MapaInversiones registra 6 proyectos en ejecución o reprogramados con identificación territorial específica para Sabana Grande de Palenque. La programación presupuestaria 2026 asociada suma RD$ 98,920,015 y la ejecución registrada suma RD$ 44,837,886. Estos proyectos pertenecen a instituciones públicas y no constituyen por sí mismos acuerdos, compromisos ni proyectos aprobados por el CDM o el ayuntamiento.</w:t>
+      </w:r>
+    </w:p>
+    <w:p>
+      <w:pPr>
+        <w:pStyle w:val="SourceNote"/>
+      </w:pPr>
+      <w:r>
+        <w:rPr>
+          <w:rFonts w:ascii="Calibri" w:hAnsi="Calibri" w:eastAsia="Calibri"/>
+          <w:b w:val="0"/>
+          <w:i w:val="0"/>
+          <w:color w:val="5E7076"/>
+          <w:sz w:val="17"/>
+        </w:rPr>
+        <w:t>Fuente: MapaInversiones, datos abiertos 2026 y perfiles oficiales de proyectos, https://mapainversiones.gob.do/. Se incluyen únicamente proyectos con alcance municipal específico y estado EJECUCIÓN o REPROGRAMAR; los proyectos nacionales o provinciales sin municipio confirmado no se asignan artificialmente. Los importes se presentan en pesos dominicanos nominales, exactamente en la unidad publicada por la fuente y sin aplicar multiplicadores; los valores inusualmente bajos deben confirmarse en el perfil oficial.</w:t>
+      </w:r>
+    </w:p>
+    <w:tbl>
+      <w:tblPr>
+        <w:tblW w:type="dxa" w:w="9360"/>
+        <w:tblLayout w:type="fixed"/>
+        <w:tblLook w:firstColumn="1" w:firstRow="1" w:lastColumn="0" w:lastRow="0" w:noHBand="0" w:noVBand="1" w:val="04A0"/>
+        <w:jc w:val="center"/>
+        <w:tblInd w:w="120" w:type="dxa"/>
+        <w:tblBorders>
+          <w:top w:val="single" w:sz="5" w:color="D7E0E1"/>
+          <w:left w:val="single" w:sz="5" w:color="D7E0E1"/>
+          <w:bottom w:val="single" w:sz="5" w:color="D7E0E1"/>
+          <w:right w:val="single" w:sz="5" w:color="D7E0E1"/>
+          <w:insideH w:val="single" w:sz="5" w:color="D7E0E1"/>
+          <w:insideV w:val="single" w:sz="5" w:color="D7E0E1"/>
+        </w:tblBorders>
+      </w:tblPr>
+      <w:tblGrid>
+        <w:gridCol w:w="3540"/>
+        <w:gridCol w:w="1980"/>
+        <w:gridCol w:w="1500"/>
+        <w:gridCol w:w="1170"/>
+        <w:gridCol w:w="1170"/>
+      </w:tblGrid>
+      <w:tr>
+        <w:trPr>
+          <w:tblHeader w:val="true"/>
+        </w:trPr>
+        <w:tc>
+          <w:tcPr>
+            <w:tcW w:type="dxa" w:w="3540"/>
+            <w:tcMar>
+              <w:top w:w="80" w:type="dxa"/>
+              <w:start w:w="120" w:type="dxa"/>
+              <w:bottom w:w="80" w:type="dxa"/>
+              <w:end w:w="120" w:type="dxa"/>
+            </w:tcMar>
+            <w:shd w:fill="203740"/>
+            <w:vAlign w:val="center"/>
+          </w:tcPr>
+          <w:p>
+            <w:pPr>
+              <w:spacing w:after="0"/>
+            </w:pPr>
+            <w:r>
+              <w:rPr>
+                <w:rFonts w:ascii="Calibri" w:hAnsi="Calibri" w:eastAsia="Calibri"/>
+                <w:b/>
+                <w:i w:val="0"/>
+                <w:color w:val="FFFFFF"/>
+                <w:sz w:val="17"/>
+              </w:rPr>
+              <w:t>Proyecto</w:t>
+            </w:r>
+          </w:p>
+        </w:tc>
+        <w:tc>
+          <w:tcPr>
+            <w:tcW w:type="dxa" w:w="1980"/>
+            <w:tcMar>
+              <w:top w:w="80" w:type="dxa"/>
+              <w:start w:w="120" w:type="dxa"/>
+              <w:bottom w:w="80" w:type="dxa"/>
+              <w:end w:w="120" w:type="dxa"/>
+            </w:tcMar>
+            <w:shd w:fill="203740"/>
+            <w:vAlign w:val="center"/>
+          </w:tcPr>
+          <w:p>
+            <w:pPr>
+              <w:spacing w:after="0"/>
+            </w:pPr>
+            <w:r>
+              <w:rPr>
+                <w:rFonts w:ascii="Calibri" w:hAnsi="Calibri" w:eastAsia="Calibri"/>
+                <w:b/>
+                <w:i w:val="0"/>
+                <w:color w:val="FFFFFF"/>
+                <w:sz w:val="17"/>
+              </w:rPr>
+              <w:t>Institución</w:t>
+            </w:r>
+          </w:p>
+        </w:tc>
+        <w:tc>
+          <w:tcPr>
+            <w:tcW w:type="dxa" w:w="1500"/>
+            <w:tcMar>
+              <w:top w:w="80" w:type="dxa"/>
+              <w:start w:w="120" w:type="dxa"/>
+              <w:bottom w:w="80" w:type="dxa"/>
+              <w:end w:w="120" w:type="dxa"/>
+            </w:tcMar>
+            <w:shd w:fill="203740"/>
+            <w:vAlign w:val="center"/>
+          </w:tcPr>
+          <w:p>
+            <w:pPr>
+              <w:spacing w:after="0"/>
+            </w:pPr>
+            <w:r>
+              <w:rPr>
+                <w:rFonts w:ascii="Calibri" w:hAnsi="Calibri" w:eastAsia="Calibri"/>
+                <w:b/>
+                <w:i w:val="0"/>
+                <w:color w:val="FFFFFF"/>
+                <w:sz w:val="17"/>
+              </w:rPr>
+              <w:t>Estado / período</w:t>
+            </w:r>
+          </w:p>
+        </w:tc>
+        <w:tc>
+          <w:tcPr>
+            <w:tcW w:type="dxa" w:w="1170"/>
+            <w:tcMar>
+              <w:top w:w="80" w:type="dxa"/>
+              <w:start w:w="120" w:type="dxa"/>
+              <w:bottom w:w="80" w:type="dxa"/>
+              <w:end w:w="120" w:type="dxa"/>
+            </w:tcMar>
+            <w:shd w:fill="203740"/>
+            <w:vAlign w:val="center"/>
+          </w:tcPr>
+          <w:p>
+            <w:pPr>
+              <w:spacing w:after="0"/>
+            </w:pPr>
+            <w:r>
+              <w:rPr>
+                <w:rFonts w:ascii="Calibri" w:hAnsi="Calibri" w:eastAsia="Calibri"/>
+                <w:b/>
+                <w:i w:val="0"/>
+                <w:color w:val="FFFFFF"/>
+                <w:sz w:val="17"/>
+              </w:rPr>
+              <w:t>Asignación 2026 (RD$)</w:t>
+            </w:r>
+          </w:p>
+        </w:tc>
+        <w:tc>
+          <w:tcPr>
+            <w:tcW w:type="dxa" w:w="1170"/>
+            <w:tcMar>
+              <w:top w:w="80" w:type="dxa"/>
+              <w:start w:w="120" w:type="dxa"/>
+              <w:bottom w:w="80" w:type="dxa"/>
+              <w:end w:w="120" w:type="dxa"/>
+            </w:tcMar>
+            <w:shd w:fill="203740"/>
+            <w:vAlign w:val="center"/>
+          </w:tcPr>
+          <w:p>
+            <w:pPr>
+              <w:spacing w:after="0"/>
+            </w:pPr>
+            <w:r>
+              <w:rPr>
+                <w:rFonts w:ascii="Calibri" w:hAnsi="Calibri" w:eastAsia="Calibri"/>
+                <w:b/>
+                <w:i w:val="0"/>
+                <w:color w:val="FFFFFF"/>
+                <w:sz w:val="17"/>
+              </w:rPr>
+              <w:t>Ejecutado 2026 (RD$)</w:t>
+            </w:r>
+          </w:p>
+        </w:tc>
+      </w:tr>
+      <w:tr>
+        <w:tc>
+          <w:tcPr>
+            <w:tcW w:type="dxa" w:w="3540"/>
+            <w:vAlign w:val="top"/>
+            <w:tcMar>
+              <w:top w:w="80" w:type="dxa"/>
+              <w:start w:w="120" w:type="dxa"/>
+              <w:bottom w:w="80" w:type="dxa"/>
+              <w:end w:w="120" w:type="dxa"/>
+            </w:tcMar>
+          </w:tcPr>
+          <w:p>
+            <w:pPr>
+              <w:spacing w:after="0"/>
+            </w:pPr>
+            <w:r>
+              <w:rPr>
+                <w:rFonts w:ascii="Calibri" w:hAnsi="Calibri" w:eastAsia="Calibri"/>
+                <w:b w:val="0"/>
+                <w:i w:val="0"/>
+                <w:color w:val="203740"/>
+                <w:sz w:val="17"/>
+              </w:rPr>
+              <w:t>CONSTRUCCIÓN PLAZA DE VENDEDORES PLAYA PALENQUE, MUNICIPIO SABANA GRANDE DE PALENQUE, PROVINCIA SAN CRISTOBAL.</w:t>
+              <w:br/>
+              <w:t>SNIP 15452 · Ficha 6093</w:t>
+              <w:br/>
+              <w:t>Ubicación: perfil oficial</w:t>
+            </w:r>
+          </w:p>
+        </w:tc>
+        <w:tc>
+          <w:tcPr>
+            <w:tcW w:type="dxa" w:w="1980"/>
+            <w:vAlign w:val="top"/>
+            <w:tcMar>
+              <w:top w:w="80" w:type="dxa"/>
+              <w:start w:w="120" w:type="dxa"/>
+              <w:bottom w:w="80" w:type="dxa"/>
+              <w:end w:w="120" w:type="dxa"/>
+            </w:tcMar>
+          </w:tcPr>
+          <w:p>
+            <w:pPr>
+              <w:spacing w:after="0"/>
+            </w:pPr>
+            <w:r>
+              <w:rPr>
+                <w:rFonts w:ascii="Calibri" w:hAnsi="Calibri" w:eastAsia="Calibri"/>
+                <w:b w:val="0"/>
+                <w:i w:val="0"/>
+                <w:color w:val="203740"/>
+                <w:sz w:val="17"/>
+              </w:rPr>
+              <w:t>COMITE EJECUTOR DE INFRAESTRUCTA EN ZONAS TURISTICAS (CEIZTUR)</w:t>
+            </w:r>
+          </w:p>
+        </w:tc>
+        <w:tc>
+          <w:tcPr>
+            <w:tcW w:type="dxa" w:w="1500"/>
+            <w:vAlign w:val="top"/>
+            <w:tcMar>
+              <w:top w:w="80" w:type="dxa"/>
+              <w:start w:w="120" w:type="dxa"/>
+              <w:bottom w:w="80" w:type="dxa"/>
+              <w:end w:w="120" w:type="dxa"/>
+            </w:tcMar>
+          </w:tcPr>
+          <w:p>
+            <w:pPr>
+              <w:spacing w:after="0"/>
+            </w:pPr>
+            <w:r>
+              <w:rPr>
+                <w:rFonts w:ascii="Calibri" w:hAnsi="Calibri" w:eastAsia="Calibri"/>
+                <w:b w:val="0"/>
+                <w:i w:val="0"/>
+                <w:color w:val="203740"/>
+                <w:sz w:val="17"/>
+              </w:rPr>
+              <w:t>En ejecución</w:t>
+              <w:br/>
+              <w:t>2022–2027</w:t>
+            </w:r>
+          </w:p>
+        </w:tc>
+        <w:tc>
+          <w:tcPr>
+            <w:tcW w:type="dxa" w:w="1170"/>
+            <w:vAlign w:val="top"/>
+            <w:tcMar>
+              <w:top w:w="80" w:type="dxa"/>
+              <w:start w:w="120" w:type="dxa"/>
+              <w:bottom w:w="80" w:type="dxa"/>
+              <w:end w:w="120" w:type="dxa"/>
+            </w:tcMar>
+          </w:tcPr>
+          <w:p>
+            <w:pPr>
+              <w:spacing w:after="0"/>
+            </w:pPr>
+            <w:r>
+              <w:rPr>
+                <w:rFonts w:ascii="Calibri" w:hAnsi="Calibri" w:eastAsia="Calibri"/>
+                <w:b w:val="0"/>
+                <w:i w:val="0"/>
+                <w:color w:val="203740"/>
+                <w:sz w:val="17"/>
+              </w:rPr>
+              <w:t>53,917,392</w:t>
+            </w:r>
+          </w:p>
+        </w:tc>
+        <w:tc>
+          <w:tcPr>
+            <w:tcW w:type="dxa" w:w="1170"/>
+            <w:vAlign w:val="top"/>
+            <w:tcMar>
+              <w:top w:w="80" w:type="dxa"/>
+              <w:start w:w="120" w:type="dxa"/>
+              <w:bottom w:w="80" w:type="dxa"/>
+              <w:end w:w="120" w:type="dxa"/>
+            </w:tcMar>
+          </w:tcPr>
+          <w:p>
+            <w:pPr>
+              <w:spacing w:after="0"/>
+            </w:pPr>
+            <w:r>
+              <w:rPr>
+                <w:rFonts w:ascii="Calibri" w:hAnsi="Calibri" w:eastAsia="Calibri"/>
+                <w:b w:val="0"/>
+                <w:i w:val="0"/>
+                <w:color w:val="203740"/>
+                <w:sz w:val="17"/>
+              </w:rPr>
+              <w:t>0</w:t>
+            </w:r>
+          </w:p>
+        </w:tc>
+      </w:tr>
+      <w:tr>
+        <w:tc>
+          <w:tcPr>
+            <w:tcW w:type="dxa" w:w="3540"/>
+            <w:shd w:fill="F7F9F9"/>
+            <w:vAlign w:val="top"/>
+            <w:tcMar>
+              <w:top w:w="80" w:type="dxa"/>
+              <w:start w:w="120" w:type="dxa"/>
+              <w:bottom w:w="80" w:type="dxa"/>
+              <w:end w:w="120" w:type="dxa"/>
+            </w:tcMar>
+          </w:tcPr>
+          <w:p>
+            <w:pPr>
+              <w:spacing w:after="0"/>
+            </w:pPr>
+            <w:r>
+              <w:rPr>
+                <w:rFonts w:ascii="Calibri" w:hAnsi="Calibri" w:eastAsia="Calibri"/>
+                <w:b w:val="0"/>
+                <w:i w:val="0"/>
+                <w:color w:val="203740"/>
+                <w:sz w:val="17"/>
+              </w:rPr>
+              <w:t>RECONSTRUCCIÓN DE LA INFRAESTRUCTURA VIAL URBANA DEL MUNICIPIO SABANA GRANDE DE PALENQUE, PROVINCIA SAN CRISTÓBAL.</w:t>
+              <w:br/>
+              <w:t>SNIP 15946 · Ficha 6229</w:t>
+              <w:br/>
+              <w:t>Ubicación: perfil oficial</w:t>
+            </w:r>
+          </w:p>
+        </w:tc>
+        <w:tc>
+          <w:tcPr>
+            <w:tcW w:type="dxa" w:w="1980"/>
+            <w:shd w:fill="F7F9F9"/>
+            <w:vAlign w:val="top"/>
+            <w:tcMar>
+              <w:top w:w="80" w:type="dxa"/>
+              <w:start w:w="120" w:type="dxa"/>
+              <w:bottom w:w="80" w:type="dxa"/>
+              <w:end w:w="120" w:type="dxa"/>
+            </w:tcMar>
+          </w:tcPr>
+          <w:p>
+            <w:pPr>
+              <w:spacing w:after="0"/>
+            </w:pPr>
+            <w:r>
+              <w:rPr>
+                <w:rFonts w:ascii="Calibri" w:hAnsi="Calibri" w:eastAsia="Calibri"/>
+                <w:b w:val="0"/>
+                <w:i w:val="0"/>
+                <w:color w:val="203740"/>
+                <w:sz w:val="17"/>
+              </w:rPr>
+              <w:t>MINISTERIO DE OBRAS PUBLICAS Y COMUNICACIONES</w:t>
+            </w:r>
+          </w:p>
+        </w:tc>
+        <w:tc>
+          <w:tcPr>
+            <w:tcW w:type="dxa" w:w="1500"/>
+            <w:shd w:fill="F7F9F9"/>
+            <w:vAlign w:val="top"/>
+            <w:tcMar>
+              <w:top w:w="80" w:type="dxa"/>
+              <w:start w:w="120" w:type="dxa"/>
+              <w:bottom w:w="80" w:type="dxa"/>
+              <w:end w:w="120" w:type="dxa"/>
+            </w:tcMar>
+          </w:tcPr>
+          <w:p>
+            <w:pPr>
+              <w:spacing w:after="0"/>
+            </w:pPr>
+            <w:r>
+              <w:rPr>
+                <w:rFonts w:ascii="Calibri" w:hAnsi="Calibri" w:eastAsia="Calibri"/>
+                <w:b w:val="0"/>
+                <w:i w:val="0"/>
+                <w:color w:val="203740"/>
+                <w:sz w:val="17"/>
+              </w:rPr>
+              <w:t>En ejecución</w:t>
+              <w:br/>
+              <w:t>2023–2027</w:t>
+            </w:r>
+          </w:p>
+        </w:tc>
+        <w:tc>
+          <w:tcPr>
+            <w:tcW w:type="dxa" w:w="1170"/>
+            <w:shd w:fill="F7F9F9"/>
+            <w:vAlign w:val="top"/>
+            <w:tcMar>
+              <w:top w:w="80" w:type="dxa"/>
+              <w:start w:w="120" w:type="dxa"/>
+              <w:bottom w:w="80" w:type="dxa"/>
+              <w:end w:w="120" w:type="dxa"/>
+            </w:tcMar>
+          </w:tcPr>
+          <w:p>
+            <w:pPr>
+              <w:spacing w:after="0"/>
+            </w:pPr>
+            <w:r>
+              <w:rPr>
+                <w:rFonts w:ascii="Calibri" w:hAnsi="Calibri" w:eastAsia="Calibri"/>
+                <w:b w:val="0"/>
+                <w:i w:val="0"/>
+                <w:color w:val="203740"/>
+                <w:sz w:val="17"/>
+              </w:rPr>
+              <w:t>45,002,187</w:t>
+            </w:r>
+          </w:p>
+        </w:tc>
+        <w:tc>
+          <w:tcPr>
+            <w:tcW w:type="dxa" w:w="1170"/>
+            <w:shd w:fill="F7F9F9"/>
+            <w:vAlign w:val="top"/>
+            <w:tcMar>
+              <w:top w:w="80" w:type="dxa"/>
+              <w:start w:w="120" w:type="dxa"/>
+              <w:bottom w:w="80" w:type="dxa"/>
+              <w:end w:w="120" w:type="dxa"/>
+            </w:tcMar>
+          </w:tcPr>
+          <w:p>
+            <w:pPr>
+              <w:spacing w:after="0"/>
+            </w:pPr>
+            <w:r>
+              <w:rPr>
+                <w:rFonts w:ascii="Calibri" w:hAnsi="Calibri" w:eastAsia="Calibri"/>
+                <w:b w:val="0"/>
+                <w:i w:val="0"/>
+                <w:color w:val="203740"/>
+                <w:sz w:val="17"/>
+              </w:rPr>
+              <w:t>44,837,886</w:t>
+            </w:r>
+          </w:p>
+        </w:tc>
+      </w:tr>
+      <w:tr>
+        <w:tc>
+          <w:tcPr>
+            <w:tcW w:type="dxa" w:w="3540"/>
+            <w:vAlign w:val="top"/>
+            <w:tcMar>
+              <w:top w:w="80" w:type="dxa"/>
+              <w:start w:w="120" w:type="dxa"/>
+              <w:bottom w:w="80" w:type="dxa"/>
+              <w:end w:w="120" w:type="dxa"/>
+            </w:tcMar>
+          </w:tcPr>
+          <w:p>
+            <w:pPr>
+              <w:spacing w:after="0"/>
+            </w:pPr>
+            <w:r>
+              <w:rPr>
+                <w:rFonts w:ascii="Calibri" w:hAnsi="Calibri" w:eastAsia="Calibri"/>
+                <w:b w:val="0"/>
+                <w:i w:val="0"/>
+                <w:color w:val="203740"/>
+                <w:sz w:val="17"/>
+              </w:rPr>
+              <w:t>AMPLIACIÓN DEL PLANTEL EDUCATIVO PARA INICIAL CANTALICIA ENCARNACIÓN MATEO, MUNICIPIO SABANA GRANDE DE PALENQUE, PROVINCIA SAN CRISTÓBAL.</w:t>
+              <w:br/>
+              <w:t>SNIP 15542 · Ficha 7087</w:t>
+              <w:br/>
+              <w:t>Ubicación: perfil oficial</w:t>
+            </w:r>
+          </w:p>
+        </w:tc>
+        <w:tc>
+          <w:tcPr>
+            <w:tcW w:type="dxa" w:w="1980"/>
+            <w:vAlign w:val="top"/>
+            <w:tcMar>
+              <w:top w:w="80" w:type="dxa"/>
+              <w:start w:w="120" w:type="dxa"/>
+              <w:bottom w:w="80" w:type="dxa"/>
+              <w:end w:w="120" w:type="dxa"/>
+            </w:tcMar>
+          </w:tcPr>
+          <w:p>
+            <w:pPr>
+              <w:spacing w:after="0"/>
+            </w:pPr>
+            <w:r>
+              <w:rPr>
+                <w:rFonts w:ascii="Calibri" w:hAnsi="Calibri" w:eastAsia="Calibri"/>
+                <w:b w:val="0"/>
+                <w:i w:val="0"/>
+                <w:color w:val="203740"/>
+                <w:sz w:val="17"/>
+              </w:rPr>
+              <w:t>DIRECCION DE INFRAESTRUCTURA ESCOLAR</w:t>
+            </w:r>
+          </w:p>
+        </w:tc>
+        <w:tc>
+          <w:tcPr>
+            <w:tcW w:type="dxa" w:w="1500"/>
+            <w:vAlign w:val="top"/>
+            <w:tcMar>
+              <w:top w:w="80" w:type="dxa"/>
+              <w:start w:w="120" w:type="dxa"/>
+              <w:bottom w:w="80" w:type="dxa"/>
+              <w:end w:w="120" w:type="dxa"/>
+            </w:tcMar>
+          </w:tcPr>
+          <w:p>
+            <w:pPr>
+              <w:spacing w:after="0"/>
+            </w:pPr>
+            <w:r>
+              <w:rPr>
+                <w:rFonts w:ascii="Calibri" w:hAnsi="Calibri" w:eastAsia="Calibri"/>
+                <w:b w:val="0"/>
+                <w:i w:val="0"/>
+                <w:color w:val="203740"/>
+                <w:sz w:val="17"/>
+              </w:rPr>
+              <w:t>En ejecución</w:t>
+              <w:br/>
+              <w:t>2023–2027</w:t>
+            </w:r>
+          </w:p>
+        </w:tc>
+        <w:tc>
+          <w:tcPr>
+            <w:tcW w:type="dxa" w:w="1170"/>
+            <w:vAlign w:val="top"/>
+            <w:tcMar>
+              <w:top w:w="80" w:type="dxa"/>
+              <w:start w:w="120" w:type="dxa"/>
+              <w:bottom w:w="80" w:type="dxa"/>
+              <w:end w:w="120" w:type="dxa"/>
+            </w:tcMar>
+          </w:tcPr>
+          <w:p>
+            <w:pPr>
+              <w:spacing w:after="0"/>
+            </w:pPr>
+            <w:r>
+              <w:rPr>
+                <w:rFonts w:ascii="Calibri" w:hAnsi="Calibri" w:eastAsia="Calibri"/>
+                <w:b w:val="0"/>
+                <w:i w:val="0"/>
+                <w:color w:val="203740"/>
+                <w:sz w:val="17"/>
+              </w:rPr>
+              <w:t>110</w:t>
+            </w:r>
+          </w:p>
+        </w:tc>
+        <w:tc>
+          <w:tcPr>
+            <w:tcW w:type="dxa" w:w="1170"/>
+            <w:vAlign w:val="top"/>
+            <w:tcMar>
+              <w:top w:w="80" w:type="dxa"/>
+              <w:start w:w="120" w:type="dxa"/>
+              <w:bottom w:w="80" w:type="dxa"/>
+              <w:end w:w="120" w:type="dxa"/>
+            </w:tcMar>
+          </w:tcPr>
+          <w:p>
+            <w:pPr>
+              <w:spacing w:after="0"/>
+            </w:pPr>
+            <w:r>
+              <w:rPr>
+                <w:rFonts w:ascii="Calibri" w:hAnsi="Calibri" w:eastAsia="Calibri"/>
+                <w:b w:val="0"/>
+                <w:i w:val="0"/>
+                <w:color w:val="203740"/>
+                <w:sz w:val="17"/>
+              </w:rPr>
+              <w:t>0</w:t>
+            </w:r>
+          </w:p>
+        </w:tc>
+      </w:tr>
+      <w:tr>
+        <w:tc>
+          <w:tcPr>
+            <w:tcW w:type="dxa" w:w="3540"/>
+            <w:shd w:fill="F7F9F9"/>
+            <w:vAlign w:val="top"/>
+            <w:tcMar>
+              <w:top w:w="80" w:type="dxa"/>
+              <w:start w:w="120" w:type="dxa"/>
+              <w:bottom w:w="80" w:type="dxa"/>
+              <w:end w:w="120" w:type="dxa"/>
+            </w:tcMar>
+          </w:tcPr>
+          <w:p>
+            <w:pPr>
+              <w:spacing w:after="0"/>
+            </w:pPr>
+            <w:r>
+              <w:rPr>
+                <w:rFonts w:ascii="Calibri" w:hAnsi="Calibri" w:eastAsia="Calibri"/>
+                <w:b w:val="0"/>
+                <w:i w:val="0"/>
+                <w:color w:val="203740"/>
+                <w:sz w:val="17"/>
+              </w:rPr>
+              <w:t>AMPLIACIÓN DEL PLANTEL EDUCATIVO PARA INICIAL MAURICIO BÁEZ, MUNICIPIO SABANA GRANDE DE PALENQUE, PROVINCIA SAN CRISTÓBAL.</w:t>
+              <w:br/>
+              <w:t>SNIP 15537 · Ficha 7082</w:t>
+              <w:br/>
+              <w:t>Ubicación: perfil oficial</w:t>
+            </w:r>
+          </w:p>
+        </w:tc>
+        <w:tc>
+          <w:tcPr>
+            <w:tcW w:type="dxa" w:w="1980"/>
+            <w:shd w:fill="F7F9F9"/>
+            <w:vAlign w:val="top"/>
+            <w:tcMar>
+              <w:top w:w="80" w:type="dxa"/>
+              <w:start w:w="120" w:type="dxa"/>
+              <w:bottom w:w="80" w:type="dxa"/>
+              <w:end w:w="120" w:type="dxa"/>
+            </w:tcMar>
+          </w:tcPr>
+          <w:p>
+            <w:pPr>
+              <w:spacing w:after="0"/>
+            </w:pPr>
+            <w:r>
+              <w:rPr>
+                <w:rFonts w:ascii="Calibri" w:hAnsi="Calibri" w:eastAsia="Calibri"/>
+                <w:b w:val="0"/>
+                <w:i w:val="0"/>
+                <w:color w:val="203740"/>
+                <w:sz w:val="17"/>
+              </w:rPr>
+              <w:t>DIRECCION DE INFRAESTRUCTURA ESCOLAR</w:t>
+            </w:r>
+          </w:p>
+        </w:tc>
+        <w:tc>
+          <w:tcPr>
+            <w:tcW w:type="dxa" w:w="1500"/>
+            <w:shd w:fill="F7F9F9"/>
+            <w:vAlign w:val="top"/>
+            <w:tcMar>
+              <w:top w:w="80" w:type="dxa"/>
+              <w:start w:w="120" w:type="dxa"/>
+              <w:bottom w:w="80" w:type="dxa"/>
+              <w:end w:w="120" w:type="dxa"/>
+            </w:tcMar>
+          </w:tcPr>
+          <w:p>
+            <w:pPr>
+              <w:spacing w:after="0"/>
+            </w:pPr>
+            <w:r>
+              <w:rPr>
+                <w:rFonts w:ascii="Calibri" w:hAnsi="Calibri" w:eastAsia="Calibri"/>
+                <w:b w:val="0"/>
+                <w:i w:val="0"/>
+                <w:color w:val="203740"/>
+                <w:sz w:val="17"/>
+              </w:rPr>
+              <w:t>En ejecución</w:t>
+              <w:br/>
+              <w:t>2023–2027</w:t>
+            </w:r>
+          </w:p>
+        </w:tc>
+        <w:tc>
+          <w:tcPr>
+            <w:tcW w:type="dxa" w:w="1170"/>
+            <w:shd w:fill="F7F9F9"/>
+            <w:vAlign w:val="top"/>
+            <w:tcMar>
+              <w:top w:w="80" w:type="dxa"/>
+              <w:start w:w="120" w:type="dxa"/>
+              <w:bottom w:w="80" w:type="dxa"/>
+              <w:end w:w="120" w:type="dxa"/>
+            </w:tcMar>
+          </w:tcPr>
+          <w:p>
+            <w:pPr>
+              <w:spacing w:after="0"/>
+            </w:pPr>
+            <w:r>
+              <w:rPr>
+                <w:rFonts w:ascii="Calibri" w:hAnsi="Calibri" w:eastAsia="Calibri"/>
+                <w:b w:val="0"/>
+                <w:i w:val="0"/>
+                <w:color w:val="203740"/>
+                <w:sz w:val="17"/>
+              </w:rPr>
+              <w:t>109</w:t>
+            </w:r>
+          </w:p>
+        </w:tc>
+        <w:tc>
+          <w:tcPr>
+            <w:tcW w:type="dxa" w:w="1170"/>
+            <w:shd w:fill="F7F9F9"/>
+            <w:vAlign w:val="top"/>
+            <w:tcMar>
+              <w:top w:w="80" w:type="dxa"/>
+              <w:start w:w="120" w:type="dxa"/>
+              <w:bottom w:w="80" w:type="dxa"/>
+              <w:end w:w="120" w:type="dxa"/>
+            </w:tcMar>
+          </w:tcPr>
+          <w:p>
+            <w:pPr>
+              <w:spacing w:after="0"/>
+            </w:pPr>
+            <w:r>
+              <w:rPr>
+                <w:rFonts w:ascii="Calibri" w:hAnsi="Calibri" w:eastAsia="Calibri"/>
+                <w:b w:val="0"/>
+                <w:i w:val="0"/>
+                <w:color w:val="203740"/>
+                <w:sz w:val="17"/>
+              </w:rPr>
+              <w:t>0</w:t>
+            </w:r>
+          </w:p>
+        </w:tc>
+      </w:tr>
+      <w:tr>
+        <w:tc>
+          <w:tcPr>
+            <w:tcW w:type="dxa" w:w="3540"/>
+            <w:vAlign w:val="top"/>
+            <w:tcMar>
+              <w:top w:w="80" w:type="dxa"/>
+              <w:start w:w="120" w:type="dxa"/>
+              <w:bottom w:w="80" w:type="dxa"/>
+              <w:end w:w="120" w:type="dxa"/>
+            </w:tcMar>
+          </w:tcPr>
+          <w:p>
+            <w:pPr>
+              <w:spacing w:after="0"/>
+            </w:pPr>
+            <w:r>
+              <w:rPr>
+                <w:rFonts w:ascii="Calibri" w:hAnsi="Calibri" w:eastAsia="Calibri"/>
+                <w:b w:val="0"/>
+                <w:i w:val="0"/>
+                <w:color w:val="203740"/>
+                <w:sz w:val="17"/>
+              </w:rPr>
+              <w:t>AMPLIACIÓN DEL PLANTEL EDUCATIVO PARA INICIAL MERCEDES LUISA PÉREZ, MUNICIPIO SABANA GRANDE DE PALENQUE, PROVINCIA SAN CRISTÓBAL.</w:t>
+              <w:br/>
+              <w:t>SNIP 15539 · Ficha 7084</w:t>
+              <w:br/>
+              <w:t>Ubicación: perfil oficial</w:t>
+            </w:r>
+          </w:p>
+        </w:tc>
+        <w:tc>
+          <w:tcPr>
+            <w:tcW w:type="dxa" w:w="1980"/>
+            <w:vAlign w:val="top"/>
+            <w:tcMar>
+              <w:top w:w="80" w:type="dxa"/>
+              <w:start w:w="120" w:type="dxa"/>
+              <w:bottom w:w="80" w:type="dxa"/>
+              <w:end w:w="120" w:type="dxa"/>
+            </w:tcMar>
+          </w:tcPr>
+          <w:p>
+            <w:pPr>
+              <w:spacing w:after="0"/>
+            </w:pPr>
+            <w:r>
+              <w:rPr>
+                <w:rFonts w:ascii="Calibri" w:hAnsi="Calibri" w:eastAsia="Calibri"/>
+                <w:b w:val="0"/>
+                <w:i w:val="0"/>
+                <w:color w:val="203740"/>
+                <w:sz w:val="17"/>
+              </w:rPr>
+              <w:t>DIRECCION DE INFRAESTRUCTURA ESCOLAR</w:t>
+            </w:r>
+          </w:p>
+        </w:tc>
+        <w:tc>
+          <w:tcPr>
+            <w:tcW w:type="dxa" w:w="1500"/>
+            <w:vAlign w:val="top"/>
+            <w:tcMar>
+              <w:top w:w="80" w:type="dxa"/>
+              <w:start w:w="120" w:type="dxa"/>
+              <w:bottom w:w="80" w:type="dxa"/>
+              <w:end w:w="120" w:type="dxa"/>
+            </w:tcMar>
+          </w:tcPr>
+          <w:p>
+            <w:pPr>
+              <w:spacing w:after="0"/>
+            </w:pPr>
+            <w:r>
+              <w:rPr>
+                <w:rFonts w:ascii="Calibri" w:hAnsi="Calibri" w:eastAsia="Calibri"/>
+                <w:b w:val="0"/>
+                <w:i w:val="0"/>
+                <w:color w:val="203740"/>
+                <w:sz w:val="17"/>
+              </w:rPr>
+              <w:t>En ejecución</w:t>
+              <w:br/>
+              <w:t>2023–2027</w:t>
+            </w:r>
+          </w:p>
+        </w:tc>
+        <w:tc>
+          <w:tcPr>
+            <w:tcW w:type="dxa" w:w="1170"/>
+            <w:vAlign w:val="top"/>
+            <w:tcMar>
+              <w:top w:w="80" w:type="dxa"/>
+              <w:start w:w="120" w:type="dxa"/>
+              <w:bottom w:w="80" w:type="dxa"/>
+              <w:end w:w="120" w:type="dxa"/>
+            </w:tcMar>
+          </w:tcPr>
+          <w:p>
+            <w:pPr>
+              <w:spacing w:after="0"/>
+            </w:pPr>
+            <w:r>
+              <w:rPr>
+                <w:rFonts w:ascii="Calibri" w:hAnsi="Calibri" w:eastAsia="Calibri"/>
+                <w:b w:val="0"/>
+                <w:i w:val="0"/>
+                <w:color w:val="203740"/>
+                <w:sz w:val="17"/>
+              </w:rPr>
+              <w:t>109</w:t>
+            </w:r>
+          </w:p>
+        </w:tc>
+        <w:tc>
+          <w:tcPr>
+            <w:tcW w:type="dxa" w:w="1170"/>
+            <w:vAlign w:val="top"/>
+            <w:tcMar>
+              <w:top w:w="80" w:type="dxa"/>
+              <w:start w:w="120" w:type="dxa"/>
+              <w:bottom w:w="80" w:type="dxa"/>
+              <w:end w:w="120" w:type="dxa"/>
+            </w:tcMar>
+          </w:tcPr>
+          <w:p>
+            <w:pPr>
+              <w:spacing w:after="0"/>
+            </w:pPr>
+            <w:r>
+              <w:rPr>
+                <w:rFonts w:ascii="Calibri" w:hAnsi="Calibri" w:eastAsia="Calibri"/>
+                <w:b w:val="0"/>
+                <w:i w:val="0"/>
+                <w:color w:val="203740"/>
+                <w:sz w:val="17"/>
+              </w:rPr>
+              <w:t>0</w:t>
+            </w:r>
+          </w:p>
+        </w:tc>
+      </w:tr>
+      <w:tr>
+        <w:tc>
+          <w:tcPr>
+            <w:tcW w:type="dxa" w:w="3540"/>
+            <w:shd w:fill="F7F9F9"/>
+            <w:vAlign w:val="top"/>
+            <w:tcMar>
+              <w:top w:w="80" w:type="dxa"/>
+              <w:start w:w="120" w:type="dxa"/>
+              <w:bottom w:w="80" w:type="dxa"/>
+              <w:end w:w="120" w:type="dxa"/>
+            </w:tcMar>
+          </w:tcPr>
+          <w:p>
+            <w:pPr>
+              <w:spacing w:after="0"/>
+            </w:pPr>
+            <w:r>
+              <w:rPr>
+                <w:rFonts w:ascii="Calibri" w:hAnsi="Calibri" w:eastAsia="Calibri"/>
+                <w:b w:val="0"/>
+                <w:i w:val="0"/>
+                <w:color w:val="203740"/>
+                <w:sz w:val="17"/>
+              </w:rPr>
+              <w:t>AMPLIACIÓN DEL PLANTEL EDUCATIVO PARA INICIAL PADRE BORBÓN, MUNICIPIO SABANA GRANDE DE PALENQUE, PROVINCIA SAN CRISTÓBAL.</w:t>
+              <w:br/>
+              <w:t>SNIP 15538 · Ficha 7083</w:t>
+              <w:br/>
+              <w:t>Ubicación: perfil oficial</w:t>
+            </w:r>
+          </w:p>
+        </w:tc>
+        <w:tc>
+          <w:tcPr>
+            <w:tcW w:type="dxa" w:w="1980"/>
+            <w:shd w:fill="F7F9F9"/>
+            <w:vAlign w:val="top"/>
+            <w:tcMar>
+              <w:top w:w="80" w:type="dxa"/>
+              <w:start w:w="120" w:type="dxa"/>
+              <w:bottom w:w="80" w:type="dxa"/>
+              <w:end w:w="120" w:type="dxa"/>
+            </w:tcMar>
+          </w:tcPr>
+          <w:p>
+            <w:pPr>
+              <w:spacing w:after="0"/>
+            </w:pPr>
+            <w:r>
+              <w:rPr>
+                <w:rFonts w:ascii="Calibri" w:hAnsi="Calibri" w:eastAsia="Calibri"/>
+                <w:b w:val="0"/>
+                <w:i w:val="0"/>
+                <w:color w:val="203740"/>
+                <w:sz w:val="17"/>
+              </w:rPr>
+              <w:t>DIRECCION DE INFRAESTRUCTURA ESCOLAR</w:t>
+            </w:r>
+          </w:p>
+        </w:tc>
+        <w:tc>
+          <w:tcPr>
+            <w:tcW w:type="dxa" w:w="1500"/>
+            <w:shd w:fill="F7F9F9"/>
+            <w:vAlign w:val="top"/>
+            <w:tcMar>
+              <w:top w:w="80" w:type="dxa"/>
+              <w:start w:w="120" w:type="dxa"/>
+              <w:bottom w:w="80" w:type="dxa"/>
+              <w:end w:w="120" w:type="dxa"/>
+            </w:tcMar>
+          </w:tcPr>
+          <w:p>
+            <w:pPr>
+              <w:spacing w:after="0"/>
+            </w:pPr>
+            <w:r>
+              <w:rPr>
+                <w:rFonts w:ascii="Calibri" w:hAnsi="Calibri" w:eastAsia="Calibri"/>
+                <w:b w:val="0"/>
+                <w:i w:val="0"/>
+                <w:color w:val="203740"/>
+                <w:sz w:val="17"/>
+              </w:rPr>
+              <w:t>En ejecución</w:t>
+              <w:br/>
+              <w:t>2023–2027</w:t>
+            </w:r>
+          </w:p>
+        </w:tc>
+        <w:tc>
+          <w:tcPr>
+            <w:tcW w:type="dxa" w:w="1170"/>
+            <w:shd w:fill="F7F9F9"/>
+            <w:vAlign w:val="top"/>
+            <w:tcMar>
+              <w:top w:w="80" w:type="dxa"/>
+              <w:start w:w="120" w:type="dxa"/>
+              <w:bottom w:w="80" w:type="dxa"/>
+              <w:end w:w="120" w:type="dxa"/>
+            </w:tcMar>
+          </w:tcPr>
+          <w:p>
+            <w:pPr>
+              <w:spacing w:after="0"/>
+            </w:pPr>
+            <w:r>
+              <w:rPr>
+                <w:rFonts w:ascii="Calibri" w:hAnsi="Calibri" w:eastAsia="Calibri"/>
+                <w:b w:val="0"/>
+                <w:i w:val="0"/>
+                <w:color w:val="203740"/>
+                <w:sz w:val="17"/>
+              </w:rPr>
+              <w:t>108</w:t>
+            </w:r>
+          </w:p>
+        </w:tc>
+        <w:tc>
+          <w:tcPr>
+            <w:tcW w:type="dxa" w:w="1170"/>
+            <w:shd w:fill="F7F9F9"/>
+            <w:vAlign w:val="top"/>
+            <w:tcMar>
+              <w:top w:w="80" w:type="dxa"/>
+              <w:start w:w="120" w:type="dxa"/>
+              <w:bottom w:w="80" w:type="dxa"/>
+              <w:end w:w="120" w:type="dxa"/>
+            </w:tcMar>
+          </w:tcPr>
+          <w:p>
+            <w:pPr>
+              <w:spacing w:after="0"/>
+            </w:pPr>
+            <w:r>
+              <w:rPr>
+                <w:rFonts w:ascii="Calibri" w:hAnsi="Calibri" w:eastAsia="Calibri"/>
+                <w:b w:val="0"/>
+                <w:i w:val="0"/>
+                <w:color w:val="203740"/>
+                <w:sz w:val="17"/>
+              </w:rPr>
+              <w:t>0</w:t>
+            </w:r>
+          </w:p>
+        </w:tc>
+      </w:tr>
+    </w:tbl>
+    <w:p>
+      <w:pPr>
+        <w:spacing w:after="0"/>
+      </w:pPr>
+    </w:p>
+    <w:p>
+      <w:pPr>
+        <w:pStyle w:val="Heading1"/>
+      </w:pPr>
+      <w:r>
+        <w:t>6. Plan de acción a acordar por el CDM</w:t>
       </w:r>
     </w:p>
     <w:p>
@@ -5242,6 +8252,285 @@
                 <w:sz w:val="17"/>
               </w:rPr>
               <w:t>Alta</w:t>
+            </w:r>
+          </w:p>
+        </w:tc>
+      </w:tr>
+      <w:tr>
+        <w:tc>
+          <w:tcPr>
+            <w:tcW w:type="dxa" w:w="1300"/>
+            <w:shd w:fill="F7F9F9"/>
+            <w:vAlign w:val="top"/>
+            <w:tcMar>
+              <w:top w:w="80" w:type="dxa"/>
+              <w:start w:w="120" w:type="dxa"/>
+              <w:bottom w:w="80" w:type="dxa"/>
+              <w:end w:w="120" w:type="dxa"/>
+            </w:tcMar>
+          </w:tcPr>
+          <w:p>
+            <w:pPr>
+              <w:spacing w:after="0"/>
+            </w:pPr>
+            <w:r>
+              <w:rPr>
+                <w:rFonts w:ascii="Calibri" w:hAnsi="Calibri" w:eastAsia="Calibri"/>
+                <w:b w:val="0"/>
+                <w:i w:val="0"/>
+                <w:color w:val="203740"/>
+                <w:sz w:val="17"/>
+              </w:rPr>
+              <w:t>MAPA-IP</w:t>
+            </w:r>
+          </w:p>
+        </w:tc>
+        <w:tc>
+          <w:tcPr>
+            <w:tcW w:type="dxa" w:w="3300"/>
+            <w:shd w:fill="F7F9F9"/>
+            <w:vAlign w:val="top"/>
+            <w:tcMar>
+              <w:top w:w="80" w:type="dxa"/>
+              <w:start w:w="120" w:type="dxa"/>
+              <w:bottom w:w="80" w:type="dxa"/>
+              <w:end w:w="120" w:type="dxa"/>
+            </w:tcMar>
+          </w:tcPr>
+          <w:p>
+            <w:pPr>
+              <w:spacing w:after="0"/>
+            </w:pPr>
+            <w:r>
+              <w:rPr>
+                <w:rFonts w:ascii="Calibri" w:hAnsi="Calibri" w:eastAsia="Calibri"/>
+                <w:b w:val="0"/>
+                <w:i w:val="0"/>
+                <w:color w:val="203740"/>
+                <w:sz w:val="17"/>
+              </w:rPr>
+              <w:t>MapaInversiones: datos abiertos y perfiles de proyectos</w:t>
+            </w:r>
+          </w:p>
+        </w:tc>
+        <w:tc>
+          <w:tcPr>
+            <w:tcW w:type="dxa" w:w="1300"/>
+            <w:shd w:fill="F7F9F9"/>
+            <w:vAlign w:val="top"/>
+            <w:tcMar>
+              <w:top w:w="80" w:type="dxa"/>
+              <w:start w:w="120" w:type="dxa"/>
+              <w:bottom w:w="80" w:type="dxa"/>
+              <w:end w:w="120" w:type="dxa"/>
+            </w:tcMar>
+          </w:tcPr>
+          <w:p>
+            <w:pPr>
+              <w:spacing w:after="0"/>
+            </w:pPr>
+            <w:r>
+              <w:rPr>
+                <w:rFonts w:ascii="Calibri" w:hAnsi="Calibri" w:eastAsia="Calibri"/>
+                <w:b w:val="0"/>
+                <w:i w:val="0"/>
+                <w:color w:val="203740"/>
+                <w:sz w:val="17"/>
+              </w:rPr>
+              <w:t>2026</w:t>
+            </w:r>
+          </w:p>
+        </w:tc>
+        <w:tc>
+          <w:tcPr>
+            <w:tcW w:type="dxa" w:w="2200"/>
+            <w:shd w:fill="F7F9F9"/>
+            <w:vAlign w:val="top"/>
+            <w:tcMar>
+              <w:top w:w="80" w:type="dxa"/>
+              <w:start w:w="120" w:type="dxa"/>
+              <w:bottom w:w="80" w:type="dxa"/>
+              <w:end w:w="120" w:type="dxa"/>
+            </w:tcMar>
+          </w:tcPr>
+          <w:p>
+            <w:pPr>
+              <w:spacing w:after="0"/>
+            </w:pPr>
+            <w:r>
+              <w:rPr>
+                <w:rFonts w:ascii="Calibri" w:hAnsi="Calibri" w:eastAsia="Calibri"/>
+                <w:b w:val="0"/>
+                <w:i w:val="0"/>
+                <w:color w:val="203740"/>
+                <w:sz w:val="17"/>
+              </w:rPr>
+              <w:t>6 proyectos con alcance municipal específico; corte 2026-08-02</w:t>
+            </w:r>
+          </w:p>
+        </w:tc>
+        <w:tc>
+          <w:tcPr>
+            <w:tcW w:type="dxa" w:w="1260"/>
+            <w:shd w:fill="F7F9F9"/>
+            <w:vAlign w:val="top"/>
+            <w:tcMar>
+              <w:top w:w="80" w:type="dxa"/>
+              <w:start w:w="120" w:type="dxa"/>
+              <w:bottom w:w="80" w:type="dxa"/>
+              <w:end w:w="120" w:type="dxa"/>
+            </w:tcMar>
+          </w:tcPr>
+          <w:p>
+            <w:pPr>
+              <w:spacing w:after="0"/>
+            </w:pPr>
+            <w:r>
+              <w:rPr>
+                <w:rFonts w:ascii="Calibri" w:hAnsi="Calibri" w:eastAsia="Calibri"/>
+                <w:b w:val="0"/>
+                <w:i w:val="0"/>
+                <w:color w:val="203740"/>
+                <w:sz w:val="17"/>
+              </w:rPr>
+              <w:t>Alta si perfil oficial; media si nombre del proyecto</w:t>
+            </w:r>
+          </w:p>
+        </w:tc>
+      </w:tr>
+      <w:tr>
+        <w:tc>
+          <w:tcPr>
+            <w:tcW w:type="dxa" w:w="1300"/>
+            <w:vAlign w:val="top"/>
+            <w:tcMar>
+              <w:top w:w="80" w:type="dxa"/>
+              <w:start w:w="120" w:type="dxa"/>
+              <w:bottom w:w="80" w:type="dxa"/>
+              <w:end w:w="120" w:type="dxa"/>
+            </w:tcMar>
+          </w:tcPr>
+          <w:p>
+            <w:pPr>
+              <w:spacing w:after="0"/>
+            </w:pPr>
+            <w:r>
+              <w:rPr>
+                <w:rFonts w:ascii="Calibri" w:hAnsi="Calibri" w:eastAsia="Calibri"/>
+                <w:b w:val="0"/>
+                <w:i w:val="0"/>
+                <w:color w:val="203740"/>
+                <w:sz w:val="17"/>
+              </w:rPr>
+              <w:t>DASH-TERR</w:t>
+            </w:r>
+          </w:p>
+        </w:tc>
+        <w:tc>
+          <w:tcPr>
+            <w:tcW w:type="dxa" w:w="3300"/>
+            <w:vAlign w:val="top"/>
+            <w:tcMar>
+              <w:top w:w="80" w:type="dxa"/>
+              <w:start w:w="120" w:type="dxa"/>
+              <w:bottom w:w="80" w:type="dxa"/>
+              <w:end w:w="120" w:type="dxa"/>
+            </w:tcMar>
+          </w:tcPr>
+          <w:p>
+            <w:pPr>
+              <w:spacing w:after="0"/>
+            </w:pPr>
+            <w:r>
+              <w:rPr>
+                <w:rFonts w:ascii="Calibri" w:hAnsi="Calibri" w:eastAsia="Calibri"/>
+                <w:b w:val="0"/>
+                <w:i w:val="0"/>
+                <w:color w:val="203740"/>
+                <w:sz w:val="17"/>
+              </w:rPr>
+              <w:t>DDPT Dashboard Territorial: indicadores administrativos y comparación territorial</w:t>
+            </w:r>
+          </w:p>
+        </w:tc>
+        <w:tc>
+          <w:tcPr>
+            <w:tcW w:type="dxa" w:w="1300"/>
+            <w:vAlign w:val="top"/>
+            <w:tcMar>
+              <w:top w:w="80" w:type="dxa"/>
+              <w:start w:w="120" w:type="dxa"/>
+              <w:bottom w:w="80" w:type="dxa"/>
+              <w:end w:w="120" w:type="dxa"/>
+            </w:tcMar>
+          </w:tcPr>
+          <w:p>
+            <w:pPr>
+              <w:spacing w:after="0"/>
+            </w:pPr>
+            <w:r>
+              <w:rPr>
+                <w:rFonts w:ascii="Calibri" w:hAnsi="Calibri" w:eastAsia="Calibri"/>
+                <w:b w:val="0"/>
+                <w:i w:val="0"/>
+                <w:color w:val="203740"/>
+                <w:sz w:val="17"/>
+              </w:rPr>
+              <w:t>2026-08-01</w:t>
+            </w:r>
+          </w:p>
+        </w:tc>
+        <w:tc>
+          <w:tcPr>
+            <w:tcW w:type="dxa" w:w="2200"/>
+            <w:vAlign w:val="top"/>
+            <w:tcMar>
+              <w:top w:w="80" w:type="dxa"/>
+              <w:start w:w="120" w:type="dxa"/>
+              <w:bottom w:w="80" w:type="dxa"/>
+              <w:end w:w="120" w:type="dxa"/>
+            </w:tcMar>
+          </w:tcPr>
+          <w:p>
+            <w:pPr>
+              <w:spacing w:after="0"/>
+            </w:pPr>
+            <w:r>
+              <w:rPr>
+                <w:rFonts w:ascii="Calibri" w:hAnsi="Calibri" w:eastAsia="Calibri"/>
+                <w:b w:val="0"/>
+                <w:i w:val="0"/>
+                <w:color w:val="203740"/>
+                <w:sz w:val="17"/>
+              </w:rPr>
+              <w:t>Dataset municipal y provincial; ámbito rotulado en cada indicador</w:t>
+            </w:r>
+          </w:p>
+        </w:tc>
+        <w:tc>
+          <w:tcPr>
+            <w:tcW w:type="dxa" w:w="1260"/>
+            <w:vAlign w:val="top"/>
+            <w:tcMar>
+              <w:top w:w="80" w:type="dxa"/>
+              <w:start w:w="120" w:type="dxa"/>
+              <w:bottom w:w="80" w:type="dxa"/>
+              <w:end w:w="120" w:type="dxa"/>
+            </w:tcMar>
+          </w:tcPr>
+          <w:p>
+            <w:pPr>
+              <w:spacing w:after="0"/>
+            </w:pPr>
+            <w:r>
+              <w:rPr>
+                <w:rFonts w:ascii="Calibri" w:hAnsi="Calibri" w:eastAsia="Calibri"/>
+                <w:b w:val="0"/>
+                <w:i w:val="0"/>
+                <w:color w:val="203740"/>
+                <w:sz w:val="17"/>
+              </w:rPr>
+              <w:t>Alta / según fuente oficial enlazada</w:t>
             </w:r>
           </w:p>
         </w:tc>
@@ -6722,7 +10011,7 @@
                 <w:color w:val="203740"/>
                 <w:sz w:val="17"/>
               </w:rPr>
-              <w:t>2026-07-28</w:t>
+              <w:t>2026-08-02</w:t>
             </w:r>
           </w:p>
         </w:tc>

--- a/public/downloads/pmd-borradores/05210002_PMD_sabana-grande-de-palenque_Borrador_Tecnico_2025-2028.docx
+++ b/public/downloads/pmd-borradores/05210002_PMD_sabana-grande-de-palenque_Borrador_Tecnico_2025-2028.docx
@@ -476,7 +476,7 @@
                 <w:color w:val="203740"/>
                 <w:sz w:val="17"/>
               </w:rPr>
-              <w:t>Inversión pública: proyectos en ejecución o reprogramados identificados específicamente para el municipio en MapaInversiones.</w:t>
+              <w:t>Inversión pública: cartera completa de proyectos asignados específicamente al municipio en MapaInversiones, con presupuesto, ejecución, avances, contratos y trazabilidad.</w:t>
             </w:r>
           </w:p>
         </w:tc>
@@ -6590,7 +6590,7 @@
     </w:p>
     <w:p>
       <w:r>
-        <w:t>Con corte al 2026-08-02, MapaInversiones registra 6 proyectos en ejecución o reprogramados con identificación territorial específica para Sabana Grande de Palenque. La programación presupuestaria 2026 asociada suma RD$ 98,920,015 y la ejecución registrada suma RD$ 44,837,886. Estos proyectos pertenecen a instituciones públicas y no constituyen por sí mismos acuerdos, compromisos ni proyectos aprobados por el CDM o el ayuntamiento.</w:t>
+        <w:t>Con corte al 2026-08-02, MapaInversiones registra 6 proyectos con identificación territorial específica para Sabana Grande de Palenque. El costo total publicado de la cartera suma RD$ 331,636,582; la asignación presupuestaria 2026 suma RD$ 98,920,015 y la ejecución registrada suma RD$ 44,837,886, equivalente a 45.3%. Estados publicados: EJECUCIÓN: 6. Estos proyectos pertenecen a instituciones públicas y no constituyen por sí mismos acuerdos, compromisos ni proyectos aprobados por el CDM o el ayuntamiento.</w:t>
       </w:r>
     </w:p>
     <w:p>
@@ -6605,7 +6605,15 @@
           <w:color w:val="5E7076"/>
           <w:sz w:val="17"/>
         </w:rPr>
-        <w:t>Fuente: MapaInversiones, datos abiertos 2026 y perfiles oficiales de proyectos, https://mapainversiones.gob.do/. Se incluyen únicamente proyectos con alcance municipal específico y estado EJECUCIÓN o REPROGRAMAR; los proyectos nacionales o provinciales sin municipio confirmado no se asignan artificialmente. Los importes se presentan en pesos dominicanos nominales, exactamente en la unidad publicada por la fuente y sin aplicar multiplicadores; los valores inusualmente bajos deben confirmarse en el perfil oficial.</w:t>
+        <w:t>Fuente: MapaInversiones, datos abiertos 2026 y perfiles oficiales de proyectos, https://mapainversiones.gob.do/. Se incluyen todos los proyectos del universo 2026 con alcance municipal específico, sin excluir estados publicados como DESCONOCIDO o PARALIZADO. Los proyectos nacionales o provinciales sin municipio confirmado no se asignan artificialmente. Los importes se presentan en pesos dominicanos nominales, exactamente en la unidad publicada por la fuente y sin aplicar multiplicadores; los valores inusualmente bajos deben confirmarse en el perfil oficial.</w:t>
+      </w:r>
+    </w:p>
+    <w:p>
+      <w:pPr>
+        <w:pStyle w:val="Heading2"/>
+      </w:pPr>
+      <w:r>
+        <w:t>5.1 Cartera completa asignada al municipio</w:t>
       </w:r>
     </w:p>
     <w:tbl>
@@ -6625,11 +6633,11 @@
         </w:tblBorders>
       </w:tblPr>
       <w:tblGrid>
-        <w:gridCol w:w="3540"/>
-        <w:gridCol w:w="1980"/>
-        <w:gridCol w:w="1500"/>
-        <w:gridCol w:w="1170"/>
-        <w:gridCol w:w="1170"/>
+        <w:gridCol w:w="500"/>
+        <w:gridCol w:w="1200"/>
+        <w:gridCol w:w="3700"/>
+        <w:gridCol w:w="1300"/>
+        <w:gridCol w:w="2660"/>
       </w:tblGrid>
       <w:tr>
         <w:trPr>
@@ -6637,7 +6645,7 @@
         </w:trPr>
         <w:tc>
           <w:tcPr>
-            <w:tcW w:type="dxa" w:w="3540"/>
+            <w:tcW w:type="dxa" w:w="500"/>
             <w:tcMar>
               <w:top w:w="80" w:type="dxa"/>
               <w:start w:w="120" w:type="dxa"/>
@@ -6659,13 +6667,13 @@
                 <w:color w:val="FFFFFF"/>
                 <w:sz w:val="17"/>
               </w:rPr>
-              <w:t>Proyecto</w:t>
-            </w:r>
-          </w:p>
-        </w:tc>
-        <w:tc>
-          <w:tcPr>
-            <w:tcW w:type="dxa" w:w="1980"/>
+              <w:t>N.º</w:t>
+            </w:r>
+          </w:p>
+        </w:tc>
+        <w:tc>
+          <w:tcPr>
+            <w:tcW w:type="dxa" w:w="1200"/>
             <w:tcMar>
               <w:top w:w="80" w:type="dxa"/>
               <w:start w:w="120" w:type="dxa"/>
@@ -6687,13 +6695,13 @@
                 <w:color w:val="FFFFFF"/>
                 <w:sz w:val="17"/>
               </w:rPr>
-              <w:t>Institución</w:t>
-            </w:r>
-          </w:p>
-        </w:tc>
-        <w:tc>
-          <w:tcPr>
-            <w:tcW w:type="dxa" w:w="1500"/>
+              <w:t>Identificación</w:t>
+            </w:r>
+          </w:p>
+        </w:tc>
+        <w:tc>
+          <w:tcPr>
+            <w:tcW w:type="dxa" w:w="3700"/>
             <w:tcMar>
               <w:top w:w="80" w:type="dxa"/>
               <w:start w:w="120" w:type="dxa"/>
@@ -6715,13 +6723,13 @@
                 <w:color w:val="FFFFFF"/>
                 <w:sz w:val="17"/>
               </w:rPr>
-              <w:t>Estado / período</w:t>
-            </w:r>
-          </w:p>
-        </w:tc>
-        <w:tc>
-          <w:tcPr>
-            <w:tcW w:type="dxa" w:w="1170"/>
+              <w:t>Proyecto / institución</w:t>
+            </w:r>
+          </w:p>
+        </w:tc>
+        <w:tc>
+          <w:tcPr>
+            <w:tcW w:type="dxa" w:w="1300"/>
             <w:tcMar>
               <w:top w:w="80" w:type="dxa"/>
               <w:start w:w="120" w:type="dxa"/>
@@ -6743,13 +6751,13 @@
                 <w:color w:val="FFFFFF"/>
                 <w:sz w:val="17"/>
               </w:rPr>
-              <w:t>Asignación 2026 (RD$)</w:t>
-            </w:r>
-          </w:p>
-        </w:tc>
-        <w:tc>
-          <w:tcPr>
-            <w:tcW w:type="dxa" w:w="1170"/>
+              <w:t>Estado / período</w:t>
+            </w:r>
+          </w:p>
+        </w:tc>
+        <w:tc>
+          <w:tcPr>
+            <w:tcW w:type="dxa" w:w="2660"/>
             <w:tcMar>
               <w:top w:w="80" w:type="dxa"/>
               <w:start w:w="120" w:type="dxa"/>
@@ -6771,7 +6779,7 @@
                 <w:color w:val="FFFFFF"/>
                 <w:sz w:val="17"/>
               </w:rPr>
-              <w:t>Ejecutado 2026 (RD$)</w:t>
+              <w:t>Presupuesto 2026 (RD$)</w:t>
             </w:r>
           </w:p>
         </w:tc>
@@ -6779,7 +6787,63 @@
       <w:tr>
         <w:tc>
           <w:tcPr>
-            <w:tcW w:type="dxa" w:w="3540"/>
+            <w:tcW w:type="dxa" w:w="500"/>
+            <w:vAlign w:val="top"/>
+            <w:tcMar>
+              <w:top w:w="80" w:type="dxa"/>
+              <w:start w:w="120" w:type="dxa"/>
+              <w:bottom w:w="80" w:type="dxa"/>
+              <w:end w:w="120" w:type="dxa"/>
+            </w:tcMar>
+          </w:tcPr>
+          <w:p>
+            <w:pPr>
+              <w:spacing w:after="0"/>
+            </w:pPr>
+            <w:r>
+              <w:rPr>
+                <w:rFonts w:ascii="Calibri" w:hAnsi="Calibri" w:eastAsia="Calibri"/>
+                <w:b w:val="0"/>
+                <w:i w:val="0"/>
+                <w:color w:val="203740"/>
+                <w:sz w:val="17"/>
+              </w:rPr>
+              <w:t>1</w:t>
+            </w:r>
+          </w:p>
+        </w:tc>
+        <w:tc>
+          <w:tcPr>
+            <w:tcW w:type="dxa" w:w="1200"/>
+            <w:vAlign w:val="top"/>
+            <w:tcMar>
+              <w:top w:w="80" w:type="dxa"/>
+              <w:start w:w="120" w:type="dxa"/>
+              <w:bottom w:w="80" w:type="dxa"/>
+              <w:end w:w="120" w:type="dxa"/>
+            </w:tcMar>
+          </w:tcPr>
+          <w:p>
+            <w:pPr>
+              <w:spacing w:after="0"/>
+            </w:pPr>
+            <w:r>
+              <w:rPr>
+                <w:rFonts w:ascii="Calibri" w:hAnsi="Calibri" w:eastAsia="Calibri"/>
+                <w:b w:val="0"/>
+                <w:i w:val="0"/>
+                <w:color w:val="203740"/>
+                <w:sz w:val="17"/>
+              </w:rPr>
+              <w:t>SNIP 15452</w:t>
+              <w:br/>
+              <w:t>Ficha 6093</w:t>
+            </w:r>
+          </w:p>
+        </w:tc>
+        <w:tc>
+          <w:tcPr>
+            <w:tcW w:type="dxa" w:w="3700"/>
             <w:vAlign w:val="top"/>
             <w:tcMar>
               <w:top w:w="80" w:type="dxa"/>
@@ -6802,119 +6866,67 @@
               </w:rPr>
               <w:t>CONSTRUCCIÓN PLAZA DE VENDEDORES PLAYA PALENQUE, MUNICIPIO SABANA GRANDE DE PALENQUE, PROVINCIA SAN CRISTOBAL.</w:t>
               <w:br/>
-              <w:t>SNIP 15452 · Ficha 6093</w:t>
+              <w:t>Institución: COMITE EJECUTOR DE INFRAESTRUCTA EN ZONAS TURISTICAS (CEIZTUR)</w:t>
+            </w:r>
+          </w:p>
+        </w:tc>
+        <w:tc>
+          <w:tcPr>
+            <w:tcW w:type="dxa" w:w="1300"/>
+            <w:vAlign w:val="top"/>
+            <w:tcMar>
+              <w:top w:w="80" w:type="dxa"/>
+              <w:start w:w="120" w:type="dxa"/>
+              <w:bottom w:w="80" w:type="dxa"/>
+              <w:end w:w="120" w:type="dxa"/>
+            </w:tcMar>
+          </w:tcPr>
+          <w:p>
+            <w:pPr>
+              <w:spacing w:after="0"/>
+            </w:pPr>
+            <w:r>
+              <w:rPr>
+                <w:rFonts w:ascii="Calibri" w:hAnsi="Calibri" w:eastAsia="Calibri"/>
+                <w:b w:val="0"/>
+                <w:i w:val="0"/>
+                <w:color w:val="203740"/>
+                <w:sz w:val="17"/>
+              </w:rPr>
+              <w:t>EJECUCIÓN</w:t>
               <w:br/>
-              <w:t>Ubicación: perfil oficial</w:t>
-            </w:r>
-          </w:p>
-        </w:tc>
-        <w:tc>
-          <w:tcPr>
-            <w:tcW w:type="dxa" w:w="1980"/>
-            <w:vAlign w:val="top"/>
-            <w:tcMar>
-              <w:top w:w="80" w:type="dxa"/>
-              <w:start w:w="120" w:type="dxa"/>
-              <w:bottom w:w="80" w:type="dxa"/>
-              <w:end w:w="120" w:type="dxa"/>
-            </w:tcMar>
-          </w:tcPr>
-          <w:p>
-            <w:pPr>
-              <w:spacing w:after="0"/>
-            </w:pPr>
-            <w:r>
-              <w:rPr>
-                <w:rFonts w:ascii="Calibri" w:hAnsi="Calibri" w:eastAsia="Calibri"/>
-                <w:b w:val="0"/>
-                <w:i w:val="0"/>
-                <w:color w:val="203740"/>
-                <w:sz w:val="17"/>
-              </w:rPr>
-              <w:t>COMITE EJECUTOR DE INFRAESTRUCTA EN ZONAS TURISTICAS (CEIZTUR)</w:t>
-            </w:r>
-          </w:p>
-        </w:tc>
-        <w:tc>
-          <w:tcPr>
-            <w:tcW w:type="dxa" w:w="1500"/>
-            <w:vAlign w:val="top"/>
-            <w:tcMar>
-              <w:top w:w="80" w:type="dxa"/>
-              <w:start w:w="120" w:type="dxa"/>
-              <w:bottom w:w="80" w:type="dxa"/>
-              <w:end w:w="120" w:type="dxa"/>
-            </w:tcMar>
-          </w:tcPr>
-          <w:p>
-            <w:pPr>
-              <w:spacing w:after="0"/>
-            </w:pPr>
-            <w:r>
-              <w:rPr>
-                <w:rFonts w:ascii="Calibri" w:hAnsi="Calibri" w:eastAsia="Calibri"/>
-                <w:b w:val="0"/>
-                <w:i w:val="0"/>
-                <w:color w:val="203740"/>
-                <w:sz w:val="17"/>
-              </w:rPr>
-              <w:t>En ejecución</w:t>
+              <w:t>2022-01-01–2027-01-31</w:t>
+            </w:r>
+          </w:p>
+        </w:tc>
+        <w:tc>
+          <w:tcPr>
+            <w:tcW w:type="dxa" w:w="2660"/>
+            <w:vAlign w:val="top"/>
+            <w:tcMar>
+              <w:top w:w="80" w:type="dxa"/>
+              <w:start w:w="120" w:type="dxa"/>
+              <w:bottom w:w="80" w:type="dxa"/>
+              <w:end w:w="120" w:type="dxa"/>
+            </w:tcMar>
+          </w:tcPr>
+          <w:p>
+            <w:pPr>
+              <w:spacing w:after="0"/>
+            </w:pPr>
+            <w:r>
+              <w:rPr>
+                <w:rFonts w:ascii="Calibri" w:hAnsi="Calibri" w:eastAsia="Calibri"/>
+                <w:b w:val="0"/>
+                <w:i w:val="0"/>
+                <w:color w:val="203740"/>
+                <w:sz w:val="17"/>
+              </w:rPr>
+              <w:t>Asignación: 53,917,392</w:t>
               <w:br/>
-              <w:t>2022–2027</w:t>
-            </w:r>
-          </w:p>
-        </w:tc>
-        <w:tc>
-          <w:tcPr>
-            <w:tcW w:type="dxa" w:w="1170"/>
-            <w:vAlign w:val="top"/>
-            <w:tcMar>
-              <w:top w:w="80" w:type="dxa"/>
-              <w:start w:w="120" w:type="dxa"/>
-              <w:bottom w:w="80" w:type="dxa"/>
-              <w:end w:w="120" w:type="dxa"/>
-            </w:tcMar>
-          </w:tcPr>
-          <w:p>
-            <w:pPr>
-              <w:spacing w:after="0"/>
-            </w:pPr>
-            <w:r>
-              <w:rPr>
-                <w:rFonts w:ascii="Calibri" w:hAnsi="Calibri" w:eastAsia="Calibri"/>
-                <w:b w:val="0"/>
-                <w:i w:val="0"/>
-                <w:color w:val="203740"/>
-                <w:sz w:val="17"/>
-              </w:rPr>
-              <w:t>53,917,392</w:t>
-            </w:r>
-          </w:p>
-        </w:tc>
-        <w:tc>
-          <w:tcPr>
-            <w:tcW w:type="dxa" w:w="1170"/>
-            <w:vAlign w:val="top"/>
-            <w:tcMar>
-              <w:top w:w="80" w:type="dxa"/>
-              <w:start w:w="120" w:type="dxa"/>
-              <w:bottom w:w="80" w:type="dxa"/>
-              <w:end w:w="120" w:type="dxa"/>
-            </w:tcMar>
-          </w:tcPr>
-          <w:p>
-            <w:pPr>
-              <w:spacing w:after="0"/>
-            </w:pPr>
-            <w:r>
-              <w:rPr>
-                <w:rFonts w:ascii="Calibri" w:hAnsi="Calibri" w:eastAsia="Calibri"/>
-                <w:b w:val="0"/>
-                <w:i w:val="0"/>
-                <w:color w:val="203740"/>
-                <w:sz w:val="17"/>
-              </w:rPr>
-              <w:t>0</w:t>
+              <w:t>Ejecutado: 0</w:t>
+              <w:br/>
+              <w:t>Tasa: 0.0%</w:t>
             </w:r>
           </w:p>
         </w:tc>
@@ -6922,7 +6934,65 @@
       <w:tr>
         <w:tc>
           <w:tcPr>
-            <w:tcW w:type="dxa" w:w="3540"/>
+            <w:tcW w:type="dxa" w:w="500"/>
+            <w:shd w:fill="F7F9F9"/>
+            <w:vAlign w:val="top"/>
+            <w:tcMar>
+              <w:top w:w="80" w:type="dxa"/>
+              <w:start w:w="120" w:type="dxa"/>
+              <w:bottom w:w="80" w:type="dxa"/>
+              <w:end w:w="120" w:type="dxa"/>
+            </w:tcMar>
+          </w:tcPr>
+          <w:p>
+            <w:pPr>
+              <w:spacing w:after="0"/>
+            </w:pPr>
+            <w:r>
+              <w:rPr>
+                <w:rFonts w:ascii="Calibri" w:hAnsi="Calibri" w:eastAsia="Calibri"/>
+                <w:b w:val="0"/>
+                <w:i w:val="0"/>
+                <w:color w:val="203740"/>
+                <w:sz w:val="17"/>
+              </w:rPr>
+              <w:t>2</w:t>
+            </w:r>
+          </w:p>
+        </w:tc>
+        <w:tc>
+          <w:tcPr>
+            <w:tcW w:type="dxa" w:w="1200"/>
+            <w:shd w:fill="F7F9F9"/>
+            <w:vAlign w:val="top"/>
+            <w:tcMar>
+              <w:top w:w="80" w:type="dxa"/>
+              <w:start w:w="120" w:type="dxa"/>
+              <w:bottom w:w="80" w:type="dxa"/>
+              <w:end w:w="120" w:type="dxa"/>
+            </w:tcMar>
+          </w:tcPr>
+          <w:p>
+            <w:pPr>
+              <w:spacing w:after="0"/>
+            </w:pPr>
+            <w:r>
+              <w:rPr>
+                <w:rFonts w:ascii="Calibri" w:hAnsi="Calibri" w:eastAsia="Calibri"/>
+                <w:b w:val="0"/>
+                <w:i w:val="0"/>
+                <w:color w:val="203740"/>
+                <w:sz w:val="17"/>
+              </w:rPr>
+              <w:t>SNIP 15946</w:t>
+              <w:br/>
+              <w:t>Ficha 6229</w:t>
+            </w:r>
+          </w:p>
+        </w:tc>
+        <w:tc>
+          <w:tcPr>
+            <w:tcW w:type="dxa" w:w="3700"/>
             <w:shd w:fill="F7F9F9"/>
             <w:vAlign w:val="top"/>
             <w:tcMar>
@@ -6946,15 +7016,43 @@
               </w:rPr>
               <w:t>RECONSTRUCCIÓN DE LA INFRAESTRUCTURA VIAL URBANA DEL MUNICIPIO SABANA GRANDE DE PALENQUE, PROVINCIA SAN CRISTÓBAL.</w:t>
               <w:br/>
-              <w:t>SNIP 15946 · Ficha 6229</w:t>
+              <w:t>Institución: MINISTERIO DE OBRAS PUBLICAS Y COMUNICACIONES</w:t>
+            </w:r>
+          </w:p>
+        </w:tc>
+        <w:tc>
+          <w:tcPr>
+            <w:tcW w:type="dxa" w:w="1300"/>
+            <w:shd w:fill="F7F9F9"/>
+            <w:vAlign w:val="top"/>
+            <w:tcMar>
+              <w:top w:w="80" w:type="dxa"/>
+              <w:start w:w="120" w:type="dxa"/>
+              <w:bottom w:w="80" w:type="dxa"/>
+              <w:end w:w="120" w:type="dxa"/>
+            </w:tcMar>
+          </w:tcPr>
+          <w:p>
+            <w:pPr>
+              <w:spacing w:after="0"/>
+            </w:pPr>
+            <w:r>
+              <w:rPr>
+                <w:rFonts w:ascii="Calibri" w:hAnsi="Calibri" w:eastAsia="Calibri"/>
+                <w:b w:val="0"/>
+                <w:i w:val="0"/>
+                <w:color w:val="203740"/>
+                <w:sz w:val="17"/>
+              </w:rPr>
+              <w:t>EJECUCIÓN</w:t>
               <w:br/>
-              <w:t>Ubicación: perfil oficial</w:t>
-            </w:r>
-          </w:p>
-        </w:tc>
-        <w:tc>
-          <w:tcPr>
-            <w:tcW w:type="dxa" w:w="1980"/>
+              <w:t>2023-01-01–2027-01-31</w:t>
+            </w:r>
+          </w:p>
+        </w:tc>
+        <w:tc>
+          <w:tcPr>
+            <w:tcW w:type="dxa" w:w="2660"/>
             <w:shd w:fill="F7F9F9"/>
             <w:vAlign w:val="top"/>
             <w:tcMar>
@@ -6976,93 +7074,11 @@
                 <w:color w:val="203740"/>
                 <w:sz w:val="17"/>
               </w:rPr>
-              <w:t>MINISTERIO DE OBRAS PUBLICAS Y COMUNICACIONES</w:t>
-            </w:r>
-          </w:p>
-        </w:tc>
-        <w:tc>
-          <w:tcPr>
-            <w:tcW w:type="dxa" w:w="1500"/>
-            <w:shd w:fill="F7F9F9"/>
-            <w:vAlign w:val="top"/>
-            <w:tcMar>
-              <w:top w:w="80" w:type="dxa"/>
-              <w:start w:w="120" w:type="dxa"/>
-              <w:bottom w:w="80" w:type="dxa"/>
-              <w:end w:w="120" w:type="dxa"/>
-            </w:tcMar>
-          </w:tcPr>
-          <w:p>
-            <w:pPr>
-              <w:spacing w:after="0"/>
-            </w:pPr>
-            <w:r>
-              <w:rPr>
-                <w:rFonts w:ascii="Calibri" w:hAnsi="Calibri" w:eastAsia="Calibri"/>
-                <w:b w:val="0"/>
-                <w:i w:val="0"/>
-                <w:color w:val="203740"/>
-                <w:sz w:val="17"/>
-              </w:rPr>
-              <w:t>En ejecución</w:t>
+              <w:t>Asignación: 45,002,187</w:t>
               <w:br/>
-              <w:t>2023–2027</w:t>
-            </w:r>
-          </w:p>
-        </w:tc>
-        <w:tc>
-          <w:tcPr>
-            <w:tcW w:type="dxa" w:w="1170"/>
-            <w:shd w:fill="F7F9F9"/>
-            <w:vAlign w:val="top"/>
-            <w:tcMar>
-              <w:top w:w="80" w:type="dxa"/>
-              <w:start w:w="120" w:type="dxa"/>
-              <w:bottom w:w="80" w:type="dxa"/>
-              <w:end w:w="120" w:type="dxa"/>
-            </w:tcMar>
-          </w:tcPr>
-          <w:p>
-            <w:pPr>
-              <w:spacing w:after="0"/>
-            </w:pPr>
-            <w:r>
-              <w:rPr>
-                <w:rFonts w:ascii="Calibri" w:hAnsi="Calibri" w:eastAsia="Calibri"/>
-                <w:b w:val="0"/>
-                <w:i w:val="0"/>
-                <w:color w:val="203740"/>
-                <w:sz w:val="17"/>
-              </w:rPr>
-              <w:t>45,002,187</w:t>
-            </w:r>
-          </w:p>
-        </w:tc>
-        <w:tc>
-          <w:tcPr>
-            <w:tcW w:type="dxa" w:w="1170"/>
-            <w:shd w:fill="F7F9F9"/>
-            <w:vAlign w:val="top"/>
-            <w:tcMar>
-              <w:top w:w="80" w:type="dxa"/>
-              <w:start w:w="120" w:type="dxa"/>
-              <w:bottom w:w="80" w:type="dxa"/>
-              <w:end w:w="120" w:type="dxa"/>
-            </w:tcMar>
-          </w:tcPr>
-          <w:p>
-            <w:pPr>
-              <w:spacing w:after="0"/>
-            </w:pPr>
-            <w:r>
-              <w:rPr>
-                <w:rFonts w:ascii="Calibri" w:hAnsi="Calibri" w:eastAsia="Calibri"/>
-                <w:b w:val="0"/>
-                <w:i w:val="0"/>
-                <w:color w:val="203740"/>
-                <w:sz w:val="17"/>
-              </w:rPr>
-              <w:t>44,837,886</w:t>
+              <w:t>Ejecutado: 44,837,886</w:t>
+              <w:br/>
+              <w:t>Tasa: 99.6%</w:t>
             </w:r>
           </w:p>
         </w:tc>
@@ -7070,7 +7086,63 @@
       <w:tr>
         <w:tc>
           <w:tcPr>
-            <w:tcW w:type="dxa" w:w="3540"/>
+            <w:tcW w:type="dxa" w:w="500"/>
+            <w:vAlign w:val="top"/>
+            <w:tcMar>
+              <w:top w:w="80" w:type="dxa"/>
+              <w:start w:w="120" w:type="dxa"/>
+              <w:bottom w:w="80" w:type="dxa"/>
+              <w:end w:w="120" w:type="dxa"/>
+            </w:tcMar>
+          </w:tcPr>
+          <w:p>
+            <w:pPr>
+              <w:spacing w:after="0"/>
+            </w:pPr>
+            <w:r>
+              <w:rPr>
+                <w:rFonts w:ascii="Calibri" w:hAnsi="Calibri" w:eastAsia="Calibri"/>
+                <w:b w:val="0"/>
+                <w:i w:val="0"/>
+                <w:color w:val="203740"/>
+                <w:sz w:val="17"/>
+              </w:rPr>
+              <w:t>3</w:t>
+            </w:r>
+          </w:p>
+        </w:tc>
+        <w:tc>
+          <w:tcPr>
+            <w:tcW w:type="dxa" w:w="1200"/>
+            <w:vAlign w:val="top"/>
+            <w:tcMar>
+              <w:top w:w="80" w:type="dxa"/>
+              <w:start w:w="120" w:type="dxa"/>
+              <w:bottom w:w="80" w:type="dxa"/>
+              <w:end w:w="120" w:type="dxa"/>
+            </w:tcMar>
+          </w:tcPr>
+          <w:p>
+            <w:pPr>
+              <w:spacing w:after="0"/>
+            </w:pPr>
+            <w:r>
+              <w:rPr>
+                <w:rFonts w:ascii="Calibri" w:hAnsi="Calibri" w:eastAsia="Calibri"/>
+                <w:b w:val="0"/>
+                <w:i w:val="0"/>
+                <w:color w:val="203740"/>
+                <w:sz w:val="17"/>
+              </w:rPr>
+              <w:t>SNIP 15542</w:t>
+              <w:br/>
+              <w:t>Ficha 7087</w:t>
+            </w:r>
+          </w:p>
+        </w:tc>
+        <w:tc>
+          <w:tcPr>
+            <w:tcW w:type="dxa" w:w="3700"/>
             <w:vAlign w:val="top"/>
             <w:tcMar>
               <w:top w:w="80" w:type="dxa"/>
@@ -7093,119 +7165,67 @@
               </w:rPr>
               <w:t>AMPLIACIÓN DEL PLANTEL EDUCATIVO PARA INICIAL CANTALICIA ENCARNACIÓN MATEO, MUNICIPIO SABANA GRANDE DE PALENQUE, PROVINCIA SAN CRISTÓBAL.</w:t>
               <w:br/>
-              <w:t>SNIP 15542 · Ficha 7087</w:t>
+              <w:t>Institución: DIRECCION DE INFRAESTRUCTURA ESCOLAR</w:t>
+            </w:r>
+          </w:p>
+        </w:tc>
+        <w:tc>
+          <w:tcPr>
+            <w:tcW w:type="dxa" w:w="1300"/>
+            <w:vAlign w:val="top"/>
+            <w:tcMar>
+              <w:top w:w="80" w:type="dxa"/>
+              <w:start w:w="120" w:type="dxa"/>
+              <w:bottom w:w="80" w:type="dxa"/>
+              <w:end w:w="120" w:type="dxa"/>
+            </w:tcMar>
+          </w:tcPr>
+          <w:p>
+            <w:pPr>
+              <w:spacing w:after="0"/>
+            </w:pPr>
+            <w:r>
+              <w:rPr>
+                <w:rFonts w:ascii="Calibri" w:hAnsi="Calibri" w:eastAsia="Calibri"/>
+                <w:b w:val="0"/>
+                <w:i w:val="0"/>
+                <w:color w:val="203740"/>
+                <w:sz w:val="17"/>
+              </w:rPr>
+              <w:t>EJECUCIÓN</w:t>
               <w:br/>
-              <w:t>Ubicación: perfil oficial</w:t>
-            </w:r>
-          </w:p>
-        </w:tc>
-        <w:tc>
-          <w:tcPr>
-            <w:tcW w:type="dxa" w:w="1980"/>
-            <w:vAlign w:val="top"/>
-            <w:tcMar>
-              <w:top w:w="80" w:type="dxa"/>
-              <w:start w:w="120" w:type="dxa"/>
-              <w:bottom w:w="80" w:type="dxa"/>
-              <w:end w:w="120" w:type="dxa"/>
-            </w:tcMar>
-          </w:tcPr>
-          <w:p>
-            <w:pPr>
-              <w:spacing w:after="0"/>
-            </w:pPr>
-            <w:r>
-              <w:rPr>
-                <w:rFonts w:ascii="Calibri" w:hAnsi="Calibri" w:eastAsia="Calibri"/>
-                <w:b w:val="0"/>
-                <w:i w:val="0"/>
-                <w:color w:val="203740"/>
-                <w:sz w:val="17"/>
-              </w:rPr>
-              <w:t>DIRECCION DE INFRAESTRUCTURA ESCOLAR</w:t>
-            </w:r>
-          </w:p>
-        </w:tc>
-        <w:tc>
-          <w:tcPr>
-            <w:tcW w:type="dxa" w:w="1500"/>
-            <w:vAlign w:val="top"/>
-            <w:tcMar>
-              <w:top w:w="80" w:type="dxa"/>
-              <w:start w:w="120" w:type="dxa"/>
-              <w:bottom w:w="80" w:type="dxa"/>
-              <w:end w:w="120" w:type="dxa"/>
-            </w:tcMar>
-          </w:tcPr>
-          <w:p>
-            <w:pPr>
-              <w:spacing w:after="0"/>
-            </w:pPr>
-            <w:r>
-              <w:rPr>
-                <w:rFonts w:ascii="Calibri" w:hAnsi="Calibri" w:eastAsia="Calibri"/>
-                <w:b w:val="0"/>
-                <w:i w:val="0"/>
-                <w:color w:val="203740"/>
-                <w:sz w:val="17"/>
-              </w:rPr>
-              <w:t>En ejecución</w:t>
+              <w:t>2023-01-01–2027-01-31</w:t>
+            </w:r>
+          </w:p>
+        </w:tc>
+        <w:tc>
+          <w:tcPr>
+            <w:tcW w:type="dxa" w:w="2660"/>
+            <w:vAlign w:val="top"/>
+            <w:tcMar>
+              <w:top w:w="80" w:type="dxa"/>
+              <w:start w:w="120" w:type="dxa"/>
+              <w:bottom w:w="80" w:type="dxa"/>
+              <w:end w:w="120" w:type="dxa"/>
+            </w:tcMar>
+          </w:tcPr>
+          <w:p>
+            <w:pPr>
+              <w:spacing w:after="0"/>
+            </w:pPr>
+            <w:r>
+              <w:rPr>
+                <w:rFonts w:ascii="Calibri" w:hAnsi="Calibri" w:eastAsia="Calibri"/>
+                <w:b w:val="0"/>
+                <w:i w:val="0"/>
+                <w:color w:val="203740"/>
+                <w:sz w:val="17"/>
+              </w:rPr>
+              <w:t>Asignación: 110</w:t>
               <w:br/>
-              <w:t>2023–2027</w:t>
-            </w:r>
-          </w:p>
-        </w:tc>
-        <w:tc>
-          <w:tcPr>
-            <w:tcW w:type="dxa" w:w="1170"/>
-            <w:vAlign w:val="top"/>
-            <w:tcMar>
-              <w:top w:w="80" w:type="dxa"/>
-              <w:start w:w="120" w:type="dxa"/>
-              <w:bottom w:w="80" w:type="dxa"/>
-              <w:end w:w="120" w:type="dxa"/>
-            </w:tcMar>
-          </w:tcPr>
-          <w:p>
-            <w:pPr>
-              <w:spacing w:after="0"/>
-            </w:pPr>
-            <w:r>
-              <w:rPr>
-                <w:rFonts w:ascii="Calibri" w:hAnsi="Calibri" w:eastAsia="Calibri"/>
-                <w:b w:val="0"/>
-                <w:i w:val="0"/>
-                <w:color w:val="203740"/>
-                <w:sz w:val="17"/>
-              </w:rPr>
-              <w:t>110</w:t>
-            </w:r>
-          </w:p>
-        </w:tc>
-        <w:tc>
-          <w:tcPr>
-            <w:tcW w:type="dxa" w:w="1170"/>
-            <w:vAlign w:val="top"/>
-            <w:tcMar>
-              <w:top w:w="80" w:type="dxa"/>
-              <w:start w:w="120" w:type="dxa"/>
-              <w:bottom w:w="80" w:type="dxa"/>
-              <w:end w:w="120" w:type="dxa"/>
-            </w:tcMar>
-          </w:tcPr>
-          <w:p>
-            <w:pPr>
-              <w:spacing w:after="0"/>
-            </w:pPr>
-            <w:r>
-              <w:rPr>
-                <w:rFonts w:ascii="Calibri" w:hAnsi="Calibri" w:eastAsia="Calibri"/>
-                <w:b w:val="0"/>
-                <w:i w:val="0"/>
-                <w:color w:val="203740"/>
-                <w:sz w:val="17"/>
-              </w:rPr>
-              <w:t>0</w:t>
+              <w:t>Ejecutado: 0</w:t>
+              <w:br/>
+              <w:t>Tasa: 0.0%</w:t>
             </w:r>
           </w:p>
         </w:tc>
@@ -7213,7 +7233,65 @@
       <w:tr>
         <w:tc>
           <w:tcPr>
-            <w:tcW w:type="dxa" w:w="3540"/>
+            <w:tcW w:type="dxa" w:w="500"/>
+            <w:shd w:fill="F7F9F9"/>
+            <w:vAlign w:val="top"/>
+            <w:tcMar>
+              <w:top w:w="80" w:type="dxa"/>
+              <w:start w:w="120" w:type="dxa"/>
+              <w:bottom w:w="80" w:type="dxa"/>
+              <w:end w:w="120" w:type="dxa"/>
+            </w:tcMar>
+          </w:tcPr>
+          <w:p>
+            <w:pPr>
+              <w:spacing w:after="0"/>
+            </w:pPr>
+            <w:r>
+              <w:rPr>
+                <w:rFonts w:ascii="Calibri" w:hAnsi="Calibri" w:eastAsia="Calibri"/>
+                <w:b w:val="0"/>
+                <w:i w:val="0"/>
+                <w:color w:val="203740"/>
+                <w:sz w:val="17"/>
+              </w:rPr>
+              <w:t>4</w:t>
+            </w:r>
+          </w:p>
+        </w:tc>
+        <w:tc>
+          <w:tcPr>
+            <w:tcW w:type="dxa" w:w="1200"/>
+            <w:shd w:fill="F7F9F9"/>
+            <w:vAlign w:val="top"/>
+            <w:tcMar>
+              <w:top w:w="80" w:type="dxa"/>
+              <w:start w:w="120" w:type="dxa"/>
+              <w:bottom w:w="80" w:type="dxa"/>
+              <w:end w:w="120" w:type="dxa"/>
+            </w:tcMar>
+          </w:tcPr>
+          <w:p>
+            <w:pPr>
+              <w:spacing w:after="0"/>
+            </w:pPr>
+            <w:r>
+              <w:rPr>
+                <w:rFonts w:ascii="Calibri" w:hAnsi="Calibri" w:eastAsia="Calibri"/>
+                <w:b w:val="0"/>
+                <w:i w:val="0"/>
+                <w:color w:val="203740"/>
+                <w:sz w:val="17"/>
+              </w:rPr>
+              <w:t>SNIP 15537</w:t>
+              <w:br/>
+              <w:t>Ficha 7082</w:t>
+            </w:r>
+          </w:p>
+        </w:tc>
+        <w:tc>
+          <w:tcPr>
+            <w:tcW w:type="dxa" w:w="3700"/>
             <w:shd w:fill="F7F9F9"/>
             <w:vAlign w:val="top"/>
             <w:tcMar>
@@ -7237,15 +7315,43 @@
               </w:rPr>
               <w:t>AMPLIACIÓN DEL PLANTEL EDUCATIVO PARA INICIAL MAURICIO BÁEZ, MUNICIPIO SABANA GRANDE DE PALENQUE, PROVINCIA SAN CRISTÓBAL.</w:t>
               <w:br/>
-              <w:t>SNIP 15537 · Ficha 7082</w:t>
+              <w:t>Institución: DIRECCION DE INFRAESTRUCTURA ESCOLAR</w:t>
+            </w:r>
+          </w:p>
+        </w:tc>
+        <w:tc>
+          <w:tcPr>
+            <w:tcW w:type="dxa" w:w="1300"/>
+            <w:shd w:fill="F7F9F9"/>
+            <w:vAlign w:val="top"/>
+            <w:tcMar>
+              <w:top w:w="80" w:type="dxa"/>
+              <w:start w:w="120" w:type="dxa"/>
+              <w:bottom w:w="80" w:type="dxa"/>
+              <w:end w:w="120" w:type="dxa"/>
+            </w:tcMar>
+          </w:tcPr>
+          <w:p>
+            <w:pPr>
+              <w:spacing w:after="0"/>
+            </w:pPr>
+            <w:r>
+              <w:rPr>
+                <w:rFonts w:ascii="Calibri" w:hAnsi="Calibri" w:eastAsia="Calibri"/>
+                <w:b w:val="0"/>
+                <w:i w:val="0"/>
+                <w:color w:val="203740"/>
+                <w:sz w:val="17"/>
+              </w:rPr>
+              <w:t>EJECUCIÓN</w:t>
               <w:br/>
-              <w:t>Ubicación: perfil oficial</w:t>
-            </w:r>
-          </w:p>
-        </w:tc>
-        <w:tc>
-          <w:tcPr>
-            <w:tcW w:type="dxa" w:w="1980"/>
+              <w:t>2023-01-01–2027-01-31</w:t>
+            </w:r>
+          </w:p>
+        </w:tc>
+        <w:tc>
+          <w:tcPr>
+            <w:tcW w:type="dxa" w:w="2660"/>
             <w:shd w:fill="F7F9F9"/>
             <w:vAlign w:val="top"/>
             <w:tcMar>
@@ -7267,93 +7373,11 @@
                 <w:color w:val="203740"/>
                 <w:sz w:val="17"/>
               </w:rPr>
-              <w:t>DIRECCION DE INFRAESTRUCTURA ESCOLAR</w:t>
-            </w:r>
-          </w:p>
-        </w:tc>
-        <w:tc>
-          <w:tcPr>
-            <w:tcW w:type="dxa" w:w="1500"/>
-            <w:shd w:fill="F7F9F9"/>
-            <w:vAlign w:val="top"/>
-            <w:tcMar>
-              <w:top w:w="80" w:type="dxa"/>
-              <w:start w:w="120" w:type="dxa"/>
-              <w:bottom w:w="80" w:type="dxa"/>
-              <w:end w:w="120" w:type="dxa"/>
-            </w:tcMar>
-          </w:tcPr>
-          <w:p>
-            <w:pPr>
-              <w:spacing w:after="0"/>
-            </w:pPr>
-            <w:r>
-              <w:rPr>
-                <w:rFonts w:ascii="Calibri" w:hAnsi="Calibri" w:eastAsia="Calibri"/>
-                <w:b w:val="0"/>
-                <w:i w:val="0"/>
-                <w:color w:val="203740"/>
-                <w:sz w:val="17"/>
-              </w:rPr>
-              <w:t>En ejecución</w:t>
+              <w:t>Asignación: 109</w:t>
               <w:br/>
-              <w:t>2023–2027</w:t>
-            </w:r>
-          </w:p>
-        </w:tc>
-        <w:tc>
-          <w:tcPr>
-            <w:tcW w:type="dxa" w:w="1170"/>
-            <w:shd w:fill="F7F9F9"/>
-            <w:vAlign w:val="top"/>
-            <w:tcMar>
-              <w:top w:w="80" w:type="dxa"/>
-              <w:start w:w="120" w:type="dxa"/>
-              <w:bottom w:w="80" w:type="dxa"/>
-              <w:end w:w="120" w:type="dxa"/>
-            </w:tcMar>
-          </w:tcPr>
-          <w:p>
-            <w:pPr>
-              <w:spacing w:after="0"/>
-            </w:pPr>
-            <w:r>
-              <w:rPr>
-                <w:rFonts w:ascii="Calibri" w:hAnsi="Calibri" w:eastAsia="Calibri"/>
-                <w:b w:val="0"/>
-                <w:i w:val="0"/>
-                <w:color w:val="203740"/>
-                <w:sz w:val="17"/>
-              </w:rPr>
-              <w:t>109</w:t>
-            </w:r>
-          </w:p>
-        </w:tc>
-        <w:tc>
-          <w:tcPr>
-            <w:tcW w:type="dxa" w:w="1170"/>
-            <w:shd w:fill="F7F9F9"/>
-            <w:vAlign w:val="top"/>
-            <w:tcMar>
-              <w:top w:w="80" w:type="dxa"/>
-              <w:start w:w="120" w:type="dxa"/>
-              <w:bottom w:w="80" w:type="dxa"/>
-              <w:end w:w="120" w:type="dxa"/>
-            </w:tcMar>
-          </w:tcPr>
-          <w:p>
-            <w:pPr>
-              <w:spacing w:after="0"/>
-            </w:pPr>
-            <w:r>
-              <w:rPr>
-                <w:rFonts w:ascii="Calibri" w:hAnsi="Calibri" w:eastAsia="Calibri"/>
-                <w:b w:val="0"/>
-                <w:i w:val="0"/>
-                <w:color w:val="203740"/>
-                <w:sz w:val="17"/>
-              </w:rPr>
-              <w:t>0</w:t>
+              <w:t>Ejecutado: 0</w:t>
+              <w:br/>
+              <w:t>Tasa: 0.0%</w:t>
             </w:r>
           </w:p>
         </w:tc>
@@ -7361,7 +7385,63 @@
       <w:tr>
         <w:tc>
           <w:tcPr>
-            <w:tcW w:type="dxa" w:w="3540"/>
+            <w:tcW w:type="dxa" w:w="500"/>
+            <w:vAlign w:val="top"/>
+            <w:tcMar>
+              <w:top w:w="80" w:type="dxa"/>
+              <w:start w:w="120" w:type="dxa"/>
+              <w:bottom w:w="80" w:type="dxa"/>
+              <w:end w:w="120" w:type="dxa"/>
+            </w:tcMar>
+          </w:tcPr>
+          <w:p>
+            <w:pPr>
+              <w:spacing w:after="0"/>
+            </w:pPr>
+            <w:r>
+              <w:rPr>
+                <w:rFonts w:ascii="Calibri" w:hAnsi="Calibri" w:eastAsia="Calibri"/>
+                <w:b w:val="0"/>
+                <w:i w:val="0"/>
+                <w:color w:val="203740"/>
+                <w:sz w:val="17"/>
+              </w:rPr>
+              <w:t>5</w:t>
+            </w:r>
+          </w:p>
+        </w:tc>
+        <w:tc>
+          <w:tcPr>
+            <w:tcW w:type="dxa" w:w="1200"/>
+            <w:vAlign w:val="top"/>
+            <w:tcMar>
+              <w:top w:w="80" w:type="dxa"/>
+              <w:start w:w="120" w:type="dxa"/>
+              <w:bottom w:w="80" w:type="dxa"/>
+              <w:end w:w="120" w:type="dxa"/>
+            </w:tcMar>
+          </w:tcPr>
+          <w:p>
+            <w:pPr>
+              <w:spacing w:after="0"/>
+            </w:pPr>
+            <w:r>
+              <w:rPr>
+                <w:rFonts w:ascii="Calibri" w:hAnsi="Calibri" w:eastAsia="Calibri"/>
+                <w:b w:val="0"/>
+                <w:i w:val="0"/>
+                <w:color w:val="203740"/>
+                <w:sz w:val="17"/>
+              </w:rPr>
+              <w:t>SNIP 15539</w:t>
+              <w:br/>
+              <w:t>Ficha 7084</w:t>
+            </w:r>
+          </w:p>
+        </w:tc>
+        <w:tc>
+          <w:tcPr>
+            <w:tcW w:type="dxa" w:w="3700"/>
             <w:vAlign w:val="top"/>
             <w:tcMar>
               <w:top w:w="80" w:type="dxa"/>
@@ -7384,119 +7464,67 @@
               </w:rPr>
               <w:t>AMPLIACIÓN DEL PLANTEL EDUCATIVO PARA INICIAL MERCEDES LUISA PÉREZ, MUNICIPIO SABANA GRANDE DE PALENQUE, PROVINCIA SAN CRISTÓBAL.</w:t>
               <w:br/>
-              <w:t>SNIP 15539 · Ficha 7084</w:t>
+              <w:t>Institución: DIRECCION DE INFRAESTRUCTURA ESCOLAR</w:t>
+            </w:r>
+          </w:p>
+        </w:tc>
+        <w:tc>
+          <w:tcPr>
+            <w:tcW w:type="dxa" w:w="1300"/>
+            <w:vAlign w:val="top"/>
+            <w:tcMar>
+              <w:top w:w="80" w:type="dxa"/>
+              <w:start w:w="120" w:type="dxa"/>
+              <w:bottom w:w="80" w:type="dxa"/>
+              <w:end w:w="120" w:type="dxa"/>
+            </w:tcMar>
+          </w:tcPr>
+          <w:p>
+            <w:pPr>
+              <w:spacing w:after="0"/>
+            </w:pPr>
+            <w:r>
+              <w:rPr>
+                <w:rFonts w:ascii="Calibri" w:hAnsi="Calibri" w:eastAsia="Calibri"/>
+                <w:b w:val="0"/>
+                <w:i w:val="0"/>
+                <w:color w:val="203740"/>
+                <w:sz w:val="17"/>
+              </w:rPr>
+              <w:t>EJECUCIÓN</w:t>
               <w:br/>
-              <w:t>Ubicación: perfil oficial</w:t>
-            </w:r>
-          </w:p>
-        </w:tc>
-        <w:tc>
-          <w:tcPr>
-            <w:tcW w:type="dxa" w:w="1980"/>
-            <w:vAlign w:val="top"/>
-            <w:tcMar>
-              <w:top w:w="80" w:type="dxa"/>
-              <w:start w:w="120" w:type="dxa"/>
-              <w:bottom w:w="80" w:type="dxa"/>
-              <w:end w:w="120" w:type="dxa"/>
-            </w:tcMar>
-          </w:tcPr>
-          <w:p>
-            <w:pPr>
-              <w:spacing w:after="0"/>
-            </w:pPr>
-            <w:r>
-              <w:rPr>
-                <w:rFonts w:ascii="Calibri" w:hAnsi="Calibri" w:eastAsia="Calibri"/>
-                <w:b w:val="0"/>
-                <w:i w:val="0"/>
-                <w:color w:val="203740"/>
-                <w:sz w:val="17"/>
-              </w:rPr>
-              <w:t>DIRECCION DE INFRAESTRUCTURA ESCOLAR</w:t>
-            </w:r>
-          </w:p>
-        </w:tc>
-        <w:tc>
-          <w:tcPr>
-            <w:tcW w:type="dxa" w:w="1500"/>
-            <w:vAlign w:val="top"/>
-            <w:tcMar>
-              <w:top w:w="80" w:type="dxa"/>
-              <w:start w:w="120" w:type="dxa"/>
-              <w:bottom w:w="80" w:type="dxa"/>
-              <w:end w:w="120" w:type="dxa"/>
-            </w:tcMar>
-          </w:tcPr>
-          <w:p>
-            <w:pPr>
-              <w:spacing w:after="0"/>
-            </w:pPr>
-            <w:r>
-              <w:rPr>
-                <w:rFonts w:ascii="Calibri" w:hAnsi="Calibri" w:eastAsia="Calibri"/>
-                <w:b w:val="0"/>
-                <w:i w:val="0"/>
-                <w:color w:val="203740"/>
-                <w:sz w:val="17"/>
-              </w:rPr>
-              <w:t>En ejecución</w:t>
+              <w:t>2023-01-01–2027-01-31</w:t>
+            </w:r>
+          </w:p>
+        </w:tc>
+        <w:tc>
+          <w:tcPr>
+            <w:tcW w:type="dxa" w:w="2660"/>
+            <w:vAlign w:val="top"/>
+            <w:tcMar>
+              <w:top w:w="80" w:type="dxa"/>
+              <w:start w:w="120" w:type="dxa"/>
+              <w:bottom w:w="80" w:type="dxa"/>
+              <w:end w:w="120" w:type="dxa"/>
+            </w:tcMar>
+          </w:tcPr>
+          <w:p>
+            <w:pPr>
+              <w:spacing w:after="0"/>
+            </w:pPr>
+            <w:r>
+              <w:rPr>
+                <w:rFonts w:ascii="Calibri" w:hAnsi="Calibri" w:eastAsia="Calibri"/>
+                <w:b w:val="0"/>
+                <w:i w:val="0"/>
+                <w:color w:val="203740"/>
+                <w:sz w:val="17"/>
+              </w:rPr>
+              <w:t>Asignación: 109</w:t>
               <w:br/>
-              <w:t>2023–2027</w:t>
-            </w:r>
-          </w:p>
-        </w:tc>
-        <w:tc>
-          <w:tcPr>
-            <w:tcW w:type="dxa" w:w="1170"/>
-            <w:vAlign w:val="top"/>
-            <w:tcMar>
-              <w:top w:w="80" w:type="dxa"/>
-              <w:start w:w="120" w:type="dxa"/>
-              <w:bottom w:w="80" w:type="dxa"/>
-              <w:end w:w="120" w:type="dxa"/>
-            </w:tcMar>
-          </w:tcPr>
-          <w:p>
-            <w:pPr>
-              <w:spacing w:after="0"/>
-            </w:pPr>
-            <w:r>
-              <w:rPr>
-                <w:rFonts w:ascii="Calibri" w:hAnsi="Calibri" w:eastAsia="Calibri"/>
-                <w:b w:val="0"/>
-                <w:i w:val="0"/>
-                <w:color w:val="203740"/>
-                <w:sz w:val="17"/>
-              </w:rPr>
-              <w:t>109</w:t>
-            </w:r>
-          </w:p>
-        </w:tc>
-        <w:tc>
-          <w:tcPr>
-            <w:tcW w:type="dxa" w:w="1170"/>
-            <w:vAlign w:val="top"/>
-            <w:tcMar>
-              <w:top w:w="80" w:type="dxa"/>
-              <w:start w:w="120" w:type="dxa"/>
-              <w:bottom w:w="80" w:type="dxa"/>
-              <w:end w:w="120" w:type="dxa"/>
-            </w:tcMar>
-          </w:tcPr>
-          <w:p>
-            <w:pPr>
-              <w:spacing w:after="0"/>
-            </w:pPr>
-            <w:r>
-              <w:rPr>
-                <w:rFonts w:ascii="Calibri" w:hAnsi="Calibri" w:eastAsia="Calibri"/>
-                <w:b w:val="0"/>
-                <w:i w:val="0"/>
-                <w:color w:val="203740"/>
-                <w:sz w:val="17"/>
-              </w:rPr>
-              <w:t>0</w:t>
+              <w:t>Ejecutado: 0</w:t>
+              <w:br/>
+              <w:t>Tasa: 0.0%</w:t>
             </w:r>
           </w:p>
         </w:tc>
@@ -7504,7 +7532,65 @@
       <w:tr>
         <w:tc>
           <w:tcPr>
-            <w:tcW w:type="dxa" w:w="3540"/>
+            <w:tcW w:type="dxa" w:w="500"/>
+            <w:shd w:fill="F7F9F9"/>
+            <w:vAlign w:val="top"/>
+            <w:tcMar>
+              <w:top w:w="80" w:type="dxa"/>
+              <w:start w:w="120" w:type="dxa"/>
+              <w:bottom w:w="80" w:type="dxa"/>
+              <w:end w:w="120" w:type="dxa"/>
+            </w:tcMar>
+          </w:tcPr>
+          <w:p>
+            <w:pPr>
+              <w:spacing w:after="0"/>
+            </w:pPr>
+            <w:r>
+              <w:rPr>
+                <w:rFonts w:ascii="Calibri" w:hAnsi="Calibri" w:eastAsia="Calibri"/>
+                <w:b w:val="0"/>
+                <w:i w:val="0"/>
+                <w:color w:val="203740"/>
+                <w:sz w:val="17"/>
+              </w:rPr>
+              <w:t>6</w:t>
+            </w:r>
+          </w:p>
+        </w:tc>
+        <w:tc>
+          <w:tcPr>
+            <w:tcW w:type="dxa" w:w="1200"/>
+            <w:shd w:fill="F7F9F9"/>
+            <w:vAlign w:val="top"/>
+            <w:tcMar>
+              <w:top w:w="80" w:type="dxa"/>
+              <w:start w:w="120" w:type="dxa"/>
+              <w:bottom w:w="80" w:type="dxa"/>
+              <w:end w:w="120" w:type="dxa"/>
+            </w:tcMar>
+          </w:tcPr>
+          <w:p>
+            <w:pPr>
+              <w:spacing w:after="0"/>
+            </w:pPr>
+            <w:r>
+              <w:rPr>
+                <w:rFonts w:ascii="Calibri" w:hAnsi="Calibri" w:eastAsia="Calibri"/>
+                <w:b w:val="0"/>
+                <w:i w:val="0"/>
+                <w:color w:val="203740"/>
+                <w:sz w:val="17"/>
+              </w:rPr>
+              <w:t>SNIP 15538</w:t>
+              <w:br/>
+              <w:t>Ficha 7083</w:t>
+            </w:r>
+          </w:p>
+        </w:tc>
+        <w:tc>
+          <w:tcPr>
+            <w:tcW w:type="dxa" w:w="3700"/>
             <w:shd w:fill="F7F9F9"/>
             <w:vAlign w:val="top"/>
             <w:tcMar>
@@ -7528,15 +7614,43 @@
               </w:rPr>
               <w:t>AMPLIACIÓN DEL PLANTEL EDUCATIVO PARA INICIAL PADRE BORBÓN, MUNICIPIO SABANA GRANDE DE PALENQUE, PROVINCIA SAN CRISTÓBAL.</w:t>
               <w:br/>
-              <w:t>SNIP 15538 · Ficha 7083</w:t>
+              <w:t>Institución: DIRECCION DE INFRAESTRUCTURA ESCOLAR</w:t>
+            </w:r>
+          </w:p>
+        </w:tc>
+        <w:tc>
+          <w:tcPr>
+            <w:tcW w:type="dxa" w:w="1300"/>
+            <w:shd w:fill="F7F9F9"/>
+            <w:vAlign w:val="top"/>
+            <w:tcMar>
+              <w:top w:w="80" w:type="dxa"/>
+              <w:start w:w="120" w:type="dxa"/>
+              <w:bottom w:w="80" w:type="dxa"/>
+              <w:end w:w="120" w:type="dxa"/>
+            </w:tcMar>
+          </w:tcPr>
+          <w:p>
+            <w:pPr>
+              <w:spacing w:after="0"/>
+            </w:pPr>
+            <w:r>
+              <w:rPr>
+                <w:rFonts w:ascii="Calibri" w:hAnsi="Calibri" w:eastAsia="Calibri"/>
+                <w:b w:val="0"/>
+                <w:i w:val="0"/>
+                <w:color w:val="203740"/>
+                <w:sz w:val="17"/>
+              </w:rPr>
+              <w:t>EJECUCIÓN</w:t>
               <w:br/>
-              <w:t>Ubicación: perfil oficial</w:t>
-            </w:r>
-          </w:p>
-        </w:tc>
-        <w:tc>
-          <w:tcPr>
-            <w:tcW w:type="dxa" w:w="1980"/>
+              <w:t>2023-01-01–2027-01-31</w:t>
+            </w:r>
+          </w:p>
+        </w:tc>
+        <w:tc>
+          <w:tcPr>
+            <w:tcW w:type="dxa" w:w="2660"/>
             <w:shd w:fill="F7F9F9"/>
             <w:vAlign w:val="top"/>
             <w:tcMar>
@@ -7558,13 +7672,183 @@
                 <w:color w:val="203740"/>
                 <w:sz w:val="17"/>
               </w:rPr>
-              <w:t>DIRECCION DE INFRAESTRUCTURA ESCOLAR</w:t>
-            </w:r>
-          </w:p>
-        </w:tc>
-        <w:tc>
-          <w:tcPr>
-            <w:tcW w:type="dxa" w:w="1500"/>
+              <w:t>Asignación: 108</w:t>
+              <w:br/>
+              <w:t>Ejecutado: 0</w:t>
+              <w:br/>
+              <w:t>Tasa: 0.0%</w:t>
+            </w:r>
+          </w:p>
+        </w:tc>
+      </w:tr>
+    </w:tbl>
+    <w:p>
+      <w:pPr>
+        <w:spacing w:after="0"/>
+      </w:pPr>
+    </w:p>
+    <w:p>
+      <w:pPr>
+        <w:pStyle w:val="Heading2"/>
+      </w:pPr>
+      <w:r>
+        <w:t>5.2 Fichas completas de los proyectos</w:t>
+      </w:r>
+    </w:p>
+    <w:p>
+      <w:r>
+        <w:t>Las fichas siguientes reproducen todos los campos disponibles en el dataset utilizado. La tasa de ejecución presupuestaria se calcula como ejecutado 2026 dividido entre la asignación 2026; los avances físico y financiero son los porcentajes publicados en el perfil.</w:t>
+      </w:r>
+    </w:p>
+    <w:p>
+      <w:pPr>
+        <w:pStyle w:val="Heading3"/>
+      </w:pPr>
+      <w:r>
+        <w:t>5.2.1 CONSTRUCCIÓN PLAZA DE VENDEDORES PLAYA PALENQUE, MUNICIPIO SABANA GRANDE DE PALENQUE, PROVINCIA SAN CRISTOBAL.</w:t>
+      </w:r>
+    </w:p>
+    <w:tbl>
+      <w:tblPr>
+        <w:tblW w:type="dxa" w:w="9360"/>
+        <w:tblLayout w:type="fixed"/>
+        <w:tblLook w:firstColumn="1" w:firstRow="1" w:lastColumn="0" w:lastRow="0" w:noHBand="0" w:noVBand="1" w:val="04A0"/>
+        <w:jc w:val="center"/>
+        <w:tblInd w:w="120" w:type="dxa"/>
+        <w:tblBorders>
+          <w:top w:val="single" w:sz="5" w:color="D7E0E1"/>
+          <w:left w:val="single" w:sz="5" w:color="D7E0E1"/>
+          <w:bottom w:val="single" w:sz="5" w:color="D7E0E1"/>
+          <w:right w:val="single" w:sz="5" w:color="D7E0E1"/>
+          <w:insideH w:val="single" w:sz="5" w:color="D7E0E1"/>
+          <w:insideV w:val="single" w:sz="5" w:color="D7E0E1"/>
+        </w:tblBorders>
+      </w:tblPr>
+      <w:tblGrid>
+        <w:gridCol w:w="2600"/>
+        <w:gridCol w:w="6760"/>
+      </w:tblGrid>
+      <w:tr>
+        <w:trPr>
+          <w:tblHeader w:val="true"/>
+        </w:trPr>
+        <w:tc>
+          <w:tcPr>
+            <w:tcW w:type="dxa" w:w="2600"/>
+            <w:tcMar>
+              <w:top w:w="80" w:type="dxa"/>
+              <w:start w:w="120" w:type="dxa"/>
+              <w:bottom w:w="80" w:type="dxa"/>
+              <w:end w:w="120" w:type="dxa"/>
+            </w:tcMar>
+            <w:shd w:fill="203740"/>
+            <w:vAlign w:val="center"/>
+          </w:tcPr>
+          <w:p>
+            <w:pPr>
+              <w:spacing w:after="0"/>
+            </w:pPr>
+            <w:r>
+              <w:rPr>
+                <w:rFonts w:ascii="Calibri" w:hAnsi="Calibri" w:eastAsia="Calibri"/>
+                <w:b/>
+                <w:i w:val="0"/>
+                <w:color w:val="FFFFFF"/>
+                <w:sz w:val="17"/>
+              </w:rPr>
+              <w:t>Campo</w:t>
+            </w:r>
+          </w:p>
+        </w:tc>
+        <w:tc>
+          <w:tcPr>
+            <w:tcW w:type="dxa" w:w="6760"/>
+            <w:tcMar>
+              <w:top w:w="80" w:type="dxa"/>
+              <w:start w:w="120" w:type="dxa"/>
+              <w:bottom w:w="80" w:type="dxa"/>
+              <w:end w:w="120" w:type="dxa"/>
+            </w:tcMar>
+            <w:shd w:fill="203740"/>
+            <w:vAlign w:val="center"/>
+          </w:tcPr>
+          <w:p>
+            <w:pPr>
+              <w:spacing w:after="0"/>
+            </w:pPr>
+            <w:r>
+              <w:rPr>
+                <w:rFonts w:ascii="Calibri" w:hAnsi="Calibri" w:eastAsia="Calibri"/>
+                <w:b/>
+                <w:i w:val="0"/>
+                <w:color w:val="FFFFFF"/>
+                <w:sz w:val="17"/>
+              </w:rPr>
+              <w:t>Dato publicado</w:t>
+            </w:r>
+          </w:p>
+        </w:tc>
+      </w:tr>
+      <w:tr>
+        <w:tc>
+          <w:tcPr>
+            <w:tcW w:type="dxa" w:w="2600"/>
+            <w:vAlign w:val="top"/>
+            <w:tcMar>
+              <w:top w:w="80" w:type="dxa"/>
+              <w:start w:w="120" w:type="dxa"/>
+              <w:bottom w:w="80" w:type="dxa"/>
+              <w:end w:w="120" w:type="dxa"/>
+            </w:tcMar>
+          </w:tcPr>
+          <w:p>
+            <w:pPr>
+              <w:spacing w:after="0"/>
+            </w:pPr>
+            <w:r>
+              <w:rPr>
+                <w:rFonts w:ascii="Calibri" w:hAnsi="Calibri" w:eastAsia="Calibri"/>
+                <w:b w:val="0"/>
+                <w:i w:val="0"/>
+                <w:color w:val="203740"/>
+                <w:sz w:val="17"/>
+              </w:rPr>
+              <w:t>Nombre del proyecto</w:t>
+            </w:r>
+          </w:p>
+        </w:tc>
+        <w:tc>
+          <w:tcPr>
+            <w:tcW w:type="dxa" w:w="6760"/>
+            <w:vAlign w:val="top"/>
+            <w:tcMar>
+              <w:top w:w="80" w:type="dxa"/>
+              <w:start w:w="120" w:type="dxa"/>
+              <w:bottom w:w="80" w:type="dxa"/>
+              <w:end w:w="120" w:type="dxa"/>
+            </w:tcMar>
+          </w:tcPr>
+          <w:p>
+            <w:pPr>
+              <w:spacing w:after="0"/>
+            </w:pPr>
+            <w:r>
+              <w:rPr>
+                <w:rFonts w:ascii="Calibri" w:hAnsi="Calibri" w:eastAsia="Calibri"/>
+                <w:b w:val="0"/>
+                <w:i w:val="0"/>
+                <w:color w:val="203740"/>
+                <w:sz w:val="17"/>
+              </w:rPr>
+              <w:t>CONSTRUCCIÓN PLAZA DE VENDEDORES PLAYA PALENQUE, MUNICIPIO SABANA GRANDE DE PALENQUE, PROVINCIA SAN CRISTOBAL.</w:t>
+            </w:r>
+          </w:p>
+        </w:tc>
+      </w:tr>
+      <w:tr>
+        <w:tc>
+          <w:tcPr>
+            <w:tcW w:type="dxa" w:w="2600"/>
             <w:shd w:fill="F7F9F9"/>
             <w:vAlign w:val="top"/>
             <w:tcMar>
@@ -7586,15 +7870,13 @@
                 <w:color w:val="203740"/>
                 <w:sz w:val="17"/>
               </w:rPr>
-              <w:t>En ejecución</w:t>
-              <w:br/>
-              <w:t>2023–2027</w:t>
-            </w:r>
-          </w:p>
-        </w:tc>
-        <w:tc>
-          <w:tcPr>
-            <w:tcW w:type="dxa" w:w="1170"/>
+              <w:t>Identificación</w:t>
+            </w:r>
+          </w:p>
+        </w:tc>
+        <w:tc>
+          <w:tcPr>
+            <w:tcW w:type="dxa" w:w="6760"/>
             <w:shd w:fill="F7F9F9"/>
             <w:vAlign w:val="top"/>
             <w:tcMar>
@@ -7616,13 +7898,71 @@
                 <w:color w:val="203740"/>
                 <w:sz w:val="17"/>
               </w:rPr>
-              <w:t>108</w:t>
-            </w:r>
-          </w:p>
-        </w:tc>
-        <w:tc>
-          <w:tcPr>
-            <w:tcW w:type="dxa" w:w="1170"/>
+              <w:t>SNIP: 15452; Ficha MapaInversiones: 6093</w:t>
+            </w:r>
+          </w:p>
+        </w:tc>
+      </w:tr>
+      <w:tr>
+        <w:tc>
+          <w:tcPr>
+            <w:tcW w:type="dxa" w:w="2600"/>
+            <w:vAlign w:val="top"/>
+            <w:tcMar>
+              <w:top w:w="80" w:type="dxa"/>
+              <w:start w:w="120" w:type="dxa"/>
+              <w:bottom w:w="80" w:type="dxa"/>
+              <w:end w:w="120" w:type="dxa"/>
+            </w:tcMar>
+          </w:tcPr>
+          <w:p>
+            <w:pPr>
+              <w:spacing w:after="0"/>
+            </w:pPr>
+            <w:r>
+              <w:rPr>
+                <w:rFonts w:ascii="Calibri" w:hAnsi="Calibri" w:eastAsia="Calibri"/>
+                <w:b w:val="0"/>
+                <w:i w:val="0"/>
+                <w:color w:val="203740"/>
+                <w:sz w:val="17"/>
+              </w:rPr>
+              <w:t>Estado y seguimiento</w:t>
+            </w:r>
+          </w:p>
+        </w:tc>
+        <w:tc>
+          <w:tcPr>
+            <w:tcW w:type="dxa" w:w="6760"/>
+            <w:vAlign w:val="top"/>
+            <w:tcMar>
+              <w:top w:w="80" w:type="dxa"/>
+              <w:start w:w="120" w:type="dxa"/>
+              <w:bottom w:w="80" w:type="dxa"/>
+              <w:end w:w="120" w:type="dxa"/>
+            </w:tcMar>
+          </w:tcPr>
+          <w:p>
+            <w:pPr>
+              <w:spacing w:after="0"/>
+            </w:pPr>
+            <w:r>
+              <w:rPr>
+                <w:rFonts w:ascii="Calibri" w:hAnsi="Calibri" w:eastAsia="Calibri"/>
+                <w:b w:val="0"/>
+                <w:i w:val="0"/>
+                <w:color w:val="203740"/>
+                <w:sz w:val="17"/>
+              </w:rPr>
+              <w:t>Estado: EJECUCIÓN; seguimiento: Sin ejecución ni contrato activo</w:t>
+            </w:r>
+          </w:p>
+        </w:tc>
+      </w:tr>
+      <w:tr>
+        <w:tc>
+          <w:tcPr>
+            <w:tcW w:type="dxa" w:w="2600"/>
             <w:shd w:fill="F7F9F9"/>
             <w:vAlign w:val="top"/>
             <w:tcMar>
@@ -7644,7 +7984,5754 @@
                 <w:color w:val="203740"/>
                 <w:sz w:val="17"/>
               </w:rPr>
-              <w:t>0</w:t>
+              <w:t>Institución ejecutora</w:t>
+            </w:r>
+          </w:p>
+        </w:tc>
+        <w:tc>
+          <w:tcPr>
+            <w:tcW w:type="dxa" w:w="6760"/>
+            <w:shd w:fill="F7F9F9"/>
+            <w:vAlign w:val="top"/>
+            <w:tcMar>
+              <w:top w:w="80" w:type="dxa"/>
+              <w:start w:w="120" w:type="dxa"/>
+              <w:bottom w:w="80" w:type="dxa"/>
+              <w:end w:w="120" w:type="dxa"/>
+            </w:tcMar>
+          </w:tcPr>
+          <w:p>
+            <w:pPr>
+              <w:spacing w:after="0"/>
+            </w:pPr>
+            <w:r>
+              <w:rPr>
+                <w:rFonts w:ascii="Calibri" w:hAnsi="Calibri" w:eastAsia="Calibri"/>
+                <w:b w:val="0"/>
+                <w:i w:val="0"/>
+                <w:color w:val="203740"/>
+                <w:sz w:val="17"/>
+              </w:rPr>
+              <w:t>Principal: COMITE EJECUTOR DE INFRAESTRUCTA EN ZONAS TURISTICAS (CEIZTUR). Registradas: COMITE EJECUTOR DE INFRAESTRUCTA EN ZONAS TURISTICAS (CEIZTUR)</w:t>
+            </w:r>
+          </w:p>
+        </w:tc>
+      </w:tr>
+      <w:tr>
+        <w:tc>
+          <w:tcPr>
+            <w:tcW w:type="dxa" w:w="2600"/>
+            <w:vAlign w:val="top"/>
+            <w:tcMar>
+              <w:top w:w="80" w:type="dxa"/>
+              <w:start w:w="120" w:type="dxa"/>
+              <w:bottom w:w="80" w:type="dxa"/>
+              <w:end w:w="120" w:type="dxa"/>
+            </w:tcMar>
+          </w:tcPr>
+          <w:p>
+            <w:pPr>
+              <w:spacing w:after="0"/>
+            </w:pPr>
+            <w:r>
+              <w:rPr>
+                <w:rFonts w:ascii="Calibri" w:hAnsi="Calibri" w:eastAsia="Calibri"/>
+                <w:b w:val="0"/>
+                <w:i w:val="0"/>
+                <w:color w:val="203740"/>
+                <w:sz w:val="17"/>
+              </w:rPr>
+              <w:t>Sectores</w:t>
+            </w:r>
+          </w:p>
+        </w:tc>
+        <w:tc>
+          <w:tcPr>
+            <w:tcW w:type="dxa" w:w="6760"/>
+            <w:vAlign w:val="top"/>
+            <w:tcMar>
+              <w:top w:w="80" w:type="dxa"/>
+              <w:start w:w="120" w:type="dxa"/>
+              <w:bottom w:w="80" w:type="dxa"/>
+              <w:end w:w="120" w:type="dxa"/>
+            </w:tcMar>
+          </w:tcPr>
+          <w:p>
+            <w:pPr>
+              <w:spacing w:after="0"/>
+            </w:pPr>
+            <w:r>
+              <w:rPr>
+                <w:rFonts w:ascii="Calibri" w:hAnsi="Calibri" w:eastAsia="Calibri"/>
+                <w:b w:val="0"/>
+                <w:i w:val="0"/>
+                <w:color w:val="203740"/>
+                <w:sz w:val="17"/>
+              </w:rPr>
+              <w:t>Otros servicios económicos</w:t>
+            </w:r>
+          </w:p>
+        </w:tc>
+      </w:tr>
+      <w:tr>
+        <w:tc>
+          <w:tcPr>
+            <w:tcW w:type="dxa" w:w="2600"/>
+            <w:shd w:fill="F7F9F9"/>
+            <w:vAlign w:val="top"/>
+            <w:tcMar>
+              <w:top w:w="80" w:type="dxa"/>
+              <w:start w:w="120" w:type="dxa"/>
+              <w:bottom w:w="80" w:type="dxa"/>
+              <w:end w:w="120" w:type="dxa"/>
+            </w:tcMar>
+          </w:tcPr>
+          <w:p>
+            <w:pPr>
+              <w:spacing w:after="0"/>
+            </w:pPr>
+            <w:r>
+              <w:rPr>
+                <w:rFonts w:ascii="Calibri" w:hAnsi="Calibri" w:eastAsia="Calibri"/>
+                <w:b w:val="0"/>
+                <w:i w:val="0"/>
+                <w:color w:val="203740"/>
+                <w:sz w:val="17"/>
+              </w:rPr>
+              <w:t>Período</w:t>
+            </w:r>
+          </w:p>
+        </w:tc>
+        <w:tc>
+          <w:tcPr>
+            <w:tcW w:type="dxa" w:w="6760"/>
+            <w:shd w:fill="F7F9F9"/>
+            <w:vAlign w:val="top"/>
+            <w:tcMar>
+              <w:top w:w="80" w:type="dxa"/>
+              <w:start w:w="120" w:type="dxa"/>
+              <w:bottom w:w="80" w:type="dxa"/>
+              <w:end w:w="120" w:type="dxa"/>
+            </w:tcMar>
+          </w:tcPr>
+          <w:p>
+            <w:pPr>
+              <w:spacing w:after="0"/>
+            </w:pPr>
+            <w:r>
+              <w:rPr>
+                <w:rFonts w:ascii="Calibri" w:hAnsi="Calibri" w:eastAsia="Calibri"/>
+                <w:b w:val="0"/>
+                <w:i w:val="0"/>
+                <w:color w:val="203740"/>
+                <w:sz w:val="17"/>
+              </w:rPr>
+              <w:t>Inicio: 2022-01-01; término: 2027-01-31</w:t>
+            </w:r>
+          </w:p>
+        </w:tc>
+      </w:tr>
+      <w:tr>
+        <w:tc>
+          <w:tcPr>
+            <w:tcW w:type="dxa" w:w="2600"/>
+            <w:vAlign w:val="top"/>
+            <w:tcMar>
+              <w:top w:w="80" w:type="dxa"/>
+              <w:start w:w="120" w:type="dxa"/>
+              <w:bottom w:w="80" w:type="dxa"/>
+              <w:end w:w="120" w:type="dxa"/>
+            </w:tcMar>
+          </w:tcPr>
+          <w:p>
+            <w:pPr>
+              <w:spacing w:after="0"/>
+            </w:pPr>
+            <w:r>
+              <w:rPr>
+                <w:rFonts w:ascii="Calibri" w:hAnsi="Calibri" w:eastAsia="Calibri"/>
+                <w:b w:val="0"/>
+                <w:i w:val="0"/>
+                <w:color w:val="203740"/>
+                <w:sz w:val="17"/>
+              </w:rPr>
+              <w:t>Costo total del proyecto (RD$)</w:t>
+            </w:r>
+          </w:p>
+        </w:tc>
+        <w:tc>
+          <w:tcPr>
+            <w:tcW w:type="dxa" w:w="6760"/>
+            <w:vAlign w:val="top"/>
+            <w:tcMar>
+              <w:top w:w="80" w:type="dxa"/>
+              <w:start w:w="120" w:type="dxa"/>
+              <w:bottom w:w="80" w:type="dxa"/>
+              <w:end w:w="120" w:type="dxa"/>
+            </w:tcMar>
+          </w:tcPr>
+          <w:p>
+            <w:pPr>
+              <w:spacing w:after="0"/>
+            </w:pPr>
+            <w:r>
+              <w:rPr>
+                <w:rFonts w:ascii="Calibri" w:hAnsi="Calibri" w:eastAsia="Calibri"/>
+                <w:b w:val="0"/>
+                <w:i w:val="0"/>
+                <w:color w:val="203740"/>
+                <w:sz w:val="17"/>
+              </w:rPr>
+              <w:t>112,764,597</w:t>
+            </w:r>
+          </w:p>
+        </w:tc>
+      </w:tr>
+      <w:tr>
+        <w:tc>
+          <w:tcPr>
+            <w:tcW w:type="dxa" w:w="2600"/>
+            <w:shd w:fill="F7F9F9"/>
+            <w:vAlign w:val="top"/>
+            <w:tcMar>
+              <w:top w:w="80" w:type="dxa"/>
+              <w:start w:w="120" w:type="dxa"/>
+              <w:bottom w:w="80" w:type="dxa"/>
+              <w:end w:w="120" w:type="dxa"/>
+            </w:tcMar>
+          </w:tcPr>
+          <w:p>
+            <w:pPr>
+              <w:spacing w:after="0"/>
+            </w:pPr>
+            <w:r>
+              <w:rPr>
+                <w:rFonts w:ascii="Calibri" w:hAnsi="Calibri" w:eastAsia="Calibri"/>
+                <w:b w:val="0"/>
+                <w:i w:val="0"/>
+                <w:color w:val="203740"/>
+                <w:sz w:val="17"/>
+              </w:rPr>
+              <w:t>Presupuesto y ejecución 2026</w:t>
+            </w:r>
+          </w:p>
+        </w:tc>
+        <w:tc>
+          <w:tcPr>
+            <w:tcW w:type="dxa" w:w="6760"/>
+            <w:shd w:fill="F7F9F9"/>
+            <w:vAlign w:val="top"/>
+            <w:tcMar>
+              <w:top w:w="80" w:type="dxa"/>
+              <w:start w:w="120" w:type="dxa"/>
+              <w:bottom w:w="80" w:type="dxa"/>
+              <w:end w:w="120" w:type="dxa"/>
+            </w:tcMar>
+          </w:tcPr>
+          <w:p>
+            <w:pPr>
+              <w:spacing w:after="0"/>
+            </w:pPr>
+            <w:r>
+              <w:rPr>
+                <w:rFonts w:ascii="Calibri" w:hAnsi="Calibri" w:eastAsia="Calibri"/>
+                <w:b w:val="0"/>
+                <w:i w:val="0"/>
+                <w:color w:val="203740"/>
+                <w:sz w:val="17"/>
+              </w:rPr>
+              <w:t>Asignación: RD$ 53,917,392; ejecutado: RD$ 0; tasa de ejecución presupuestaria: 0.0%</w:t>
+            </w:r>
+          </w:p>
+        </w:tc>
+      </w:tr>
+      <w:tr>
+        <w:tc>
+          <w:tcPr>
+            <w:tcW w:type="dxa" w:w="2600"/>
+            <w:vAlign w:val="top"/>
+            <w:tcMar>
+              <w:top w:w="80" w:type="dxa"/>
+              <w:start w:w="120" w:type="dxa"/>
+              <w:bottom w:w="80" w:type="dxa"/>
+              <w:end w:w="120" w:type="dxa"/>
+            </w:tcMar>
+          </w:tcPr>
+          <w:p>
+            <w:pPr>
+              <w:spacing w:after="0"/>
+            </w:pPr>
+            <w:r>
+              <w:rPr>
+                <w:rFonts w:ascii="Calibri" w:hAnsi="Calibri" w:eastAsia="Calibri"/>
+                <w:b w:val="0"/>
+                <w:i w:val="0"/>
+                <w:color w:val="203740"/>
+                <w:sz w:val="17"/>
+              </w:rPr>
+              <w:t>Avances reportados</w:t>
+            </w:r>
+          </w:p>
+        </w:tc>
+        <w:tc>
+          <w:tcPr>
+            <w:tcW w:type="dxa" w:w="6760"/>
+            <w:vAlign w:val="top"/>
+            <w:tcMar>
+              <w:top w:w="80" w:type="dxa"/>
+              <w:start w:w="120" w:type="dxa"/>
+              <w:bottom w:w="80" w:type="dxa"/>
+              <w:end w:w="120" w:type="dxa"/>
+            </w:tcMar>
+          </w:tcPr>
+          <w:p>
+            <w:pPr>
+              <w:spacing w:after="0"/>
+            </w:pPr>
+            <w:r>
+              <w:rPr>
+                <w:rFonts w:ascii="Calibri" w:hAnsi="Calibri" w:eastAsia="Calibri"/>
+                <w:b w:val="0"/>
+                <w:i w:val="0"/>
+                <w:color w:val="203740"/>
+                <w:sz w:val="17"/>
+              </w:rPr>
+              <w:t>Físico: 27.7%; financiero: 27.7%</w:t>
+            </w:r>
+          </w:p>
+        </w:tc>
+      </w:tr>
+      <w:tr>
+        <w:tc>
+          <w:tcPr>
+            <w:tcW w:type="dxa" w:w="2600"/>
+            <w:shd w:fill="F7F9F9"/>
+            <w:vAlign w:val="top"/>
+            <w:tcMar>
+              <w:top w:w="80" w:type="dxa"/>
+              <w:start w:w="120" w:type="dxa"/>
+              <w:bottom w:w="80" w:type="dxa"/>
+              <w:end w:w="120" w:type="dxa"/>
+            </w:tcMar>
+          </w:tcPr>
+          <w:p>
+            <w:pPr>
+              <w:spacing w:after="0"/>
+            </w:pPr>
+            <w:r>
+              <w:rPr>
+                <w:rFonts w:ascii="Calibri" w:hAnsi="Calibri" w:eastAsia="Calibri"/>
+                <w:b w:val="0"/>
+                <w:i w:val="0"/>
+                <w:color w:val="203740"/>
+                <w:sz w:val="17"/>
+              </w:rPr>
+              <w:t>Contratos</w:t>
+            </w:r>
+          </w:p>
+        </w:tc>
+        <w:tc>
+          <w:tcPr>
+            <w:tcW w:type="dxa" w:w="6760"/>
+            <w:shd w:fill="F7F9F9"/>
+            <w:vAlign w:val="top"/>
+            <w:tcMar>
+              <w:top w:w="80" w:type="dxa"/>
+              <w:start w:w="120" w:type="dxa"/>
+              <w:bottom w:w="80" w:type="dxa"/>
+              <w:end w:w="120" w:type="dxa"/>
+            </w:tcMar>
+          </w:tcPr>
+          <w:p>
+            <w:pPr>
+              <w:spacing w:after="0"/>
+            </w:pPr>
+            <w:r>
+              <w:rPr>
+                <w:rFonts w:ascii="Calibri" w:hAnsi="Calibri" w:eastAsia="Calibri"/>
+                <w:b w:val="0"/>
+                <w:i w:val="0"/>
+                <w:color w:val="203740"/>
+                <w:sz w:val="17"/>
+              </w:rPr>
+              <w:t>Registrados: 0; activos: 0</w:t>
+            </w:r>
+          </w:p>
+        </w:tc>
+      </w:tr>
+      <w:tr>
+        <w:tc>
+          <w:tcPr>
+            <w:tcW w:type="dxa" w:w="2600"/>
+            <w:vAlign w:val="top"/>
+            <w:tcMar>
+              <w:top w:w="80" w:type="dxa"/>
+              <w:start w:w="120" w:type="dxa"/>
+              <w:bottom w:w="80" w:type="dxa"/>
+              <w:end w:w="120" w:type="dxa"/>
+            </w:tcMar>
+          </w:tcPr>
+          <w:p>
+            <w:pPr>
+              <w:spacing w:after="0"/>
+            </w:pPr>
+            <w:r>
+              <w:rPr>
+                <w:rFonts w:ascii="Calibri" w:hAnsi="Calibri" w:eastAsia="Calibri"/>
+                <w:b w:val="0"/>
+                <w:i w:val="0"/>
+                <w:color w:val="203740"/>
+                <w:sz w:val="17"/>
+              </w:rPr>
+              <w:t>Asignación territorial</w:t>
+            </w:r>
+          </w:p>
+        </w:tc>
+        <w:tc>
+          <w:tcPr>
+            <w:tcW w:type="dxa" w:w="6760"/>
+            <w:vAlign w:val="top"/>
+            <w:tcMar>
+              <w:top w:w="80" w:type="dxa"/>
+              <w:start w:w="120" w:type="dxa"/>
+              <w:bottom w:w="80" w:type="dxa"/>
+              <w:end w:w="120" w:type="dxa"/>
+            </w:tcMar>
+          </w:tcPr>
+          <w:p>
+            <w:pPr>
+              <w:spacing w:after="0"/>
+            </w:pPr>
+            <w:r>
+              <w:rPr>
+                <w:rFonts w:ascii="Calibri" w:hAnsi="Calibri" w:eastAsia="Calibri"/>
+                <w:b w:val="0"/>
+                <w:i w:val="0"/>
+                <w:color w:val="203740"/>
+                <w:sz w:val="17"/>
+              </w:rPr>
+              <w:t>Alcance: municipality; región principal: valdesia; provincias: SAN CRISTÓBAL; municipios: SABANA GRANDE DE PALENQUE</w:t>
+            </w:r>
+          </w:p>
+        </w:tc>
+      </w:tr>
+      <w:tr>
+        <w:tc>
+          <w:tcPr>
+            <w:tcW w:type="dxa" w:w="2600"/>
+            <w:shd w:fill="F7F9F9"/>
+            <w:vAlign w:val="top"/>
+            <w:tcMar>
+              <w:top w:w="80" w:type="dxa"/>
+              <w:start w:w="120" w:type="dxa"/>
+              <w:bottom w:w="80" w:type="dxa"/>
+              <w:end w:w="120" w:type="dxa"/>
+            </w:tcMar>
+          </w:tcPr>
+          <w:p>
+            <w:pPr>
+              <w:spacing w:after="0"/>
+            </w:pPr>
+            <w:r>
+              <w:rPr>
+                <w:rFonts w:ascii="Calibri" w:hAnsi="Calibri" w:eastAsia="Calibri"/>
+                <w:b w:val="0"/>
+                <w:i w:val="0"/>
+                <w:color w:val="203740"/>
+                <w:sz w:val="17"/>
+              </w:rPr>
+              <w:t>Ubicaciones codificadas</w:t>
+            </w:r>
+          </w:p>
+        </w:tc>
+        <w:tc>
+          <w:tcPr>
+            <w:tcW w:type="dxa" w:w="6760"/>
+            <w:shd w:fill="F7F9F9"/>
+            <w:vAlign w:val="top"/>
+            <w:tcMar>
+              <w:top w:w="80" w:type="dxa"/>
+              <w:start w:w="120" w:type="dxa"/>
+              <w:bottom w:w="80" w:type="dxa"/>
+              <w:end w:w="120" w:type="dxa"/>
+            </w:tcMar>
+          </w:tcPr>
+          <w:p>
+            <w:pPr>
+              <w:spacing w:after="0"/>
+            </w:pPr>
+            <w:r>
+              <w:rPr>
+                <w:rFonts w:ascii="Calibri" w:hAnsi="Calibri" w:eastAsia="Calibri"/>
+                <w:b w:val="0"/>
+                <w:i w:val="0"/>
+                <w:color w:val="203740"/>
+                <w:sz w:val="17"/>
+              </w:rPr>
+              <w:t>región valdesia [05], provincia SAN CRISTÓBAL [21], municipio SABANA GRANDE DE PALENQUE [052102]</w:t>
+            </w:r>
+          </w:p>
+        </w:tc>
+      </w:tr>
+      <w:tr>
+        <w:tc>
+          <w:tcPr>
+            <w:tcW w:type="dxa" w:w="2600"/>
+            <w:vAlign w:val="top"/>
+            <w:tcMar>
+              <w:top w:w="80" w:type="dxa"/>
+              <w:start w:w="120" w:type="dxa"/>
+              <w:bottom w:w="80" w:type="dxa"/>
+              <w:end w:w="120" w:type="dxa"/>
+            </w:tcMar>
+          </w:tcPr>
+          <w:p>
+            <w:pPr>
+              <w:spacing w:after="0"/>
+            </w:pPr>
+            <w:r>
+              <w:rPr>
+                <w:rFonts w:ascii="Calibri" w:hAnsi="Calibri" w:eastAsia="Calibri"/>
+                <w:b w:val="0"/>
+                <w:i w:val="0"/>
+                <w:color w:val="203740"/>
+                <w:sz w:val="17"/>
+              </w:rPr>
+              <w:t>Evidencia de ubicación</w:t>
+            </w:r>
+          </w:p>
+        </w:tc>
+        <w:tc>
+          <w:tcPr>
+            <w:tcW w:type="dxa" w:w="6760"/>
+            <w:vAlign w:val="top"/>
+            <w:tcMar>
+              <w:top w:w="80" w:type="dxa"/>
+              <w:start w:w="120" w:type="dxa"/>
+              <w:bottom w:w="80" w:type="dxa"/>
+              <w:end w:w="120" w:type="dxa"/>
+            </w:tcMar>
+          </w:tcPr>
+          <w:p>
+            <w:pPr>
+              <w:spacing w:after="0"/>
+            </w:pPr>
+            <w:r>
+              <w:rPr>
+                <w:rFonts w:ascii="Calibri" w:hAnsi="Calibri" w:eastAsia="Calibri"/>
+                <w:b w:val="0"/>
+                <w:i w:val="0"/>
+                <w:color w:val="203740"/>
+                <w:sz w:val="17"/>
+              </w:rPr>
+              <w:t>Perfil: SABANA GRANDE DE PALENQUE (SAN CRISTÓBAL); fuente: profile; verificada: 2026-08-02T12:40:20.281Z</w:t>
+            </w:r>
+          </w:p>
+        </w:tc>
+      </w:tr>
+      <w:tr>
+        <w:tc>
+          <w:tcPr>
+            <w:tcW w:type="dxa" w:w="2600"/>
+            <w:shd w:fill="F7F9F9"/>
+            <w:vAlign w:val="top"/>
+            <w:tcMar>
+              <w:top w:w="80" w:type="dxa"/>
+              <w:start w:w="120" w:type="dxa"/>
+              <w:bottom w:w="80" w:type="dxa"/>
+              <w:end w:w="120" w:type="dxa"/>
+            </w:tcMar>
+          </w:tcPr>
+          <w:p>
+            <w:pPr>
+              <w:spacing w:after="0"/>
+            </w:pPr>
+            <w:r>
+              <w:rPr>
+                <w:rFonts w:ascii="Calibri" w:hAnsi="Calibri" w:eastAsia="Calibri"/>
+                <w:b w:val="0"/>
+                <w:i w:val="0"/>
+                <w:color w:val="203740"/>
+                <w:sz w:val="17"/>
+              </w:rPr>
+              <w:t>Clasificación territorial</w:t>
+            </w:r>
+          </w:p>
+        </w:tc>
+        <w:tc>
+          <w:tcPr>
+            <w:tcW w:type="dxa" w:w="6760"/>
+            <w:shd w:fill="F7F9F9"/>
+            <w:vAlign w:val="top"/>
+            <w:tcMar>
+              <w:top w:w="80" w:type="dxa"/>
+              <w:start w:w="120" w:type="dxa"/>
+              <w:bottom w:w="80" w:type="dxa"/>
+              <w:end w:w="120" w:type="dxa"/>
+            </w:tcMar>
+          </w:tcPr>
+          <w:p>
+            <w:pPr>
+              <w:spacing w:after="0"/>
+            </w:pPr>
+            <w:r>
+              <w:rPr>
+                <w:rFonts w:ascii="Calibri" w:hAnsi="Calibri" w:eastAsia="Calibri"/>
+                <w:b w:val="0"/>
+                <w:i w:val="0"/>
+                <w:color w:val="203740"/>
+                <w:sz w:val="17"/>
+              </w:rPr>
+              <w:t>Nacional: no; multirregional: no</w:t>
+            </w:r>
+          </w:p>
+        </w:tc>
+      </w:tr>
+      <w:tr>
+        <w:tc>
+          <w:tcPr>
+            <w:tcW w:type="dxa" w:w="2600"/>
+            <w:vAlign w:val="top"/>
+            <w:tcMar>
+              <w:top w:w="80" w:type="dxa"/>
+              <w:start w:w="120" w:type="dxa"/>
+              <w:bottom w:w="80" w:type="dxa"/>
+              <w:end w:w="120" w:type="dxa"/>
+            </w:tcMar>
+          </w:tcPr>
+          <w:p>
+            <w:pPr>
+              <w:spacing w:after="0"/>
+            </w:pPr>
+            <w:r>
+              <w:rPr>
+                <w:rFonts w:ascii="Calibri" w:hAnsi="Calibri" w:eastAsia="Calibri"/>
+                <w:b w:val="0"/>
+                <w:i w:val="0"/>
+                <w:color w:val="203740"/>
+                <w:sz w:val="17"/>
+              </w:rPr>
+              <w:t>Cobertura en archivos fuente</w:t>
+            </w:r>
+          </w:p>
+        </w:tc>
+        <w:tc>
+          <w:tcPr>
+            <w:tcW w:type="dxa" w:w="6760"/>
+            <w:vAlign w:val="top"/>
+            <w:tcMar>
+              <w:top w:w="80" w:type="dxa"/>
+              <w:start w:w="120" w:type="dxa"/>
+              <w:bottom w:w="80" w:type="dxa"/>
+              <w:end w:w="120" w:type="dxa"/>
+            </w:tcMar>
+          </w:tcPr>
+          <w:p>
+            <w:pPr>
+              <w:spacing w:after="0"/>
+            </w:pPr>
+            <w:r>
+              <w:rPr>
+                <w:rFonts w:ascii="Calibri" w:hAnsi="Calibri" w:eastAsia="Calibri"/>
+                <w:b w:val="0"/>
+                <w:i w:val="0"/>
+                <w:color w:val="203740"/>
+                <w:sz w:val="17"/>
+              </w:rPr>
+              <w:t>maestro: sí; presupuesto: sí; territorio: sí; CSV territorial: sí; perfil: sí</w:t>
+            </w:r>
+          </w:p>
+        </w:tc>
+      </w:tr>
+      <w:tr>
+        <w:tc>
+          <w:tcPr>
+            <w:tcW w:type="dxa" w:w="2600"/>
+            <w:shd w:fill="F7F9F9"/>
+            <w:vAlign w:val="top"/>
+            <w:tcMar>
+              <w:top w:w="80" w:type="dxa"/>
+              <w:start w:w="120" w:type="dxa"/>
+              <w:bottom w:w="80" w:type="dxa"/>
+              <w:end w:w="120" w:type="dxa"/>
+            </w:tcMar>
+          </w:tcPr>
+          <w:p>
+            <w:pPr>
+              <w:spacing w:after="0"/>
+            </w:pPr>
+            <w:r>
+              <w:rPr>
+                <w:rFonts w:ascii="Calibri" w:hAnsi="Calibri" w:eastAsia="Calibri"/>
+                <w:b w:val="0"/>
+                <w:i w:val="0"/>
+                <w:color w:val="203740"/>
+                <w:sz w:val="17"/>
+              </w:rPr>
+              <w:t>Enlaces oficiales</w:t>
+            </w:r>
+          </w:p>
+        </w:tc>
+        <w:tc>
+          <w:tcPr>
+            <w:tcW w:type="dxa" w:w="6760"/>
+            <w:shd w:fill="F7F9F9"/>
+            <w:vAlign w:val="top"/>
+            <w:tcMar>
+              <w:top w:w="80" w:type="dxa"/>
+              <w:start w:w="120" w:type="dxa"/>
+              <w:bottom w:w="80" w:type="dxa"/>
+              <w:end w:w="120" w:type="dxa"/>
+            </w:tcMar>
+          </w:tcPr>
+          <w:p>
+            <w:pPr>
+              <w:spacing w:after="0"/>
+            </w:pPr>
+            <w:r>
+              <w:rPr>
+                <w:rFonts w:ascii="Calibri" w:hAnsi="Calibri" w:eastAsia="Calibri"/>
+                <w:b w:val="0"/>
+                <w:i w:val="0"/>
+                <w:color w:val="203740"/>
+                <w:sz w:val="17"/>
+              </w:rPr>
+              <w:t>Perfil: https://mapainversiones.gob.do/projectprofile/6093; contrato: No registrado</w:t>
+            </w:r>
+          </w:p>
+        </w:tc>
+      </w:tr>
+    </w:tbl>
+    <w:p>
+      <w:pPr>
+        <w:spacing w:after="0"/>
+      </w:pPr>
+    </w:p>
+    <w:p>
+      <w:pPr>
+        <w:pStyle w:val="Heading3"/>
+      </w:pPr>
+      <w:r>
+        <w:t>5.2.2 RECONSTRUCCIÓN DE LA INFRAESTRUCTURA VIAL URBANA DEL MUNICIPIO SABANA GRANDE DE PALENQUE, PROVINCIA SAN CRISTÓBAL.</w:t>
+      </w:r>
+    </w:p>
+    <w:tbl>
+      <w:tblPr>
+        <w:tblW w:type="dxa" w:w="9360"/>
+        <w:tblLayout w:type="fixed"/>
+        <w:tblLook w:firstColumn="1" w:firstRow="1" w:lastColumn="0" w:lastRow="0" w:noHBand="0" w:noVBand="1" w:val="04A0"/>
+        <w:jc w:val="center"/>
+        <w:tblInd w:w="120" w:type="dxa"/>
+        <w:tblBorders>
+          <w:top w:val="single" w:sz="5" w:color="D7E0E1"/>
+          <w:left w:val="single" w:sz="5" w:color="D7E0E1"/>
+          <w:bottom w:val="single" w:sz="5" w:color="D7E0E1"/>
+          <w:right w:val="single" w:sz="5" w:color="D7E0E1"/>
+          <w:insideH w:val="single" w:sz="5" w:color="D7E0E1"/>
+          <w:insideV w:val="single" w:sz="5" w:color="D7E0E1"/>
+        </w:tblBorders>
+      </w:tblPr>
+      <w:tblGrid>
+        <w:gridCol w:w="2600"/>
+        <w:gridCol w:w="6760"/>
+      </w:tblGrid>
+      <w:tr>
+        <w:trPr>
+          <w:tblHeader w:val="true"/>
+        </w:trPr>
+        <w:tc>
+          <w:tcPr>
+            <w:tcW w:type="dxa" w:w="2600"/>
+            <w:tcMar>
+              <w:top w:w="80" w:type="dxa"/>
+              <w:start w:w="120" w:type="dxa"/>
+              <w:bottom w:w="80" w:type="dxa"/>
+              <w:end w:w="120" w:type="dxa"/>
+            </w:tcMar>
+            <w:shd w:fill="203740"/>
+            <w:vAlign w:val="center"/>
+          </w:tcPr>
+          <w:p>
+            <w:pPr>
+              <w:spacing w:after="0"/>
+            </w:pPr>
+            <w:r>
+              <w:rPr>
+                <w:rFonts w:ascii="Calibri" w:hAnsi="Calibri" w:eastAsia="Calibri"/>
+                <w:b/>
+                <w:i w:val="0"/>
+                <w:color w:val="FFFFFF"/>
+                <w:sz w:val="17"/>
+              </w:rPr>
+              <w:t>Campo</w:t>
+            </w:r>
+          </w:p>
+        </w:tc>
+        <w:tc>
+          <w:tcPr>
+            <w:tcW w:type="dxa" w:w="6760"/>
+            <w:tcMar>
+              <w:top w:w="80" w:type="dxa"/>
+              <w:start w:w="120" w:type="dxa"/>
+              <w:bottom w:w="80" w:type="dxa"/>
+              <w:end w:w="120" w:type="dxa"/>
+            </w:tcMar>
+            <w:shd w:fill="203740"/>
+            <w:vAlign w:val="center"/>
+          </w:tcPr>
+          <w:p>
+            <w:pPr>
+              <w:spacing w:after="0"/>
+            </w:pPr>
+            <w:r>
+              <w:rPr>
+                <w:rFonts w:ascii="Calibri" w:hAnsi="Calibri" w:eastAsia="Calibri"/>
+                <w:b/>
+                <w:i w:val="0"/>
+                <w:color w:val="FFFFFF"/>
+                <w:sz w:val="17"/>
+              </w:rPr>
+              <w:t>Dato publicado</w:t>
+            </w:r>
+          </w:p>
+        </w:tc>
+      </w:tr>
+      <w:tr>
+        <w:tc>
+          <w:tcPr>
+            <w:tcW w:type="dxa" w:w="2600"/>
+            <w:vAlign w:val="top"/>
+            <w:tcMar>
+              <w:top w:w="80" w:type="dxa"/>
+              <w:start w:w="120" w:type="dxa"/>
+              <w:bottom w:w="80" w:type="dxa"/>
+              <w:end w:w="120" w:type="dxa"/>
+            </w:tcMar>
+          </w:tcPr>
+          <w:p>
+            <w:pPr>
+              <w:spacing w:after="0"/>
+            </w:pPr>
+            <w:r>
+              <w:rPr>
+                <w:rFonts w:ascii="Calibri" w:hAnsi="Calibri" w:eastAsia="Calibri"/>
+                <w:b w:val="0"/>
+                <w:i w:val="0"/>
+                <w:color w:val="203740"/>
+                <w:sz w:val="17"/>
+              </w:rPr>
+              <w:t>Nombre del proyecto</w:t>
+            </w:r>
+          </w:p>
+        </w:tc>
+        <w:tc>
+          <w:tcPr>
+            <w:tcW w:type="dxa" w:w="6760"/>
+            <w:vAlign w:val="top"/>
+            <w:tcMar>
+              <w:top w:w="80" w:type="dxa"/>
+              <w:start w:w="120" w:type="dxa"/>
+              <w:bottom w:w="80" w:type="dxa"/>
+              <w:end w:w="120" w:type="dxa"/>
+            </w:tcMar>
+          </w:tcPr>
+          <w:p>
+            <w:pPr>
+              <w:spacing w:after="0"/>
+            </w:pPr>
+            <w:r>
+              <w:rPr>
+                <w:rFonts w:ascii="Calibri" w:hAnsi="Calibri" w:eastAsia="Calibri"/>
+                <w:b w:val="0"/>
+                <w:i w:val="0"/>
+                <w:color w:val="203740"/>
+                <w:sz w:val="17"/>
+              </w:rPr>
+              <w:t>RECONSTRUCCIÓN DE LA INFRAESTRUCTURA VIAL URBANA DEL MUNICIPIO SABANA GRANDE DE PALENQUE, PROVINCIA SAN CRISTÓBAL.</w:t>
+            </w:r>
+          </w:p>
+        </w:tc>
+      </w:tr>
+      <w:tr>
+        <w:tc>
+          <w:tcPr>
+            <w:tcW w:type="dxa" w:w="2600"/>
+            <w:shd w:fill="F7F9F9"/>
+            <w:vAlign w:val="top"/>
+            <w:tcMar>
+              <w:top w:w="80" w:type="dxa"/>
+              <w:start w:w="120" w:type="dxa"/>
+              <w:bottom w:w="80" w:type="dxa"/>
+              <w:end w:w="120" w:type="dxa"/>
+            </w:tcMar>
+          </w:tcPr>
+          <w:p>
+            <w:pPr>
+              <w:spacing w:after="0"/>
+            </w:pPr>
+            <w:r>
+              <w:rPr>
+                <w:rFonts w:ascii="Calibri" w:hAnsi="Calibri" w:eastAsia="Calibri"/>
+                <w:b w:val="0"/>
+                <w:i w:val="0"/>
+                <w:color w:val="203740"/>
+                <w:sz w:val="17"/>
+              </w:rPr>
+              <w:t>Identificación</w:t>
+            </w:r>
+          </w:p>
+        </w:tc>
+        <w:tc>
+          <w:tcPr>
+            <w:tcW w:type="dxa" w:w="6760"/>
+            <w:shd w:fill="F7F9F9"/>
+            <w:vAlign w:val="top"/>
+            <w:tcMar>
+              <w:top w:w="80" w:type="dxa"/>
+              <w:start w:w="120" w:type="dxa"/>
+              <w:bottom w:w="80" w:type="dxa"/>
+              <w:end w:w="120" w:type="dxa"/>
+            </w:tcMar>
+          </w:tcPr>
+          <w:p>
+            <w:pPr>
+              <w:spacing w:after="0"/>
+            </w:pPr>
+            <w:r>
+              <w:rPr>
+                <w:rFonts w:ascii="Calibri" w:hAnsi="Calibri" w:eastAsia="Calibri"/>
+                <w:b w:val="0"/>
+                <w:i w:val="0"/>
+                <w:color w:val="203740"/>
+                <w:sz w:val="17"/>
+              </w:rPr>
+              <w:t>SNIP: 15946; Ficha MapaInversiones: 6229</w:t>
+            </w:r>
+          </w:p>
+        </w:tc>
+      </w:tr>
+      <w:tr>
+        <w:tc>
+          <w:tcPr>
+            <w:tcW w:type="dxa" w:w="2600"/>
+            <w:vAlign w:val="top"/>
+            <w:tcMar>
+              <w:top w:w="80" w:type="dxa"/>
+              <w:start w:w="120" w:type="dxa"/>
+              <w:bottom w:w="80" w:type="dxa"/>
+              <w:end w:w="120" w:type="dxa"/>
+            </w:tcMar>
+          </w:tcPr>
+          <w:p>
+            <w:pPr>
+              <w:spacing w:after="0"/>
+            </w:pPr>
+            <w:r>
+              <w:rPr>
+                <w:rFonts w:ascii="Calibri" w:hAnsi="Calibri" w:eastAsia="Calibri"/>
+                <w:b w:val="0"/>
+                <w:i w:val="0"/>
+                <w:color w:val="203740"/>
+                <w:sz w:val="17"/>
+              </w:rPr>
+              <w:t>Estado y seguimiento</w:t>
+            </w:r>
+          </w:p>
+        </w:tc>
+        <w:tc>
+          <w:tcPr>
+            <w:tcW w:type="dxa" w:w="6760"/>
+            <w:vAlign w:val="top"/>
+            <w:tcMar>
+              <w:top w:w="80" w:type="dxa"/>
+              <w:start w:w="120" w:type="dxa"/>
+              <w:bottom w:w="80" w:type="dxa"/>
+              <w:end w:w="120" w:type="dxa"/>
+            </w:tcMar>
+          </w:tcPr>
+          <w:p>
+            <w:pPr>
+              <w:spacing w:after="0"/>
+            </w:pPr>
+            <w:r>
+              <w:rPr>
+                <w:rFonts w:ascii="Calibri" w:hAnsi="Calibri" w:eastAsia="Calibri"/>
+                <w:b w:val="0"/>
+                <w:i w:val="0"/>
+                <w:color w:val="203740"/>
+                <w:sz w:val="17"/>
+              </w:rPr>
+              <w:t>Estado: EJECUCIÓN; seguimiento: Ejecución y contrato activo</w:t>
+            </w:r>
+          </w:p>
+        </w:tc>
+      </w:tr>
+      <w:tr>
+        <w:tc>
+          <w:tcPr>
+            <w:tcW w:type="dxa" w:w="2600"/>
+            <w:shd w:fill="F7F9F9"/>
+            <w:vAlign w:val="top"/>
+            <w:tcMar>
+              <w:top w:w="80" w:type="dxa"/>
+              <w:start w:w="120" w:type="dxa"/>
+              <w:bottom w:w="80" w:type="dxa"/>
+              <w:end w:w="120" w:type="dxa"/>
+            </w:tcMar>
+          </w:tcPr>
+          <w:p>
+            <w:pPr>
+              <w:spacing w:after="0"/>
+            </w:pPr>
+            <w:r>
+              <w:rPr>
+                <w:rFonts w:ascii="Calibri" w:hAnsi="Calibri" w:eastAsia="Calibri"/>
+                <w:b w:val="0"/>
+                <w:i w:val="0"/>
+                <w:color w:val="203740"/>
+                <w:sz w:val="17"/>
+              </w:rPr>
+              <w:t>Institución ejecutora</w:t>
+            </w:r>
+          </w:p>
+        </w:tc>
+        <w:tc>
+          <w:tcPr>
+            <w:tcW w:type="dxa" w:w="6760"/>
+            <w:shd w:fill="F7F9F9"/>
+            <w:vAlign w:val="top"/>
+            <w:tcMar>
+              <w:top w:w="80" w:type="dxa"/>
+              <w:start w:w="120" w:type="dxa"/>
+              <w:bottom w:w="80" w:type="dxa"/>
+              <w:end w:w="120" w:type="dxa"/>
+            </w:tcMar>
+          </w:tcPr>
+          <w:p>
+            <w:pPr>
+              <w:spacing w:after="0"/>
+            </w:pPr>
+            <w:r>
+              <w:rPr>
+                <w:rFonts w:ascii="Calibri" w:hAnsi="Calibri" w:eastAsia="Calibri"/>
+                <w:b w:val="0"/>
+                <w:i w:val="0"/>
+                <w:color w:val="203740"/>
+                <w:sz w:val="17"/>
+              </w:rPr>
+              <w:t>Principal: MINISTERIO DE OBRAS PUBLICAS Y COMUNICACIONES. Registradas: MINISTERIO DE OBRAS PUBLICAS Y COMUNICACIONES</w:t>
+            </w:r>
+          </w:p>
+        </w:tc>
+      </w:tr>
+      <w:tr>
+        <w:tc>
+          <w:tcPr>
+            <w:tcW w:type="dxa" w:w="2600"/>
+            <w:vAlign w:val="top"/>
+            <w:tcMar>
+              <w:top w:w="80" w:type="dxa"/>
+              <w:start w:w="120" w:type="dxa"/>
+              <w:bottom w:w="80" w:type="dxa"/>
+              <w:end w:w="120" w:type="dxa"/>
+            </w:tcMar>
+          </w:tcPr>
+          <w:p>
+            <w:pPr>
+              <w:spacing w:after="0"/>
+            </w:pPr>
+            <w:r>
+              <w:rPr>
+                <w:rFonts w:ascii="Calibri" w:hAnsi="Calibri" w:eastAsia="Calibri"/>
+                <w:b w:val="0"/>
+                <w:i w:val="0"/>
+                <w:color w:val="203740"/>
+                <w:sz w:val="17"/>
+              </w:rPr>
+              <w:t>Sectores</w:t>
+            </w:r>
+          </w:p>
+        </w:tc>
+        <w:tc>
+          <w:tcPr>
+            <w:tcW w:type="dxa" w:w="6760"/>
+            <w:vAlign w:val="top"/>
+            <w:tcMar>
+              <w:top w:w="80" w:type="dxa"/>
+              <w:start w:w="120" w:type="dxa"/>
+              <w:bottom w:w="80" w:type="dxa"/>
+              <w:end w:w="120" w:type="dxa"/>
+            </w:tcMar>
+          </w:tcPr>
+          <w:p>
+            <w:pPr>
+              <w:spacing w:after="0"/>
+            </w:pPr>
+            <w:r>
+              <w:rPr>
+                <w:rFonts w:ascii="Calibri" w:hAnsi="Calibri" w:eastAsia="Calibri"/>
+                <w:b w:val="0"/>
+                <w:i w:val="0"/>
+                <w:color w:val="203740"/>
+                <w:sz w:val="17"/>
+              </w:rPr>
+              <w:t>Transporte</w:t>
+            </w:r>
+          </w:p>
+        </w:tc>
+      </w:tr>
+      <w:tr>
+        <w:tc>
+          <w:tcPr>
+            <w:tcW w:type="dxa" w:w="2600"/>
+            <w:shd w:fill="F7F9F9"/>
+            <w:vAlign w:val="top"/>
+            <w:tcMar>
+              <w:top w:w="80" w:type="dxa"/>
+              <w:start w:w="120" w:type="dxa"/>
+              <w:bottom w:w="80" w:type="dxa"/>
+              <w:end w:w="120" w:type="dxa"/>
+            </w:tcMar>
+          </w:tcPr>
+          <w:p>
+            <w:pPr>
+              <w:spacing w:after="0"/>
+            </w:pPr>
+            <w:r>
+              <w:rPr>
+                <w:rFonts w:ascii="Calibri" w:hAnsi="Calibri" w:eastAsia="Calibri"/>
+                <w:b w:val="0"/>
+                <w:i w:val="0"/>
+                <w:color w:val="203740"/>
+                <w:sz w:val="17"/>
+              </w:rPr>
+              <w:t>Período</w:t>
+            </w:r>
+          </w:p>
+        </w:tc>
+        <w:tc>
+          <w:tcPr>
+            <w:tcW w:type="dxa" w:w="6760"/>
+            <w:shd w:fill="F7F9F9"/>
+            <w:vAlign w:val="top"/>
+            <w:tcMar>
+              <w:top w:w="80" w:type="dxa"/>
+              <w:start w:w="120" w:type="dxa"/>
+              <w:bottom w:w="80" w:type="dxa"/>
+              <w:end w:w="120" w:type="dxa"/>
+            </w:tcMar>
+          </w:tcPr>
+          <w:p>
+            <w:pPr>
+              <w:spacing w:after="0"/>
+            </w:pPr>
+            <w:r>
+              <w:rPr>
+                <w:rFonts w:ascii="Calibri" w:hAnsi="Calibri" w:eastAsia="Calibri"/>
+                <w:b w:val="0"/>
+                <w:i w:val="0"/>
+                <w:color w:val="203740"/>
+                <w:sz w:val="17"/>
+              </w:rPr>
+              <w:t>Inicio: 2023-01-01; término: 2027-01-31</w:t>
+            </w:r>
+          </w:p>
+        </w:tc>
+      </w:tr>
+      <w:tr>
+        <w:tc>
+          <w:tcPr>
+            <w:tcW w:type="dxa" w:w="2600"/>
+            <w:vAlign w:val="top"/>
+            <w:tcMar>
+              <w:top w:w="80" w:type="dxa"/>
+              <w:start w:w="120" w:type="dxa"/>
+              <w:bottom w:w="80" w:type="dxa"/>
+              <w:end w:w="120" w:type="dxa"/>
+            </w:tcMar>
+          </w:tcPr>
+          <w:p>
+            <w:pPr>
+              <w:spacing w:after="0"/>
+            </w:pPr>
+            <w:r>
+              <w:rPr>
+                <w:rFonts w:ascii="Calibri" w:hAnsi="Calibri" w:eastAsia="Calibri"/>
+                <w:b w:val="0"/>
+                <w:i w:val="0"/>
+                <w:color w:val="203740"/>
+                <w:sz w:val="17"/>
+              </w:rPr>
+              <w:t>Costo total del proyecto (RD$)</w:t>
+            </w:r>
+          </w:p>
+        </w:tc>
+        <w:tc>
+          <w:tcPr>
+            <w:tcW w:type="dxa" w:w="6760"/>
+            <w:vAlign w:val="top"/>
+            <w:tcMar>
+              <w:top w:w="80" w:type="dxa"/>
+              <w:start w:w="120" w:type="dxa"/>
+              <w:bottom w:w="80" w:type="dxa"/>
+              <w:end w:w="120" w:type="dxa"/>
+            </w:tcMar>
+          </w:tcPr>
+          <w:p>
+            <w:pPr>
+              <w:spacing w:after="0"/>
+            </w:pPr>
+            <w:r>
+              <w:rPr>
+                <w:rFonts w:ascii="Calibri" w:hAnsi="Calibri" w:eastAsia="Calibri"/>
+                <w:b w:val="0"/>
+                <w:i w:val="0"/>
+                <w:color w:val="203740"/>
+                <w:sz w:val="17"/>
+              </w:rPr>
+              <w:t>166,123,133</w:t>
+            </w:r>
+          </w:p>
+        </w:tc>
+      </w:tr>
+      <w:tr>
+        <w:tc>
+          <w:tcPr>
+            <w:tcW w:type="dxa" w:w="2600"/>
+            <w:shd w:fill="F7F9F9"/>
+            <w:vAlign w:val="top"/>
+            <w:tcMar>
+              <w:top w:w="80" w:type="dxa"/>
+              <w:start w:w="120" w:type="dxa"/>
+              <w:bottom w:w="80" w:type="dxa"/>
+              <w:end w:w="120" w:type="dxa"/>
+            </w:tcMar>
+          </w:tcPr>
+          <w:p>
+            <w:pPr>
+              <w:spacing w:after="0"/>
+            </w:pPr>
+            <w:r>
+              <w:rPr>
+                <w:rFonts w:ascii="Calibri" w:hAnsi="Calibri" w:eastAsia="Calibri"/>
+                <w:b w:val="0"/>
+                <w:i w:val="0"/>
+                <w:color w:val="203740"/>
+                <w:sz w:val="17"/>
+              </w:rPr>
+              <w:t>Presupuesto y ejecución 2026</w:t>
+            </w:r>
+          </w:p>
+        </w:tc>
+        <w:tc>
+          <w:tcPr>
+            <w:tcW w:type="dxa" w:w="6760"/>
+            <w:shd w:fill="F7F9F9"/>
+            <w:vAlign w:val="top"/>
+            <w:tcMar>
+              <w:top w:w="80" w:type="dxa"/>
+              <w:start w:w="120" w:type="dxa"/>
+              <w:bottom w:w="80" w:type="dxa"/>
+              <w:end w:w="120" w:type="dxa"/>
+            </w:tcMar>
+          </w:tcPr>
+          <w:p>
+            <w:pPr>
+              <w:spacing w:after="0"/>
+            </w:pPr>
+            <w:r>
+              <w:rPr>
+                <w:rFonts w:ascii="Calibri" w:hAnsi="Calibri" w:eastAsia="Calibri"/>
+                <w:b w:val="0"/>
+                <w:i w:val="0"/>
+                <w:color w:val="203740"/>
+                <w:sz w:val="17"/>
+              </w:rPr>
+              <w:t>Asignación: RD$ 45,002,187; ejecutado: RD$ 44,837,886; tasa de ejecución presupuestaria: 99.6%</w:t>
+            </w:r>
+          </w:p>
+        </w:tc>
+      </w:tr>
+      <w:tr>
+        <w:tc>
+          <w:tcPr>
+            <w:tcW w:type="dxa" w:w="2600"/>
+            <w:vAlign w:val="top"/>
+            <w:tcMar>
+              <w:top w:w="80" w:type="dxa"/>
+              <w:start w:w="120" w:type="dxa"/>
+              <w:bottom w:w="80" w:type="dxa"/>
+              <w:end w:w="120" w:type="dxa"/>
+            </w:tcMar>
+          </w:tcPr>
+          <w:p>
+            <w:pPr>
+              <w:spacing w:after="0"/>
+            </w:pPr>
+            <w:r>
+              <w:rPr>
+                <w:rFonts w:ascii="Calibri" w:hAnsi="Calibri" w:eastAsia="Calibri"/>
+                <w:b w:val="0"/>
+                <w:i w:val="0"/>
+                <w:color w:val="203740"/>
+                <w:sz w:val="17"/>
+              </w:rPr>
+              <w:t>Avances reportados</w:t>
+            </w:r>
+          </w:p>
+        </w:tc>
+        <w:tc>
+          <w:tcPr>
+            <w:tcW w:type="dxa" w:w="6760"/>
+            <w:vAlign w:val="top"/>
+            <w:tcMar>
+              <w:top w:w="80" w:type="dxa"/>
+              <w:start w:w="120" w:type="dxa"/>
+              <w:bottom w:w="80" w:type="dxa"/>
+              <w:end w:w="120" w:type="dxa"/>
+            </w:tcMar>
+          </w:tcPr>
+          <w:p>
+            <w:pPr>
+              <w:spacing w:after="0"/>
+            </w:pPr>
+            <w:r>
+              <w:rPr>
+                <w:rFonts w:ascii="Calibri" w:hAnsi="Calibri" w:eastAsia="Calibri"/>
+                <w:b w:val="0"/>
+                <w:i w:val="0"/>
+                <w:color w:val="203740"/>
+                <w:sz w:val="17"/>
+              </w:rPr>
+              <w:t>Físico: 42.0%; financiero: 42.0%</w:t>
+            </w:r>
+          </w:p>
+        </w:tc>
+      </w:tr>
+      <w:tr>
+        <w:tc>
+          <w:tcPr>
+            <w:tcW w:type="dxa" w:w="2600"/>
+            <w:shd w:fill="F7F9F9"/>
+            <w:vAlign w:val="top"/>
+            <w:tcMar>
+              <w:top w:w="80" w:type="dxa"/>
+              <w:start w:w="120" w:type="dxa"/>
+              <w:bottom w:w="80" w:type="dxa"/>
+              <w:end w:w="120" w:type="dxa"/>
+            </w:tcMar>
+          </w:tcPr>
+          <w:p>
+            <w:pPr>
+              <w:spacing w:after="0"/>
+            </w:pPr>
+            <w:r>
+              <w:rPr>
+                <w:rFonts w:ascii="Calibri" w:hAnsi="Calibri" w:eastAsia="Calibri"/>
+                <w:b w:val="0"/>
+                <w:i w:val="0"/>
+                <w:color w:val="203740"/>
+                <w:sz w:val="17"/>
+              </w:rPr>
+              <w:t>Contratos</w:t>
+            </w:r>
+          </w:p>
+        </w:tc>
+        <w:tc>
+          <w:tcPr>
+            <w:tcW w:type="dxa" w:w="6760"/>
+            <w:shd w:fill="F7F9F9"/>
+            <w:vAlign w:val="top"/>
+            <w:tcMar>
+              <w:top w:w="80" w:type="dxa"/>
+              <w:start w:w="120" w:type="dxa"/>
+              <w:bottom w:w="80" w:type="dxa"/>
+              <w:end w:w="120" w:type="dxa"/>
+            </w:tcMar>
+          </w:tcPr>
+          <w:p>
+            <w:pPr>
+              <w:spacing w:after="0"/>
+            </w:pPr>
+            <w:r>
+              <w:rPr>
+                <w:rFonts w:ascii="Calibri" w:hAnsi="Calibri" w:eastAsia="Calibri"/>
+                <w:b w:val="0"/>
+                <w:i w:val="0"/>
+                <w:color w:val="203740"/>
+                <w:sz w:val="17"/>
+              </w:rPr>
+              <w:t>Registrados: 50; activos: 50</w:t>
+            </w:r>
+          </w:p>
+        </w:tc>
+      </w:tr>
+      <w:tr>
+        <w:tc>
+          <w:tcPr>
+            <w:tcW w:type="dxa" w:w="2600"/>
+            <w:vAlign w:val="top"/>
+            <w:tcMar>
+              <w:top w:w="80" w:type="dxa"/>
+              <w:start w:w="120" w:type="dxa"/>
+              <w:bottom w:w="80" w:type="dxa"/>
+              <w:end w:w="120" w:type="dxa"/>
+            </w:tcMar>
+          </w:tcPr>
+          <w:p>
+            <w:pPr>
+              <w:spacing w:after="0"/>
+            </w:pPr>
+            <w:r>
+              <w:rPr>
+                <w:rFonts w:ascii="Calibri" w:hAnsi="Calibri" w:eastAsia="Calibri"/>
+                <w:b w:val="0"/>
+                <w:i w:val="0"/>
+                <w:color w:val="203740"/>
+                <w:sz w:val="17"/>
+              </w:rPr>
+              <w:t>Asignación territorial</w:t>
+            </w:r>
+          </w:p>
+        </w:tc>
+        <w:tc>
+          <w:tcPr>
+            <w:tcW w:type="dxa" w:w="6760"/>
+            <w:vAlign w:val="top"/>
+            <w:tcMar>
+              <w:top w:w="80" w:type="dxa"/>
+              <w:start w:w="120" w:type="dxa"/>
+              <w:bottom w:w="80" w:type="dxa"/>
+              <w:end w:w="120" w:type="dxa"/>
+            </w:tcMar>
+          </w:tcPr>
+          <w:p>
+            <w:pPr>
+              <w:spacing w:after="0"/>
+            </w:pPr>
+            <w:r>
+              <w:rPr>
+                <w:rFonts w:ascii="Calibri" w:hAnsi="Calibri" w:eastAsia="Calibri"/>
+                <w:b w:val="0"/>
+                <w:i w:val="0"/>
+                <w:color w:val="203740"/>
+                <w:sz w:val="17"/>
+              </w:rPr>
+              <w:t>Alcance: municipality; región principal: valdesia; provincias: SAN CRISTÓBAL; municipios: SABANA GRANDE DE PALENQUE</w:t>
+            </w:r>
+          </w:p>
+        </w:tc>
+      </w:tr>
+      <w:tr>
+        <w:tc>
+          <w:tcPr>
+            <w:tcW w:type="dxa" w:w="2600"/>
+            <w:shd w:fill="F7F9F9"/>
+            <w:vAlign w:val="top"/>
+            <w:tcMar>
+              <w:top w:w="80" w:type="dxa"/>
+              <w:start w:w="120" w:type="dxa"/>
+              <w:bottom w:w="80" w:type="dxa"/>
+              <w:end w:w="120" w:type="dxa"/>
+            </w:tcMar>
+          </w:tcPr>
+          <w:p>
+            <w:pPr>
+              <w:spacing w:after="0"/>
+            </w:pPr>
+            <w:r>
+              <w:rPr>
+                <w:rFonts w:ascii="Calibri" w:hAnsi="Calibri" w:eastAsia="Calibri"/>
+                <w:b w:val="0"/>
+                <w:i w:val="0"/>
+                <w:color w:val="203740"/>
+                <w:sz w:val="17"/>
+              </w:rPr>
+              <w:t>Ubicaciones codificadas</w:t>
+            </w:r>
+          </w:p>
+        </w:tc>
+        <w:tc>
+          <w:tcPr>
+            <w:tcW w:type="dxa" w:w="6760"/>
+            <w:shd w:fill="F7F9F9"/>
+            <w:vAlign w:val="top"/>
+            <w:tcMar>
+              <w:top w:w="80" w:type="dxa"/>
+              <w:start w:w="120" w:type="dxa"/>
+              <w:bottom w:w="80" w:type="dxa"/>
+              <w:end w:w="120" w:type="dxa"/>
+            </w:tcMar>
+          </w:tcPr>
+          <w:p>
+            <w:pPr>
+              <w:spacing w:after="0"/>
+            </w:pPr>
+            <w:r>
+              <w:rPr>
+                <w:rFonts w:ascii="Calibri" w:hAnsi="Calibri" w:eastAsia="Calibri"/>
+                <w:b w:val="0"/>
+                <w:i w:val="0"/>
+                <w:color w:val="203740"/>
+                <w:sz w:val="17"/>
+              </w:rPr>
+              <w:t>región valdesia [05], provincia SAN CRISTÓBAL [21], municipio SABANA GRANDE DE PALENQUE [052102]</w:t>
+            </w:r>
+          </w:p>
+        </w:tc>
+      </w:tr>
+      <w:tr>
+        <w:tc>
+          <w:tcPr>
+            <w:tcW w:type="dxa" w:w="2600"/>
+            <w:vAlign w:val="top"/>
+            <w:tcMar>
+              <w:top w:w="80" w:type="dxa"/>
+              <w:start w:w="120" w:type="dxa"/>
+              <w:bottom w:w="80" w:type="dxa"/>
+              <w:end w:w="120" w:type="dxa"/>
+            </w:tcMar>
+          </w:tcPr>
+          <w:p>
+            <w:pPr>
+              <w:spacing w:after="0"/>
+            </w:pPr>
+            <w:r>
+              <w:rPr>
+                <w:rFonts w:ascii="Calibri" w:hAnsi="Calibri" w:eastAsia="Calibri"/>
+                <w:b w:val="0"/>
+                <w:i w:val="0"/>
+                <w:color w:val="203740"/>
+                <w:sz w:val="17"/>
+              </w:rPr>
+              <w:t>Evidencia de ubicación</w:t>
+            </w:r>
+          </w:p>
+        </w:tc>
+        <w:tc>
+          <w:tcPr>
+            <w:tcW w:type="dxa" w:w="6760"/>
+            <w:vAlign w:val="top"/>
+            <w:tcMar>
+              <w:top w:w="80" w:type="dxa"/>
+              <w:start w:w="120" w:type="dxa"/>
+              <w:bottom w:w="80" w:type="dxa"/>
+              <w:end w:w="120" w:type="dxa"/>
+            </w:tcMar>
+          </w:tcPr>
+          <w:p>
+            <w:pPr>
+              <w:spacing w:after="0"/>
+            </w:pPr>
+            <w:r>
+              <w:rPr>
+                <w:rFonts w:ascii="Calibri" w:hAnsi="Calibri" w:eastAsia="Calibri"/>
+                <w:b w:val="0"/>
+                <w:i w:val="0"/>
+                <w:color w:val="203740"/>
+                <w:sz w:val="17"/>
+              </w:rPr>
+              <w:t>Perfil: SABANA GRANDE DE PALENQUE (SAN CRISTÓBAL); fuente: profile; verificada: 2026-08-02T12:40:23.388Z</w:t>
+            </w:r>
+          </w:p>
+        </w:tc>
+      </w:tr>
+      <w:tr>
+        <w:tc>
+          <w:tcPr>
+            <w:tcW w:type="dxa" w:w="2600"/>
+            <w:shd w:fill="F7F9F9"/>
+            <w:vAlign w:val="top"/>
+            <w:tcMar>
+              <w:top w:w="80" w:type="dxa"/>
+              <w:start w:w="120" w:type="dxa"/>
+              <w:bottom w:w="80" w:type="dxa"/>
+              <w:end w:w="120" w:type="dxa"/>
+            </w:tcMar>
+          </w:tcPr>
+          <w:p>
+            <w:pPr>
+              <w:spacing w:after="0"/>
+            </w:pPr>
+            <w:r>
+              <w:rPr>
+                <w:rFonts w:ascii="Calibri" w:hAnsi="Calibri" w:eastAsia="Calibri"/>
+                <w:b w:val="0"/>
+                <w:i w:val="0"/>
+                <w:color w:val="203740"/>
+                <w:sz w:val="17"/>
+              </w:rPr>
+              <w:t>Clasificación territorial</w:t>
+            </w:r>
+          </w:p>
+        </w:tc>
+        <w:tc>
+          <w:tcPr>
+            <w:tcW w:type="dxa" w:w="6760"/>
+            <w:shd w:fill="F7F9F9"/>
+            <w:vAlign w:val="top"/>
+            <w:tcMar>
+              <w:top w:w="80" w:type="dxa"/>
+              <w:start w:w="120" w:type="dxa"/>
+              <w:bottom w:w="80" w:type="dxa"/>
+              <w:end w:w="120" w:type="dxa"/>
+            </w:tcMar>
+          </w:tcPr>
+          <w:p>
+            <w:pPr>
+              <w:spacing w:after="0"/>
+            </w:pPr>
+            <w:r>
+              <w:rPr>
+                <w:rFonts w:ascii="Calibri" w:hAnsi="Calibri" w:eastAsia="Calibri"/>
+                <w:b w:val="0"/>
+                <w:i w:val="0"/>
+                <w:color w:val="203740"/>
+                <w:sz w:val="17"/>
+              </w:rPr>
+              <w:t>Nacional: no; multirregional: no</w:t>
+            </w:r>
+          </w:p>
+        </w:tc>
+      </w:tr>
+      <w:tr>
+        <w:tc>
+          <w:tcPr>
+            <w:tcW w:type="dxa" w:w="2600"/>
+            <w:vAlign w:val="top"/>
+            <w:tcMar>
+              <w:top w:w="80" w:type="dxa"/>
+              <w:start w:w="120" w:type="dxa"/>
+              <w:bottom w:w="80" w:type="dxa"/>
+              <w:end w:w="120" w:type="dxa"/>
+            </w:tcMar>
+          </w:tcPr>
+          <w:p>
+            <w:pPr>
+              <w:spacing w:after="0"/>
+            </w:pPr>
+            <w:r>
+              <w:rPr>
+                <w:rFonts w:ascii="Calibri" w:hAnsi="Calibri" w:eastAsia="Calibri"/>
+                <w:b w:val="0"/>
+                <w:i w:val="0"/>
+                <w:color w:val="203740"/>
+                <w:sz w:val="17"/>
+              </w:rPr>
+              <w:t>Cobertura en archivos fuente</w:t>
+            </w:r>
+          </w:p>
+        </w:tc>
+        <w:tc>
+          <w:tcPr>
+            <w:tcW w:type="dxa" w:w="6760"/>
+            <w:vAlign w:val="top"/>
+            <w:tcMar>
+              <w:top w:w="80" w:type="dxa"/>
+              <w:start w:w="120" w:type="dxa"/>
+              <w:bottom w:w="80" w:type="dxa"/>
+              <w:end w:w="120" w:type="dxa"/>
+            </w:tcMar>
+          </w:tcPr>
+          <w:p>
+            <w:pPr>
+              <w:spacing w:after="0"/>
+            </w:pPr>
+            <w:r>
+              <w:rPr>
+                <w:rFonts w:ascii="Calibri" w:hAnsi="Calibri" w:eastAsia="Calibri"/>
+                <w:b w:val="0"/>
+                <w:i w:val="0"/>
+                <w:color w:val="203740"/>
+                <w:sz w:val="17"/>
+              </w:rPr>
+              <w:t>maestro: sí; presupuesto: sí; territorio: sí; CSV territorial: sí; perfil: sí</w:t>
+            </w:r>
+          </w:p>
+        </w:tc>
+      </w:tr>
+      <w:tr>
+        <w:tc>
+          <w:tcPr>
+            <w:tcW w:type="dxa" w:w="2600"/>
+            <w:shd w:fill="F7F9F9"/>
+            <w:vAlign w:val="top"/>
+            <w:tcMar>
+              <w:top w:w="80" w:type="dxa"/>
+              <w:start w:w="120" w:type="dxa"/>
+              <w:bottom w:w="80" w:type="dxa"/>
+              <w:end w:w="120" w:type="dxa"/>
+            </w:tcMar>
+          </w:tcPr>
+          <w:p>
+            <w:pPr>
+              <w:spacing w:after="0"/>
+            </w:pPr>
+            <w:r>
+              <w:rPr>
+                <w:rFonts w:ascii="Calibri" w:hAnsi="Calibri" w:eastAsia="Calibri"/>
+                <w:b w:val="0"/>
+                <w:i w:val="0"/>
+                <w:color w:val="203740"/>
+                <w:sz w:val="17"/>
+              </w:rPr>
+              <w:t>Enlaces oficiales</w:t>
+            </w:r>
+          </w:p>
+        </w:tc>
+        <w:tc>
+          <w:tcPr>
+            <w:tcW w:type="dxa" w:w="6760"/>
+            <w:shd w:fill="F7F9F9"/>
+            <w:vAlign w:val="top"/>
+            <w:tcMar>
+              <w:top w:w="80" w:type="dxa"/>
+              <w:start w:w="120" w:type="dxa"/>
+              <w:bottom w:w="80" w:type="dxa"/>
+              <w:end w:w="120" w:type="dxa"/>
+            </w:tcMar>
+          </w:tcPr>
+          <w:p>
+            <w:pPr>
+              <w:spacing w:after="0"/>
+            </w:pPr>
+            <w:r>
+              <w:rPr>
+                <w:rFonts w:ascii="Calibri" w:hAnsi="Calibri" w:eastAsia="Calibri"/>
+                <w:b w:val="0"/>
+                <w:i w:val="0"/>
+                <w:color w:val="203740"/>
+                <w:sz w:val="17"/>
+              </w:rPr>
+              <w:t>Perfil: https://mapainversiones.gob.do/projectprofile/6229; contrato: https://comunidad.comprasdominicana.gob.do/Public/Tendering/ContractDetailView/Index?UniqueIdentifier=DO1.PCCNTR.1855626&amp;AwardContractDetailId=556479</w:t>
+            </w:r>
+          </w:p>
+        </w:tc>
+      </w:tr>
+    </w:tbl>
+    <w:p>
+      <w:pPr>
+        <w:spacing w:after="0"/>
+      </w:pPr>
+    </w:p>
+    <w:p>
+      <w:pPr>
+        <w:pStyle w:val="Heading3"/>
+      </w:pPr>
+      <w:r>
+        <w:t>5.2.3 AMPLIACIÓN DEL PLANTEL EDUCATIVO PARA INICIAL CANTALICIA ENCARNACIÓN MATEO, MUNICIPIO SABANA GRANDE DE PALENQUE,…</w:t>
+      </w:r>
+    </w:p>
+    <w:tbl>
+      <w:tblPr>
+        <w:tblW w:type="dxa" w:w="9360"/>
+        <w:tblLayout w:type="fixed"/>
+        <w:tblLook w:firstColumn="1" w:firstRow="1" w:lastColumn="0" w:lastRow="0" w:noHBand="0" w:noVBand="1" w:val="04A0"/>
+        <w:jc w:val="center"/>
+        <w:tblInd w:w="120" w:type="dxa"/>
+        <w:tblBorders>
+          <w:top w:val="single" w:sz="5" w:color="D7E0E1"/>
+          <w:left w:val="single" w:sz="5" w:color="D7E0E1"/>
+          <w:bottom w:val="single" w:sz="5" w:color="D7E0E1"/>
+          <w:right w:val="single" w:sz="5" w:color="D7E0E1"/>
+          <w:insideH w:val="single" w:sz="5" w:color="D7E0E1"/>
+          <w:insideV w:val="single" w:sz="5" w:color="D7E0E1"/>
+        </w:tblBorders>
+      </w:tblPr>
+      <w:tblGrid>
+        <w:gridCol w:w="2600"/>
+        <w:gridCol w:w="6760"/>
+      </w:tblGrid>
+      <w:tr>
+        <w:trPr>
+          <w:tblHeader w:val="true"/>
+        </w:trPr>
+        <w:tc>
+          <w:tcPr>
+            <w:tcW w:type="dxa" w:w="2600"/>
+            <w:tcMar>
+              <w:top w:w="80" w:type="dxa"/>
+              <w:start w:w="120" w:type="dxa"/>
+              <w:bottom w:w="80" w:type="dxa"/>
+              <w:end w:w="120" w:type="dxa"/>
+            </w:tcMar>
+            <w:shd w:fill="203740"/>
+            <w:vAlign w:val="center"/>
+          </w:tcPr>
+          <w:p>
+            <w:pPr>
+              <w:spacing w:after="0"/>
+            </w:pPr>
+            <w:r>
+              <w:rPr>
+                <w:rFonts w:ascii="Calibri" w:hAnsi="Calibri" w:eastAsia="Calibri"/>
+                <w:b/>
+                <w:i w:val="0"/>
+                <w:color w:val="FFFFFF"/>
+                <w:sz w:val="17"/>
+              </w:rPr>
+              <w:t>Campo</w:t>
+            </w:r>
+          </w:p>
+        </w:tc>
+        <w:tc>
+          <w:tcPr>
+            <w:tcW w:type="dxa" w:w="6760"/>
+            <w:tcMar>
+              <w:top w:w="80" w:type="dxa"/>
+              <w:start w:w="120" w:type="dxa"/>
+              <w:bottom w:w="80" w:type="dxa"/>
+              <w:end w:w="120" w:type="dxa"/>
+            </w:tcMar>
+            <w:shd w:fill="203740"/>
+            <w:vAlign w:val="center"/>
+          </w:tcPr>
+          <w:p>
+            <w:pPr>
+              <w:spacing w:after="0"/>
+            </w:pPr>
+            <w:r>
+              <w:rPr>
+                <w:rFonts w:ascii="Calibri" w:hAnsi="Calibri" w:eastAsia="Calibri"/>
+                <w:b/>
+                <w:i w:val="0"/>
+                <w:color w:val="FFFFFF"/>
+                <w:sz w:val="17"/>
+              </w:rPr>
+              <w:t>Dato publicado</w:t>
+            </w:r>
+          </w:p>
+        </w:tc>
+      </w:tr>
+      <w:tr>
+        <w:tc>
+          <w:tcPr>
+            <w:tcW w:type="dxa" w:w="2600"/>
+            <w:vAlign w:val="top"/>
+            <w:tcMar>
+              <w:top w:w="80" w:type="dxa"/>
+              <w:start w:w="120" w:type="dxa"/>
+              <w:bottom w:w="80" w:type="dxa"/>
+              <w:end w:w="120" w:type="dxa"/>
+            </w:tcMar>
+          </w:tcPr>
+          <w:p>
+            <w:pPr>
+              <w:spacing w:after="0"/>
+            </w:pPr>
+            <w:r>
+              <w:rPr>
+                <w:rFonts w:ascii="Calibri" w:hAnsi="Calibri" w:eastAsia="Calibri"/>
+                <w:b w:val="0"/>
+                <w:i w:val="0"/>
+                <w:color w:val="203740"/>
+                <w:sz w:val="17"/>
+              </w:rPr>
+              <w:t>Nombre del proyecto</w:t>
+            </w:r>
+          </w:p>
+        </w:tc>
+        <w:tc>
+          <w:tcPr>
+            <w:tcW w:type="dxa" w:w="6760"/>
+            <w:vAlign w:val="top"/>
+            <w:tcMar>
+              <w:top w:w="80" w:type="dxa"/>
+              <w:start w:w="120" w:type="dxa"/>
+              <w:bottom w:w="80" w:type="dxa"/>
+              <w:end w:w="120" w:type="dxa"/>
+            </w:tcMar>
+          </w:tcPr>
+          <w:p>
+            <w:pPr>
+              <w:spacing w:after="0"/>
+            </w:pPr>
+            <w:r>
+              <w:rPr>
+                <w:rFonts w:ascii="Calibri" w:hAnsi="Calibri" w:eastAsia="Calibri"/>
+                <w:b w:val="0"/>
+                <w:i w:val="0"/>
+                <w:color w:val="203740"/>
+                <w:sz w:val="17"/>
+              </w:rPr>
+              <w:t>AMPLIACIÓN DEL PLANTEL EDUCATIVO PARA INICIAL CANTALICIA ENCARNACIÓN MATEO, MUNICIPIO SABANA GRANDE DE PALENQUE, PROVINCIA SAN CRISTÓBAL.</w:t>
+            </w:r>
+          </w:p>
+        </w:tc>
+      </w:tr>
+      <w:tr>
+        <w:tc>
+          <w:tcPr>
+            <w:tcW w:type="dxa" w:w="2600"/>
+            <w:shd w:fill="F7F9F9"/>
+            <w:vAlign w:val="top"/>
+            <w:tcMar>
+              <w:top w:w="80" w:type="dxa"/>
+              <w:start w:w="120" w:type="dxa"/>
+              <w:bottom w:w="80" w:type="dxa"/>
+              <w:end w:w="120" w:type="dxa"/>
+            </w:tcMar>
+          </w:tcPr>
+          <w:p>
+            <w:pPr>
+              <w:spacing w:after="0"/>
+            </w:pPr>
+            <w:r>
+              <w:rPr>
+                <w:rFonts w:ascii="Calibri" w:hAnsi="Calibri" w:eastAsia="Calibri"/>
+                <w:b w:val="0"/>
+                <w:i w:val="0"/>
+                <w:color w:val="203740"/>
+                <w:sz w:val="17"/>
+              </w:rPr>
+              <w:t>Identificación</w:t>
+            </w:r>
+          </w:p>
+        </w:tc>
+        <w:tc>
+          <w:tcPr>
+            <w:tcW w:type="dxa" w:w="6760"/>
+            <w:shd w:fill="F7F9F9"/>
+            <w:vAlign w:val="top"/>
+            <w:tcMar>
+              <w:top w:w="80" w:type="dxa"/>
+              <w:start w:w="120" w:type="dxa"/>
+              <w:bottom w:w="80" w:type="dxa"/>
+              <w:end w:w="120" w:type="dxa"/>
+            </w:tcMar>
+          </w:tcPr>
+          <w:p>
+            <w:pPr>
+              <w:spacing w:after="0"/>
+            </w:pPr>
+            <w:r>
+              <w:rPr>
+                <w:rFonts w:ascii="Calibri" w:hAnsi="Calibri" w:eastAsia="Calibri"/>
+                <w:b w:val="0"/>
+                <w:i w:val="0"/>
+                <w:color w:val="203740"/>
+                <w:sz w:val="17"/>
+              </w:rPr>
+              <w:t>SNIP: 15542; Ficha MapaInversiones: 7087</w:t>
+            </w:r>
+          </w:p>
+        </w:tc>
+      </w:tr>
+      <w:tr>
+        <w:tc>
+          <w:tcPr>
+            <w:tcW w:type="dxa" w:w="2600"/>
+            <w:vAlign w:val="top"/>
+            <w:tcMar>
+              <w:top w:w="80" w:type="dxa"/>
+              <w:start w:w="120" w:type="dxa"/>
+              <w:bottom w:w="80" w:type="dxa"/>
+              <w:end w:w="120" w:type="dxa"/>
+            </w:tcMar>
+          </w:tcPr>
+          <w:p>
+            <w:pPr>
+              <w:spacing w:after="0"/>
+            </w:pPr>
+            <w:r>
+              <w:rPr>
+                <w:rFonts w:ascii="Calibri" w:hAnsi="Calibri" w:eastAsia="Calibri"/>
+                <w:b w:val="0"/>
+                <w:i w:val="0"/>
+                <w:color w:val="203740"/>
+                <w:sz w:val="17"/>
+              </w:rPr>
+              <w:t>Estado y seguimiento</w:t>
+            </w:r>
+          </w:p>
+        </w:tc>
+        <w:tc>
+          <w:tcPr>
+            <w:tcW w:type="dxa" w:w="6760"/>
+            <w:vAlign w:val="top"/>
+            <w:tcMar>
+              <w:top w:w="80" w:type="dxa"/>
+              <w:start w:w="120" w:type="dxa"/>
+              <w:bottom w:w="80" w:type="dxa"/>
+              <w:end w:w="120" w:type="dxa"/>
+            </w:tcMar>
+          </w:tcPr>
+          <w:p>
+            <w:pPr>
+              <w:spacing w:after="0"/>
+            </w:pPr>
+            <w:r>
+              <w:rPr>
+                <w:rFonts w:ascii="Calibri" w:hAnsi="Calibri" w:eastAsia="Calibri"/>
+                <w:b w:val="0"/>
+                <w:i w:val="0"/>
+                <w:color w:val="203740"/>
+                <w:sz w:val="17"/>
+              </w:rPr>
+              <w:t>Estado: EJECUCIÓN; seguimiento: Sin ejecución ni contrato activo</w:t>
+            </w:r>
+          </w:p>
+        </w:tc>
+      </w:tr>
+      <w:tr>
+        <w:tc>
+          <w:tcPr>
+            <w:tcW w:type="dxa" w:w="2600"/>
+            <w:shd w:fill="F7F9F9"/>
+            <w:vAlign w:val="top"/>
+            <w:tcMar>
+              <w:top w:w="80" w:type="dxa"/>
+              <w:start w:w="120" w:type="dxa"/>
+              <w:bottom w:w="80" w:type="dxa"/>
+              <w:end w:w="120" w:type="dxa"/>
+            </w:tcMar>
+          </w:tcPr>
+          <w:p>
+            <w:pPr>
+              <w:spacing w:after="0"/>
+            </w:pPr>
+            <w:r>
+              <w:rPr>
+                <w:rFonts w:ascii="Calibri" w:hAnsi="Calibri" w:eastAsia="Calibri"/>
+                <w:b w:val="0"/>
+                <w:i w:val="0"/>
+                <w:color w:val="203740"/>
+                <w:sz w:val="17"/>
+              </w:rPr>
+              <w:t>Institución ejecutora</w:t>
+            </w:r>
+          </w:p>
+        </w:tc>
+        <w:tc>
+          <w:tcPr>
+            <w:tcW w:type="dxa" w:w="6760"/>
+            <w:shd w:fill="F7F9F9"/>
+            <w:vAlign w:val="top"/>
+            <w:tcMar>
+              <w:top w:w="80" w:type="dxa"/>
+              <w:start w:w="120" w:type="dxa"/>
+              <w:bottom w:w="80" w:type="dxa"/>
+              <w:end w:w="120" w:type="dxa"/>
+            </w:tcMar>
+          </w:tcPr>
+          <w:p>
+            <w:pPr>
+              <w:spacing w:after="0"/>
+            </w:pPr>
+            <w:r>
+              <w:rPr>
+                <w:rFonts w:ascii="Calibri" w:hAnsi="Calibri" w:eastAsia="Calibri"/>
+                <w:b w:val="0"/>
+                <w:i w:val="0"/>
+                <w:color w:val="203740"/>
+                <w:sz w:val="17"/>
+              </w:rPr>
+              <w:t>Principal: DIRECCION DE INFRAESTRUCTURA ESCOLAR. Registradas: DIRECCION DE INFRAESTRUCTURA ESCOLAR</w:t>
+            </w:r>
+          </w:p>
+        </w:tc>
+      </w:tr>
+      <w:tr>
+        <w:tc>
+          <w:tcPr>
+            <w:tcW w:type="dxa" w:w="2600"/>
+            <w:vAlign w:val="top"/>
+            <w:tcMar>
+              <w:top w:w="80" w:type="dxa"/>
+              <w:start w:w="120" w:type="dxa"/>
+              <w:bottom w:w="80" w:type="dxa"/>
+              <w:end w:w="120" w:type="dxa"/>
+            </w:tcMar>
+          </w:tcPr>
+          <w:p>
+            <w:pPr>
+              <w:spacing w:after="0"/>
+            </w:pPr>
+            <w:r>
+              <w:rPr>
+                <w:rFonts w:ascii="Calibri" w:hAnsi="Calibri" w:eastAsia="Calibri"/>
+                <w:b w:val="0"/>
+                <w:i w:val="0"/>
+                <w:color w:val="203740"/>
+                <w:sz w:val="17"/>
+              </w:rPr>
+              <w:t>Sectores</w:t>
+            </w:r>
+          </w:p>
+        </w:tc>
+        <w:tc>
+          <w:tcPr>
+            <w:tcW w:type="dxa" w:w="6760"/>
+            <w:vAlign w:val="top"/>
+            <w:tcMar>
+              <w:top w:w="80" w:type="dxa"/>
+              <w:start w:w="120" w:type="dxa"/>
+              <w:bottom w:w="80" w:type="dxa"/>
+              <w:end w:w="120" w:type="dxa"/>
+            </w:tcMar>
+          </w:tcPr>
+          <w:p>
+            <w:pPr>
+              <w:spacing w:after="0"/>
+            </w:pPr>
+            <w:r>
+              <w:rPr>
+                <w:rFonts w:ascii="Calibri" w:hAnsi="Calibri" w:eastAsia="Calibri"/>
+                <w:b w:val="0"/>
+                <w:i w:val="0"/>
+                <w:color w:val="203740"/>
+                <w:sz w:val="17"/>
+              </w:rPr>
+              <w:t>Educación</w:t>
+            </w:r>
+          </w:p>
+        </w:tc>
+      </w:tr>
+      <w:tr>
+        <w:tc>
+          <w:tcPr>
+            <w:tcW w:type="dxa" w:w="2600"/>
+            <w:shd w:fill="F7F9F9"/>
+            <w:vAlign w:val="top"/>
+            <w:tcMar>
+              <w:top w:w="80" w:type="dxa"/>
+              <w:start w:w="120" w:type="dxa"/>
+              <w:bottom w:w="80" w:type="dxa"/>
+              <w:end w:w="120" w:type="dxa"/>
+            </w:tcMar>
+          </w:tcPr>
+          <w:p>
+            <w:pPr>
+              <w:spacing w:after="0"/>
+            </w:pPr>
+            <w:r>
+              <w:rPr>
+                <w:rFonts w:ascii="Calibri" w:hAnsi="Calibri" w:eastAsia="Calibri"/>
+                <w:b w:val="0"/>
+                <w:i w:val="0"/>
+                <w:color w:val="203740"/>
+                <w:sz w:val="17"/>
+              </w:rPr>
+              <w:t>Período</w:t>
+            </w:r>
+          </w:p>
+        </w:tc>
+        <w:tc>
+          <w:tcPr>
+            <w:tcW w:type="dxa" w:w="6760"/>
+            <w:shd w:fill="F7F9F9"/>
+            <w:vAlign w:val="top"/>
+            <w:tcMar>
+              <w:top w:w="80" w:type="dxa"/>
+              <w:start w:w="120" w:type="dxa"/>
+              <w:bottom w:w="80" w:type="dxa"/>
+              <w:end w:w="120" w:type="dxa"/>
+            </w:tcMar>
+          </w:tcPr>
+          <w:p>
+            <w:pPr>
+              <w:spacing w:after="0"/>
+            </w:pPr>
+            <w:r>
+              <w:rPr>
+                <w:rFonts w:ascii="Calibri" w:hAnsi="Calibri" w:eastAsia="Calibri"/>
+                <w:b w:val="0"/>
+                <w:i w:val="0"/>
+                <w:color w:val="203740"/>
+                <w:sz w:val="17"/>
+              </w:rPr>
+              <w:t>Inicio: 2023-01-01; término: 2027-01-31</w:t>
+            </w:r>
+          </w:p>
+        </w:tc>
+      </w:tr>
+      <w:tr>
+        <w:tc>
+          <w:tcPr>
+            <w:tcW w:type="dxa" w:w="2600"/>
+            <w:vAlign w:val="top"/>
+            <w:tcMar>
+              <w:top w:w="80" w:type="dxa"/>
+              <w:start w:w="120" w:type="dxa"/>
+              <w:bottom w:w="80" w:type="dxa"/>
+              <w:end w:w="120" w:type="dxa"/>
+            </w:tcMar>
+          </w:tcPr>
+          <w:p>
+            <w:pPr>
+              <w:spacing w:after="0"/>
+            </w:pPr>
+            <w:r>
+              <w:rPr>
+                <w:rFonts w:ascii="Calibri" w:hAnsi="Calibri" w:eastAsia="Calibri"/>
+                <w:b w:val="0"/>
+                <w:i w:val="0"/>
+                <w:color w:val="203740"/>
+                <w:sz w:val="17"/>
+              </w:rPr>
+              <w:t>Costo total del proyecto (RD$)</w:t>
+            </w:r>
+          </w:p>
+        </w:tc>
+        <w:tc>
+          <w:tcPr>
+            <w:tcW w:type="dxa" w:w="6760"/>
+            <w:vAlign w:val="top"/>
+            <w:tcMar>
+              <w:top w:w="80" w:type="dxa"/>
+              <w:start w:w="120" w:type="dxa"/>
+              <w:bottom w:w="80" w:type="dxa"/>
+              <w:end w:w="120" w:type="dxa"/>
+            </w:tcMar>
+          </w:tcPr>
+          <w:p>
+            <w:pPr>
+              <w:spacing w:after="0"/>
+            </w:pPr>
+            <w:r>
+              <w:rPr>
+                <w:rFonts w:ascii="Calibri" w:hAnsi="Calibri" w:eastAsia="Calibri"/>
+                <w:b w:val="0"/>
+                <w:i w:val="0"/>
+                <w:color w:val="203740"/>
+                <w:sz w:val="17"/>
+              </w:rPr>
+              <w:t>15,094,501</w:t>
+            </w:r>
+          </w:p>
+        </w:tc>
+      </w:tr>
+      <w:tr>
+        <w:tc>
+          <w:tcPr>
+            <w:tcW w:type="dxa" w:w="2600"/>
+            <w:shd w:fill="F7F9F9"/>
+            <w:vAlign w:val="top"/>
+            <w:tcMar>
+              <w:top w:w="80" w:type="dxa"/>
+              <w:start w:w="120" w:type="dxa"/>
+              <w:bottom w:w="80" w:type="dxa"/>
+              <w:end w:w="120" w:type="dxa"/>
+            </w:tcMar>
+          </w:tcPr>
+          <w:p>
+            <w:pPr>
+              <w:spacing w:after="0"/>
+            </w:pPr>
+            <w:r>
+              <w:rPr>
+                <w:rFonts w:ascii="Calibri" w:hAnsi="Calibri" w:eastAsia="Calibri"/>
+                <w:b w:val="0"/>
+                <w:i w:val="0"/>
+                <w:color w:val="203740"/>
+                <w:sz w:val="17"/>
+              </w:rPr>
+              <w:t>Presupuesto y ejecución 2026</w:t>
+            </w:r>
+          </w:p>
+        </w:tc>
+        <w:tc>
+          <w:tcPr>
+            <w:tcW w:type="dxa" w:w="6760"/>
+            <w:shd w:fill="F7F9F9"/>
+            <w:vAlign w:val="top"/>
+            <w:tcMar>
+              <w:top w:w="80" w:type="dxa"/>
+              <w:start w:w="120" w:type="dxa"/>
+              <w:bottom w:w="80" w:type="dxa"/>
+              <w:end w:w="120" w:type="dxa"/>
+            </w:tcMar>
+          </w:tcPr>
+          <w:p>
+            <w:pPr>
+              <w:spacing w:after="0"/>
+            </w:pPr>
+            <w:r>
+              <w:rPr>
+                <w:rFonts w:ascii="Calibri" w:hAnsi="Calibri" w:eastAsia="Calibri"/>
+                <w:b w:val="0"/>
+                <w:i w:val="0"/>
+                <w:color w:val="203740"/>
+                <w:sz w:val="17"/>
+              </w:rPr>
+              <w:t>Asignación: RD$ 110; ejecutado: RD$ 0; tasa de ejecución presupuestaria: 0.0%</w:t>
+            </w:r>
+          </w:p>
+        </w:tc>
+      </w:tr>
+      <w:tr>
+        <w:tc>
+          <w:tcPr>
+            <w:tcW w:type="dxa" w:w="2600"/>
+            <w:vAlign w:val="top"/>
+            <w:tcMar>
+              <w:top w:w="80" w:type="dxa"/>
+              <w:start w:w="120" w:type="dxa"/>
+              <w:bottom w:w="80" w:type="dxa"/>
+              <w:end w:w="120" w:type="dxa"/>
+            </w:tcMar>
+          </w:tcPr>
+          <w:p>
+            <w:pPr>
+              <w:spacing w:after="0"/>
+            </w:pPr>
+            <w:r>
+              <w:rPr>
+                <w:rFonts w:ascii="Calibri" w:hAnsi="Calibri" w:eastAsia="Calibri"/>
+                <w:b w:val="0"/>
+                <w:i w:val="0"/>
+                <w:color w:val="203740"/>
+                <w:sz w:val="17"/>
+              </w:rPr>
+              <w:t>Avances reportados</w:t>
+            </w:r>
+          </w:p>
+        </w:tc>
+        <w:tc>
+          <w:tcPr>
+            <w:tcW w:type="dxa" w:w="6760"/>
+            <w:vAlign w:val="top"/>
+            <w:tcMar>
+              <w:top w:w="80" w:type="dxa"/>
+              <w:start w:w="120" w:type="dxa"/>
+              <w:bottom w:w="80" w:type="dxa"/>
+              <w:end w:w="120" w:type="dxa"/>
+            </w:tcMar>
+          </w:tcPr>
+          <w:p>
+            <w:pPr>
+              <w:spacing w:after="0"/>
+            </w:pPr>
+            <w:r>
+              <w:rPr>
+                <w:rFonts w:ascii="Calibri" w:hAnsi="Calibri" w:eastAsia="Calibri"/>
+                <w:b w:val="0"/>
+                <w:i w:val="0"/>
+                <w:color w:val="203740"/>
+                <w:sz w:val="17"/>
+              </w:rPr>
+              <w:t>Físico: 16.0%; financiero: 16.0%</w:t>
+            </w:r>
+          </w:p>
+        </w:tc>
+      </w:tr>
+      <w:tr>
+        <w:tc>
+          <w:tcPr>
+            <w:tcW w:type="dxa" w:w="2600"/>
+            <w:shd w:fill="F7F9F9"/>
+            <w:vAlign w:val="top"/>
+            <w:tcMar>
+              <w:top w:w="80" w:type="dxa"/>
+              <w:start w:w="120" w:type="dxa"/>
+              <w:bottom w:w="80" w:type="dxa"/>
+              <w:end w:w="120" w:type="dxa"/>
+            </w:tcMar>
+          </w:tcPr>
+          <w:p>
+            <w:pPr>
+              <w:spacing w:after="0"/>
+            </w:pPr>
+            <w:r>
+              <w:rPr>
+                <w:rFonts w:ascii="Calibri" w:hAnsi="Calibri" w:eastAsia="Calibri"/>
+                <w:b w:val="0"/>
+                <w:i w:val="0"/>
+                <w:color w:val="203740"/>
+                <w:sz w:val="17"/>
+              </w:rPr>
+              <w:t>Contratos</w:t>
+            </w:r>
+          </w:p>
+        </w:tc>
+        <w:tc>
+          <w:tcPr>
+            <w:tcW w:type="dxa" w:w="6760"/>
+            <w:shd w:fill="F7F9F9"/>
+            <w:vAlign w:val="top"/>
+            <w:tcMar>
+              <w:top w:w="80" w:type="dxa"/>
+              <w:start w:w="120" w:type="dxa"/>
+              <w:bottom w:w="80" w:type="dxa"/>
+              <w:end w:w="120" w:type="dxa"/>
+            </w:tcMar>
+          </w:tcPr>
+          <w:p>
+            <w:pPr>
+              <w:spacing w:after="0"/>
+            </w:pPr>
+            <w:r>
+              <w:rPr>
+                <w:rFonts w:ascii="Calibri" w:hAnsi="Calibri" w:eastAsia="Calibri"/>
+                <w:b w:val="0"/>
+                <w:i w:val="0"/>
+                <w:color w:val="203740"/>
+                <w:sz w:val="17"/>
+              </w:rPr>
+              <w:t>Registrados: 0; activos: 0</w:t>
+            </w:r>
+          </w:p>
+        </w:tc>
+      </w:tr>
+      <w:tr>
+        <w:tc>
+          <w:tcPr>
+            <w:tcW w:type="dxa" w:w="2600"/>
+            <w:vAlign w:val="top"/>
+            <w:tcMar>
+              <w:top w:w="80" w:type="dxa"/>
+              <w:start w:w="120" w:type="dxa"/>
+              <w:bottom w:w="80" w:type="dxa"/>
+              <w:end w:w="120" w:type="dxa"/>
+            </w:tcMar>
+          </w:tcPr>
+          <w:p>
+            <w:pPr>
+              <w:spacing w:after="0"/>
+            </w:pPr>
+            <w:r>
+              <w:rPr>
+                <w:rFonts w:ascii="Calibri" w:hAnsi="Calibri" w:eastAsia="Calibri"/>
+                <w:b w:val="0"/>
+                <w:i w:val="0"/>
+                <w:color w:val="203740"/>
+                <w:sz w:val="17"/>
+              </w:rPr>
+              <w:t>Asignación territorial</w:t>
+            </w:r>
+          </w:p>
+        </w:tc>
+        <w:tc>
+          <w:tcPr>
+            <w:tcW w:type="dxa" w:w="6760"/>
+            <w:vAlign w:val="top"/>
+            <w:tcMar>
+              <w:top w:w="80" w:type="dxa"/>
+              <w:start w:w="120" w:type="dxa"/>
+              <w:bottom w:w="80" w:type="dxa"/>
+              <w:end w:w="120" w:type="dxa"/>
+            </w:tcMar>
+          </w:tcPr>
+          <w:p>
+            <w:pPr>
+              <w:spacing w:after="0"/>
+            </w:pPr>
+            <w:r>
+              <w:rPr>
+                <w:rFonts w:ascii="Calibri" w:hAnsi="Calibri" w:eastAsia="Calibri"/>
+                <w:b w:val="0"/>
+                <w:i w:val="0"/>
+                <w:color w:val="203740"/>
+                <w:sz w:val="17"/>
+              </w:rPr>
+              <w:t>Alcance: municipality; región principal: valdesia; provincias: SAN CRISTÓBAL; municipios: SABANA GRANDE DE PALENQUE</w:t>
+            </w:r>
+          </w:p>
+        </w:tc>
+      </w:tr>
+      <w:tr>
+        <w:tc>
+          <w:tcPr>
+            <w:tcW w:type="dxa" w:w="2600"/>
+            <w:shd w:fill="F7F9F9"/>
+            <w:vAlign w:val="top"/>
+            <w:tcMar>
+              <w:top w:w="80" w:type="dxa"/>
+              <w:start w:w="120" w:type="dxa"/>
+              <w:bottom w:w="80" w:type="dxa"/>
+              <w:end w:w="120" w:type="dxa"/>
+            </w:tcMar>
+          </w:tcPr>
+          <w:p>
+            <w:pPr>
+              <w:spacing w:after="0"/>
+            </w:pPr>
+            <w:r>
+              <w:rPr>
+                <w:rFonts w:ascii="Calibri" w:hAnsi="Calibri" w:eastAsia="Calibri"/>
+                <w:b w:val="0"/>
+                <w:i w:val="0"/>
+                <w:color w:val="203740"/>
+                <w:sz w:val="17"/>
+              </w:rPr>
+              <w:t>Ubicaciones codificadas</w:t>
+            </w:r>
+          </w:p>
+        </w:tc>
+        <w:tc>
+          <w:tcPr>
+            <w:tcW w:type="dxa" w:w="6760"/>
+            <w:shd w:fill="F7F9F9"/>
+            <w:vAlign w:val="top"/>
+            <w:tcMar>
+              <w:top w:w="80" w:type="dxa"/>
+              <w:start w:w="120" w:type="dxa"/>
+              <w:bottom w:w="80" w:type="dxa"/>
+              <w:end w:w="120" w:type="dxa"/>
+            </w:tcMar>
+          </w:tcPr>
+          <w:p>
+            <w:pPr>
+              <w:spacing w:after="0"/>
+            </w:pPr>
+            <w:r>
+              <w:rPr>
+                <w:rFonts w:ascii="Calibri" w:hAnsi="Calibri" w:eastAsia="Calibri"/>
+                <w:b w:val="0"/>
+                <w:i w:val="0"/>
+                <w:color w:val="203740"/>
+                <w:sz w:val="17"/>
+              </w:rPr>
+              <w:t>región valdesia [05], provincia SAN CRISTÓBAL [21], municipio SABANA GRANDE DE PALENQUE [052102]</w:t>
+            </w:r>
+          </w:p>
+        </w:tc>
+      </w:tr>
+      <w:tr>
+        <w:tc>
+          <w:tcPr>
+            <w:tcW w:type="dxa" w:w="2600"/>
+            <w:vAlign w:val="top"/>
+            <w:tcMar>
+              <w:top w:w="80" w:type="dxa"/>
+              <w:start w:w="120" w:type="dxa"/>
+              <w:bottom w:w="80" w:type="dxa"/>
+              <w:end w:w="120" w:type="dxa"/>
+            </w:tcMar>
+          </w:tcPr>
+          <w:p>
+            <w:pPr>
+              <w:spacing w:after="0"/>
+            </w:pPr>
+            <w:r>
+              <w:rPr>
+                <w:rFonts w:ascii="Calibri" w:hAnsi="Calibri" w:eastAsia="Calibri"/>
+                <w:b w:val="0"/>
+                <w:i w:val="0"/>
+                <w:color w:val="203740"/>
+                <w:sz w:val="17"/>
+              </w:rPr>
+              <w:t>Evidencia de ubicación</w:t>
+            </w:r>
+          </w:p>
+        </w:tc>
+        <w:tc>
+          <w:tcPr>
+            <w:tcW w:type="dxa" w:w="6760"/>
+            <w:vAlign w:val="top"/>
+            <w:tcMar>
+              <w:top w:w="80" w:type="dxa"/>
+              <w:start w:w="120" w:type="dxa"/>
+              <w:bottom w:w="80" w:type="dxa"/>
+              <w:end w:w="120" w:type="dxa"/>
+            </w:tcMar>
+          </w:tcPr>
+          <w:p>
+            <w:pPr>
+              <w:spacing w:after="0"/>
+            </w:pPr>
+            <w:r>
+              <w:rPr>
+                <w:rFonts w:ascii="Calibri" w:hAnsi="Calibri" w:eastAsia="Calibri"/>
+                <w:b w:val="0"/>
+                <w:i w:val="0"/>
+                <w:color w:val="203740"/>
+                <w:sz w:val="17"/>
+              </w:rPr>
+              <w:t>Perfil: SABANA GRANDE DE PALENQUE (SAN CRISTÓBAL); fuente: profile; verificada: 2026-08-02T12:40:31.915Z</w:t>
+            </w:r>
+          </w:p>
+        </w:tc>
+      </w:tr>
+      <w:tr>
+        <w:tc>
+          <w:tcPr>
+            <w:tcW w:type="dxa" w:w="2600"/>
+            <w:shd w:fill="F7F9F9"/>
+            <w:vAlign w:val="top"/>
+            <w:tcMar>
+              <w:top w:w="80" w:type="dxa"/>
+              <w:start w:w="120" w:type="dxa"/>
+              <w:bottom w:w="80" w:type="dxa"/>
+              <w:end w:w="120" w:type="dxa"/>
+            </w:tcMar>
+          </w:tcPr>
+          <w:p>
+            <w:pPr>
+              <w:spacing w:after="0"/>
+            </w:pPr>
+            <w:r>
+              <w:rPr>
+                <w:rFonts w:ascii="Calibri" w:hAnsi="Calibri" w:eastAsia="Calibri"/>
+                <w:b w:val="0"/>
+                <w:i w:val="0"/>
+                <w:color w:val="203740"/>
+                <w:sz w:val="17"/>
+              </w:rPr>
+              <w:t>Clasificación territorial</w:t>
+            </w:r>
+          </w:p>
+        </w:tc>
+        <w:tc>
+          <w:tcPr>
+            <w:tcW w:type="dxa" w:w="6760"/>
+            <w:shd w:fill="F7F9F9"/>
+            <w:vAlign w:val="top"/>
+            <w:tcMar>
+              <w:top w:w="80" w:type="dxa"/>
+              <w:start w:w="120" w:type="dxa"/>
+              <w:bottom w:w="80" w:type="dxa"/>
+              <w:end w:w="120" w:type="dxa"/>
+            </w:tcMar>
+          </w:tcPr>
+          <w:p>
+            <w:pPr>
+              <w:spacing w:after="0"/>
+            </w:pPr>
+            <w:r>
+              <w:rPr>
+                <w:rFonts w:ascii="Calibri" w:hAnsi="Calibri" w:eastAsia="Calibri"/>
+                <w:b w:val="0"/>
+                <w:i w:val="0"/>
+                <w:color w:val="203740"/>
+                <w:sz w:val="17"/>
+              </w:rPr>
+              <w:t>Nacional: no; multirregional: no</w:t>
+            </w:r>
+          </w:p>
+        </w:tc>
+      </w:tr>
+      <w:tr>
+        <w:tc>
+          <w:tcPr>
+            <w:tcW w:type="dxa" w:w="2600"/>
+            <w:vAlign w:val="top"/>
+            <w:tcMar>
+              <w:top w:w="80" w:type="dxa"/>
+              <w:start w:w="120" w:type="dxa"/>
+              <w:bottom w:w="80" w:type="dxa"/>
+              <w:end w:w="120" w:type="dxa"/>
+            </w:tcMar>
+          </w:tcPr>
+          <w:p>
+            <w:pPr>
+              <w:spacing w:after="0"/>
+            </w:pPr>
+            <w:r>
+              <w:rPr>
+                <w:rFonts w:ascii="Calibri" w:hAnsi="Calibri" w:eastAsia="Calibri"/>
+                <w:b w:val="0"/>
+                <w:i w:val="0"/>
+                <w:color w:val="203740"/>
+                <w:sz w:val="17"/>
+              </w:rPr>
+              <w:t>Cobertura en archivos fuente</w:t>
+            </w:r>
+          </w:p>
+        </w:tc>
+        <w:tc>
+          <w:tcPr>
+            <w:tcW w:type="dxa" w:w="6760"/>
+            <w:vAlign w:val="top"/>
+            <w:tcMar>
+              <w:top w:w="80" w:type="dxa"/>
+              <w:start w:w="120" w:type="dxa"/>
+              <w:bottom w:w="80" w:type="dxa"/>
+              <w:end w:w="120" w:type="dxa"/>
+            </w:tcMar>
+          </w:tcPr>
+          <w:p>
+            <w:pPr>
+              <w:spacing w:after="0"/>
+            </w:pPr>
+            <w:r>
+              <w:rPr>
+                <w:rFonts w:ascii="Calibri" w:hAnsi="Calibri" w:eastAsia="Calibri"/>
+                <w:b w:val="0"/>
+                <w:i w:val="0"/>
+                <w:color w:val="203740"/>
+                <w:sz w:val="17"/>
+              </w:rPr>
+              <w:t>maestro: sí; presupuesto: sí; territorio: sí; CSV territorial: sí; perfil: sí</w:t>
+            </w:r>
+          </w:p>
+        </w:tc>
+      </w:tr>
+      <w:tr>
+        <w:tc>
+          <w:tcPr>
+            <w:tcW w:type="dxa" w:w="2600"/>
+            <w:shd w:fill="F7F9F9"/>
+            <w:vAlign w:val="top"/>
+            <w:tcMar>
+              <w:top w:w="80" w:type="dxa"/>
+              <w:start w:w="120" w:type="dxa"/>
+              <w:bottom w:w="80" w:type="dxa"/>
+              <w:end w:w="120" w:type="dxa"/>
+            </w:tcMar>
+          </w:tcPr>
+          <w:p>
+            <w:pPr>
+              <w:spacing w:after="0"/>
+            </w:pPr>
+            <w:r>
+              <w:rPr>
+                <w:rFonts w:ascii="Calibri" w:hAnsi="Calibri" w:eastAsia="Calibri"/>
+                <w:b w:val="0"/>
+                <w:i w:val="0"/>
+                <w:color w:val="203740"/>
+                <w:sz w:val="17"/>
+              </w:rPr>
+              <w:t>Enlaces oficiales</w:t>
+            </w:r>
+          </w:p>
+        </w:tc>
+        <w:tc>
+          <w:tcPr>
+            <w:tcW w:type="dxa" w:w="6760"/>
+            <w:shd w:fill="F7F9F9"/>
+            <w:vAlign w:val="top"/>
+            <w:tcMar>
+              <w:top w:w="80" w:type="dxa"/>
+              <w:start w:w="120" w:type="dxa"/>
+              <w:bottom w:w="80" w:type="dxa"/>
+              <w:end w:w="120" w:type="dxa"/>
+            </w:tcMar>
+          </w:tcPr>
+          <w:p>
+            <w:pPr>
+              <w:spacing w:after="0"/>
+            </w:pPr>
+            <w:r>
+              <w:rPr>
+                <w:rFonts w:ascii="Calibri" w:hAnsi="Calibri" w:eastAsia="Calibri"/>
+                <w:b w:val="0"/>
+                <w:i w:val="0"/>
+                <w:color w:val="203740"/>
+                <w:sz w:val="17"/>
+              </w:rPr>
+              <w:t>Perfil: https://mapainversiones.gob.do/projectprofile/7087; contrato: No registrado</w:t>
+            </w:r>
+          </w:p>
+        </w:tc>
+      </w:tr>
+    </w:tbl>
+    <w:p>
+      <w:pPr>
+        <w:spacing w:after="0"/>
+      </w:pPr>
+    </w:p>
+    <w:p>
+      <w:pPr>
+        <w:pStyle w:val="Heading3"/>
+      </w:pPr>
+      <w:r>
+        <w:t>5.2.4 AMPLIACIÓN DEL PLANTEL EDUCATIVO PARA INICIAL MAURICIO BÁEZ, MUNICIPIO SABANA GRANDE DE PALENQUE, PROVINCIA SAN…</w:t>
+      </w:r>
+    </w:p>
+    <w:tbl>
+      <w:tblPr>
+        <w:tblW w:type="dxa" w:w="9360"/>
+        <w:tblLayout w:type="fixed"/>
+        <w:tblLook w:firstColumn="1" w:firstRow="1" w:lastColumn="0" w:lastRow="0" w:noHBand="0" w:noVBand="1" w:val="04A0"/>
+        <w:jc w:val="center"/>
+        <w:tblInd w:w="120" w:type="dxa"/>
+        <w:tblBorders>
+          <w:top w:val="single" w:sz="5" w:color="D7E0E1"/>
+          <w:left w:val="single" w:sz="5" w:color="D7E0E1"/>
+          <w:bottom w:val="single" w:sz="5" w:color="D7E0E1"/>
+          <w:right w:val="single" w:sz="5" w:color="D7E0E1"/>
+          <w:insideH w:val="single" w:sz="5" w:color="D7E0E1"/>
+          <w:insideV w:val="single" w:sz="5" w:color="D7E0E1"/>
+        </w:tblBorders>
+      </w:tblPr>
+      <w:tblGrid>
+        <w:gridCol w:w="2600"/>
+        <w:gridCol w:w="6760"/>
+      </w:tblGrid>
+      <w:tr>
+        <w:trPr>
+          <w:tblHeader w:val="true"/>
+        </w:trPr>
+        <w:tc>
+          <w:tcPr>
+            <w:tcW w:type="dxa" w:w="2600"/>
+            <w:tcMar>
+              <w:top w:w="80" w:type="dxa"/>
+              <w:start w:w="120" w:type="dxa"/>
+              <w:bottom w:w="80" w:type="dxa"/>
+              <w:end w:w="120" w:type="dxa"/>
+            </w:tcMar>
+            <w:shd w:fill="203740"/>
+            <w:vAlign w:val="center"/>
+          </w:tcPr>
+          <w:p>
+            <w:pPr>
+              <w:spacing w:after="0"/>
+            </w:pPr>
+            <w:r>
+              <w:rPr>
+                <w:rFonts w:ascii="Calibri" w:hAnsi="Calibri" w:eastAsia="Calibri"/>
+                <w:b/>
+                <w:i w:val="0"/>
+                <w:color w:val="FFFFFF"/>
+                <w:sz w:val="17"/>
+              </w:rPr>
+              <w:t>Campo</w:t>
+            </w:r>
+          </w:p>
+        </w:tc>
+        <w:tc>
+          <w:tcPr>
+            <w:tcW w:type="dxa" w:w="6760"/>
+            <w:tcMar>
+              <w:top w:w="80" w:type="dxa"/>
+              <w:start w:w="120" w:type="dxa"/>
+              <w:bottom w:w="80" w:type="dxa"/>
+              <w:end w:w="120" w:type="dxa"/>
+            </w:tcMar>
+            <w:shd w:fill="203740"/>
+            <w:vAlign w:val="center"/>
+          </w:tcPr>
+          <w:p>
+            <w:pPr>
+              <w:spacing w:after="0"/>
+            </w:pPr>
+            <w:r>
+              <w:rPr>
+                <w:rFonts w:ascii="Calibri" w:hAnsi="Calibri" w:eastAsia="Calibri"/>
+                <w:b/>
+                <w:i w:val="0"/>
+                <w:color w:val="FFFFFF"/>
+                <w:sz w:val="17"/>
+              </w:rPr>
+              <w:t>Dato publicado</w:t>
+            </w:r>
+          </w:p>
+        </w:tc>
+      </w:tr>
+      <w:tr>
+        <w:tc>
+          <w:tcPr>
+            <w:tcW w:type="dxa" w:w="2600"/>
+            <w:vAlign w:val="top"/>
+            <w:tcMar>
+              <w:top w:w="80" w:type="dxa"/>
+              <w:start w:w="120" w:type="dxa"/>
+              <w:bottom w:w="80" w:type="dxa"/>
+              <w:end w:w="120" w:type="dxa"/>
+            </w:tcMar>
+          </w:tcPr>
+          <w:p>
+            <w:pPr>
+              <w:spacing w:after="0"/>
+            </w:pPr>
+            <w:r>
+              <w:rPr>
+                <w:rFonts w:ascii="Calibri" w:hAnsi="Calibri" w:eastAsia="Calibri"/>
+                <w:b w:val="0"/>
+                <w:i w:val="0"/>
+                <w:color w:val="203740"/>
+                <w:sz w:val="17"/>
+              </w:rPr>
+              <w:t>Nombre del proyecto</w:t>
+            </w:r>
+          </w:p>
+        </w:tc>
+        <w:tc>
+          <w:tcPr>
+            <w:tcW w:type="dxa" w:w="6760"/>
+            <w:vAlign w:val="top"/>
+            <w:tcMar>
+              <w:top w:w="80" w:type="dxa"/>
+              <w:start w:w="120" w:type="dxa"/>
+              <w:bottom w:w="80" w:type="dxa"/>
+              <w:end w:w="120" w:type="dxa"/>
+            </w:tcMar>
+          </w:tcPr>
+          <w:p>
+            <w:pPr>
+              <w:spacing w:after="0"/>
+            </w:pPr>
+            <w:r>
+              <w:rPr>
+                <w:rFonts w:ascii="Calibri" w:hAnsi="Calibri" w:eastAsia="Calibri"/>
+                <w:b w:val="0"/>
+                <w:i w:val="0"/>
+                <w:color w:val="203740"/>
+                <w:sz w:val="17"/>
+              </w:rPr>
+              <w:t>AMPLIACIÓN DEL PLANTEL EDUCATIVO PARA INICIAL MAURICIO BÁEZ, MUNICIPIO SABANA GRANDE DE PALENQUE, PROVINCIA SAN CRISTÓBAL.</w:t>
+            </w:r>
+          </w:p>
+        </w:tc>
+      </w:tr>
+      <w:tr>
+        <w:tc>
+          <w:tcPr>
+            <w:tcW w:type="dxa" w:w="2600"/>
+            <w:shd w:fill="F7F9F9"/>
+            <w:vAlign w:val="top"/>
+            <w:tcMar>
+              <w:top w:w="80" w:type="dxa"/>
+              <w:start w:w="120" w:type="dxa"/>
+              <w:bottom w:w="80" w:type="dxa"/>
+              <w:end w:w="120" w:type="dxa"/>
+            </w:tcMar>
+          </w:tcPr>
+          <w:p>
+            <w:pPr>
+              <w:spacing w:after="0"/>
+            </w:pPr>
+            <w:r>
+              <w:rPr>
+                <w:rFonts w:ascii="Calibri" w:hAnsi="Calibri" w:eastAsia="Calibri"/>
+                <w:b w:val="0"/>
+                <w:i w:val="0"/>
+                <w:color w:val="203740"/>
+                <w:sz w:val="17"/>
+              </w:rPr>
+              <w:t>Identificación</w:t>
+            </w:r>
+          </w:p>
+        </w:tc>
+        <w:tc>
+          <w:tcPr>
+            <w:tcW w:type="dxa" w:w="6760"/>
+            <w:shd w:fill="F7F9F9"/>
+            <w:vAlign w:val="top"/>
+            <w:tcMar>
+              <w:top w:w="80" w:type="dxa"/>
+              <w:start w:w="120" w:type="dxa"/>
+              <w:bottom w:w="80" w:type="dxa"/>
+              <w:end w:w="120" w:type="dxa"/>
+            </w:tcMar>
+          </w:tcPr>
+          <w:p>
+            <w:pPr>
+              <w:spacing w:after="0"/>
+            </w:pPr>
+            <w:r>
+              <w:rPr>
+                <w:rFonts w:ascii="Calibri" w:hAnsi="Calibri" w:eastAsia="Calibri"/>
+                <w:b w:val="0"/>
+                <w:i w:val="0"/>
+                <w:color w:val="203740"/>
+                <w:sz w:val="17"/>
+              </w:rPr>
+              <w:t>SNIP: 15537; Ficha MapaInversiones: 7082</w:t>
+            </w:r>
+          </w:p>
+        </w:tc>
+      </w:tr>
+      <w:tr>
+        <w:tc>
+          <w:tcPr>
+            <w:tcW w:type="dxa" w:w="2600"/>
+            <w:vAlign w:val="top"/>
+            <w:tcMar>
+              <w:top w:w="80" w:type="dxa"/>
+              <w:start w:w="120" w:type="dxa"/>
+              <w:bottom w:w="80" w:type="dxa"/>
+              <w:end w:w="120" w:type="dxa"/>
+            </w:tcMar>
+          </w:tcPr>
+          <w:p>
+            <w:pPr>
+              <w:spacing w:after="0"/>
+            </w:pPr>
+            <w:r>
+              <w:rPr>
+                <w:rFonts w:ascii="Calibri" w:hAnsi="Calibri" w:eastAsia="Calibri"/>
+                <w:b w:val="0"/>
+                <w:i w:val="0"/>
+                <w:color w:val="203740"/>
+                <w:sz w:val="17"/>
+              </w:rPr>
+              <w:t>Estado y seguimiento</w:t>
+            </w:r>
+          </w:p>
+        </w:tc>
+        <w:tc>
+          <w:tcPr>
+            <w:tcW w:type="dxa" w:w="6760"/>
+            <w:vAlign w:val="top"/>
+            <w:tcMar>
+              <w:top w:w="80" w:type="dxa"/>
+              <w:start w:w="120" w:type="dxa"/>
+              <w:bottom w:w="80" w:type="dxa"/>
+              <w:end w:w="120" w:type="dxa"/>
+            </w:tcMar>
+          </w:tcPr>
+          <w:p>
+            <w:pPr>
+              <w:spacing w:after="0"/>
+            </w:pPr>
+            <w:r>
+              <w:rPr>
+                <w:rFonts w:ascii="Calibri" w:hAnsi="Calibri" w:eastAsia="Calibri"/>
+                <w:b w:val="0"/>
+                <w:i w:val="0"/>
+                <w:color w:val="203740"/>
+                <w:sz w:val="17"/>
+              </w:rPr>
+              <w:t>Estado: EJECUCIÓN; seguimiento: Sin ejecución ni contrato activo</w:t>
+            </w:r>
+          </w:p>
+        </w:tc>
+      </w:tr>
+      <w:tr>
+        <w:tc>
+          <w:tcPr>
+            <w:tcW w:type="dxa" w:w="2600"/>
+            <w:shd w:fill="F7F9F9"/>
+            <w:vAlign w:val="top"/>
+            <w:tcMar>
+              <w:top w:w="80" w:type="dxa"/>
+              <w:start w:w="120" w:type="dxa"/>
+              <w:bottom w:w="80" w:type="dxa"/>
+              <w:end w:w="120" w:type="dxa"/>
+            </w:tcMar>
+          </w:tcPr>
+          <w:p>
+            <w:pPr>
+              <w:spacing w:after="0"/>
+            </w:pPr>
+            <w:r>
+              <w:rPr>
+                <w:rFonts w:ascii="Calibri" w:hAnsi="Calibri" w:eastAsia="Calibri"/>
+                <w:b w:val="0"/>
+                <w:i w:val="0"/>
+                <w:color w:val="203740"/>
+                <w:sz w:val="17"/>
+              </w:rPr>
+              <w:t>Institución ejecutora</w:t>
+            </w:r>
+          </w:p>
+        </w:tc>
+        <w:tc>
+          <w:tcPr>
+            <w:tcW w:type="dxa" w:w="6760"/>
+            <w:shd w:fill="F7F9F9"/>
+            <w:vAlign w:val="top"/>
+            <w:tcMar>
+              <w:top w:w="80" w:type="dxa"/>
+              <w:start w:w="120" w:type="dxa"/>
+              <w:bottom w:w="80" w:type="dxa"/>
+              <w:end w:w="120" w:type="dxa"/>
+            </w:tcMar>
+          </w:tcPr>
+          <w:p>
+            <w:pPr>
+              <w:spacing w:after="0"/>
+            </w:pPr>
+            <w:r>
+              <w:rPr>
+                <w:rFonts w:ascii="Calibri" w:hAnsi="Calibri" w:eastAsia="Calibri"/>
+                <w:b w:val="0"/>
+                <w:i w:val="0"/>
+                <w:color w:val="203740"/>
+                <w:sz w:val="17"/>
+              </w:rPr>
+              <w:t>Principal: DIRECCION DE INFRAESTRUCTURA ESCOLAR. Registradas: DIRECCION DE INFRAESTRUCTURA ESCOLAR</w:t>
+            </w:r>
+          </w:p>
+        </w:tc>
+      </w:tr>
+      <w:tr>
+        <w:tc>
+          <w:tcPr>
+            <w:tcW w:type="dxa" w:w="2600"/>
+            <w:vAlign w:val="top"/>
+            <w:tcMar>
+              <w:top w:w="80" w:type="dxa"/>
+              <w:start w:w="120" w:type="dxa"/>
+              <w:bottom w:w="80" w:type="dxa"/>
+              <w:end w:w="120" w:type="dxa"/>
+            </w:tcMar>
+          </w:tcPr>
+          <w:p>
+            <w:pPr>
+              <w:spacing w:after="0"/>
+            </w:pPr>
+            <w:r>
+              <w:rPr>
+                <w:rFonts w:ascii="Calibri" w:hAnsi="Calibri" w:eastAsia="Calibri"/>
+                <w:b w:val="0"/>
+                <w:i w:val="0"/>
+                <w:color w:val="203740"/>
+                <w:sz w:val="17"/>
+              </w:rPr>
+              <w:t>Sectores</w:t>
+            </w:r>
+          </w:p>
+        </w:tc>
+        <w:tc>
+          <w:tcPr>
+            <w:tcW w:type="dxa" w:w="6760"/>
+            <w:vAlign w:val="top"/>
+            <w:tcMar>
+              <w:top w:w="80" w:type="dxa"/>
+              <w:start w:w="120" w:type="dxa"/>
+              <w:bottom w:w="80" w:type="dxa"/>
+              <w:end w:w="120" w:type="dxa"/>
+            </w:tcMar>
+          </w:tcPr>
+          <w:p>
+            <w:pPr>
+              <w:spacing w:after="0"/>
+            </w:pPr>
+            <w:r>
+              <w:rPr>
+                <w:rFonts w:ascii="Calibri" w:hAnsi="Calibri" w:eastAsia="Calibri"/>
+                <w:b w:val="0"/>
+                <w:i w:val="0"/>
+                <w:color w:val="203740"/>
+                <w:sz w:val="17"/>
+              </w:rPr>
+              <w:t>Educación</w:t>
+            </w:r>
+          </w:p>
+        </w:tc>
+      </w:tr>
+      <w:tr>
+        <w:tc>
+          <w:tcPr>
+            <w:tcW w:type="dxa" w:w="2600"/>
+            <w:shd w:fill="F7F9F9"/>
+            <w:vAlign w:val="top"/>
+            <w:tcMar>
+              <w:top w:w="80" w:type="dxa"/>
+              <w:start w:w="120" w:type="dxa"/>
+              <w:bottom w:w="80" w:type="dxa"/>
+              <w:end w:w="120" w:type="dxa"/>
+            </w:tcMar>
+          </w:tcPr>
+          <w:p>
+            <w:pPr>
+              <w:spacing w:after="0"/>
+            </w:pPr>
+            <w:r>
+              <w:rPr>
+                <w:rFonts w:ascii="Calibri" w:hAnsi="Calibri" w:eastAsia="Calibri"/>
+                <w:b w:val="0"/>
+                <w:i w:val="0"/>
+                <w:color w:val="203740"/>
+                <w:sz w:val="17"/>
+              </w:rPr>
+              <w:t>Período</w:t>
+            </w:r>
+          </w:p>
+        </w:tc>
+        <w:tc>
+          <w:tcPr>
+            <w:tcW w:type="dxa" w:w="6760"/>
+            <w:shd w:fill="F7F9F9"/>
+            <w:vAlign w:val="top"/>
+            <w:tcMar>
+              <w:top w:w="80" w:type="dxa"/>
+              <w:start w:w="120" w:type="dxa"/>
+              <w:bottom w:w="80" w:type="dxa"/>
+              <w:end w:w="120" w:type="dxa"/>
+            </w:tcMar>
+          </w:tcPr>
+          <w:p>
+            <w:pPr>
+              <w:spacing w:after="0"/>
+            </w:pPr>
+            <w:r>
+              <w:rPr>
+                <w:rFonts w:ascii="Calibri" w:hAnsi="Calibri" w:eastAsia="Calibri"/>
+                <w:b w:val="0"/>
+                <w:i w:val="0"/>
+                <w:color w:val="203740"/>
+                <w:sz w:val="17"/>
+              </w:rPr>
+              <w:t>Inicio: 2023-01-01; término: 2027-01-31</w:t>
+            </w:r>
+          </w:p>
+        </w:tc>
+      </w:tr>
+      <w:tr>
+        <w:tc>
+          <w:tcPr>
+            <w:tcW w:type="dxa" w:w="2600"/>
+            <w:vAlign w:val="top"/>
+            <w:tcMar>
+              <w:top w:w="80" w:type="dxa"/>
+              <w:start w:w="120" w:type="dxa"/>
+              <w:bottom w:w="80" w:type="dxa"/>
+              <w:end w:w="120" w:type="dxa"/>
+            </w:tcMar>
+          </w:tcPr>
+          <w:p>
+            <w:pPr>
+              <w:spacing w:after="0"/>
+            </w:pPr>
+            <w:r>
+              <w:rPr>
+                <w:rFonts w:ascii="Calibri" w:hAnsi="Calibri" w:eastAsia="Calibri"/>
+                <w:b w:val="0"/>
+                <w:i w:val="0"/>
+                <w:color w:val="203740"/>
+                <w:sz w:val="17"/>
+              </w:rPr>
+              <w:t>Costo total del proyecto (RD$)</w:t>
+            </w:r>
+          </w:p>
+        </w:tc>
+        <w:tc>
+          <w:tcPr>
+            <w:tcW w:type="dxa" w:w="6760"/>
+            <w:vAlign w:val="top"/>
+            <w:tcMar>
+              <w:top w:w="80" w:type="dxa"/>
+              <w:start w:w="120" w:type="dxa"/>
+              <w:bottom w:w="80" w:type="dxa"/>
+              <w:end w:w="120" w:type="dxa"/>
+            </w:tcMar>
+          </w:tcPr>
+          <w:p>
+            <w:pPr>
+              <w:spacing w:after="0"/>
+            </w:pPr>
+            <w:r>
+              <w:rPr>
+                <w:rFonts w:ascii="Calibri" w:hAnsi="Calibri" w:eastAsia="Calibri"/>
+                <w:b w:val="0"/>
+                <w:i w:val="0"/>
+                <w:color w:val="203740"/>
+                <w:sz w:val="17"/>
+              </w:rPr>
+              <w:t>15,817,014</w:t>
+            </w:r>
+          </w:p>
+        </w:tc>
+      </w:tr>
+      <w:tr>
+        <w:tc>
+          <w:tcPr>
+            <w:tcW w:type="dxa" w:w="2600"/>
+            <w:shd w:fill="F7F9F9"/>
+            <w:vAlign w:val="top"/>
+            <w:tcMar>
+              <w:top w:w="80" w:type="dxa"/>
+              <w:start w:w="120" w:type="dxa"/>
+              <w:bottom w:w="80" w:type="dxa"/>
+              <w:end w:w="120" w:type="dxa"/>
+            </w:tcMar>
+          </w:tcPr>
+          <w:p>
+            <w:pPr>
+              <w:spacing w:after="0"/>
+            </w:pPr>
+            <w:r>
+              <w:rPr>
+                <w:rFonts w:ascii="Calibri" w:hAnsi="Calibri" w:eastAsia="Calibri"/>
+                <w:b w:val="0"/>
+                <w:i w:val="0"/>
+                <w:color w:val="203740"/>
+                <w:sz w:val="17"/>
+              </w:rPr>
+              <w:t>Presupuesto y ejecución 2026</w:t>
+            </w:r>
+          </w:p>
+        </w:tc>
+        <w:tc>
+          <w:tcPr>
+            <w:tcW w:type="dxa" w:w="6760"/>
+            <w:shd w:fill="F7F9F9"/>
+            <w:vAlign w:val="top"/>
+            <w:tcMar>
+              <w:top w:w="80" w:type="dxa"/>
+              <w:start w:w="120" w:type="dxa"/>
+              <w:bottom w:w="80" w:type="dxa"/>
+              <w:end w:w="120" w:type="dxa"/>
+            </w:tcMar>
+          </w:tcPr>
+          <w:p>
+            <w:pPr>
+              <w:spacing w:after="0"/>
+            </w:pPr>
+            <w:r>
+              <w:rPr>
+                <w:rFonts w:ascii="Calibri" w:hAnsi="Calibri" w:eastAsia="Calibri"/>
+                <w:b w:val="0"/>
+                <w:i w:val="0"/>
+                <w:color w:val="203740"/>
+                <w:sz w:val="17"/>
+              </w:rPr>
+              <w:t>Asignación: RD$ 109; ejecutado: RD$ 0; tasa de ejecución presupuestaria: 0.0%</w:t>
+            </w:r>
+          </w:p>
+        </w:tc>
+      </w:tr>
+      <w:tr>
+        <w:tc>
+          <w:tcPr>
+            <w:tcW w:type="dxa" w:w="2600"/>
+            <w:vAlign w:val="top"/>
+            <w:tcMar>
+              <w:top w:w="80" w:type="dxa"/>
+              <w:start w:w="120" w:type="dxa"/>
+              <w:bottom w:w="80" w:type="dxa"/>
+              <w:end w:w="120" w:type="dxa"/>
+            </w:tcMar>
+          </w:tcPr>
+          <w:p>
+            <w:pPr>
+              <w:spacing w:after="0"/>
+            </w:pPr>
+            <w:r>
+              <w:rPr>
+                <w:rFonts w:ascii="Calibri" w:hAnsi="Calibri" w:eastAsia="Calibri"/>
+                <w:b w:val="0"/>
+                <w:i w:val="0"/>
+                <w:color w:val="203740"/>
+                <w:sz w:val="17"/>
+              </w:rPr>
+              <w:t>Avances reportados</w:t>
+            </w:r>
+          </w:p>
+        </w:tc>
+        <w:tc>
+          <w:tcPr>
+            <w:tcW w:type="dxa" w:w="6760"/>
+            <w:vAlign w:val="top"/>
+            <w:tcMar>
+              <w:top w:w="80" w:type="dxa"/>
+              <w:start w:w="120" w:type="dxa"/>
+              <w:bottom w:w="80" w:type="dxa"/>
+              <w:end w:w="120" w:type="dxa"/>
+            </w:tcMar>
+          </w:tcPr>
+          <w:p>
+            <w:pPr>
+              <w:spacing w:after="0"/>
+            </w:pPr>
+            <w:r>
+              <w:rPr>
+                <w:rFonts w:ascii="Calibri" w:hAnsi="Calibri" w:eastAsia="Calibri"/>
+                <w:b w:val="0"/>
+                <w:i w:val="0"/>
+                <w:color w:val="203740"/>
+                <w:sz w:val="17"/>
+              </w:rPr>
+              <w:t>Físico: 16.0%; financiero: 16.0%</w:t>
+            </w:r>
+          </w:p>
+        </w:tc>
+      </w:tr>
+      <w:tr>
+        <w:tc>
+          <w:tcPr>
+            <w:tcW w:type="dxa" w:w="2600"/>
+            <w:shd w:fill="F7F9F9"/>
+            <w:vAlign w:val="top"/>
+            <w:tcMar>
+              <w:top w:w="80" w:type="dxa"/>
+              <w:start w:w="120" w:type="dxa"/>
+              <w:bottom w:w="80" w:type="dxa"/>
+              <w:end w:w="120" w:type="dxa"/>
+            </w:tcMar>
+          </w:tcPr>
+          <w:p>
+            <w:pPr>
+              <w:spacing w:after="0"/>
+            </w:pPr>
+            <w:r>
+              <w:rPr>
+                <w:rFonts w:ascii="Calibri" w:hAnsi="Calibri" w:eastAsia="Calibri"/>
+                <w:b w:val="0"/>
+                <w:i w:val="0"/>
+                <w:color w:val="203740"/>
+                <w:sz w:val="17"/>
+              </w:rPr>
+              <w:t>Contratos</w:t>
+            </w:r>
+          </w:p>
+        </w:tc>
+        <w:tc>
+          <w:tcPr>
+            <w:tcW w:type="dxa" w:w="6760"/>
+            <w:shd w:fill="F7F9F9"/>
+            <w:vAlign w:val="top"/>
+            <w:tcMar>
+              <w:top w:w="80" w:type="dxa"/>
+              <w:start w:w="120" w:type="dxa"/>
+              <w:bottom w:w="80" w:type="dxa"/>
+              <w:end w:w="120" w:type="dxa"/>
+            </w:tcMar>
+          </w:tcPr>
+          <w:p>
+            <w:pPr>
+              <w:spacing w:after="0"/>
+            </w:pPr>
+            <w:r>
+              <w:rPr>
+                <w:rFonts w:ascii="Calibri" w:hAnsi="Calibri" w:eastAsia="Calibri"/>
+                <w:b w:val="0"/>
+                <w:i w:val="0"/>
+                <w:color w:val="203740"/>
+                <w:sz w:val="17"/>
+              </w:rPr>
+              <w:t>Registrados: 0; activos: 0</w:t>
+            </w:r>
+          </w:p>
+        </w:tc>
+      </w:tr>
+      <w:tr>
+        <w:tc>
+          <w:tcPr>
+            <w:tcW w:type="dxa" w:w="2600"/>
+            <w:vAlign w:val="top"/>
+            <w:tcMar>
+              <w:top w:w="80" w:type="dxa"/>
+              <w:start w:w="120" w:type="dxa"/>
+              <w:bottom w:w="80" w:type="dxa"/>
+              <w:end w:w="120" w:type="dxa"/>
+            </w:tcMar>
+          </w:tcPr>
+          <w:p>
+            <w:pPr>
+              <w:spacing w:after="0"/>
+            </w:pPr>
+            <w:r>
+              <w:rPr>
+                <w:rFonts w:ascii="Calibri" w:hAnsi="Calibri" w:eastAsia="Calibri"/>
+                <w:b w:val="0"/>
+                <w:i w:val="0"/>
+                <w:color w:val="203740"/>
+                <w:sz w:val="17"/>
+              </w:rPr>
+              <w:t>Asignación territorial</w:t>
+            </w:r>
+          </w:p>
+        </w:tc>
+        <w:tc>
+          <w:tcPr>
+            <w:tcW w:type="dxa" w:w="6760"/>
+            <w:vAlign w:val="top"/>
+            <w:tcMar>
+              <w:top w:w="80" w:type="dxa"/>
+              <w:start w:w="120" w:type="dxa"/>
+              <w:bottom w:w="80" w:type="dxa"/>
+              <w:end w:w="120" w:type="dxa"/>
+            </w:tcMar>
+          </w:tcPr>
+          <w:p>
+            <w:pPr>
+              <w:spacing w:after="0"/>
+            </w:pPr>
+            <w:r>
+              <w:rPr>
+                <w:rFonts w:ascii="Calibri" w:hAnsi="Calibri" w:eastAsia="Calibri"/>
+                <w:b w:val="0"/>
+                <w:i w:val="0"/>
+                <w:color w:val="203740"/>
+                <w:sz w:val="17"/>
+              </w:rPr>
+              <w:t>Alcance: municipality; región principal: valdesia; provincias: SAN CRISTÓBAL; municipios: SABANA GRANDE DE PALENQUE</w:t>
+            </w:r>
+          </w:p>
+        </w:tc>
+      </w:tr>
+      <w:tr>
+        <w:tc>
+          <w:tcPr>
+            <w:tcW w:type="dxa" w:w="2600"/>
+            <w:shd w:fill="F7F9F9"/>
+            <w:vAlign w:val="top"/>
+            <w:tcMar>
+              <w:top w:w="80" w:type="dxa"/>
+              <w:start w:w="120" w:type="dxa"/>
+              <w:bottom w:w="80" w:type="dxa"/>
+              <w:end w:w="120" w:type="dxa"/>
+            </w:tcMar>
+          </w:tcPr>
+          <w:p>
+            <w:pPr>
+              <w:spacing w:after="0"/>
+            </w:pPr>
+            <w:r>
+              <w:rPr>
+                <w:rFonts w:ascii="Calibri" w:hAnsi="Calibri" w:eastAsia="Calibri"/>
+                <w:b w:val="0"/>
+                <w:i w:val="0"/>
+                <w:color w:val="203740"/>
+                <w:sz w:val="17"/>
+              </w:rPr>
+              <w:t>Ubicaciones codificadas</w:t>
+            </w:r>
+          </w:p>
+        </w:tc>
+        <w:tc>
+          <w:tcPr>
+            <w:tcW w:type="dxa" w:w="6760"/>
+            <w:shd w:fill="F7F9F9"/>
+            <w:vAlign w:val="top"/>
+            <w:tcMar>
+              <w:top w:w="80" w:type="dxa"/>
+              <w:start w:w="120" w:type="dxa"/>
+              <w:bottom w:w="80" w:type="dxa"/>
+              <w:end w:w="120" w:type="dxa"/>
+            </w:tcMar>
+          </w:tcPr>
+          <w:p>
+            <w:pPr>
+              <w:spacing w:after="0"/>
+            </w:pPr>
+            <w:r>
+              <w:rPr>
+                <w:rFonts w:ascii="Calibri" w:hAnsi="Calibri" w:eastAsia="Calibri"/>
+                <w:b w:val="0"/>
+                <w:i w:val="0"/>
+                <w:color w:val="203740"/>
+                <w:sz w:val="17"/>
+              </w:rPr>
+              <w:t>región valdesia [05], provincia SAN CRISTÓBAL [21], municipio SABANA GRANDE DE PALENQUE [052102]</w:t>
+            </w:r>
+          </w:p>
+        </w:tc>
+      </w:tr>
+      <w:tr>
+        <w:tc>
+          <w:tcPr>
+            <w:tcW w:type="dxa" w:w="2600"/>
+            <w:vAlign w:val="top"/>
+            <w:tcMar>
+              <w:top w:w="80" w:type="dxa"/>
+              <w:start w:w="120" w:type="dxa"/>
+              <w:bottom w:w="80" w:type="dxa"/>
+              <w:end w:w="120" w:type="dxa"/>
+            </w:tcMar>
+          </w:tcPr>
+          <w:p>
+            <w:pPr>
+              <w:spacing w:after="0"/>
+            </w:pPr>
+            <w:r>
+              <w:rPr>
+                <w:rFonts w:ascii="Calibri" w:hAnsi="Calibri" w:eastAsia="Calibri"/>
+                <w:b w:val="0"/>
+                <w:i w:val="0"/>
+                <w:color w:val="203740"/>
+                <w:sz w:val="17"/>
+              </w:rPr>
+              <w:t>Evidencia de ubicación</w:t>
+            </w:r>
+          </w:p>
+        </w:tc>
+        <w:tc>
+          <w:tcPr>
+            <w:tcW w:type="dxa" w:w="6760"/>
+            <w:vAlign w:val="top"/>
+            <w:tcMar>
+              <w:top w:w="80" w:type="dxa"/>
+              <w:start w:w="120" w:type="dxa"/>
+              <w:bottom w:w="80" w:type="dxa"/>
+              <w:end w:w="120" w:type="dxa"/>
+            </w:tcMar>
+          </w:tcPr>
+          <w:p>
+            <w:pPr>
+              <w:spacing w:after="0"/>
+            </w:pPr>
+            <w:r>
+              <w:rPr>
+                <w:rFonts w:ascii="Calibri" w:hAnsi="Calibri" w:eastAsia="Calibri"/>
+                <w:b w:val="0"/>
+                <w:i w:val="0"/>
+                <w:color w:val="203740"/>
+                <w:sz w:val="17"/>
+              </w:rPr>
+              <w:t>Perfil: SABANA GRANDE DE PALENQUE (SAN CRISTÓBAL); fuente: profile; verificada: 2026-08-02T12:40:31.777Z</w:t>
+            </w:r>
+          </w:p>
+        </w:tc>
+      </w:tr>
+      <w:tr>
+        <w:tc>
+          <w:tcPr>
+            <w:tcW w:type="dxa" w:w="2600"/>
+            <w:shd w:fill="F7F9F9"/>
+            <w:vAlign w:val="top"/>
+            <w:tcMar>
+              <w:top w:w="80" w:type="dxa"/>
+              <w:start w:w="120" w:type="dxa"/>
+              <w:bottom w:w="80" w:type="dxa"/>
+              <w:end w:w="120" w:type="dxa"/>
+            </w:tcMar>
+          </w:tcPr>
+          <w:p>
+            <w:pPr>
+              <w:spacing w:after="0"/>
+            </w:pPr>
+            <w:r>
+              <w:rPr>
+                <w:rFonts w:ascii="Calibri" w:hAnsi="Calibri" w:eastAsia="Calibri"/>
+                <w:b w:val="0"/>
+                <w:i w:val="0"/>
+                <w:color w:val="203740"/>
+                <w:sz w:val="17"/>
+              </w:rPr>
+              <w:t>Clasificación territorial</w:t>
+            </w:r>
+          </w:p>
+        </w:tc>
+        <w:tc>
+          <w:tcPr>
+            <w:tcW w:type="dxa" w:w="6760"/>
+            <w:shd w:fill="F7F9F9"/>
+            <w:vAlign w:val="top"/>
+            <w:tcMar>
+              <w:top w:w="80" w:type="dxa"/>
+              <w:start w:w="120" w:type="dxa"/>
+              <w:bottom w:w="80" w:type="dxa"/>
+              <w:end w:w="120" w:type="dxa"/>
+            </w:tcMar>
+          </w:tcPr>
+          <w:p>
+            <w:pPr>
+              <w:spacing w:after="0"/>
+            </w:pPr>
+            <w:r>
+              <w:rPr>
+                <w:rFonts w:ascii="Calibri" w:hAnsi="Calibri" w:eastAsia="Calibri"/>
+                <w:b w:val="0"/>
+                <w:i w:val="0"/>
+                <w:color w:val="203740"/>
+                <w:sz w:val="17"/>
+              </w:rPr>
+              <w:t>Nacional: no; multirregional: no</w:t>
+            </w:r>
+          </w:p>
+        </w:tc>
+      </w:tr>
+      <w:tr>
+        <w:tc>
+          <w:tcPr>
+            <w:tcW w:type="dxa" w:w="2600"/>
+            <w:vAlign w:val="top"/>
+            <w:tcMar>
+              <w:top w:w="80" w:type="dxa"/>
+              <w:start w:w="120" w:type="dxa"/>
+              <w:bottom w:w="80" w:type="dxa"/>
+              <w:end w:w="120" w:type="dxa"/>
+            </w:tcMar>
+          </w:tcPr>
+          <w:p>
+            <w:pPr>
+              <w:spacing w:after="0"/>
+            </w:pPr>
+            <w:r>
+              <w:rPr>
+                <w:rFonts w:ascii="Calibri" w:hAnsi="Calibri" w:eastAsia="Calibri"/>
+                <w:b w:val="0"/>
+                <w:i w:val="0"/>
+                <w:color w:val="203740"/>
+                <w:sz w:val="17"/>
+              </w:rPr>
+              <w:t>Cobertura en archivos fuente</w:t>
+            </w:r>
+          </w:p>
+        </w:tc>
+        <w:tc>
+          <w:tcPr>
+            <w:tcW w:type="dxa" w:w="6760"/>
+            <w:vAlign w:val="top"/>
+            <w:tcMar>
+              <w:top w:w="80" w:type="dxa"/>
+              <w:start w:w="120" w:type="dxa"/>
+              <w:bottom w:w="80" w:type="dxa"/>
+              <w:end w:w="120" w:type="dxa"/>
+            </w:tcMar>
+          </w:tcPr>
+          <w:p>
+            <w:pPr>
+              <w:spacing w:after="0"/>
+            </w:pPr>
+            <w:r>
+              <w:rPr>
+                <w:rFonts w:ascii="Calibri" w:hAnsi="Calibri" w:eastAsia="Calibri"/>
+                <w:b w:val="0"/>
+                <w:i w:val="0"/>
+                <w:color w:val="203740"/>
+                <w:sz w:val="17"/>
+              </w:rPr>
+              <w:t>maestro: sí; presupuesto: sí; territorio: sí; CSV territorial: sí; perfil: sí</w:t>
+            </w:r>
+          </w:p>
+        </w:tc>
+      </w:tr>
+      <w:tr>
+        <w:tc>
+          <w:tcPr>
+            <w:tcW w:type="dxa" w:w="2600"/>
+            <w:shd w:fill="F7F9F9"/>
+            <w:vAlign w:val="top"/>
+            <w:tcMar>
+              <w:top w:w="80" w:type="dxa"/>
+              <w:start w:w="120" w:type="dxa"/>
+              <w:bottom w:w="80" w:type="dxa"/>
+              <w:end w:w="120" w:type="dxa"/>
+            </w:tcMar>
+          </w:tcPr>
+          <w:p>
+            <w:pPr>
+              <w:spacing w:after="0"/>
+            </w:pPr>
+            <w:r>
+              <w:rPr>
+                <w:rFonts w:ascii="Calibri" w:hAnsi="Calibri" w:eastAsia="Calibri"/>
+                <w:b w:val="0"/>
+                <w:i w:val="0"/>
+                <w:color w:val="203740"/>
+                <w:sz w:val="17"/>
+              </w:rPr>
+              <w:t>Enlaces oficiales</w:t>
+            </w:r>
+          </w:p>
+        </w:tc>
+        <w:tc>
+          <w:tcPr>
+            <w:tcW w:type="dxa" w:w="6760"/>
+            <w:shd w:fill="F7F9F9"/>
+            <w:vAlign w:val="top"/>
+            <w:tcMar>
+              <w:top w:w="80" w:type="dxa"/>
+              <w:start w:w="120" w:type="dxa"/>
+              <w:bottom w:w="80" w:type="dxa"/>
+              <w:end w:w="120" w:type="dxa"/>
+            </w:tcMar>
+          </w:tcPr>
+          <w:p>
+            <w:pPr>
+              <w:spacing w:after="0"/>
+            </w:pPr>
+            <w:r>
+              <w:rPr>
+                <w:rFonts w:ascii="Calibri" w:hAnsi="Calibri" w:eastAsia="Calibri"/>
+                <w:b w:val="0"/>
+                <w:i w:val="0"/>
+                <w:color w:val="203740"/>
+                <w:sz w:val="17"/>
+              </w:rPr>
+              <w:t>Perfil: https://mapainversiones.gob.do/projectprofile/7082; contrato: No registrado</w:t>
+            </w:r>
+          </w:p>
+        </w:tc>
+      </w:tr>
+    </w:tbl>
+    <w:p>
+      <w:pPr>
+        <w:spacing w:after="0"/>
+      </w:pPr>
+    </w:p>
+    <w:p>
+      <w:pPr>
+        <w:pStyle w:val="Heading3"/>
+      </w:pPr>
+      <w:r>
+        <w:t>5.2.5 AMPLIACIÓN DEL PLANTEL EDUCATIVO PARA INICIAL MERCEDES LUISA PÉREZ, MUNICIPIO SABANA GRANDE DE PALENQUE, PROVINC…</w:t>
+      </w:r>
+    </w:p>
+    <w:tbl>
+      <w:tblPr>
+        <w:tblW w:type="dxa" w:w="9360"/>
+        <w:tblLayout w:type="fixed"/>
+        <w:tblLook w:firstColumn="1" w:firstRow="1" w:lastColumn="0" w:lastRow="0" w:noHBand="0" w:noVBand="1" w:val="04A0"/>
+        <w:jc w:val="center"/>
+        <w:tblInd w:w="120" w:type="dxa"/>
+        <w:tblBorders>
+          <w:top w:val="single" w:sz="5" w:color="D7E0E1"/>
+          <w:left w:val="single" w:sz="5" w:color="D7E0E1"/>
+          <w:bottom w:val="single" w:sz="5" w:color="D7E0E1"/>
+          <w:right w:val="single" w:sz="5" w:color="D7E0E1"/>
+          <w:insideH w:val="single" w:sz="5" w:color="D7E0E1"/>
+          <w:insideV w:val="single" w:sz="5" w:color="D7E0E1"/>
+        </w:tblBorders>
+      </w:tblPr>
+      <w:tblGrid>
+        <w:gridCol w:w="2600"/>
+        <w:gridCol w:w="6760"/>
+      </w:tblGrid>
+      <w:tr>
+        <w:trPr>
+          <w:tblHeader w:val="true"/>
+        </w:trPr>
+        <w:tc>
+          <w:tcPr>
+            <w:tcW w:type="dxa" w:w="2600"/>
+            <w:tcMar>
+              <w:top w:w="80" w:type="dxa"/>
+              <w:start w:w="120" w:type="dxa"/>
+              <w:bottom w:w="80" w:type="dxa"/>
+              <w:end w:w="120" w:type="dxa"/>
+            </w:tcMar>
+            <w:shd w:fill="203740"/>
+            <w:vAlign w:val="center"/>
+          </w:tcPr>
+          <w:p>
+            <w:pPr>
+              <w:spacing w:after="0"/>
+            </w:pPr>
+            <w:r>
+              <w:rPr>
+                <w:rFonts w:ascii="Calibri" w:hAnsi="Calibri" w:eastAsia="Calibri"/>
+                <w:b/>
+                <w:i w:val="0"/>
+                <w:color w:val="FFFFFF"/>
+                <w:sz w:val="17"/>
+              </w:rPr>
+              <w:t>Campo</w:t>
+            </w:r>
+          </w:p>
+        </w:tc>
+        <w:tc>
+          <w:tcPr>
+            <w:tcW w:type="dxa" w:w="6760"/>
+            <w:tcMar>
+              <w:top w:w="80" w:type="dxa"/>
+              <w:start w:w="120" w:type="dxa"/>
+              <w:bottom w:w="80" w:type="dxa"/>
+              <w:end w:w="120" w:type="dxa"/>
+            </w:tcMar>
+            <w:shd w:fill="203740"/>
+            <w:vAlign w:val="center"/>
+          </w:tcPr>
+          <w:p>
+            <w:pPr>
+              <w:spacing w:after="0"/>
+            </w:pPr>
+            <w:r>
+              <w:rPr>
+                <w:rFonts w:ascii="Calibri" w:hAnsi="Calibri" w:eastAsia="Calibri"/>
+                <w:b/>
+                <w:i w:val="0"/>
+                <w:color w:val="FFFFFF"/>
+                <w:sz w:val="17"/>
+              </w:rPr>
+              <w:t>Dato publicado</w:t>
+            </w:r>
+          </w:p>
+        </w:tc>
+      </w:tr>
+      <w:tr>
+        <w:tc>
+          <w:tcPr>
+            <w:tcW w:type="dxa" w:w="2600"/>
+            <w:vAlign w:val="top"/>
+            <w:tcMar>
+              <w:top w:w="80" w:type="dxa"/>
+              <w:start w:w="120" w:type="dxa"/>
+              <w:bottom w:w="80" w:type="dxa"/>
+              <w:end w:w="120" w:type="dxa"/>
+            </w:tcMar>
+          </w:tcPr>
+          <w:p>
+            <w:pPr>
+              <w:spacing w:after="0"/>
+            </w:pPr>
+            <w:r>
+              <w:rPr>
+                <w:rFonts w:ascii="Calibri" w:hAnsi="Calibri" w:eastAsia="Calibri"/>
+                <w:b w:val="0"/>
+                <w:i w:val="0"/>
+                <w:color w:val="203740"/>
+                <w:sz w:val="17"/>
+              </w:rPr>
+              <w:t>Nombre del proyecto</w:t>
+            </w:r>
+          </w:p>
+        </w:tc>
+        <w:tc>
+          <w:tcPr>
+            <w:tcW w:type="dxa" w:w="6760"/>
+            <w:vAlign w:val="top"/>
+            <w:tcMar>
+              <w:top w:w="80" w:type="dxa"/>
+              <w:start w:w="120" w:type="dxa"/>
+              <w:bottom w:w="80" w:type="dxa"/>
+              <w:end w:w="120" w:type="dxa"/>
+            </w:tcMar>
+          </w:tcPr>
+          <w:p>
+            <w:pPr>
+              <w:spacing w:after="0"/>
+            </w:pPr>
+            <w:r>
+              <w:rPr>
+                <w:rFonts w:ascii="Calibri" w:hAnsi="Calibri" w:eastAsia="Calibri"/>
+                <w:b w:val="0"/>
+                <w:i w:val="0"/>
+                <w:color w:val="203740"/>
+                <w:sz w:val="17"/>
+              </w:rPr>
+              <w:t>AMPLIACIÓN DEL PLANTEL EDUCATIVO PARA INICIAL MERCEDES LUISA PÉREZ, MUNICIPIO SABANA GRANDE DE PALENQUE, PROVINCIA SAN CRISTÓBAL.</w:t>
+            </w:r>
+          </w:p>
+        </w:tc>
+      </w:tr>
+      <w:tr>
+        <w:tc>
+          <w:tcPr>
+            <w:tcW w:type="dxa" w:w="2600"/>
+            <w:shd w:fill="F7F9F9"/>
+            <w:vAlign w:val="top"/>
+            <w:tcMar>
+              <w:top w:w="80" w:type="dxa"/>
+              <w:start w:w="120" w:type="dxa"/>
+              <w:bottom w:w="80" w:type="dxa"/>
+              <w:end w:w="120" w:type="dxa"/>
+            </w:tcMar>
+          </w:tcPr>
+          <w:p>
+            <w:pPr>
+              <w:spacing w:after="0"/>
+            </w:pPr>
+            <w:r>
+              <w:rPr>
+                <w:rFonts w:ascii="Calibri" w:hAnsi="Calibri" w:eastAsia="Calibri"/>
+                <w:b w:val="0"/>
+                <w:i w:val="0"/>
+                <w:color w:val="203740"/>
+                <w:sz w:val="17"/>
+              </w:rPr>
+              <w:t>Identificación</w:t>
+            </w:r>
+          </w:p>
+        </w:tc>
+        <w:tc>
+          <w:tcPr>
+            <w:tcW w:type="dxa" w:w="6760"/>
+            <w:shd w:fill="F7F9F9"/>
+            <w:vAlign w:val="top"/>
+            <w:tcMar>
+              <w:top w:w="80" w:type="dxa"/>
+              <w:start w:w="120" w:type="dxa"/>
+              <w:bottom w:w="80" w:type="dxa"/>
+              <w:end w:w="120" w:type="dxa"/>
+            </w:tcMar>
+          </w:tcPr>
+          <w:p>
+            <w:pPr>
+              <w:spacing w:after="0"/>
+            </w:pPr>
+            <w:r>
+              <w:rPr>
+                <w:rFonts w:ascii="Calibri" w:hAnsi="Calibri" w:eastAsia="Calibri"/>
+                <w:b w:val="0"/>
+                <w:i w:val="0"/>
+                <w:color w:val="203740"/>
+                <w:sz w:val="17"/>
+              </w:rPr>
+              <w:t>SNIP: 15539; Ficha MapaInversiones: 7084</w:t>
+            </w:r>
+          </w:p>
+        </w:tc>
+      </w:tr>
+      <w:tr>
+        <w:tc>
+          <w:tcPr>
+            <w:tcW w:type="dxa" w:w="2600"/>
+            <w:vAlign w:val="top"/>
+            <w:tcMar>
+              <w:top w:w="80" w:type="dxa"/>
+              <w:start w:w="120" w:type="dxa"/>
+              <w:bottom w:w="80" w:type="dxa"/>
+              <w:end w:w="120" w:type="dxa"/>
+            </w:tcMar>
+          </w:tcPr>
+          <w:p>
+            <w:pPr>
+              <w:spacing w:after="0"/>
+            </w:pPr>
+            <w:r>
+              <w:rPr>
+                <w:rFonts w:ascii="Calibri" w:hAnsi="Calibri" w:eastAsia="Calibri"/>
+                <w:b w:val="0"/>
+                <w:i w:val="0"/>
+                <w:color w:val="203740"/>
+                <w:sz w:val="17"/>
+              </w:rPr>
+              <w:t>Estado y seguimiento</w:t>
+            </w:r>
+          </w:p>
+        </w:tc>
+        <w:tc>
+          <w:tcPr>
+            <w:tcW w:type="dxa" w:w="6760"/>
+            <w:vAlign w:val="top"/>
+            <w:tcMar>
+              <w:top w:w="80" w:type="dxa"/>
+              <w:start w:w="120" w:type="dxa"/>
+              <w:bottom w:w="80" w:type="dxa"/>
+              <w:end w:w="120" w:type="dxa"/>
+            </w:tcMar>
+          </w:tcPr>
+          <w:p>
+            <w:pPr>
+              <w:spacing w:after="0"/>
+            </w:pPr>
+            <w:r>
+              <w:rPr>
+                <w:rFonts w:ascii="Calibri" w:hAnsi="Calibri" w:eastAsia="Calibri"/>
+                <w:b w:val="0"/>
+                <w:i w:val="0"/>
+                <w:color w:val="203740"/>
+                <w:sz w:val="17"/>
+              </w:rPr>
+              <w:t>Estado: EJECUCIÓN; seguimiento: Sin ejecución ni contrato activo</w:t>
+            </w:r>
+          </w:p>
+        </w:tc>
+      </w:tr>
+      <w:tr>
+        <w:tc>
+          <w:tcPr>
+            <w:tcW w:type="dxa" w:w="2600"/>
+            <w:shd w:fill="F7F9F9"/>
+            <w:vAlign w:val="top"/>
+            <w:tcMar>
+              <w:top w:w="80" w:type="dxa"/>
+              <w:start w:w="120" w:type="dxa"/>
+              <w:bottom w:w="80" w:type="dxa"/>
+              <w:end w:w="120" w:type="dxa"/>
+            </w:tcMar>
+          </w:tcPr>
+          <w:p>
+            <w:pPr>
+              <w:spacing w:after="0"/>
+            </w:pPr>
+            <w:r>
+              <w:rPr>
+                <w:rFonts w:ascii="Calibri" w:hAnsi="Calibri" w:eastAsia="Calibri"/>
+                <w:b w:val="0"/>
+                <w:i w:val="0"/>
+                <w:color w:val="203740"/>
+                <w:sz w:val="17"/>
+              </w:rPr>
+              <w:t>Institución ejecutora</w:t>
+            </w:r>
+          </w:p>
+        </w:tc>
+        <w:tc>
+          <w:tcPr>
+            <w:tcW w:type="dxa" w:w="6760"/>
+            <w:shd w:fill="F7F9F9"/>
+            <w:vAlign w:val="top"/>
+            <w:tcMar>
+              <w:top w:w="80" w:type="dxa"/>
+              <w:start w:w="120" w:type="dxa"/>
+              <w:bottom w:w="80" w:type="dxa"/>
+              <w:end w:w="120" w:type="dxa"/>
+            </w:tcMar>
+          </w:tcPr>
+          <w:p>
+            <w:pPr>
+              <w:spacing w:after="0"/>
+            </w:pPr>
+            <w:r>
+              <w:rPr>
+                <w:rFonts w:ascii="Calibri" w:hAnsi="Calibri" w:eastAsia="Calibri"/>
+                <w:b w:val="0"/>
+                <w:i w:val="0"/>
+                <w:color w:val="203740"/>
+                <w:sz w:val="17"/>
+              </w:rPr>
+              <w:t>Principal: DIRECCION DE INFRAESTRUCTURA ESCOLAR. Registradas: DIRECCION DE INFRAESTRUCTURA ESCOLAR</w:t>
+            </w:r>
+          </w:p>
+        </w:tc>
+      </w:tr>
+      <w:tr>
+        <w:tc>
+          <w:tcPr>
+            <w:tcW w:type="dxa" w:w="2600"/>
+            <w:vAlign w:val="top"/>
+            <w:tcMar>
+              <w:top w:w="80" w:type="dxa"/>
+              <w:start w:w="120" w:type="dxa"/>
+              <w:bottom w:w="80" w:type="dxa"/>
+              <w:end w:w="120" w:type="dxa"/>
+            </w:tcMar>
+          </w:tcPr>
+          <w:p>
+            <w:pPr>
+              <w:spacing w:after="0"/>
+            </w:pPr>
+            <w:r>
+              <w:rPr>
+                <w:rFonts w:ascii="Calibri" w:hAnsi="Calibri" w:eastAsia="Calibri"/>
+                <w:b w:val="0"/>
+                <w:i w:val="0"/>
+                <w:color w:val="203740"/>
+                <w:sz w:val="17"/>
+              </w:rPr>
+              <w:t>Sectores</w:t>
+            </w:r>
+          </w:p>
+        </w:tc>
+        <w:tc>
+          <w:tcPr>
+            <w:tcW w:type="dxa" w:w="6760"/>
+            <w:vAlign w:val="top"/>
+            <w:tcMar>
+              <w:top w:w="80" w:type="dxa"/>
+              <w:start w:w="120" w:type="dxa"/>
+              <w:bottom w:w="80" w:type="dxa"/>
+              <w:end w:w="120" w:type="dxa"/>
+            </w:tcMar>
+          </w:tcPr>
+          <w:p>
+            <w:pPr>
+              <w:spacing w:after="0"/>
+            </w:pPr>
+            <w:r>
+              <w:rPr>
+                <w:rFonts w:ascii="Calibri" w:hAnsi="Calibri" w:eastAsia="Calibri"/>
+                <w:b w:val="0"/>
+                <w:i w:val="0"/>
+                <w:color w:val="203740"/>
+                <w:sz w:val="17"/>
+              </w:rPr>
+              <w:t>Educación</w:t>
+            </w:r>
+          </w:p>
+        </w:tc>
+      </w:tr>
+      <w:tr>
+        <w:tc>
+          <w:tcPr>
+            <w:tcW w:type="dxa" w:w="2600"/>
+            <w:shd w:fill="F7F9F9"/>
+            <w:vAlign w:val="top"/>
+            <w:tcMar>
+              <w:top w:w="80" w:type="dxa"/>
+              <w:start w:w="120" w:type="dxa"/>
+              <w:bottom w:w="80" w:type="dxa"/>
+              <w:end w:w="120" w:type="dxa"/>
+            </w:tcMar>
+          </w:tcPr>
+          <w:p>
+            <w:pPr>
+              <w:spacing w:after="0"/>
+            </w:pPr>
+            <w:r>
+              <w:rPr>
+                <w:rFonts w:ascii="Calibri" w:hAnsi="Calibri" w:eastAsia="Calibri"/>
+                <w:b w:val="0"/>
+                <w:i w:val="0"/>
+                <w:color w:val="203740"/>
+                <w:sz w:val="17"/>
+              </w:rPr>
+              <w:t>Período</w:t>
+            </w:r>
+          </w:p>
+        </w:tc>
+        <w:tc>
+          <w:tcPr>
+            <w:tcW w:type="dxa" w:w="6760"/>
+            <w:shd w:fill="F7F9F9"/>
+            <w:vAlign w:val="top"/>
+            <w:tcMar>
+              <w:top w:w="80" w:type="dxa"/>
+              <w:start w:w="120" w:type="dxa"/>
+              <w:bottom w:w="80" w:type="dxa"/>
+              <w:end w:w="120" w:type="dxa"/>
+            </w:tcMar>
+          </w:tcPr>
+          <w:p>
+            <w:pPr>
+              <w:spacing w:after="0"/>
+            </w:pPr>
+            <w:r>
+              <w:rPr>
+                <w:rFonts w:ascii="Calibri" w:hAnsi="Calibri" w:eastAsia="Calibri"/>
+                <w:b w:val="0"/>
+                <w:i w:val="0"/>
+                <w:color w:val="203740"/>
+                <w:sz w:val="17"/>
+              </w:rPr>
+              <w:t>Inicio: 2023-01-01; término: 2027-01-31</w:t>
+            </w:r>
+          </w:p>
+        </w:tc>
+      </w:tr>
+      <w:tr>
+        <w:tc>
+          <w:tcPr>
+            <w:tcW w:type="dxa" w:w="2600"/>
+            <w:vAlign w:val="top"/>
+            <w:tcMar>
+              <w:top w:w="80" w:type="dxa"/>
+              <w:start w:w="120" w:type="dxa"/>
+              <w:bottom w:w="80" w:type="dxa"/>
+              <w:end w:w="120" w:type="dxa"/>
+            </w:tcMar>
+          </w:tcPr>
+          <w:p>
+            <w:pPr>
+              <w:spacing w:after="0"/>
+            </w:pPr>
+            <w:r>
+              <w:rPr>
+                <w:rFonts w:ascii="Calibri" w:hAnsi="Calibri" w:eastAsia="Calibri"/>
+                <w:b w:val="0"/>
+                <w:i w:val="0"/>
+                <w:color w:val="203740"/>
+                <w:sz w:val="17"/>
+              </w:rPr>
+              <w:t>Costo total del proyecto (RD$)</w:t>
+            </w:r>
+          </w:p>
+        </w:tc>
+        <w:tc>
+          <w:tcPr>
+            <w:tcW w:type="dxa" w:w="6760"/>
+            <w:vAlign w:val="top"/>
+            <w:tcMar>
+              <w:top w:w="80" w:type="dxa"/>
+              <w:start w:w="120" w:type="dxa"/>
+              <w:bottom w:w="80" w:type="dxa"/>
+              <w:end w:w="120" w:type="dxa"/>
+            </w:tcMar>
+          </w:tcPr>
+          <w:p>
+            <w:pPr>
+              <w:spacing w:after="0"/>
+            </w:pPr>
+            <w:r>
+              <w:rPr>
+                <w:rFonts w:ascii="Calibri" w:hAnsi="Calibri" w:eastAsia="Calibri"/>
+                <w:b w:val="0"/>
+                <w:i w:val="0"/>
+                <w:color w:val="203740"/>
+                <w:sz w:val="17"/>
+              </w:rPr>
+              <w:t>10,918,664</w:t>
+            </w:r>
+          </w:p>
+        </w:tc>
+      </w:tr>
+      <w:tr>
+        <w:tc>
+          <w:tcPr>
+            <w:tcW w:type="dxa" w:w="2600"/>
+            <w:shd w:fill="F7F9F9"/>
+            <w:vAlign w:val="top"/>
+            <w:tcMar>
+              <w:top w:w="80" w:type="dxa"/>
+              <w:start w:w="120" w:type="dxa"/>
+              <w:bottom w:w="80" w:type="dxa"/>
+              <w:end w:w="120" w:type="dxa"/>
+            </w:tcMar>
+          </w:tcPr>
+          <w:p>
+            <w:pPr>
+              <w:spacing w:after="0"/>
+            </w:pPr>
+            <w:r>
+              <w:rPr>
+                <w:rFonts w:ascii="Calibri" w:hAnsi="Calibri" w:eastAsia="Calibri"/>
+                <w:b w:val="0"/>
+                <w:i w:val="0"/>
+                <w:color w:val="203740"/>
+                <w:sz w:val="17"/>
+              </w:rPr>
+              <w:t>Presupuesto y ejecución 2026</w:t>
+            </w:r>
+          </w:p>
+        </w:tc>
+        <w:tc>
+          <w:tcPr>
+            <w:tcW w:type="dxa" w:w="6760"/>
+            <w:shd w:fill="F7F9F9"/>
+            <w:vAlign w:val="top"/>
+            <w:tcMar>
+              <w:top w:w="80" w:type="dxa"/>
+              <w:start w:w="120" w:type="dxa"/>
+              <w:bottom w:w="80" w:type="dxa"/>
+              <w:end w:w="120" w:type="dxa"/>
+            </w:tcMar>
+          </w:tcPr>
+          <w:p>
+            <w:pPr>
+              <w:spacing w:after="0"/>
+            </w:pPr>
+            <w:r>
+              <w:rPr>
+                <w:rFonts w:ascii="Calibri" w:hAnsi="Calibri" w:eastAsia="Calibri"/>
+                <w:b w:val="0"/>
+                <w:i w:val="0"/>
+                <w:color w:val="203740"/>
+                <w:sz w:val="17"/>
+              </w:rPr>
+              <w:t>Asignación: RD$ 109; ejecutado: RD$ 0; tasa de ejecución presupuestaria: 0.0%</w:t>
+            </w:r>
+          </w:p>
+        </w:tc>
+      </w:tr>
+      <w:tr>
+        <w:tc>
+          <w:tcPr>
+            <w:tcW w:type="dxa" w:w="2600"/>
+            <w:vAlign w:val="top"/>
+            <w:tcMar>
+              <w:top w:w="80" w:type="dxa"/>
+              <w:start w:w="120" w:type="dxa"/>
+              <w:bottom w:w="80" w:type="dxa"/>
+              <w:end w:w="120" w:type="dxa"/>
+            </w:tcMar>
+          </w:tcPr>
+          <w:p>
+            <w:pPr>
+              <w:spacing w:after="0"/>
+            </w:pPr>
+            <w:r>
+              <w:rPr>
+                <w:rFonts w:ascii="Calibri" w:hAnsi="Calibri" w:eastAsia="Calibri"/>
+                <w:b w:val="0"/>
+                <w:i w:val="0"/>
+                <w:color w:val="203740"/>
+                <w:sz w:val="17"/>
+              </w:rPr>
+              <w:t>Avances reportados</w:t>
+            </w:r>
+          </w:p>
+        </w:tc>
+        <w:tc>
+          <w:tcPr>
+            <w:tcW w:type="dxa" w:w="6760"/>
+            <w:vAlign w:val="top"/>
+            <w:tcMar>
+              <w:top w:w="80" w:type="dxa"/>
+              <w:start w:w="120" w:type="dxa"/>
+              <w:bottom w:w="80" w:type="dxa"/>
+              <w:end w:w="120" w:type="dxa"/>
+            </w:tcMar>
+          </w:tcPr>
+          <w:p>
+            <w:pPr>
+              <w:spacing w:after="0"/>
+            </w:pPr>
+            <w:r>
+              <w:rPr>
+                <w:rFonts w:ascii="Calibri" w:hAnsi="Calibri" w:eastAsia="Calibri"/>
+                <w:b w:val="0"/>
+                <w:i w:val="0"/>
+                <w:color w:val="203740"/>
+                <w:sz w:val="17"/>
+              </w:rPr>
+              <w:t>Físico: 13.6%; financiero: 13.6%</w:t>
+            </w:r>
+          </w:p>
+        </w:tc>
+      </w:tr>
+      <w:tr>
+        <w:tc>
+          <w:tcPr>
+            <w:tcW w:type="dxa" w:w="2600"/>
+            <w:shd w:fill="F7F9F9"/>
+            <w:vAlign w:val="top"/>
+            <w:tcMar>
+              <w:top w:w="80" w:type="dxa"/>
+              <w:start w:w="120" w:type="dxa"/>
+              <w:bottom w:w="80" w:type="dxa"/>
+              <w:end w:w="120" w:type="dxa"/>
+            </w:tcMar>
+          </w:tcPr>
+          <w:p>
+            <w:pPr>
+              <w:spacing w:after="0"/>
+            </w:pPr>
+            <w:r>
+              <w:rPr>
+                <w:rFonts w:ascii="Calibri" w:hAnsi="Calibri" w:eastAsia="Calibri"/>
+                <w:b w:val="0"/>
+                <w:i w:val="0"/>
+                <w:color w:val="203740"/>
+                <w:sz w:val="17"/>
+              </w:rPr>
+              <w:t>Contratos</w:t>
+            </w:r>
+          </w:p>
+        </w:tc>
+        <w:tc>
+          <w:tcPr>
+            <w:tcW w:type="dxa" w:w="6760"/>
+            <w:shd w:fill="F7F9F9"/>
+            <w:vAlign w:val="top"/>
+            <w:tcMar>
+              <w:top w:w="80" w:type="dxa"/>
+              <w:start w:w="120" w:type="dxa"/>
+              <w:bottom w:w="80" w:type="dxa"/>
+              <w:end w:w="120" w:type="dxa"/>
+            </w:tcMar>
+          </w:tcPr>
+          <w:p>
+            <w:pPr>
+              <w:spacing w:after="0"/>
+            </w:pPr>
+            <w:r>
+              <w:rPr>
+                <w:rFonts w:ascii="Calibri" w:hAnsi="Calibri" w:eastAsia="Calibri"/>
+                <w:b w:val="0"/>
+                <w:i w:val="0"/>
+                <w:color w:val="203740"/>
+                <w:sz w:val="17"/>
+              </w:rPr>
+              <w:t>Registrados: 0; activos: 0</w:t>
+            </w:r>
+          </w:p>
+        </w:tc>
+      </w:tr>
+      <w:tr>
+        <w:tc>
+          <w:tcPr>
+            <w:tcW w:type="dxa" w:w="2600"/>
+            <w:vAlign w:val="top"/>
+            <w:tcMar>
+              <w:top w:w="80" w:type="dxa"/>
+              <w:start w:w="120" w:type="dxa"/>
+              <w:bottom w:w="80" w:type="dxa"/>
+              <w:end w:w="120" w:type="dxa"/>
+            </w:tcMar>
+          </w:tcPr>
+          <w:p>
+            <w:pPr>
+              <w:spacing w:after="0"/>
+            </w:pPr>
+            <w:r>
+              <w:rPr>
+                <w:rFonts w:ascii="Calibri" w:hAnsi="Calibri" w:eastAsia="Calibri"/>
+                <w:b w:val="0"/>
+                <w:i w:val="0"/>
+                <w:color w:val="203740"/>
+                <w:sz w:val="17"/>
+              </w:rPr>
+              <w:t>Asignación territorial</w:t>
+            </w:r>
+          </w:p>
+        </w:tc>
+        <w:tc>
+          <w:tcPr>
+            <w:tcW w:type="dxa" w:w="6760"/>
+            <w:vAlign w:val="top"/>
+            <w:tcMar>
+              <w:top w:w="80" w:type="dxa"/>
+              <w:start w:w="120" w:type="dxa"/>
+              <w:bottom w:w="80" w:type="dxa"/>
+              <w:end w:w="120" w:type="dxa"/>
+            </w:tcMar>
+          </w:tcPr>
+          <w:p>
+            <w:pPr>
+              <w:spacing w:after="0"/>
+            </w:pPr>
+            <w:r>
+              <w:rPr>
+                <w:rFonts w:ascii="Calibri" w:hAnsi="Calibri" w:eastAsia="Calibri"/>
+                <w:b w:val="0"/>
+                <w:i w:val="0"/>
+                <w:color w:val="203740"/>
+                <w:sz w:val="17"/>
+              </w:rPr>
+              <w:t>Alcance: municipality; región principal: valdesia; provincias: SAN CRISTÓBAL; municipios: SABANA GRANDE DE PALENQUE</w:t>
+            </w:r>
+          </w:p>
+        </w:tc>
+      </w:tr>
+      <w:tr>
+        <w:tc>
+          <w:tcPr>
+            <w:tcW w:type="dxa" w:w="2600"/>
+            <w:shd w:fill="F7F9F9"/>
+            <w:vAlign w:val="top"/>
+            <w:tcMar>
+              <w:top w:w="80" w:type="dxa"/>
+              <w:start w:w="120" w:type="dxa"/>
+              <w:bottom w:w="80" w:type="dxa"/>
+              <w:end w:w="120" w:type="dxa"/>
+            </w:tcMar>
+          </w:tcPr>
+          <w:p>
+            <w:pPr>
+              <w:spacing w:after="0"/>
+            </w:pPr>
+            <w:r>
+              <w:rPr>
+                <w:rFonts w:ascii="Calibri" w:hAnsi="Calibri" w:eastAsia="Calibri"/>
+                <w:b w:val="0"/>
+                <w:i w:val="0"/>
+                <w:color w:val="203740"/>
+                <w:sz w:val="17"/>
+              </w:rPr>
+              <w:t>Ubicaciones codificadas</w:t>
+            </w:r>
+          </w:p>
+        </w:tc>
+        <w:tc>
+          <w:tcPr>
+            <w:tcW w:type="dxa" w:w="6760"/>
+            <w:shd w:fill="F7F9F9"/>
+            <w:vAlign w:val="top"/>
+            <w:tcMar>
+              <w:top w:w="80" w:type="dxa"/>
+              <w:start w:w="120" w:type="dxa"/>
+              <w:bottom w:w="80" w:type="dxa"/>
+              <w:end w:w="120" w:type="dxa"/>
+            </w:tcMar>
+          </w:tcPr>
+          <w:p>
+            <w:pPr>
+              <w:spacing w:after="0"/>
+            </w:pPr>
+            <w:r>
+              <w:rPr>
+                <w:rFonts w:ascii="Calibri" w:hAnsi="Calibri" w:eastAsia="Calibri"/>
+                <w:b w:val="0"/>
+                <w:i w:val="0"/>
+                <w:color w:val="203740"/>
+                <w:sz w:val="17"/>
+              </w:rPr>
+              <w:t>región valdesia [05], provincia SAN CRISTÓBAL [21], municipio SABANA GRANDE DE PALENQUE [052102]</w:t>
+            </w:r>
+          </w:p>
+        </w:tc>
+      </w:tr>
+      <w:tr>
+        <w:tc>
+          <w:tcPr>
+            <w:tcW w:type="dxa" w:w="2600"/>
+            <w:vAlign w:val="top"/>
+            <w:tcMar>
+              <w:top w:w="80" w:type="dxa"/>
+              <w:start w:w="120" w:type="dxa"/>
+              <w:bottom w:w="80" w:type="dxa"/>
+              <w:end w:w="120" w:type="dxa"/>
+            </w:tcMar>
+          </w:tcPr>
+          <w:p>
+            <w:pPr>
+              <w:spacing w:after="0"/>
+            </w:pPr>
+            <w:r>
+              <w:rPr>
+                <w:rFonts w:ascii="Calibri" w:hAnsi="Calibri" w:eastAsia="Calibri"/>
+                <w:b w:val="0"/>
+                <w:i w:val="0"/>
+                <w:color w:val="203740"/>
+                <w:sz w:val="17"/>
+              </w:rPr>
+              <w:t>Evidencia de ubicación</w:t>
+            </w:r>
+          </w:p>
+        </w:tc>
+        <w:tc>
+          <w:tcPr>
+            <w:tcW w:type="dxa" w:w="6760"/>
+            <w:vAlign w:val="top"/>
+            <w:tcMar>
+              <w:top w:w="80" w:type="dxa"/>
+              <w:start w:w="120" w:type="dxa"/>
+              <w:bottom w:w="80" w:type="dxa"/>
+              <w:end w:w="120" w:type="dxa"/>
+            </w:tcMar>
+          </w:tcPr>
+          <w:p>
+            <w:pPr>
+              <w:spacing w:after="0"/>
+            </w:pPr>
+            <w:r>
+              <w:rPr>
+                <w:rFonts w:ascii="Calibri" w:hAnsi="Calibri" w:eastAsia="Calibri"/>
+                <w:b w:val="0"/>
+                <w:i w:val="0"/>
+                <w:color w:val="203740"/>
+                <w:sz w:val="17"/>
+              </w:rPr>
+              <w:t>Perfil: SABANA GRANDE DE PALENQUE (SAN CRISTÓBAL); fuente: profile; verificada: 2026-08-02T12:40:31.825Z</w:t>
+            </w:r>
+          </w:p>
+        </w:tc>
+      </w:tr>
+      <w:tr>
+        <w:tc>
+          <w:tcPr>
+            <w:tcW w:type="dxa" w:w="2600"/>
+            <w:shd w:fill="F7F9F9"/>
+            <w:vAlign w:val="top"/>
+            <w:tcMar>
+              <w:top w:w="80" w:type="dxa"/>
+              <w:start w:w="120" w:type="dxa"/>
+              <w:bottom w:w="80" w:type="dxa"/>
+              <w:end w:w="120" w:type="dxa"/>
+            </w:tcMar>
+          </w:tcPr>
+          <w:p>
+            <w:pPr>
+              <w:spacing w:after="0"/>
+            </w:pPr>
+            <w:r>
+              <w:rPr>
+                <w:rFonts w:ascii="Calibri" w:hAnsi="Calibri" w:eastAsia="Calibri"/>
+                <w:b w:val="0"/>
+                <w:i w:val="0"/>
+                <w:color w:val="203740"/>
+                <w:sz w:val="17"/>
+              </w:rPr>
+              <w:t>Clasificación territorial</w:t>
+            </w:r>
+          </w:p>
+        </w:tc>
+        <w:tc>
+          <w:tcPr>
+            <w:tcW w:type="dxa" w:w="6760"/>
+            <w:shd w:fill="F7F9F9"/>
+            <w:vAlign w:val="top"/>
+            <w:tcMar>
+              <w:top w:w="80" w:type="dxa"/>
+              <w:start w:w="120" w:type="dxa"/>
+              <w:bottom w:w="80" w:type="dxa"/>
+              <w:end w:w="120" w:type="dxa"/>
+            </w:tcMar>
+          </w:tcPr>
+          <w:p>
+            <w:pPr>
+              <w:spacing w:after="0"/>
+            </w:pPr>
+            <w:r>
+              <w:rPr>
+                <w:rFonts w:ascii="Calibri" w:hAnsi="Calibri" w:eastAsia="Calibri"/>
+                <w:b w:val="0"/>
+                <w:i w:val="0"/>
+                <w:color w:val="203740"/>
+                <w:sz w:val="17"/>
+              </w:rPr>
+              <w:t>Nacional: no; multirregional: no</w:t>
+            </w:r>
+          </w:p>
+        </w:tc>
+      </w:tr>
+      <w:tr>
+        <w:tc>
+          <w:tcPr>
+            <w:tcW w:type="dxa" w:w="2600"/>
+            <w:vAlign w:val="top"/>
+            <w:tcMar>
+              <w:top w:w="80" w:type="dxa"/>
+              <w:start w:w="120" w:type="dxa"/>
+              <w:bottom w:w="80" w:type="dxa"/>
+              <w:end w:w="120" w:type="dxa"/>
+            </w:tcMar>
+          </w:tcPr>
+          <w:p>
+            <w:pPr>
+              <w:spacing w:after="0"/>
+            </w:pPr>
+            <w:r>
+              <w:rPr>
+                <w:rFonts w:ascii="Calibri" w:hAnsi="Calibri" w:eastAsia="Calibri"/>
+                <w:b w:val="0"/>
+                <w:i w:val="0"/>
+                <w:color w:val="203740"/>
+                <w:sz w:val="17"/>
+              </w:rPr>
+              <w:t>Cobertura en archivos fuente</w:t>
+            </w:r>
+          </w:p>
+        </w:tc>
+        <w:tc>
+          <w:tcPr>
+            <w:tcW w:type="dxa" w:w="6760"/>
+            <w:vAlign w:val="top"/>
+            <w:tcMar>
+              <w:top w:w="80" w:type="dxa"/>
+              <w:start w:w="120" w:type="dxa"/>
+              <w:bottom w:w="80" w:type="dxa"/>
+              <w:end w:w="120" w:type="dxa"/>
+            </w:tcMar>
+          </w:tcPr>
+          <w:p>
+            <w:pPr>
+              <w:spacing w:after="0"/>
+            </w:pPr>
+            <w:r>
+              <w:rPr>
+                <w:rFonts w:ascii="Calibri" w:hAnsi="Calibri" w:eastAsia="Calibri"/>
+                <w:b w:val="0"/>
+                <w:i w:val="0"/>
+                <w:color w:val="203740"/>
+                <w:sz w:val="17"/>
+              </w:rPr>
+              <w:t>maestro: sí; presupuesto: sí; territorio: sí; CSV territorial: sí; perfil: sí</w:t>
+            </w:r>
+          </w:p>
+        </w:tc>
+      </w:tr>
+      <w:tr>
+        <w:tc>
+          <w:tcPr>
+            <w:tcW w:type="dxa" w:w="2600"/>
+            <w:shd w:fill="F7F9F9"/>
+            <w:vAlign w:val="top"/>
+            <w:tcMar>
+              <w:top w:w="80" w:type="dxa"/>
+              <w:start w:w="120" w:type="dxa"/>
+              <w:bottom w:w="80" w:type="dxa"/>
+              <w:end w:w="120" w:type="dxa"/>
+            </w:tcMar>
+          </w:tcPr>
+          <w:p>
+            <w:pPr>
+              <w:spacing w:after="0"/>
+            </w:pPr>
+            <w:r>
+              <w:rPr>
+                <w:rFonts w:ascii="Calibri" w:hAnsi="Calibri" w:eastAsia="Calibri"/>
+                <w:b w:val="0"/>
+                <w:i w:val="0"/>
+                <w:color w:val="203740"/>
+                <w:sz w:val="17"/>
+              </w:rPr>
+              <w:t>Enlaces oficiales</w:t>
+            </w:r>
+          </w:p>
+        </w:tc>
+        <w:tc>
+          <w:tcPr>
+            <w:tcW w:type="dxa" w:w="6760"/>
+            <w:shd w:fill="F7F9F9"/>
+            <w:vAlign w:val="top"/>
+            <w:tcMar>
+              <w:top w:w="80" w:type="dxa"/>
+              <w:start w:w="120" w:type="dxa"/>
+              <w:bottom w:w="80" w:type="dxa"/>
+              <w:end w:w="120" w:type="dxa"/>
+            </w:tcMar>
+          </w:tcPr>
+          <w:p>
+            <w:pPr>
+              <w:spacing w:after="0"/>
+            </w:pPr>
+            <w:r>
+              <w:rPr>
+                <w:rFonts w:ascii="Calibri" w:hAnsi="Calibri" w:eastAsia="Calibri"/>
+                <w:b w:val="0"/>
+                <w:i w:val="0"/>
+                <w:color w:val="203740"/>
+                <w:sz w:val="17"/>
+              </w:rPr>
+              <w:t>Perfil: https://mapainversiones.gob.do/projectprofile/7084; contrato: No registrado</w:t>
+            </w:r>
+          </w:p>
+        </w:tc>
+      </w:tr>
+    </w:tbl>
+    <w:p>
+      <w:pPr>
+        <w:spacing w:after="0"/>
+      </w:pPr>
+    </w:p>
+    <w:p>
+      <w:pPr>
+        <w:pStyle w:val="Heading3"/>
+      </w:pPr>
+      <w:r>
+        <w:t>5.2.6 AMPLIACIÓN DEL PLANTEL EDUCATIVO PARA INICIAL PADRE BORBÓN, MUNICIPIO SABANA GRANDE DE PALENQUE, PROVINCIA SAN C…</w:t>
+      </w:r>
+    </w:p>
+    <w:tbl>
+      <w:tblPr>
+        <w:tblW w:type="dxa" w:w="9360"/>
+        <w:tblLayout w:type="fixed"/>
+        <w:tblLook w:firstColumn="1" w:firstRow="1" w:lastColumn="0" w:lastRow="0" w:noHBand="0" w:noVBand="1" w:val="04A0"/>
+        <w:jc w:val="center"/>
+        <w:tblInd w:w="120" w:type="dxa"/>
+        <w:tblBorders>
+          <w:top w:val="single" w:sz="5" w:color="D7E0E1"/>
+          <w:left w:val="single" w:sz="5" w:color="D7E0E1"/>
+          <w:bottom w:val="single" w:sz="5" w:color="D7E0E1"/>
+          <w:right w:val="single" w:sz="5" w:color="D7E0E1"/>
+          <w:insideH w:val="single" w:sz="5" w:color="D7E0E1"/>
+          <w:insideV w:val="single" w:sz="5" w:color="D7E0E1"/>
+        </w:tblBorders>
+      </w:tblPr>
+      <w:tblGrid>
+        <w:gridCol w:w="2600"/>
+        <w:gridCol w:w="6760"/>
+      </w:tblGrid>
+      <w:tr>
+        <w:trPr>
+          <w:tblHeader w:val="true"/>
+        </w:trPr>
+        <w:tc>
+          <w:tcPr>
+            <w:tcW w:type="dxa" w:w="2600"/>
+            <w:tcMar>
+              <w:top w:w="80" w:type="dxa"/>
+              <w:start w:w="120" w:type="dxa"/>
+              <w:bottom w:w="80" w:type="dxa"/>
+              <w:end w:w="120" w:type="dxa"/>
+            </w:tcMar>
+            <w:shd w:fill="203740"/>
+            <w:vAlign w:val="center"/>
+          </w:tcPr>
+          <w:p>
+            <w:pPr>
+              <w:spacing w:after="0"/>
+            </w:pPr>
+            <w:r>
+              <w:rPr>
+                <w:rFonts w:ascii="Calibri" w:hAnsi="Calibri" w:eastAsia="Calibri"/>
+                <w:b/>
+                <w:i w:val="0"/>
+                <w:color w:val="FFFFFF"/>
+                <w:sz w:val="17"/>
+              </w:rPr>
+              <w:t>Campo</w:t>
+            </w:r>
+          </w:p>
+        </w:tc>
+        <w:tc>
+          <w:tcPr>
+            <w:tcW w:type="dxa" w:w="6760"/>
+            <w:tcMar>
+              <w:top w:w="80" w:type="dxa"/>
+              <w:start w:w="120" w:type="dxa"/>
+              <w:bottom w:w="80" w:type="dxa"/>
+              <w:end w:w="120" w:type="dxa"/>
+            </w:tcMar>
+            <w:shd w:fill="203740"/>
+            <w:vAlign w:val="center"/>
+          </w:tcPr>
+          <w:p>
+            <w:pPr>
+              <w:spacing w:after="0"/>
+            </w:pPr>
+            <w:r>
+              <w:rPr>
+                <w:rFonts w:ascii="Calibri" w:hAnsi="Calibri" w:eastAsia="Calibri"/>
+                <w:b/>
+                <w:i w:val="0"/>
+                <w:color w:val="FFFFFF"/>
+                <w:sz w:val="17"/>
+              </w:rPr>
+              <w:t>Dato publicado</w:t>
+            </w:r>
+          </w:p>
+        </w:tc>
+      </w:tr>
+      <w:tr>
+        <w:tc>
+          <w:tcPr>
+            <w:tcW w:type="dxa" w:w="2600"/>
+            <w:vAlign w:val="top"/>
+            <w:tcMar>
+              <w:top w:w="80" w:type="dxa"/>
+              <w:start w:w="120" w:type="dxa"/>
+              <w:bottom w:w="80" w:type="dxa"/>
+              <w:end w:w="120" w:type="dxa"/>
+            </w:tcMar>
+          </w:tcPr>
+          <w:p>
+            <w:pPr>
+              <w:spacing w:after="0"/>
+            </w:pPr>
+            <w:r>
+              <w:rPr>
+                <w:rFonts w:ascii="Calibri" w:hAnsi="Calibri" w:eastAsia="Calibri"/>
+                <w:b w:val="0"/>
+                <w:i w:val="0"/>
+                <w:color w:val="203740"/>
+                <w:sz w:val="17"/>
+              </w:rPr>
+              <w:t>Nombre del proyecto</w:t>
+            </w:r>
+          </w:p>
+        </w:tc>
+        <w:tc>
+          <w:tcPr>
+            <w:tcW w:type="dxa" w:w="6760"/>
+            <w:vAlign w:val="top"/>
+            <w:tcMar>
+              <w:top w:w="80" w:type="dxa"/>
+              <w:start w:w="120" w:type="dxa"/>
+              <w:bottom w:w="80" w:type="dxa"/>
+              <w:end w:w="120" w:type="dxa"/>
+            </w:tcMar>
+          </w:tcPr>
+          <w:p>
+            <w:pPr>
+              <w:spacing w:after="0"/>
+            </w:pPr>
+            <w:r>
+              <w:rPr>
+                <w:rFonts w:ascii="Calibri" w:hAnsi="Calibri" w:eastAsia="Calibri"/>
+                <w:b w:val="0"/>
+                <w:i w:val="0"/>
+                <w:color w:val="203740"/>
+                <w:sz w:val="17"/>
+              </w:rPr>
+              <w:t>AMPLIACIÓN DEL PLANTEL EDUCATIVO PARA INICIAL PADRE BORBÓN, MUNICIPIO SABANA GRANDE DE PALENQUE, PROVINCIA SAN CRISTÓBAL.</w:t>
+            </w:r>
+          </w:p>
+        </w:tc>
+      </w:tr>
+      <w:tr>
+        <w:tc>
+          <w:tcPr>
+            <w:tcW w:type="dxa" w:w="2600"/>
+            <w:shd w:fill="F7F9F9"/>
+            <w:vAlign w:val="top"/>
+            <w:tcMar>
+              <w:top w:w="80" w:type="dxa"/>
+              <w:start w:w="120" w:type="dxa"/>
+              <w:bottom w:w="80" w:type="dxa"/>
+              <w:end w:w="120" w:type="dxa"/>
+            </w:tcMar>
+          </w:tcPr>
+          <w:p>
+            <w:pPr>
+              <w:spacing w:after="0"/>
+            </w:pPr>
+            <w:r>
+              <w:rPr>
+                <w:rFonts w:ascii="Calibri" w:hAnsi="Calibri" w:eastAsia="Calibri"/>
+                <w:b w:val="0"/>
+                <w:i w:val="0"/>
+                <w:color w:val="203740"/>
+                <w:sz w:val="17"/>
+              </w:rPr>
+              <w:t>Identificación</w:t>
+            </w:r>
+          </w:p>
+        </w:tc>
+        <w:tc>
+          <w:tcPr>
+            <w:tcW w:type="dxa" w:w="6760"/>
+            <w:shd w:fill="F7F9F9"/>
+            <w:vAlign w:val="top"/>
+            <w:tcMar>
+              <w:top w:w="80" w:type="dxa"/>
+              <w:start w:w="120" w:type="dxa"/>
+              <w:bottom w:w="80" w:type="dxa"/>
+              <w:end w:w="120" w:type="dxa"/>
+            </w:tcMar>
+          </w:tcPr>
+          <w:p>
+            <w:pPr>
+              <w:spacing w:after="0"/>
+            </w:pPr>
+            <w:r>
+              <w:rPr>
+                <w:rFonts w:ascii="Calibri" w:hAnsi="Calibri" w:eastAsia="Calibri"/>
+                <w:b w:val="0"/>
+                <w:i w:val="0"/>
+                <w:color w:val="203740"/>
+                <w:sz w:val="17"/>
+              </w:rPr>
+              <w:t>SNIP: 15538; Ficha MapaInversiones: 7083</w:t>
+            </w:r>
+          </w:p>
+        </w:tc>
+      </w:tr>
+      <w:tr>
+        <w:tc>
+          <w:tcPr>
+            <w:tcW w:type="dxa" w:w="2600"/>
+            <w:vAlign w:val="top"/>
+            <w:tcMar>
+              <w:top w:w="80" w:type="dxa"/>
+              <w:start w:w="120" w:type="dxa"/>
+              <w:bottom w:w="80" w:type="dxa"/>
+              <w:end w:w="120" w:type="dxa"/>
+            </w:tcMar>
+          </w:tcPr>
+          <w:p>
+            <w:pPr>
+              <w:spacing w:after="0"/>
+            </w:pPr>
+            <w:r>
+              <w:rPr>
+                <w:rFonts w:ascii="Calibri" w:hAnsi="Calibri" w:eastAsia="Calibri"/>
+                <w:b w:val="0"/>
+                <w:i w:val="0"/>
+                <w:color w:val="203740"/>
+                <w:sz w:val="17"/>
+              </w:rPr>
+              <w:t>Estado y seguimiento</w:t>
+            </w:r>
+          </w:p>
+        </w:tc>
+        <w:tc>
+          <w:tcPr>
+            <w:tcW w:type="dxa" w:w="6760"/>
+            <w:vAlign w:val="top"/>
+            <w:tcMar>
+              <w:top w:w="80" w:type="dxa"/>
+              <w:start w:w="120" w:type="dxa"/>
+              <w:bottom w:w="80" w:type="dxa"/>
+              <w:end w:w="120" w:type="dxa"/>
+            </w:tcMar>
+          </w:tcPr>
+          <w:p>
+            <w:pPr>
+              <w:spacing w:after="0"/>
+            </w:pPr>
+            <w:r>
+              <w:rPr>
+                <w:rFonts w:ascii="Calibri" w:hAnsi="Calibri" w:eastAsia="Calibri"/>
+                <w:b w:val="0"/>
+                <w:i w:val="0"/>
+                <w:color w:val="203740"/>
+                <w:sz w:val="17"/>
+              </w:rPr>
+              <w:t>Estado: EJECUCIÓN; seguimiento: Sin ejecución ni contrato activo</w:t>
+            </w:r>
+          </w:p>
+        </w:tc>
+      </w:tr>
+      <w:tr>
+        <w:tc>
+          <w:tcPr>
+            <w:tcW w:type="dxa" w:w="2600"/>
+            <w:shd w:fill="F7F9F9"/>
+            <w:vAlign w:val="top"/>
+            <w:tcMar>
+              <w:top w:w="80" w:type="dxa"/>
+              <w:start w:w="120" w:type="dxa"/>
+              <w:bottom w:w="80" w:type="dxa"/>
+              <w:end w:w="120" w:type="dxa"/>
+            </w:tcMar>
+          </w:tcPr>
+          <w:p>
+            <w:pPr>
+              <w:spacing w:after="0"/>
+            </w:pPr>
+            <w:r>
+              <w:rPr>
+                <w:rFonts w:ascii="Calibri" w:hAnsi="Calibri" w:eastAsia="Calibri"/>
+                <w:b w:val="0"/>
+                <w:i w:val="0"/>
+                <w:color w:val="203740"/>
+                <w:sz w:val="17"/>
+              </w:rPr>
+              <w:t>Institución ejecutora</w:t>
+            </w:r>
+          </w:p>
+        </w:tc>
+        <w:tc>
+          <w:tcPr>
+            <w:tcW w:type="dxa" w:w="6760"/>
+            <w:shd w:fill="F7F9F9"/>
+            <w:vAlign w:val="top"/>
+            <w:tcMar>
+              <w:top w:w="80" w:type="dxa"/>
+              <w:start w:w="120" w:type="dxa"/>
+              <w:bottom w:w="80" w:type="dxa"/>
+              <w:end w:w="120" w:type="dxa"/>
+            </w:tcMar>
+          </w:tcPr>
+          <w:p>
+            <w:pPr>
+              <w:spacing w:after="0"/>
+            </w:pPr>
+            <w:r>
+              <w:rPr>
+                <w:rFonts w:ascii="Calibri" w:hAnsi="Calibri" w:eastAsia="Calibri"/>
+                <w:b w:val="0"/>
+                <w:i w:val="0"/>
+                <w:color w:val="203740"/>
+                <w:sz w:val="17"/>
+              </w:rPr>
+              <w:t>Principal: DIRECCION DE INFRAESTRUCTURA ESCOLAR. Registradas: DIRECCION DE INFRAESTRUCTURA ESCOLAR</w:t>
+            </w:r>
+          </w:p>
+        </w:tc>
+      </w:tr>
+      <w:tr>
+        <w:tc>
+          <w:tcPr>
+            <w:tcW w:type="dxa" w:w="2600"/>
+            <w:vAlign w:val="top"/>
+            <w:tcMar>
+              <w:top w:w="80" w:type="dxa"/>
+              <w:start w:w="120" w:type="dxa"/>
+              <w:bottom w:w="80" w:type="dxa"/>
+              <w:end w:w="120" w:type="dxa"/>
+            </w:tcMar>
+          </w:tcPr>
+          <w:p>
+            <w:pPr>
+              <w:spacing w:after="0"/>
+            </w:pPr>
+            <w:r>
+              <w:rPr>
+                <w:rFonts w:ascii="Calibri" w:hAnsi="Calibri" w:eastAsia="Calibri"/>
+                <w:b w:val="0"/>
+                <w:i w:val="0"/>
+                <w:color w:val="203740"/>
+                <w:sz w:val="17"/>
+              </w:rPr>
+              <w:t>Sectores</w:t>
+            </w:r>
+          </w:p>
+        </w:tc>
+        <w:tc>
+          <w:tcPr>
+            <w:tcW w:type="dxa" w:w="6760"/>
+            <w:vAlign w:val="top"/>
+            <w:tcMar>
+              <w:top w:w="80" w:type="dxa"/>
+              <w:start w:w="120" w:type="dxa"/>
+              <w:bottom w:w="80" w:type="dxa"/>
+              <w:end w:w="120" w:type="dxa"/>
+            </w:tcMar>
+          </w:tcPr>
+          <w:p>
+            <w:pPr>
+              <w:spacing w:after="0"/>
+            </w:pPr>
+            <w:r>
+              <w:rPr>
+                <w:rFonts w:ascii="Calibri" w:hAnsi="Calibri" w:eastAsia="Calibri"/>
+                <w:b w:val="0"/>
+                <w:i w:val="0"/>
+                <w:color w:val="203740"/>
+                <w:sz w:val="17"/>
+              </w:rPr>
+              <w:t>Educación</w:t>
+            </w:r>
+          </w:p>
+        </w:tc>
+      </w:tr>
+      <w:tr>
+        <w:tc>
+          <w:tcPr>
+            <w:tcW w:type="dxa" w:w="2600"/>
+            <w:shd w:fill="F7F9F9"/>
+            <w:vAlign w:val="top"/>
+            <w:tcMar>
+              <w:top w:w="80" w:type="dxa"/>
+              <w:start w:w="120" w:type="dxa"/>
+              <w:bottom w:w="80" w:type="dxa"/>
+              <w:end w:w="120" w:type="dxa"/>
+            </w:tcMar>
+          </w:tcPr>
+          <w:p>
+            <w:pPr>
+              <w:spacing w:after="0"/>
+            </w:pPr>
+            <w:r>
+              <w:rPr>
+                <w:rFonts w:ascii="Calibri" w:hAnsi="Calibri" w:eastAsia="Calibri"/>
+                <w:b w:val="0"/>
+                <w:i w:val="0"/>
+                <w:color w:val="203740"/>
+                <w:sz w:val="17"/>
+              </w:rPr>
+              <w:t>Período</w:t>
+            </w:r>
+          </w:p>
+        </w:tc>
+        <w:tc>
+          <w:tcPr>
+            <w:tcW w:type="dxa" w:w="6760"/>
+            <w:shd w:fill="F7F9F9"/>
+            <w:vAlign w:val="top"/>
+            <w:tcMar>
+              <w:top w:w="80" w:type="dxa"/>
+              <w:start w:w="120" w:type="dxa"/>
+              <w:bottom w:w="80" w:type="dxa"/>
+              <w:end w:w="120" w:type="dxa"/>
+            </w:tcMar>
+          </w:tcPr>
+          <w:p>
+            <w:pPr>
+              <w:spacing w:after="0"/>
+            </w:pPr>
+            <w:r>
+              <w:rPr>
+                <w:rFonts w:ascii="Calibri" w:hAnsi="Calibri" w:eastAsia="Calibri"/>
+                <w:b w:val="0"/>
+                <w:i w:val="0"/>
+                <w:color w:val="203740"/>
+                <w:sz w:val="17"/>
+              </w:rPr>
+              <w:t>Inicio: 2023-01-01; término: 2027-01-31</w:t>
+            </w:r>
+          </w:p>
+        </w:tc>
+      </w:tr>
+      <w:tr>
+        <w:tc>
+          <w:tcPr>
+            <w:tcW w:type="dxa" w:w="2600"/>
+            <w:vAlign w:val="top"/>
+            <w:tcMar>
+              <w:top w:w="80" w:type="dxa"/>
+              <w:start w:w="120" w:type="dxa"/>
+              <w:bottom w:w="80" w:type="dxa"/>
+              <w:end w:w="120" w:type="dxa"/>
+            </w:tcMar>
+          </w:tcPr>
+          <w:p>
+            <w:pPr>
+              <w:spacing w:after="0"/>
+            </w:pPr>
+            <w:r>
+              <w:rPr>
+                <w:rFonts w:ascii="Calibri" w:hAnsi="Calibri" w:eastAsia="Calibri"/>
+                <w:b w:val="0"/>
+                <w:i w:val="0"/>
+                <w:color w:val="203740"/>
+                <w:sz w:val="17"/>
+              </w:rPr>
+              <w:t>Costo total del proyecto (RD$)</w:t>
+            </w:r>
+          </w:p>
+        </w:tc>
+        <w:tc>
+          <w:tcPr>
+            <w:tcW w:type="dxa" w:w="6760"/>
+            <w:vAlign w:val="top"/>
+            <w:tcMar>
+              <w:top w:w="80" w:type="dxa"/>
+              <w:start w:w="120" w:type="dxa"/>
+              <w:bottom w:w="80" w:type="dxa"/>
+              <w:end w:w="120" w:type="dxa"/>
+            </w:tcMar>
+          </w:tcPr>
+          <w:p>
+            <w:pPr>
+              <w:spacing w:after="0"/>
+            </w:pPr>
+            <w:r>
+              <w:rPr>
+                <w:rFonts w:ascii="Calibri" w:hAnsi="Calibri" w:eastAsia="Calibri"/>
+                <w:b w:val="0"/>
+                <w:i w:val="0"/>
+                <w:color w:val="203740"/>
+                <w:sz w:val="17"/>
+              </w:rPr>
+              <w:t>10,918,672</w:t>
+            </w:r>
+          </w:p>
+        </w:tc>
+      </w:tr>
+      <w:tr>
+        <w:tc>
+          <w:tcPr>
+            <w:tcW w:type="dxa" w:w="2600"/>
+            <w:shd w:fill="F7F9F9"/>
+            <w:vAlign w:val="top"/>
+            <w:tcMar>
+              <w:top w:w="80" w:type="dxa"/>
+              <w:start w:w="120" w:type="dxa"/>
+              <w:bottom w:w="80" w:type="dxa"/>
+              <w:end w:w="120" w:type="dxa"/>
+            </w:tcMar>
+          </w:tcPr>
+          <w:p>
+            <w:pPr>
+              <w:spacing w:after="0"/>
+            </w:pPr>
+            <w:r>
+              <w:rPr>
+                <w:rFonts w:ascii="Calibri" w:hAnsi="Calibri" w:eastAsia="Calibri"/>
+                <w:b w:val="0"/>
+                <w:i w:val="0"/>
+                <w:color w:val="203740"/>
+                <w:sz w:val="17"/>
+              </w:rPr>
+              <w:t>Presupuesto y ejecución 2026</w:t>
+            </w:r>
+          </w:p>
+        </w:tc>
+        <w:tc>
+          <w:tcPr>
+            <w:tcW w:type="dxa" w:w="6760"/>
+            <w:shd w:fill="F7F9F9"/>
+            <w:vAlign w:val="top"/>
+            <w:tcMar>
+              <w:top w:w="80" w:type="dxa"/>
+              <w:start w:w="120" w:type="dxa"/>
+              <w:bottom w:w="80" w:type="dxa"/>
+              <w:end w:w="120" w:type="dxa"/>
+            </w:tcMar>
+          </w:tcPr>
+          <w:p>
+            <w:pPr>
+              <w:spacing w:after="0"/>
+            </w:pPr>
+            <w:r>
+              <w:rPr>
+                <w:rFonts w:ascii="Calibri" w:hAnsi="Calibri" w:eastAsia="Calibri"/>
+                <w:b w:val="0"/>
+                <w:i w:val="0"/>
+                <w:color w:val="203740"/>
+                <w:sz w:val="17"/>
+              </w:rPr>
+              <w:t>Asignación: RD$ 108; ejecutado: RD$ 0; tasa de ejecución presupuestaria: 0.0%</w:t>
+            </w:r>
+          </w:p>
+        </w:tc>
+      </w:tr>
+      <w:tr>
+        <w:tc>
+          <w:tcPr>
+            <w:tcW w:type="dxa" w:w="2600"/>
+            <w:vAlign w:val="top"/>
+            <w:tcMar>
+              <w:top w:w="80" w:type="dxa"/>
+              <w:start w:w="120" w:type="dxa"/>
+              <w:bottom w:w="80" w:type="dxa"/>
+              <w:end w:w="120" w:type="dxa"/>
+            </w:tcMar>
+          </w:tcPr>
+          <w:p>
+            <w:pPr>
+              <w:spacing w:after="0"/>
+            </w:pPr>
+            <w:r>
+              <w:rPr>
+                <w:rFonts w:ascii="Calibri" w:hAnsi="Calibri" w:eastAsia="Calibri"/>
+                <w:b w:val="0"/>
+                <w:i w:val="0"/>
+                <w:color w:val="203740"/>
+                <w:sz w:val="17"/>
+              </w:rPr>
+              <w:t>Avances reportados</w:t>
+            </w:r>
+          </w:p>
+        </w:tc>
+        <w:tc>
+          <w:tcPr>
+            <w:tcW w:type="dxa" w:w="6760"/>
+            <w:vAlign w:val="top"/>
+            <w:tcMar>
+              <w:top w:w="80" w:type="dxa"/>
+              <w:start w:w="120" w:type="dxa"/>
+              <w:bottom w:w="80" w:type="dxa"/>
+              <w:end w:w="120" w:type="dxa"/>
+            </w:tcMar>
+          </w:tcPr>
+          <w:p>
+            <w:pPr>
+              <w:spacing w:after="0"/>
+            </w:pPr>
+            <w:r>
+              <w:rPr>
+                <w:rFonts w:ascii="Calibri" w:hAnsi="Calibri" w:eastAsia="Calibri"/>
+                <w:b w:val="0"/>
+                <w:i w:val="0"/>
+                <w:color w:val="203740"/>
+                <w:sz w:val="17"/>
+              </w:rPr>
+              <w:t>Físico: 13.6%; financiero: 13.6%</w:t>
+            </w:r>
+          </w:p>
+        </w:tc>
+      </w:tr>
+      <w:tr>
+        <w:tc>
+          <w:tcPr>
+            <w:tcW w:type="dxa" w:w="2600"/>
+            <w:shd w:fill="F7F9F9"/>
+            <w:vAlign w:val="top"/>
+            <w:tcMar>
+              <w:top w:w="80" w:type="dxa"/>
+              <w:start w:w="120" w:type="dxa"/>
+              <w:bottom w:w="80" w:type="dxa"/>
+              <w:end w:w="120" w:type="dxa"/>
+            </w:tcMar>
+          </w:tcPr>
+          <w:p>
+            <w:pPr>
+              <w:spacing w:after="0"/>
+            </w:pPr>
+            <w:r>
+              <w:rPr>
+                <w:rFonts w:ascii="Calibri" w:hAnsi="Calibri" w:eastAsia="Calibri"/>
+                <w:b w:val="0"/>
+                <w:i w:val="0"/>
+                <w:color w:val="203740"/>
+                <w:sz w:val="17"/>
+              </w:rPr>
+              <w:t>Contratos</w:t>
+            </w:r>
+          </w:p>
+        </w:tc>
+        <w:tc>
+          <w:tcPr>
+            <w:tcW w:type="dxa" w:w="6760"/>
+            <w:shd w:fill="F7F9F9"/>
+            <w:vAlign w:val="top"/>
+            <w:tcMar>
+              <w:top w:w="80" w:type="dxa"/>
+              <w:start w:w="120" w:type="dxa"/>
+              <w:bottom w:w="80" w:type="dxa"/>
+              <w:end w:w="120" w:type="dxa"/>
+            </w:tcMar>
+          </w:tcPr>
+          <w:p>
+            <w:pPr>
+              <w:spacing w:after="0"/>
+            </w:pPr>
+            <w:r>
+              <w:rPr>
+                <w:rFonts w:ascii="Calibri" w:hAnsi="Calibri" w:eastAsia="Calibri"/>
+                <w:b w:val="0"/>
+                <w:i w:val="0"/>
+                <w:color w:val="203740"/>
+                <w:sz w:val="17"/>
+              </w:rPr>
+              <w:t>Registrados: 0; activos: 0</w:t>
+            </w:r>
+          </w:p>
+        </w:tc>
+      </w:tr>
+      <w:tr>
+        <w:tc>
+          <w:tcPr>
+            <w:tcW w:type="dxa" w:w="2600"/>
+            <w:vAlign w:val="top"/>
+            <w:tcMar>
+              <w:top w:w="80" w:type="dxa"/>
+              <w:start w:w="120" w:type="dxa"/>
+              <w:bottom w:w="80" w:type="dxa"/>
+              <w:end w:w="120" w:type="dxa"/>
+            </w:tcMar>
+          </w:tcPr>
+          <w:p>
+            <w:pPr>
+              <w:spacing w:after="0"/>
+            </w:pPr>
+            <w:r>
+              <w:rPr>
+                <w:rFonts w:ascii="Calibri" w:hAnsi="Calibri" w:eastAsia="Calibri"/>
+                <w:b w:val="0"/>
+                <w:i w:val="0"/>
+                <w:color w:val="203740"/>
+                <w:sz w:val="17"/>
+              </w:rPr>
+              <w:t>Asignación territorial</w:t>
+            </w:r>
+          </w:p>
+        </w:tc>
+        <w:tc>
+          <w:tcPr>
+            <w:tcW w:type="dxa" w:w="6760"/>
+            <w:vAlign w:val="top"/>
+            <w:tcMar>
+              <w:top w:w="80" w:type="dxa"/>
+              <w:start w:w="120" w:type="dxa"/>
+              <w:bottom w:w="80" w:type="dxa"/>
+              <w:end w:w="120" w:type="dxa"/>
+            </w:tcMar>
+          </w:tcPr>
+          <w:p>
+            <w:pPr>
+              <w:spacing w:after="0"/>
+            </w:pPr>
+            <w:r>
+              <w:rPr>
+                <w:rFonts w:ascii="Calibri" w:hAnsi="Calibri" w:eastAsia="Calibri"/>
+                <w:b w:val="0"/>
+                <w:i w:val="0"/>
+                <w:color w:val="203740"/>
+                <w:sz w:val="17"/>
+              </w:rPr>
+              <w:t>Alcance: municipality; región principal: valdesia; provincias: SAN CRISTÓBAL; municipios: SABANA GRANDE DE PALENQUE</w:t>
+            </w:r>
+          </w:p>
+        </w:tc>
+      </w:tr>
+      <w:tr>
+        <w:tc>
+          <w:tcPr>
+            <w:tcW w:type="dxa" w:w="2600"/>
+            <w:shd w:fill="F7F9F9"/>
+            <w:vAlign w:val="top"/>
+            <w:tcMar>
+              <w:top w:w="80" w:type="dxa"/>
+              <w:start w:w="120" w:type="dxa"/>
+              <w:bottom w:w="80" w:type="dxa"/>
+              <w:end w:w="120" w:type="dxa"/>
+            </w:tcMar>
+          </w:tcPr>
+          <w:p>
+            <w:pPr>
+              <w:spacing w:after="0"/>
+            </w:pPr>
+            <w:r>
+              <w:rPr>
+                <w:rFonts w:ascii="Calibri" w:hAnsi="Calibri" w:eastAsia="Calibri"/>
+                <w:b w:val="0"/>
+                <w:i w:val="0"/>
+                <w:color w:val="203740"/>
+                <w:sz w:val="17"/>
+              </w:rPr>
+              <w:t>Ubicaciones codificadas</w:t>
+            </w:r>
+          </w:p>
+        </w:tc>
+        <w:tc>
+          <w:tcPr>
+            <w:tcW w:type="dxa" w:w="6760"/>
+            <w:shd w:fill="F7F9F9"/>
+            <w:vAlign w:val="top"/>
+            <w:tcMar>
+              <w:top w:w="80" w:type="dxa"/>
+              <w:start w:w="120" w:type="dxa"/>
+              <w:bottom w:w="80" w:type="dxa"/>
+              <w:end w:w="120" w:type="dxa"/>
+            </w:tcMar>
+          </w:tcPr>
+          <w:p>
+            <w:pPr>
+              <w:spacing w:after="0"/>
+            </w:pPr>
+            <w:r>
+              <w:rPr>
+                <w:rFonts w:ascii="Calibri" w:hAnsi="Calibri" w:eastAsia="Calibri"/>
+                <w:b w:val="0"/>
+                <w:i w:val="0"/>
+                <w:color w:val="203740"/>
+                <w:sz w:val="17"/>
+              </w:rPr>
+              <w:t>región valdesia [05], provincia SAN CRISTÓBAL [21], municipio SABANA GRANDE DE PALENQUE [052102]</w:t>
+            </w:r>
+          </w:p>
+        </w:tc>
+      </w:tr>
+      <w:tr>
+        <w:tc>
+          <w:tcPr>
+            <w:tcW w:type="dxa" w:w="2600"/>
+            <w:vAlign w:val="top"/>
+            <w:tcMar>
+              <w:top w:w="80" w:type="dxa"/>
+              <w:start w:w="120" w:type="dxa"/>
+              <w:bottom w:w="80" w:type="dxa"/>
+              <w:end w:w="120" w:type="dxa"/>
+            </w:tcMar>
+          </w:tcPr>
+          <w:p>
+            <w:pPr>
+              <w:spacing w:after="0"/>
+            </w:pPr>
+            <w:r>
+              <w:rPr>
+                <w:rFonts w:ascii="Calibri" w:hAnsi="Calibri" w:eastAsia="Calibri"/>
+                <w:b w:val="0"/>
+                <w:i w:val="0"/>
+                <w:color w:val="203740"/>
+                <w:sz w:val="17"/>
+              </w:rPr>
+              <w:t>Evidencia de ubicación</w:t>
+            </w:r>
+          </w:p>
+        </w:tc>
+        <w:tc>
+          <w:tcPr>
+            <w:tcW w:type="dxa" w:w="6760"/>
+            <w:vAlign w:val="top"/>
+            <w:tcMar>
+              <w:top w:w="80" w:type="dxa"/>
+              <w:start w:w="120" w:type="dxa"/>
+              <w:bottom w:w="80" w:type="dxa"/>
+              <w:end w:w="120" w:type="dxa"/>
+            </w:tcMar>
+          </w:tcPr>
+          <w:p>
+            <w:pPr>
+              <w:spacing w:after="0"/>
+            </w:pPr>
+            <w:r>
+              <w:rPr>
+                <w:rFonts w:ascii="Calibri" w:hAnsi="Calibri" w:eastAsia="Calibri"/>
+                <w:b w:val="0"/>
+                <w:i w:val="0"/>
+                <w:color w:val="203740"/>
+                <w:sz w:val="17"/>
+              </w:rPr>
+              <w:t>Perfil: SABANA GRANDE DE PALENQUE (SAN CRISTÓBAL); fuente: profile; verificada: 2026-08-02T12:40:31.819Z</w:t>
+            </w:r>
+          </w:p>
+        </w:tc>
+      </w:tr>
+      <w:tr>
+        <w:tc>
+          <w:tcPr>
+            <w:tcW w:type="dxa" w:w="2600"/>
+            <w:shd w:fill="F7F9F9"/>
+            <w:vAlign w:val="top"/>
+            <w:tcMar>
+              <w:top w:w="80" w:type="dxa"/>
+              <w:start w:w="120" w:type="dxa"/>
+              <w:bottom w:w="80" w:type="dxa"/>
+              <w:end w:w="120" w:type="dxa"/>
+            </w:tcMar>
+          </w:tcPr>
+          <w:p>
+            <w:pPr>
+              <w:spacing w:after="0"/>
+            </w:pPr>
+            <w:r>
+              <w:rPr>
+                <w:rFonts w:ascii="Calibri" w:hAnsi="Calibri" w:eastAsia="Calibri"/>
+                <w:b w:val="0"/>
+                <w:i w:val="0"/>
+                <w:color w:val="203740"/>
+                <w:sz w:val="17"/>
+              </w:rPr>
+              <w:t>Clasificación territorial</w:t>
+            </w:r>
+          </w:p>
+        </w:tc>
+        <w:tc>
+          <w:tcPr>
+            <w:tcW w:type="dxa" w:w="6760"/>
+            <w:shd w:fill="F7F9F9"/>
+            <w:vAlign w:val="top"/>
+            <w:tcMar>
+              <w:top w:w="80" w:type="dxa"/>
+              <w:start w:w="120" w:type="dxa"/>
+              <w:bottom w:w="80" w:type="dxa"/>
+              <w:end w:w="120" w:type="dxa"/>
+            </w:tcMar>
+          </w:tcPr>
+          <w:p>
+            <w:pPr>
+              <w:spacing w:after="0"/>
+            </w:pPr>
+            <w:r>
+              <w:rPr>
+                <w:rFonts w:ascii="Calibri" w:hAnsi="Calibri" w:eastAsia="Calibri"/>
+                <w:b w:val="0"/>
+                <w:i w:val="0"/>
+                <w:color w:val="203740"/>
+                <w:sz w:val="17"/>
+              </w:rPr>
+              <w:t>Nacional: no; multirregional: no</w:t>
+            </w:r>
+          </w:p>
+        </w:tc>
+      </w:tr>
+      <w:tr>
+        <w:tc>
+          <w:tcPr>
+            <w:tcW w:type="dxa" w:w="2600"/>
+            <w:vAlign w:val="top"/>
+            <w:tcMar>
+              <w:top w:w="80" w:type="dxa"/>
+              <w:start w:w="120" w:type="dxa"/>
+              <w:bottom w:w="80" w:type="dxa"/>
+              <w:end w:w="120" w:type="dxa"/>
+            </w:tcMar>
+          </w:tcPr>
+          <w:p>
+            <w:pPr>
+              <w:spacing w:after="0"/>
+            </w:pPr>
+            <w:r>
+              <w:rPr>
+                <w:rFonts w:ascii="Calibri" w:hAnsi="Calibri" w:eastAsia="Calibri"/>
+                <w:b w:val="0"/>
+                <w:i w:val="0"/>
+                <w:color w:val="203740"/>
+                <w:sz w:val="17"/>
+              </w:rPr>
+              <w:t>Cobertura en archivos fuente</w:t>
+            </w:r>
+          </w:p>
+        </w:tc>
+        <w:tc>
+          <w:tcPr>
+            <w:tcW w:type="dxa" w:w="6760"/>
+            <w:vAlign w:val="top"/>
+            <w:tcMar>
+              <w:top w:w="80" w:type="dxa"/>
+              <w:start w:w="120" w:type="dxa"/>
+              <w:bottom w:w="80" w:type="dxa"/>
+              <w:end w:w="120" w:type="dxa"/>
+            </w:tcMar>
+          </w:tcPr>
+          <w:p>
+            <w:pPr>
+              <w:spacing w:after="0"/>
+            </w:pPr>
+            <w:r>
+              <w:rPr>
+                <w:rFonts w:ascii="Calibri" w:hAnsi="Calibri" w:eastAsia="Calibri"/>
+                <w:b w:val="0"/>
+                <w:i w:val="0"/>
+                <w:color w:val="203740"/>
+                <w:sz w:val="17"/>
+              </w:rPr>
+              <w:t>maestro: sí; presupuesto: sí; territorio: sí; CSV territorial: sí; perfil: sí</w:t>
+            </w:r>
+          </w:p>
+        </w:tc>
+      </w:tr>
+      <w:tr>
+        <w:tc>
+          <w:tcPr>
+            <w:tcW w:type="dxa" w:w="2600"/>
+            <w:shd w:fill="F7F9F9"/>
+            <w:vAlign w:val="top"/>
+            <w:tcMar>
+              <w:top w:w="80" w:type="dxa"/>
+              <w:start w:w="120" w:type="dxa"/>
+              <w:bottom w:w="80" w:type="dxa"/>
+              <w:end w:w="120" w:type="dxa"/>
+            </w:tcMar>
+          </w:tcPr>
+          <w:p>
+            <w:pPr>
+              <w:spacing w:after="0"/>
+            </w:pPr>
+            <w:r>
+              <w:rPr>
+                <w:rFonts w:ascii="Calibri" w:hAnsi="Calibri" w:eastAsia="Calibri"/>
+                <w:b w:val="0"/>
+                <w:i w:val="0"/>
+                <w:color w:val="203740"/>
+                <w:sz w:val="17"/>
+              </w:rPr>
+              <w:t>Enlaces oficiales</w:t>
+            </w:r>
+          </w:p>
+        </w:tc>
+        <w:tc>
+          <w:tcPr>
+            <w:tcW w:type="dxa" w:w="6760"/>
+            <w:shd w:fill="F7F9F9"/>
+            <w:vAlign w:val="top"/>
+            <w:tcMar>
+              <w:top w:w="80" w:type="dxa"/>
+              <w:start w:w="120" w:type="dxa"/>
+              <w:bottom w:w="80" w:type="dxa"/>
+              <w:end w:w="120" w:type="dxa"/>
+            </w:tcMar>
+          </w:tcPr>
+          <w:p>
+            <w:pPr>
+              <w:spacing w:after="0"/>
+            </w:pPr>
+            <w:r>
+              <w:rPr>
+                <w:rFonts w:ascii="Calibri" w:hAnsi="Calibri" w:eastAsia="Calibri"/>
+                <w:b w:val="0"/>
+                <w:i w:val="0"/>
+                <w:color w:val="203740"/>
+                <w:sz w:val="17"/>
+              </w:rPr>
+              <w:t>Perfil: https://mapainversiones.gob.do/projectprofile/7083; contrato: No registrado</w:t>
             </w:r>
           </w:p>
         </w:tc>
